--- a/Writeup/BlockBasedEditor_StructureDiagram.docx
+++ b/Writeup/BlockBasedEditor_StructureDiagram.docx
@@ -8,16 +8,16 @@
           <w:noProof/>
         </w:rPr>
         <w:drawing>
-          <wp:anchor distT="0" distB="0" distL="114300" distR="114300" simplePos="0" relativeHeight="251658240" behindDoc="0" locked="0" layoutInCell="1" allowOverlap="1" wp14:anchorId="7D479633" wp14:editId="45EB6736">
+          <wp:anchor distT="0" distB="0" distL="114300" distR="114300" simplePos="0" relativeHeight="251658240" behindDoc="0" locked="0" layoutInCell="1" allowOverlap="1" wp14:anchorId="7D479633" wp14:editId="5609EA3B">
             <wp:simplePos x="0" y="0"/>
             <wp:positionH relativeFrom="margin">
-              <wp:posOffset>-675861</wp:posOffset>
+              <wp:posOffset>-679010</wp:posOffset>
             </wp:positionH>
             <wp:positionV relativeFrom="paragraph">
-              <wp:posOffset>-803082</wp:posOffset>
+              <wp:posOffset>-805758</wp:posOffset>
             </wp:positionV>
-            <wp:extent cx="10202241" cy="4993419"/>
-            <wp:effectExtent l="0" t="0" r="0" b="17145"/>
+            <wp:extent cx="10201910" cy="6527548"/>
+            <wp:effectExtent l="0" t="0" r="46990" b="0"/>
             <wp:wrapNone/>
             <wp:docPr id="1145773212" name="Diagram 1"/>
             <wp:cNvGraphicFramePr/>
@@ -1763,7 +1763,7 @@
         </a:p>
       </dgm:t>
     </dgm:pt>
-    <dgm:pt modelId="{F21DD98E-D770-495A-A6D4-90F518024C3F}">
+    <dgm:pt modelId="{99792CBE-B85B-4539-B816-DD377E37E6E9}">
       <dgm:prSet phldrT="[Text]"/>
       <dgm:spPr/>
       <dgm:t>
@@ -1777,7 +1777,7 @@
         </a:p>
       </dgm:t>
     </dgm:pt>
-    <dgm:pt modelId="{79244634-31F5-491E-B1DC-7A0CE446E597}" type="parTrans" cxnId="{DEB33B80-B68F-4D24-A1BE-914C37D80390}">
+    <dgm:pt modelId="{575DB79E-7D30-4085-AD88-710C4A7BB44D}" type="parTrans" cxnId="{2E614C31-7449-48C9-B159-3E300AE6DAB7}">
       <dgm:prSet/>
       <dgm:spPr/>
       <dgm:t>
@@ -1788,7 +1788,7 @@
         </a:p>
       </dgm:t>
     </dgm:pt>
-    <dgm:pt modelId="{B6BB135A-D741-48A5-9E4B-8855314FDEDA}" type="sibTrans" cxnId="{DEB33B80-B68F-4D24-A1BE-914C37D80390}">
+    <dgm:pt modelId="{0CF9D5F2-F595-4357-A9B6-B3C2FC5B4DE1}" type="sibTrans" cxnId="{2E614C31-7449-48C9-B159-3E300AE6DAB7}">
       <dgm:prSet/>
       <dgm:spPr/>
       <dgm:t>
@@ -1799,7 +1799,511 @@
         </a:p>
       </dgm:t>
     </dgm:pt>
-    <dgm:pt modelId="{EC8EA9A5-C2A8-42E4-8D6A-DB79F8D1439B}">
+    <dgm:pt modelId="{123003FA-633E-437C-AFCB-3A260994327C}">
+      <dgm:prSet phldrT="[Text]"/>
+      <dgm:spPr/>
+      <dgm:t>
+        <a:bodyPr/>
+        <a:lstStyle/>
+        <a:p>
+          <a:r>
+            <a:rPr lang="en-GB"/>
+            <a:t>Framework</a:t>
+          </a:r>
+        </a:p>
+      </dgm:t>
+    </dgm:pt>
+    <dgm:pt modelId="{C1515C11-AB27-4EEE-9A55-286E06E75E6E}" type="parTrans" cxnId="{C3F4A045-FB93-4A61-A525-C453284D3D0B}">
+      <dgm:prSet/>
+      <dgm:spPr/>
+      <dgm:t>
+        <a:bodyPr/>
+        <a:lstStyle/>
+        <a:p>
+          <a:endParaRPr lang="en-GB"/>
+        </a:p>
+      </dgm:t>
+    </dgm:pt>
+    <dgm:pt modelId="{5A95693E-D59B-47EC-A94C-CBC77B66D083}" type="sibTrans" cxnId="{C3F4A045-FB93-4A61-A525-C453284D3D0B}">
+      <dgm:prSet/>
+      <dgm:spPr/>
+      <dgm:t>
+        <a:bodyPr/>
+        <a:lstStyle/>
+        <a:p>
+          <a:endParaRPr lang="en-GB"/>
+        </a:p>
+      </dgm:t>
+    </dgm:pt>
+    <dgm:pt modelId="{82F505DC-FD4D-41F7-8967-0417ED4EB199}">
+      <dgm:prSet phldrT="[Text]"/>
+      <dgm:spPr/>
+      <dgm:t>
+        <a:bodyPr/>
+        <a:lstStyle/>
+        <a:p>
+          <a:r>
+            <a:rPr lang="en-GB"/>
+            <a:t>Block section</a:t>
+          </a:r>
+        </a:p>
+      </dgm:t>
+    </dgm:pt>
+    <dgm:pt modelId="{1EBBF9B4-15A6-4246-A62B-9A95706277AD}" type="parTrans" cxnId="{12C0671D-0FAC-41F6-9552-CB6216EADC12}">
+      <dgm:prSet/>
+      <dgm:spPr/>
+      <dgm:t>
+        <a:bodyPr/>
+        <a:lstStyle/>
+        <a:p>
+          <a:endParaRPr lang="en-GB"/>
+        </a:p>
+      </dgm:t>
+    </dgm:pt>
+    <dgm:pt modelId="{2123EBD9-E22B-4456-8ED7-5AFFEC2FEE43}" type="sibTrans" cxnId="{12C0671D-0FAC-41F6-9552-CB6216EADC12}">
+      <dgm:prSet/>
+      <dgm:spPr/>
+      <dgm:t>
+        <a:bodyPr/>
+        <a:lstStyle/>
+        <a:p>
+          <a:endParaRPr lang="en-GB"/>
+        </a:p>
+      </dgm:t>
+    </dgm:pt>
+    <dgm:pt modelId="{66AED431-1687-470B-A088-4D04147FF7B0}">
+      <dgm:prSet phldrT="[Text]"/>
+      <dgm:spPr/>
+      <dgm:t>
+        <a:bodyPr/>
+        <a:lstStyle/>
+        <a:p>
+          <a:r>
+            <a:rPr lang="en-GB"/>
+            <a:t>Code section</a:t>
+          </a:r>
+        </a:p>
+      </dgm:t>
+    </dgm:pt>
+    <dgm:pt modelId="{BBE18B24-3E60-440B-9999-35083453B096}" type="parTrans" cxnId="{83EB5415-813C-4C76-8DE1-2559DAAC0FCA}">
+      <dgm:prSet/>
+      <dgm:spPr/>
+      <dgm:t>
+        <a:bodyPr/>
+        <a:lstStyle/>
+        <a:p>
+          <a:endParaRPr lang="en-GB"/>
+        </a:p>
+      </dgm:t>
+    </dgm:pt>
+    <dgm:pt modelId="{FA2F6C40-9CF4-4319-A549-6BD0DB1C2559}" type="sibTrans" cxnId="{83EB5415-813C-4C76-8DE1-2559DAAC0FCA}">
+      <dgm:prSet/>
+      <dgm:spPr/>
+      <dgm:t>
+        <a:bodyPr/>
+        <a:lstStyle/>
+        <a:p>
+          <a:endParaRPr lang="en-GB"/>
+        </a:p>
+      </dgm:t>
+    </dgm:pt>
+    <dgm:pt modelId="{7DDBC15D-C138-4055-BB08-4412D4313AA4}">
+      <dgm:prSet phldrT="[Text]"/>
+      <dgm:spPr/>
+      <dgm:t>
+        <a:bodyPr/>
+        <a:lstStyle/>
+        <a:p>
+          <a:r>
+            <a:rPr lang="en-GB"/>
+            <a:t>Json backend </a:t>
+          </a:r>
+        </a:p>
+      </dgm:t>
+    </dgm:pt>
+    <dgm:pt modelId="{4839DEA3-A419-4041-B232-58F127D7873A}" type="parTrans" cxnId="{1D2B1633-6912-4BD0-B80C-FF7174AFAF76}">
+      <dgm:prSet/>
+      <dgm:spPr/>
+      <dgm:t>
+        <a:bodyPr/>
+        <a:lstStyle/>
+        <a:p>
+          <a:endParaRPr lang="en-GB"/>
+        </a:p>
+      </dgm:t>
+    </dgm:pt>
+    <dgm:pt modelId="{83FF94C5-1148-4A84-90F1-EDA91275032E}" type="sibTrans" cxnId="{1D2B1633-6912-4BD0-B80C-FF7174AFAF76}">
+      <dgm:prSet/>
+      <dgm:spPr/>
+      <dgm:t>
+        <a:bodyPr/>
+        <a:lstStyle/>
+        <a:p>
+          <a:endParaRPr lang="en-GB"/>
+        </a:p>
+      </dgm:t>
+    </dgm:pt>
+    <dgm:pt modelId="{E2AAE731-A353-4127-A1FB-C8F8F2FB0F2A}">
+      <dgm:prSet phldrT="[Text]"/>
+      <dgm:spPr/>
+      <dgm:t>
+        <a:bodyPr/>
+        <a:lstStyle/>
+        <a:p>
+          <a:r>
+            <a:rPr lang="en-GB"/>
+            <a:t>Show attribute</a:t>
+          </a:r>
+        </a:p>
+      </dgm:t>
+    </dgm:pt>
+    <dgm:pt modelId="{B22F690C-89A8-40B2-86CB-7A55DC7A53B6}" type="parTrans" cxnId="{61B8DB90-B42B-4507-B30D-D6E7E8327E97}">
+      <dgm:prSet/>
+      <dgm:spPr/>
+      <dgm:t>
+        <a:bodyPr/>
+        <a:lstStyle/>
+        <a:p>
+          <a:endParaRPr lang="en-GB"/>
+        </a:p>
+      </dgm:t>
+    </dgm:pt>
+    <dgm:pt modelId="{07DD97F6-54D2-4F69-8A60-986A80F8E980}" type="sibTrans" cxnId="{61B8DB90-B42B-4507-B30D-D6E7E8327E97}">
+      <dgm:prSet/>
+      <dgm:spPr/>
+      <dgm:t>
+        <a:bodyPr/>
+        <a:lstStyle/>
+        <a:p>
+          <a:endParaRPr lang="en-GB"/>
+        </a:p>
+      </dgm:t>
+    </dgm:pt>
+    <dgm:pt modelId="{C0C63141-C468-4DC0-AE17-B6E6A7BA1D39}">
+      <dgm:prSet phldrT="[Text]"/>
+      <dgm:spPr/>
+      <dgm:t>
+        <a:bodyPr/>
+        <a:lstStyle/>
+        <a:p>
+          <a:r>
+            <a:rPr lang="en-GB"/>
+            <a:t>Editor view</a:t>
+          </a:r>
+        </a:p>
+      </dgm:t>
+    </dgm:pt>
+    <dgm:pt modelId="{826E5AAF-0A55-4CED-A027-0260723713D8}" type="parTrans" cxnId="{938A87B6-9BB1-4228-B8E9-BE7BF17A0D89}">
+      <dgm:prSet/>
+      <dgm:spPr/>
+      <dgm:t>
+        <a:bodyPr/>
+        <a:lstStyle/>
+        <a:p>
+          <a:endParaRPr lang="en-GB"/>
+        </a:p>
+      </dgm:t>
+    </dgm:pt>
+    <dgm:pt modelId="{E2118C88-4FB5-4238-A708-88E5BCDAEA29}" type="sibTrans" cxnId="{938A87B6-9BB1-4228-B8E9-BE7BF17A0D89}">
+      <dgm:prSet/>
+      <dgm:spPr/>
+      <dgm:t>
+        <a:bodyPr/>
+        <a:lstStyle/>
+        <a:p>
+          <a:endParaRPr lang="en-GB"/>
+        </a:p>
+      </dgm:t>
+    </dgm:pt>
+    <dgm:pt modelId="{51D2B373-F3C2-4C17-AF08-2D6D0F8A3DCC}">
+      <dgm:prSet phldrT="[Text]"/>
+      <dgm:spPr/>
+      <dgm:t>
+        <a:bodyPr/>
+        <a:lstStyle/>
+        <a:p>
+          <a:r>
+            <a:rPr lang="en-GB"/>
+            <a:t>Show section</a:t>
+          </a:r>
+        </a:p>
+      </dgm:t>
+    </dgm:pt>
+    <dgm:pt modelId="{1F4E5E27-53D9-43B2-8521-1CC2CFDC294F}" type="parTrans" cxnId="{FB331F03-D404-4F0A-AB6D-81490440C732}">
+      <dgm:prSet/>
+      <dgm:spPr/>
+      <dgm:t>
+        <a:bodyPr/>
+        <a:lstStyle/>
+        <a:p>
+          <a:endParaRPr lang="en-GB"/>
+        </a:p>
+      </dgm:t>
+    </dgm:pt>
+    <dgm:pt modelId="{9F2C7DF3-54F8-4D11-A9E9-279ADEBBE8F8}" type="sibTrans" cxnId="{FB331F03-D404-4F0A-AB6D-81490440C732}">
+      <dgm:prSet/>
+      <dgm:spPr/>
+      <dgm:t>
+        <a:bodyPr/>
+        <a:lstStyle/>
+        <a:p>
+          <a:endParaRPr lang="en-GB"/>
+        </a:p>
+      </dgm:t>
+    </dgm:pt>
+    <dgm:pt modelId="{C49D3817-189B-47F5-9183-52CD4DC2C1D3}">
+      <dgm:prSet phldrT="[Text]"/>
+      <dgm:spPr/>
+      <dgm:t>
+        <a:bodyPr/>
+        <a:lstStyle/>
+        <a:p>
+          <a:r>
+            <a:rPr lang="en-GB"/>
+            <a:t>Editors view</a:t>
+          </a:r>
+        </a:p>
+      </dgm:t>
+    </dgm:pt>
+    <dgm:pt modelId="{5F991DD5-CBCE-4EBC-BF5C-69E2017C2433}" type="parTrans" cxnId="{65BC7966-B4D5-4055-AB0C-C4EA81C98C70}">
+      <dgm:prSet/>
+      <dgm:spPr/>
+      <dgm:t>
+        <a:bodyPr/>
+        <a:lstStyle/>
+        <a:p>
+          <a:endParaRPr lang="en-GB"/>
+        </a:p>
+      </dgm:t>
+    </dgm:pt>
+    <dgm:pt modelId="{F3C58C33-87A0-4808-995F-75EE5BDCDC8C}" type="sibTrans" cxnId="{65BC7966-B4D5-4055-AB0C-C4EA81C98C70}">
+      <dgm:prSet/>
+      <dgm:spPr/>
+      <dgm:t>
+        <a:bodyPr/>
+        <a:lstStyle/>
+        <a:p>
+          <a:endParaRPr lang="en-GB"/>
+        </a:p>
+      </dgm:t>
+    </dgm:pt>
+    <dgm:pt modelId="{B8C6F794-F203-4495-898D-63419BECA668}">
+      <dgm:prSet phldrT="[Text]"/>
+      <dgm:spPr/>
+      <dgm:t>
+        <a:bodyPr/>
+        <a:lstStyle/>
+        <a:p>
+          <a:r>
+            <a:rPr lang="en-GB"/>
+            <a:t>A_C_E section</a:t>
+          </a:r>
+        </a:p>
+      </dgm:t>
+    </dgm:pt>
+    <dgm:pt modelId="{F7CEF201-0C81-40E0-BE14-7E124FDCEC73}" type="parTrans" cxnId="{937BB4F1-4C11-4459-9D5C-7F6D58A2053F}">
+      <dgm:prSet/>
+      <dgm:spPr/>
+      <dgm:t>
+        <a:bodyPr/>
+        <a:lstStyle/>
+        <a:p>
+          <a:endParaRPr lang="en-GB"/>
+        </a:p>
+      </dgm:t>
+    </dgm:pt>
+    <dgm:pt modelId="{C1A67D4F-9D00-4F9A-A10D-7435ACB47E82}" type="sibTrans" cxnId="{937BB4F1-4C11-4459-9D5C-7F6D58A2053F}">
+      <dgm:prSet/>
+      <dgm:spPr/>
+      <dgm:t>
+        <a:bodyPr/>
+        <a:lstStyle/>
+        <a:p>
+          <a:endParaRPr lang="en-GB"/>
+        </a:p>
+      </dgm:t>
+    </dgm:pt>
+    <dgm:pt modelId="{63E8C491-A366-4707-8623-93DDFC9FBCE3}">
+      <dgm:prSet phldrT="[Text]"/>
+      <dgm:spPr/>
+      <dgm:t>
+        <a:bodyPr/>
+        <a:lstStyle/>
+        <a:p>
+          <a:r>
+            <a:rPr lang="en-GB"/>
+            <a:t>Code for compilation</a:t>
+          </a:r>
+        </a:p>
+      </dgm:t>
+    </dgm:pt>
+    <dgm:pt modelId="{F2E0CC0A-7836-4A27-AC9D-DC35B782B5B7}" type="parTrans" cxnId="{4920F2C7-25CF-4112-B5FB-42487132EC44}">
+      <dgm:prSet/>
+      <dgm:spPr/>
+      <dgm:t>
+        <a:bodyPr/>
+        <a:lstStyle/>
+        <a:p>
+          <a:endParaRPr lang="en-GB"/>
+        </a:p>
+      </dgm:t>
+    </dgm:pt>
+    <dgm:pt modelId="{4835977A-D94A-460B-B872-6B8058A6A425}" type="sibTrans" cxnId="{4920F2C7-25CF-4112-B5FB-42487132EC44}">
+      <dgm:prSet/>
+      <dgm:spPr/>
+      <dgm:t>
+        <a:bodyPr/>
+        <a:lstStyle/>
+        <a:p>
+          <a:endParaRPr lang="en-GB"/>
+        </a:p>
+      </dgm:t>
+    </dgm:pt>
+    <dgm:pt modelId="{B62A892F-BF4E-4411-8428-D831BA7EED46}">
+      <dgm:prSet phldrT="[Text]"/>
+      <dgm:spPr/>
+      <dgm:t>
+        <a:bodyPr/>
+        <a:lstStyle/>
+        <a:p>
+          <a:r>
+            <a:rPr lang="en-GB"/>
+            <a:t>Compilation</a:t>
+          </a:r>
+        </a:p>
+      </dgm:t>
+    </dgm:pt>
+    <dgm:pt modelId="{0C2B50AB-E2DF-4415-8662-7F023EBF3313}" type="parTrans" cxnId="{F2520ECF-10A9-47C7-A3BE-93906F75A8E3}">
+      <dgm:prSet/>
+      <dgm:spPr/>
+      <dgm:t>
+        <a:bodyPr/>
+        <a:lstStyle/>
+        <a:p>
+          <a:endParaRPr lang="en-GB"/>
+        </a:p>
+      </dgm:t>
+    </dgm:pt>
+    <dgm:pt modelId="{6B361702-A01D-485C-A027-EEC072B2C838}" type="sibTrans" cxnId="{F2520ECF-10A9-47C7-A3BE-93906F75A8E3}">
+      <dgm:prSet/>
+      <dgm:spPr/>
+      <dgm:t>
+        <a:bodyPr/>
+        <a:lstStyle/>
+        <a:p>
+          <a:endParaRPr lang="en-GB"/>
+        </a:p>
+      </dgm:t>
+    </dgm:pt>
+    <dgm:pt modelId="{EEA86027-9BEF-4985-ACE1-8FAD26448D33}">
+      <dgm:prSet phldrT="[Text]"/>
+      <dgm:spPr/>
+      <dgm:t>
+        <a:bodyPr/>
+        <a:lstStyle/>
+        <a:p>
+          <a:r>
+            <a:rPr lang="en-GB"/>
+            <a:t>Block to code </a:t>
+          </a:r>
+        </a:p>
+      </dgm:t>
+    </dgm:pt>
+    <dgm:pt modelId="{429DE630-D870-4B5F-8538-7EDDD3F8BEDD}" type="parTrans" cxnId="{36CCE968-0D96-4CC8-8B29-D1EE82B58F31}">
+      <dgm:prSet/>
+      <dgm:spPr/>
+      <dgm:t>
+        <a:bodyPr/>
+        <a:lstStyle/>
+        <a:p>
+          <a:endParaRPr lang="en-GB"/>
+        </a:p>
+      </dgm:t>
+    </dgm:pt>
+    <dgm:pt modelId="{1D619DC1-1DBF-4C5C-945E-FA7239B0F9FB}" type="sibTrans" cxnId="{36CCE968-0D96-4CC8-8B29-D1EE82B58F31}">
+      <dgm:prSet/>
+      <dgm:spPr/>
+      <dgm:t>
+        <a:bodyPr/>
+        <a:lstStyle/>
+        <a:p>
+          <a:endParaRPr lang="en-GB"/>
+        </a:p>
+      </dgm:t>
+    </dgm:pt>
+    <dgm:pt modelId="{1F8C3BAE-D6D7-4006-A7E6-B314A4BF6439}">
+      <dgm:prSet phldrT="[Text]"/>
+      <dgm:spPr/>
+      <dgm:t>
+        <a:bodyPr/>
+        <a:lstStyle/>
+        <a:p>
+          <a:r>
+            <a:rPr lang="en-GB"/>
+            <a:t>Install compilation method?</a:t>
+          </a:r>
+        </a:p>
+      </dgm:t>
+    </dgm:pt>
+    <dgm:pt modelId="{1F716BCB-8D88-4BDE-B6DB-D60303D6F813}" type="parTrans" cxnId="{3D162F04-B49A-4BB2-87EC-BBEEA8CD4B44}">
+      <dgm:prSet/>
+      <dgm:spPr/>
+      <dgm:t>
+        <a:bodyPr/>
+        <a:lstStyle/>
+        <a:p>
+          <a:endParaRPr lang="en-GB"/>
+        </a:p>
+      </dgm:t>
+    </dgm:pt>
+    <dgm:pt modelId="{2BFEF6E7-8945-4398-9485-72734D064D64}" type="sibTrans" cxnId="{3D162F04-B49A-4BB2-87EC-BBEEA8CD4B44}">
+      <dgm:prSet/>
+      <dgm:spPr/>
+      <dgm:t>
+        <a:bodyPr/>
+        <a:lstStyle/>
+        <a:p>
+          <a:endParaRPr lang="en-GB"/>
+        </a:p>
+      </dgm:t>
+    </dgm:pt>
+    <dgm:pt modelId="{15FD1B89-FE8E-4B25-9908-8FD4D34BF8E9}">
+      <dgm:prSet phldrT="[Text]"/>
+      <dgm:spPr/>
+      <dgm:t>
+        <a:bodyPr/>
+        <a:lstStyle/>
+        <a:p>
+          <a:r>
+            <a:rPr lang="en-GB"/>
+            <a:t>Open/Close file </a:t>
+          </a:r>
+        </a:p>
+      </dgm:t>
+    </dgm:pt>
+    <dgm:pt modelId="{51A25FC0-B898-41BD-9247-269CC37D7833}" type="parTrans" cxnId="{C4676A72-BBEA-4A37-99BC-42B2B3AA228A}">
+      <dgm:prSet/>
+      <dgm:spPr/>
+      <dgm:t>
+        <a:bodyPr/>
+        <a:lstStyle/>
+        <a:p>
+          <a:endParaRPr lang="en-GB"/>
+        </a:p>
+      </dgm:t>
+    </dgm:pt>
+    <dgm:pt modelId="{1C2B394A-AAB8-42B1-8505-E6CF202F0F7A}" type="sibTrans" cxnId="{C4676A72-BBEA-4A37-99BC-42B2B3AA228A}">
+      <dgm:prSet/>
+      <dgm:spPr/>
+      <dgm:t>
+        <a:bodyPr/>
+        <a:lstStyle/>
+        <a:p>
+          <a:endParaRPr lang="en-GB"/>
+        </a:p>
+      </dgm:t>
+    </dgm:pt>
+    <dgm:pt modelId="{4CDB3F56-2FE1-48FD-A94E-5588C06430B9}">
       <dgm:prSet phldrT="[Text]"/>
       <dgm:spPr/>
       <dgm:t>
@@ -1813,7 +2317,7 @@
         </a:p>
       </dgm:t>
     </dgm:pt>
-    <dgm:pt modelId="{F0EA2B76-AAD0-4D92-96CA-0FBF629EFF50}" type="parTrans" cxnId="{65988006-C0DB-4277-8F64-DF3EB186E3C9}">
+    <dgm:pt modelId="{94B2D10D-DAB3-4F34-8B08-57C6D8986D01}" type="sibTrans" cxnId="{8F73A777-C055-4E8D-BCA9-77351B2718DC}">
       <dgm:prSet/>
       <dgm:spPr/>
       <dgm:t>
@@ -1824,7 +2328,7 @@
         </a:p>
       </dgm:t>
     </dgm:pt>
-    <dgm:pt modelId="{B0A68F1D-009E-4EF3-87DA-75F49A5F1BAF}" type="sibTrans" cxnId="{65988006-C0DB-4277-8F64-DF3EB186E3C9}">
+    <dgm:pt modelId="{248A713C-6731-47AE-AD36-017C4DB3D6C5}" type="parTrans" cxnId="{8F73A777-C055-4E8D-BCA9-77351B2718DC}">
       <dgm:prSet/>
       <dgm:spPr/>
       <dgm:t>
@@ -1835,7 +2339,7 @@
         </a:p>
       </dgm:t>
     </dgm:pt>
-    <dgm:pt modelId="{09714864-4066-4050-98C6-436DC9618D3A}">
+    <dgm:pt modelId="{65B9FF8C-2B2F-4A01-A64B-3D16FFFE7131}">
       <dgm:prSet phldrT="[Text]"/>
       <dgm:spPr/>
       <dgm:t>
@@ -1844,12 +2348,12 @@
         <a:p>
           <a:r>
             <a:rPr lang="en-GB"/>
-            <a:t>Compilation</a:t>
+            <a:t>Save file</a:t>
           </a:r>
         </a:p>
       </dgm:t>
     </dgm:pt>
-    <dgm:pt modelId="{D185EC9B-EA4F-4B59-80B2-392ACBAAD71E}" type="parTrans" cxnId="{392D7B8F-0549-4E2B-898B-6649B47BFAAE}">
+    <dgm:pt modelId="{C56B8025-4A54-483C-8DC2-56531165DCBF}" type="parTrans" cxnId="{A4830011-D9BE-4760-9746-4D76BA1F0164}">
       <dgm:prSet/>
       <dgm:spPr/>
       <dgm:t>
@@ -1860,7 +2364,7 @@
         </a:p>
       </dgm:t>
     </dgm:pt>
-    <dgm:pt modelId="{ED4B9BFC-DD1C-46CD-9CD7-5BB7C54127CE}" type="sibTrans" cxnId="{392D7B8F-0549-4E2B-898B-6649B47BFAAE}">
+    <dgm:pt modelId="{55640860-843A-41AF-B11C-EC9A09A1C86A}" type="sibTrans" cxnId="{A4830011-D9BE-4760-9746-4D76BA1F0164}">
       <dgm:prSet/>
       <dgm:spPr/>
       <dgm:t>
@@ -1871,7 +2375,7 @@
         </a:p>
       </dgm:t>
     </dgm:pt>
-    <dgm:pt modelId="{F8B0F903-A75D-4103-AADD-F36B2524570B}">
+    <dgm:pt modelId="{39EC4D09-D4A9-4722-A939-1165212C7A88}">
       <dgm:prSet phldrT="[Text]"/>
       <dgm:spPr/>
       <dgm:t>
@@ -1880,12 +2384,12 @@
         <a:p>
           <a:r>
             <a:rPr lang="en-GB"/>
-            <a:t>Window framework</a:t>
+            <a:t>Access filesystem</a:t>
           </a:r>
         </a:p>
       </dgm:t>
     </dgm:pt>
-    <dgm:pt modelId="{C0388EAB-5346-47BD-B6B0-B6FB9A9669B9}" type="parTrans" cxnId="{A54E0E41-7CC1-4EE2-9DF5-AF18979EEB46}">
+    <dgm:pt modelId="{1CB3B793-D868-4051-B187-5B9F3289483C}" type="parTrans" cxnId="{5D556870-38D4-400E-897B-81EA51537E58}">
       <dgm:prSet/>
       <dgm:spPr/>
       <dgm:t>
@@ -1896,7 +2400,7 @@
         </a:p>
       </dgm:t>
     </dgm:pt>
-    <dgm:pt modelId="{0584A76D-9E0A-4917-A8ED-D74B90641F54}" type="sibTrans" cxnId="{A54E0E41-7CC1-4EE2-9DF5-AF18979EEB46}">
+    <dgm:pt modelId="{2F8A58B2-F906-4BB8-9C50-D8CB71400597}" type="sibTrans" cxnId="{5D556870-38D4-400E-897B-81EA51537E58}">
       <dgm:prSet/>
       <dgm:spPr/>
       <dgm:t>
@@ -1907,7 +2411,7 @@
         </a:p>
       </dgm:t>
     </dgm:pt>
-    <dgm:pt modelId="{9E63BBBB-3D9B-448D-A6A1-CF749723A82E}">
+    <dgm:pt modelId="{3986D9BB-F0D4-45B3-ABF6-579404A817E4}">
       <dgm:prSet phldrT="[Text]"/>
       <dgm:spPr/>
       <dgm:t>
@@ -1916,12 +2420,12 @@
         <a:p>
           <a:r>
             <a:rPr lang="en-GB"/>
-            <a:t>Block framework</a:t>
+            <a:t>Access current folder and save</a:t>
           </a:r>
         </a:p>
       </dgm:t>
     </dgm:pt>
-    <dgm:pt modelId="{E394FCB5-3666-4125-9453-76B41E762402}" type="parTrans" cxnId="{1FC6F356-E970-4BFC-A764-94764C916F65}">
+    <dgm:pt modelId="{02644655-FDCE-4A4C-8445-C8E553E58675}" type="parTrans" cxnId="{4D05C82C-D877-476D-B729-280AA5B08F6D}">
       <dgm:prSet/>
       <dgm:spPr/>
       <dgm:t>
@@ -1932,7 +2436,7 @@
         </a:p>
       </dgm:t>
     </dgm:pt>
-    <dgm:pt modelId="{6CF89CDE-87E9-47FB-B05E-F83A517029AB}" type="sibTrans" cxnId="{1FC6F356-E970-4BFC-A764-94764C916F65}">
+    <dgm:pt modelId="{1FEDD7F6-09EA-4606-919F-7B0123D581DB}" type="sibTrans" cxnId="{4D05C82C-D877-476D-B729-280AA5B08F6D}">
       <dgm:prSet/>
       <dgm:spPr/>
       <dgm:t>
@@ -1943,7 +2447,7 @@
         </a:p>
       </dgm:t>
     </dgm:pt>
-    <dgm:pt modelId="{F713F6AC-4EBB-490E-89CC-11E62D09BBC5}">
+    <dgm:pt modelId="{C21F0602-EC21-41FF-858A-A508923E993E}">
       <dgm:prSet phldrT="[Text]"/>
       <dgm:spPr/>
       <dgm:t>
@@ -1952,12 +2456,12 @@
         <a:p>
           <a:r>
             <a:rPr lang="en-GB"/>
-            <a:t>Compilation method</a:t>
+            <a:t>Section  by type of block</a:t>
           </a:r>
         </a:p>
       </dgm:t>
     </dgm:pt>
-    <dgm:pt modelId="{FABBD83C-BB1E-49DB-ACC3-0B6BBA520CCE}" type="parTrans" cxnId="{E55E5780-54C2-4E57-A8DA-6A0BF2179285}">
+    <dgm:pt modelId="{EBCD38ED-906A-4D05-978E-F99E68C5098B}" type="parTrans" cxnId="{3D0E67C6-5093-47E5-95BC-D4E5427DA9BA}">
       <dgm:prSet/>
       <dgm:spPr/>
       <dgm:t>
@@ -1968,7 +2472,7 @@
         </a:p>
       </dgm:t>
     </dgm:pt>
-    <dgm:pt modelId="{488B7DB3-C797-48BC-B1DC-B5F6A92FE2BA}" type="sibTrans" cxnId="{E55E5780-54C2-4E57-A8DA-6A0BF2179285}">
+    <dgm:pt modelId="{736BE9F3-67CC-4FA4-89AC-DD7C2D78DF6B}" type="sibTrans" cxnId="{3D0E67C6-5093-47E5-95BC-D4E5427DA9BA}">
       <dgm:prSet/>
       <dgm:spPr/>
       <dgm:t>
@@ -1979,7 +2483,7 @@
         </a:p>
       </dgm:t>
     </dgm:pt>
-    <dgm:pt modelId="{1CD3ECFA-5384-4FA0-B242-E23B51F80522}">
+    <dgm:pt modelId="{2ADDF49D-87B5-42EB-9DFE-897DDE8DDA86}">
       <dgm:prSet phldrT="[Text]"/>
       <dgm:spPr/>
       <dgm:t>
@@ -1988,12 +2492,12 @@
         <a:p>
           <a:r>
             <a:rPr lang="en-GB"/>
-            <a:t>Language</a:t>
+            <a:t>Open window </a:t>
           </a:r>
         </a:p>
       </dgm:t>
     </dgm:pt>
-    <dgm:pt modelId="{C6C601FD-2ACC-4052-AD7B-37DC7DC0C6E7}" type="parTrans" cxnId="{DB1B8DD2-268E-49DE-AEAA-E6F3DEAC1FF3}">
+    <dgm:pt modelId="{69439DD0-B894-4949-974D-452D2331A67B}" type="parTrans" cxnId="{F8F2A7CF-A75D-42A4-954D-B826929D9D11}">
       <dgm:prSet/>
       <dgm:spPr/>
       <dgm:t>
@@ -2004,7 +2508,7 @@
         </a:p>
       </dgm:t>
     </dgm:pt>
-    <dgm:pt modelId="{15A6DFF8-FDB3-465C-8253-1BC6D49414A6}" type="sibTrans" cxnId="{DB1B8DD2-268E-49DE-AEAA-E6F3DEAC1FF3}">
+    <dgm:pt modelId="{450A71AF-B9E3-4521-ABAF-47756690F80F}" type="sibTrans" cxnId="{F8F2A7CF-A75D-42A4-954D-B826929D9D11}">
       <dgm:prSet/>
       <dgm:spPr/>
       <dgm:t>
@@ -2015,7 +2519,7 @@
         </a:p>
       </dgm:t>
     </dgm:pt>
-    <dgm:pt modelId="{EA1BBB5E-F151-4BF2-9C94-55A977B0556A}">
+    <dgm:pt modelId="{871BFC7C-A929-424F-A237-F274BBCAF753}">
       <dgm:prSet phldrT="[Text]"/>
       <dgm:spPr/>
       <dgm:t>
@@ -2024,12 +2528,12 @@
         <a:p>
           <a:r>
             <a:rPr lang="en-GB"/>
-            <a:t>Editor section</a:t>
+            <a:t>Split window</a:t>
           </a:r>
         </a:p>
       </dgm:t>
     </dgm:pt>
-    <dgm:pt modelId="{C312B4C8-D4D9-4C1D-9468-BF3EA88C9ED4}" type="parTrans" cxnId="{E68E1144-17E8-4193-9016-E267C176840C}">
+    <dgm:pt modelId="{B6FF4FB7-A176-4564-98E0-B748A866773B}" type="parTrans" cxnId="{917C6BF5-452F-47AF-8EE4-2CA46BEBE8EE}">
       <dgm:prSet/>
       <dgm:spPr/>
       <dgm:t>
@@ -2040,7 +2544,7 @@
         </a:p>
       </dgm:t>
     </dgm:pt>
-    <dgm:pt modelId="{90434EA7-EFB5-4637-83AC-A93CE0555957}" type="sibTrans" cxnId="{E68E1144-17E8-4193-9016-E267C176840C}">
+    <dgm:pt modelId="{CF4CF72F-E983-4083-9849-1DE669D82860}" type="sibTrans" cxnId="{917C6BF5-452F-47AF-8EE4-2CA46BEBE8EE}">
       <dgm:prSet/>
       <dgm:spPr/>
       <dgm:t>
@@ -2051,7 +2555,7 @@
         </a:p>
       </dgm:t>
     </dgm:pt>
-    <dgm:pt modelId="{F82DD324-548A-4757-B26B-E324B3428D40}">
+    <dgm:pt modelId="{0A6A442A-B7AB-426C-A16C-2FDB6D469F50}">
       <dgm:prSet phldrT="[Text]"/>
       <dgm:spPr/>
       <dgm:t>
@@ -2060,12 +2564,12 @@
         <a:p>
           <a:r>
             <a:rPr lang="en-GB"/>
-            <a:t>Compilation section</a:t>
+            <a:t>Blocks on the left</a:t>
           </a:r>
         </a:p>
       </dgm:t>
     </dgm:pt>
-    <dgm:pt modelId="{64E3D288-09C6-4C3A-AA46-4D1B7F703920}" type="parTrans" cxnId="{40C1417A-F9E9-48EF-B421-36FCC6338274}">
+    <dgm:pt modelId="{024F755D-40FC-459B-85D2-370ED34F02AB}" type="parTrans" cxnId="{A53683A2-0720-46B6-A2EA-FD97F893B075}">
       <dgm:prSet/>
       <dgm:spPr/>
       <dgm:t>
@@ -2076,7 +2580,7 @@
         </a:p>
       </dgm:t>
     </dgm:pt>
-    <dgm:pt modelId="{C33015E7-B66D-43EE-A088-6655D70F25A9}" type="sibTrans" cxnId="{40C1417A-F9E9-48EF-B421-36FCC6338274}">
+    <dgm:pt modelId="{2F3469DD-AC50-4E79-A6B8-D6C7B12A144B}" type="sibTrans" cxnId="{A53683A2-0720-46B6-A2EA-FD97F893B075}">
       <dgm:prSet/>
       <dgm:spPr/>
       <dgm:t>
@@ -2087,7 +2591,7 @@
         </a:p>
       </dgm:t>
     </dgm:pt>
-    <dgm:pt modelId="{7D039AA3-C363-42EB-A614-4DA422E3B8BA}">
+    <dgm:pt modelId="{73F8BB8E-45AE-4859-923E-8EB9EC62BA12}">
       <dgm:prSet phldrT="[Text]"/>
       <dgm:spPr/>
       <dgm:t>
@@ -2096,12 +2600,12 @@
         <a:p>
           <a:r>
             <a:rPr lang="en-GB"/>
-            <a:t>Block section</a:t>
+            <a:t>Access json backend for each block</a:t>
           </a:r>
         </a:p>
       </dgm:t>
     </dgm:pt>
-    <dgm:pt modelId="{59189D59-D43F-4370-96D8-DA8D6139D1CE}" type="parTrans" cxnId="{FEEA3B89-C705-4949-80A4-38D3C99CDA41}">
+    <dgm:pt modelId="{CC8CC5A2-AA90-4689-80CF-B41D2891F74B}" type="parTrans" cxnId="{AB0139A5-EC7B-4753-9B0C-64C184D7A66D}">
       <dgm:prSet/>
       <dgm:spPr/>
       <dgm:t>
@@ -2112,7 +2616,7 @@
         </a:p>
       </dgm:t>
     </dgm:pt>
-    <dgm:pt modelId="{04873DEB-F642-4228-B55E-581AB84327DA}" type="sibTrans" cxnId="{FEEA3B89-C705-4949-80A4-38D3C99CDA41}">
+    <dgm:pt modelId="{5ECDE43E-2E1A-41F4-90DC-85BE00EE6C7F}" type="sibTrans" cxnId="{AB0139A5-EC7B-4753-9B0C-64C184D7A66D}">
       <dgm:prSet/>
       <dgm:spPr/>
       <dgm:t>
@@ -2123,7 +2627,7 @@
         </a:p>
       </dgm:t>
     </dgm:pt>
-    <dgm:pt modelId="{68CFDA40-676B-4521-86A8-6BF70A8D8334}">
+    <dgm:pt modelId="{B37A7A00-FDEB-43BE-ABAE-D339B290D0A1}">
       <dgm:prSet phldrT="[Text]"/>
       <dgm:spPr/>
       <dgm:t>
@@ -2132,12 +2636,12 @@
         <a:p>
           <a:r>
             <a:rPr lang="en-GB"/>
-            <a:t>Working section</a:t>
+            <a:t>Read A_C_E section </a:t>
           </a:r>
         </a:p>
       </dgm:t>
     </dgm:pt>
-    <dgm:pt modelId="{9EB5159F-7749-4747-872B-8C4B2052E655}" type="parTrans" cxnId="{4EC11C3C-0F6A-4FE9-BE2A-C14B1B53B317}">
+    <dgm:pt modelId="{1E848C92-AA3F-4FE5-A1B3-B58132CF22B1}" type="parTrans" cxnId="{55BC27D3-B6B4-41BC-BB36-7ED5E8FBED80}">
       <dgm:prSet/>
       <dgm:spPr/>
       <dgm:t>
@@ -2148,7 +2652,7 @@
         </a:p>
       </dgm:t>
     </dgm:pt>
-    <dgm:pt modelId="{B9C0CCC7-518E-4F3E-A1CD-0BE0061C4A87}" type="sibTrans" cxnId="{4EC11C3C-0F6A-4FE9-BE2A-C14B1B53B317}">
+    <dgm:pt modelId="{79386440-8C49-495D-9E06-5071660438A3}" type="sibTrans" cxnId="{55BC27D3-B6B4-41BC-BB36-7ED5E8FBED80}">
       <dgm:prSet/>
       <dgm:spPr/>
       <dgm:t>
@@ -2159,7 +2663,7 @@
         </a:p>
       </dgm:t>
     </dgm:pt>
-    <dgm:pt modelId="{75B8B94C-E3F9-4139-95B2-ADB39A51EB22}">
+    <dgm:pt modelId="{2C04E1BC-F55B-494C-A783-3A4442833490}">
       <dgm:prSet phldrT="[Text]"/>
       <dgm:spPr/>
       <dgm:t>
@@ -2168,12 +2672,12 @@
         <a:p>
           <a:r>
             <a:rPr lang="en-GB"/>
-            <a:t>Translation for compilation</a:t>
+            <a:t>Compile all blocks A_C_E sections to make a file</a:t>
           </a:r>
         </a:p>
       </dgm:t>
     </dgm:pt>
-    <dgm:pt modelId="{371A7D9A-46AF-4408-807C-6395E755546B}" type="parTrans" cxnId="{DD702F4C-A787-4500-A8EB-98D3F72FCB0E}">
+    <dgm:pt modelId="{C12A9E5C-E8A2-419B-9C86-67A24F78E8D9}" type="parTrans" cxnId="{655BEA01-59A0-408F-9B9F-5861F4337531}">
       <dgm:prSet/>
       <dgm:spPr/>
       <dgm:t>
@@ -2184,7 +2688,7 @@
         </a:p>
       </dgm:t>
     </dgm:pt>
-    <dgm:pt modelId="{2649F814-4A27-4EF9-850C-B6E228CF3DE3}" type="sibTrans" cxnId="{DD702F4C-A787-4500-A8EB-98D3F72FCB0E}">
+    <dgm:pt modelId="{FE8C2BB9-994B-4658-A04A-FDFA57E1A1A3}" type="sibTrans" cxnId="{655BEA01-59A0-408F-9B9F-5861F4337531}">
       <dgm:prSet/>
       <dgm:spPr/>
       <dgm:t>
@@ -2195,7 +2699,7 @@
         </a:p>
       </dgm:t>
     </dgm:pt>
-    <dgm:pt modelId="{224CA083-597E-40F5-BB34-4753DA284874}">
+    <dgm:pt modelId="{C3060A81-3C2A-4CE3-AF90-494C0AB67A15}">
       <dgm:prSet phldrT="[Text]"/>
       <dgm:spPr/>
       <dgm:t>
@@ -2204,12 +2708,12 @@
         <a:p>
           <a:r>
             <a:rPr lang="en-GB"/>
-            <a:t>Associated arduino code</a:t>
+            <a:t>Check file follows syntax</a:t>
           </a:r>
         </a:p>
       </dgm:t>
     </dgm:pt>
-    <dgm:pt modelId="{A60DAC1D-6C94-4366-A60F-25D67A9A15C6}" type="parTrans" cxnId="{7E1AD9BF-7206-4D78-A8C9-6281B41ABD6E}">
+    <dgm:pt modelId="{A32D40A6-D869-4084-9A24-991B11CD3B8B}" type="parTrans" cxnId="{EB9990C7-335C-4B16-81BA-CD0CC76932B4}">
       <dgm:prSet/>
       <dgm:spPr/>
       <dgm:t>
@@ -2220,7 +2724,7 @@
         </a:p>
       </dgm:t>
     </dgm:pt>
-    <dgm:pt modelId="{061BCB0E-0A6A-4E4B-8D3E-CDF0AB498BA9}" type="sibTrans" cxnId="{7E1AD9BF-7206-4D78-A8C9-6281B41ABD6E}">
+    <dgm:pt modelId="{658AFDDD-12F7-42BB-9671-C15D1694FE61}" type="sibTrans" cxnId="{EB9990C7-335C-4B16-81BA-CD0CC76932B4}">
       <dgm:prSet/>
       <dgm:spPr/>
       <dgm:t>
@@ -2231,7 +2735,7 @@
         </a:p>
       </dgm:t>
     </dgm:pt>
-    <dgm:pt modelId="{E47428D6-6993-4092-9ECB-0D8D75D39F2F}">
+    <dgm:pt modelId="{E177CFCA-AED9-455F-BB10-9E8B54118964}">
       <dgm:prSet phldrT="[Text]"/>
       <dgm:spPr/>
       <dgm:t>
@@ -2240,23 +2744,34 @@
         <a:p>
           <a:r>
             <a:rPr lang="en-GB"/>
-            <a:t>Show section of json for block</a:t>
+            <a:t>Arduino equivelant code</a:t>
           </a:r>
         </a:p>
       </dgm:t>
     </dgm:pt>
-    <dgm:pt modelId="{B5F6D47A-012E-4A01-835C-466BEAC573C7}" type="parTrans" cxnId="{73F966D4-EAAE-4D35-8FE6-404604BB81ED}">
+    <dgm:pt modelId="{8F6B81DF-1F2C-4978-8E16-B232D0C63249}" type="parTrans" cxnId="{460985B9-8506-4D83-8263-01417627D3A4}">
       <dgm:prSet/>
+      <dgm:spPr/>
+    </dgm:pt>
+    <dgm:pt modelId="{322E307A-5CB9-4433-8AAB-D922A765CBB4}" type="sibTrans" cxnId="{460985B9-8506-4D83-8263-01417627D3A4}">
+      <dgm:prSet/>
+      <dgm:spPr/>
+    </dgm:pt>
+    <dgm:pt modelId="{F507B6B5-415D-4B6D-8451-7ED5BE419DA9}">
+      <dgm:prSet phldrT="[Text]"/>
       <dgm:spPr/>
       <dgm:t>
         <a:bodyPr/>
         <a:lstStyle/>
         <a:p>
-          <a:endParaRPr lang="en-GB"/>
+          <a:r>
+            <a:rPr lang="en-GB"/>
+            <a:t>Map block to process in arduino code</a:t>
+          </a:r>
         </a:p>
       </dgm:t>
     </dgm:pt>
-    <dgm:pt modelId="{C0AC3F47-7622-425A-88C9-C85DD6A2B301}" type="sibTrans" cxnId="{73F966D4-EAAE-4D35-8FE6-404604BB81ED}">
+    <dgm:pt modelId="{E8F3A3D1-6FAE-45FE-9E33-0BE8F05D707C}" type="parTrans" cxnId="{56DF6F23-3669-453B-969B-950A2C649CAF}">
       <dgm:prSet/>
       <dgm:spPr/>
       <dgm:t>
@@ -2267,176 +2782,7 @@
         </a:p>
       </dgm:t>
     </dgm:pt>
-    <dgm:pt modelId="{E0F0BAFD-3973-4A6F-A6B0-D07AA77AAA05}">
-      <dgm:prSet phldrT="[Text]"/>
-      <dgm:spPr/>
-      <dgm:t>
-        <a:bodyPr/>
-        <a:lstStyle/>
-        <a:p>
-          <a:r>
-            <a:rPr lang="en-GB"/>
-            <a:t>Json</a:t>
-          </a:r>
-        </a:p>
-      </dgm:t>
-    </dgm:pt>
-    <dgm:pt modelId="{F93C77CB-5B70-4D34-A130-86AB1DC0E800}" type="parTrans" cxnId="{C3950A51-1CCB-492A-9EA0-A881F101BE92}">
-      <dgm:prSet/>
-      <dgm:spPr/>
-      <dgm:t>
-        <a:bodyPr/>
-        <a:lstStyle/>
-        <a:p>
-          <a:endParaRPr lang="en-GB"/>
-        </a:p>
-      </dgm:t>
-    </dgm:pt>
-    <dgm:pt modelId="{BA4357DF-116E-467A-95B4-DE93FDC75BC0}" type="sibTrans" cxnId="{C3950A51-1CCB-492A-9EA0-A881F101BE92}">
-      <dgm:prSet/>
-      <dgm:spPr/>
-      <dgm:t>
-        <a:bodyPr/>
-        <a:lstStyle/>
-        <a:p>
-          <a:endParaRPr lang="en-GB"/>
-        </a:p>
-      </dgm:t>
-    </dgm:pt>
-    <dgm:pt modelId="{59373988-BDC2-4FD6-AB4C-8862B943BCAB}">
-      <dgm:prSet phldrT="[Text]"/>
-      <dgm:spPr/>
-      <dgm:t>
-        <a:bodyPr/>
-        <a:lstStyle/>
-        <a:p>
-          <a:r>
-            <a:rPr lang="en-GB"/>
-            <a:t>Show section</a:t>
-          </a:r>
-        </a:p>
-      </dgm:t>
-    </dgm:pt>
-    <dgm:pt modelId="{1EA8184E-FBBB-4B71-A15E-E7C350BD6E1B}" type="parTrans" cxnId="{2A2F23A4-622D-41DB-A01E-6879EA602E6C}">
-      <dgm:prSet/>
-      <dgm:spPr/>
-      <dgm:t>
-        <a:bodyPr/>
-        <a:lstStyle/>
-        <a:p>
-          <a:endParaRPr lang="en-GB"/>
-        </a:p>
-      </dgm:t>
-    </dgm:pt>
-    <dgm:pt modelId="{E7FBE16D-7D40-4463-B844-F15447D384E3}" type="sibTrans" cxnId="{2A2F23A4-622D-41DB-A01E-6879EA602E6C}">
-      <dgm:prSet/>
-      <dgm:spPr/>
-      <dgm:t>
-        <a:bodyPr/>
-        <a:lstStyle/>
-        <a:p>
-          <a:endParaRPr lang="en-GB"/>
-        </a:p>
-      </dgm:t>
-    </dgm:pt>
-    <dgm:pt modelId="{9B8A6438-3C8B-4CFF-B03C-3552CF14E46C}">
-      <dgm:prSet phldrT="[Text]"/>
-      <dgm:spPr/>
-      <dgm:t>
-        <a:bodyPr/>
-        <a:lstStyle/>
-        <a:p>
-          <a:r>
-            <a:rPr lang="en-GB"/>
-            <a:t>Arduino code section</a:t>
-          </a:r>
-        </a:p>
-      </dgm:t>
-    </dgm:pt>
-    <dgm:pt modelId="{D6DD48D2-4F85-4D7F-A29B-DEB0C747FC8B}" type="sibTrans" cxnId="{6530900C-D83C-44C6-AF80-F0C44661FEB3}">
-      <dgm:prSet/>
-      <dgm:spPr/>
-      <dgm:t>
-        <a:bodyPr/>
-        <a:lstStyle/>
-        <a:p>
-          <a:endParaRPr lang="en-GB"/>
-        </a:p>
-      </dgm:t>
-    </dgm:pt>
-    <dgm:pt modelId="{52BD2BA6-3F4F-4BAE-9075-05108CC500B0}" type="parTrans" cxnId="{6530900C-D83C-44C6-AF80-F0C44661FEB3}">
-      <dgm:prSet/>
-      <dgm:spPr/>
-      <dgm:t>
-        <a:bodyPr/>
-        <a:lstStyle/>
-        <a:p>
-          <a:endParaRPr lang="en-GB"/>
-        </a:p>
-      </dgm:t>
-    </dgm:pt>
-    <dgm:pt modelId="{02F5B8A2-108A-44F5-A951-BF13E07421FE}">
-      <dgm:prSet phldrT="[Text]"/>
-      <dgm:spPr/>
-      <dgm:t>
-        <a:bodyPr/>
-        <a:lstStyle/>
-        <a:p>
-          <a:r>
-            <a:rPr lang="en-GB"/>
-            <a:t>Where the block coding will happen</a:t>
-          </a:r>
-        </a:p>
-      </dgm:t>
-    </dgm:pt>
-    <dgm:pt modelId="{41E42166-042C-4F3C-83BA-CC0F44096F9E}" type="parTrans" cxnId="{635B90D7-262E-40AB-95AD-614ECEA778FB}">
-      <dgm:prSet/>
-      <dgm:spPr/>
-      <dgm:t>
-        <a:bodyPr/>
-        <a:lstStyle/>
-        <a:p>
-          <a:endParaRPr lang="en-GB"/>
-        </a:p>
-      </dgm:t>
-    </dgm:pt>
-    <dgm:pt modelId="{1C40CB88-95B2-41BB-AC9B-272EDD9D3447}" type="sibTrans" cxnId="{635B90D7-262E-40AB-95AD-614ECEA778FB}">
-      <dgm:prSet/>
-      <dgm:spPr/>
-      <dgm:t>
-        <a:bodyPr/>
-        <a:lstStyle/>
-        <a:p>
-          <a:endParaRPr lang="en-GB"/>
-        </a:p>
-      </dgm:t>
-    </dgm:pt>
-    <dgm:pt modelId="{1D1B7983-DE78-4DA8-A1A4-6BB2C57C657E}">
-      <dgm:prSet phldrT="[Text]"/>
-      <dgm:spPr/>
-      <dgm:t>
-        <a:bodyPr/>
-        <a:lstStyle/>
-        <a:p>
-          <a:r>
-            <a:rPr lang="en-GB"/>
-            <a:t>Show all available blocks </a:t>
-          </a:r>
-        </a:p>
-      </dgm:t>
-    </dgm:pt>
-    <dgm:pt modelId="{E0F10DA1-5873-4A96-ADAC-8A5897B124F7}" type="parTrans" cxnId="{9DEE4C90-9157-4559-961D-1F75F6281F19}">
-      <dgm:prSet/>
-      <dgm:spPr/>
-      <dgm:t>
-        <a:bodyPr/>
-        <a:lstStyle/>
-        <a:p>
-          <a:endParaRPr lang="en-GB"/>
-        </a:p>
-      </dgm:t>
-    </dgm:pt>
-    <dgm:pt modelId="{60D2C268-419A-47D1-BCAC-01DE13DB73B2}" type="sibTrans" cxnId="{9DEE4C90-9157-4559-961D-1F75F6281F19}">
+    <dgm:pt modelId="{EE97A13E-A7D6-4628-BDC6-A5A4FF3645D5}" type="sibTrans" cxnId="{56DF6F23-3669-453B-969B-950A2C649CAF}">
       <dgm:prSet/>
       <dgm:spPr/>
       <dgm:t>
@@ -2473,7 +2819,7 @@
       <dgm:spPr/>
     </dgm:pt>
     <dgm:pt modelId="{1C06FE47-57B1-41ED-8133-BF480FEA1976}" type="pres">
-      <dgm:prSet presAssocID="{1DFDA20B-9636-469E-9037-5E4CF3EE35EA}" presName="rootText1" presStyleLbl="node0" presStyleIdx="0" presStyleCnt="1" custLinFactNeighborX="-42501" custLinFactNeighborY="-614">
+      <dgm:prSet presAssocID="{1DFDA20B-9636-469E-9037-5E4CF3EE35EA}" presName="rootText1" presStyleLbl="node0" presStyleIdx="0" presStyleCnt="1" custLinFactNeighborX="-44319" custLinFactNeighborY="-19441">
         <dgm:presLayoutVars>
           <dgm:chPref val="3"/>
         </dgm:presLayoutVars>
@@ -2488,688 +2834,1048 @@
       <dgm:prSet presAssocID="{1DFDA20B-9636-469E-9037-5E4CF3EE35EA}" presName="hierChild2" presStyleCnt="0"/>
       <dgm:spPr/>
     </dgm:pt>
-    <dgm:pt modelId="{E0B5B5BC-B2FB-4800-AC3C-61A2F779223D}" type="pres">
-      <dgm:prSet presAssocID="{79244634-31F5-491E-B1DC-7A0CE446E597}" presName="Name37" presStyleLbl="parChTrans1D2" presStyleIdx="0" presStyleCnt="3"/>
-      <dgm:spPr/>
-    </dgm:pt>
-    <dgm:pt modelId="{CC0AA1FC-156C-48FC-9C2A-748A7866E0B2}" type="pres">
-      <dgm:prSet presAssocID="{F21DD98E-D770-495A-A6D4-90F518024C3F}" presName="hierRoot2" presStyleCnt="0">
+    <dgm:pt modelId="{46648E3C-5D2E-4D8E-939D-4171235F98A8}" type="pres">
+      <dgm:prSet presAssocID="{575DB79E-7D30-4085-AD88-710C4A7BB44D}" presName="Name37" presStyleLbl="parChTrans1D2" presStyleIdx="0" presStyleCnt="3"/>
+      <dgm:spPr/>
+    </dgm:pt>
+    <dgm:pt modelId="{481BAF50-014F-48C4-A2FA-48E7FCE14DE4}" type="pres">
+      <dgm:prSet presAssocID="{99792CBE-B85B-4539-B816-DD377E37E6E9}" presName="hierRoot2" presStyleCnt="0">
         <dgm:presLayoutVars>
           <dgm:hierBranch val="init"/>
         </dgm:presLayoutVars>
       </dgm:prSet>
       <dgm:spPr/>
     </dgm:pt>
-    <dgm:pt modelId="{A522C0A3-CFF9-4408-81CD-11541AE9A8DA}" type="pres">
-      <dgm:prSet presAssocID="{F21DD98E-D770-495A-A6D4-90F518024C3F}" presName="rootComposite" presStyleCnt="0"/>
-      <dgm:spPr/>
-    </dgm:pt>
-    <dgm:pt modelId="{E6A7CF32-80A1-40E4-B684-268F1852FE76}" type="pres">
-      <dgm:prSet presAssocID="{F21DD98E-D770-495A-A6D4-90F518024C3F}" presName="rootText" presStyleLbl="node2" presStyleIdx="0" presStyleCnt="3" custLinFactNeighborX="0">
+    <dgm:pt modelId="{0B26E2B6-E9DF-4D55-8E66-6FCA0116FB0E}" type="pres">
+      <dgm:prSet presAssocID="{99792CBE-B85B-4539-B816-DD377E37E6E9}" presName="rootComposite" presStyleCnt="0"/>
+      <dgm:spPr/>
+    </dgm:pt>
+    <dgm:pt modelId="{DA46113C-CCB0-4D68-8BFD-31F4D03D2886}" type="pres">
+      <dgm:prSet presAssocID="{99792CBE-B85B-4539-B816-DD377E37E6E9}" presName="rootText" presStyleLbl="node2" presStyleIdx="0" presStyleCnt="3">
         <dgm:presLayoutVars>
           <dgm:chPref val="3"/>
         </dgm:presLayoutVars>
       </dgm:prSet>
       <dgm:spPr/>
     </dgm:pt>
-    <dgm:pt modelId="{776F6AE3-FE53-4449-92C3-6EE5565C6902}" type="pres">
-      <dgm:prSet presAssocID="{F21DD98E-D770-495A-A6D4-90F518024C3F}" presName="rootConnector" presStyleLbl="node2" presStyleIdx="0" presStyleCnt="3"/>
-      <dgm:spPr/>
-    </dgm:pt>
-    <dgm:pt modelId="{43FA85D8-4940-41C0-9B38-765B1304192D}" type="pres">
-      <dgm:prSet presAssocID="{F21DD98E-D770-495A-A6D4-90F518024C3F}" presName="hierChild4" presStyleCnt="0"/>
-      <dgm:spPr/>
-    </dgm:pt>
-    <dgm:pt modelId="{3EF73FE2-024D-4ABE-8637-88976C965586}" type="pres">
-      <dgm:prSet presAssocID="{C0388EAB-5346-47BD-B6B0-B6FB9A9669B9}" presName="Name37" presStyleLbl="parChTrans1D3" presStyleIdx="0" presStyleCnt="6"/>
-      <dgm:spPr/>
-    </dgm:pt>
-    <dgm:pt modelId="{8D551E1B-A32B-47A5-A3F0-72B28D4C80E7}" type="pres">
-      <dgm:prSet presAssocID="{F8B0F903-A75D-4103-AADD-F36B2524570B}" presName="hierRoot2" presStyleCnt="0">
+    <dgm:pt modelId="{A265021D-AD10-4043-A232-CC5FB6ADF92B}" type="pres">
+      <dgm:prSet presAssocID="{99792CBE-B85B-4539-B816-DD377E37E6E9}" presName="rootConnector" presStyleLbl="node2" presStyleIdx="0" presStyleCnt="3"/>
+      <dgm:spPr/>
+    </dgm:pt>
+    <dgm:pt modelId="{5EADE833-BE53-41EE-845A-759B6D116892}" type="pres">
+      <dgm:prSet presAssocID="{99792CBE-B85B-4539-B816-DD377E37E6E9}" presName="hierChild4" presStyleCnt="0"/>
+      <dgm:spPr/>
+    </dgm:pt>
+    <dgm:pt modelId="{75DEDC43-8289-446A-AC02-CB4F63B94C54}" type="pres">
+      <dgm:prSet presAssocID="{C1515C11-AB27-4EEE-9A55-286E06E75E6E}" presName="Name37" presStyleLbl="parChTrans1D3" presStyleIdx="0" presStyleCnt="7"/>
+      <dgm:spPr/>
+    </dgm:pt>
+    <dgm:pt modelId="{5EB8C4E1-AC0B-48EB-B0ED-9844FF379A8B}" type="pres">
+      <dgm:prSet presAssocID="{123003FA-633E-437C-AFCB-3A260994327C}" presName="hierRoot2" presStyleCnt="0">
         <dgm:presLayoutVars>
           <dgm:hierBranch val="init"/>
         </dgm:presLayoutVars>
       </dgm:prSet>
       <dgm:spPr/>
     </dgm:pt>
-    <dgm:pt modelId="{2887ED24-AAFE-43ED-AB88-944EA0F7A866}" type="pres">
-      <dgm:prSet presAssocID="{F8B0F903-A75D-4103-AADD-F36B2524570B}" presName="rootComposite" presStyleCnt="0"/>
-      <dgm:spPr/>
-    </dgm:pt>
-    <dgm:pt modelId="{8E87F3E6-EB64-4E3C-AF07-29EC8384805F}" type="pres">
-      <dgm:prSet presAssocID="{F8B0F903-A75D-4103-AADD-F36B2524570B}" presName="rootText" presStyleLbl="node3" presStyleIdx="0" presStyleCnt="6">
+    <dgm:pt modelId="{4D3F7960-354C-46B9-9642-D7A94108DCD1}" type="pres">
+      <dgm:prSet presAssocID="{123003FA-633E-437C-AFCB-3A260994327C}" presName="rootComposite" presStyleCnt="0"/>
+      <dgm:spPr/>
+    </dgm:pt>
+    <dgm:pt modelId="{639CF520-4161-4675-82D5-6CA88B07C791}" type="pres">
+      <dgm:prSet presAssocID="{123003FA-633E-437C-AFCB-3A260994327C}" presName="rootText" presStyleLbl="node3" presStyleIdx="0" presStyleCnt="7">
         <dgm:presLayoutVars>
           <dgm:chPref val="3"/>
         </dgm:presLayoutVars>
       </dgm:prSet>
       <dgm:spPr/>
     </dgm:pt>
-    <dgm:pt modelId="{49C65E18-37AB-46DB-909D-87C30D5704E0}" type="pres">
-      <dgm:prSet presAssocID="{F8B0F903-A75D-4103-AADD-F36B2524570B}" presName="rootConnector" presStyleLbl="node3" presStyleIdx="0" presStyleCnt="6"/>
-      <dgm:spPr/>
-    </dgm:pt>
-    <dgm:pt modelId="{14B8AD51-D775-48BD-8B1B-2B484DF95585}" type="pres">
-      <dgm:prSet presAssocID="{F8B0F903-A75D-4103-AADD-F36B2524570B}" presName="hierChild4" presStyleCnt="0"/>
-      <dgm:spPr/>
-    </dgm:pt>
-    <dgm:pt modelId="{F04EC9D6-2748-4089-9DB2-C358B191586E}" type="pres">
-      <dgm:prSet presAssocID="{F8B0F903-A75D-4103-AADD-F36B2524570B}" presName="hierChild5" presStyleCnt="0"/>
-      <dgm:spPr/>
-    </dgm:pt>
-    <dgm:pt modelId="{2C909E50-985A-4729-9923-BCA01E6A2876}" type="pres">
-      <dgm:prSet presAssocID="{59189D59-D43F-4370-96D8-DA8D6139D1CE}" presName="Name37" presStyleLbl="parChTrans1D3" presStyleIdx="1" presStyleCnt="6"/>
-      <dgm:spPr/>
-    </dgm:pt>
-    <dgm:pt modelId="{6388FD51-B991-4F3D-B444-1F149EBF9BBC}" type="pres">
-      <dgm:prSet presAssocID="{7D039AA3-C363-42EB-A614-4DA422E3B8BA}" presName="hierRoot2" presStyleCnt="0">
+    <dgm:pt modelId="{59FD66B9-C63C-46E3-B99D-2C01887DD484}" type="pres">
+      <dgm:prSet presAssocID="{123003FA-633E-437C-AFCB-3A260994327C}" presName="rootConnector" presStyleLbl="node3" presStyleIdx="0" presStyleCnt="7"/>
+      <dgm:spPr/>
+    </dgm:pt>
+    <dgm:pt modelId="{37C3ECF6-874C-4A36-8426-B8D6AFB23D35}" type="pres">
+      <dgm:prSet presAssocID="{123003FA-633E-437C-AFCB-3A260994327C}" presName="hierChild4" presStyleCnt="0"/>
+      <dgm:spPr/>
+    </dgm:pt>
+    <dgm:pt modelId="{B9127F1B-A899-4654-BE2A-F9331D4C119D}" type="pres">
+      <dgm:prSet presAssocID="{69439DD0-B894-4949-974D-452D2331A67B}" presName="Name37" presStyleLbl="parChTrans1D4" presStyleIdx="0" presStyleCnt="19"/>
+      <dgm:spPr/>
+    </dgm:pt>
+    <dgm:pt modelId="{30AF1C66-1AF7-4F4E-991A-A8E6CB7EBCAD}" type="pres">
+      <dgm:prSet presAssocID="{2ADDF49D-87B5-42EB-9DFE-897DDE8DDA86}" presName="hierRoot2" presStyleCnt="0">
         <dgm:presLayoutVars>
           <dgm:hierBranch val="init"/>
         </dgm:presLayoutVars>
       </dgm:prSet>
       <dgm:spPr/>
     </dgm:pt>
-    <dgm:pt modelId="{A7BB6085-5379-43A3-A686-A1B1A08CEDD1}" type="pres">
-      <dgm:prSet presAssocID="{7D039AA3-C363-42EB-A614-4DA422E3B8BA}" presName="rootComposite" presStyleCnt="0"/>
-      <dgm:spPr/>
-    </dgm:pt>
-    <dgm:pt modelId="{6904E061-34F2-4EDF-8595-CFB0226060B7}" type="pres">
-      <dgm:prSet presAssocID="{7D039AA3-C363-42EB-A614-4DA422E3B8BA}" presName="rootText" presStyleLbl="node3" presStyleIdx="1" presStyleCnt="6">
+    <dgm:pt modelId="{FD7D5FD9-D442-4125-9652-D23AE74B61DF}" type="pres">
+      <dgm:prSet presAssocID="{2ADDF49D-87B5-42EB-9DFE-897DDE8DDA86}" presName="rootComposite" presStyleCnt="0"/>
+      <dgm:spPr/>
+    </dgm:pt>
+    <dgm:pt modelId="{EA3081D6-A8A6-4DF8-AEC8-836E94396E7A}" type="pres">
+      <dgm:prSet presAssocID="{2ADDF49D-87B5-42EB-9DFE-897DDE8DDA86}" presName="rootText" presStyleLbl="node4" presStyleIdx="0" presStyleCnt="19">
         <dgm:presLayoutVars>
           <dgm:chPref val="3"/>
         </dgm:presLayoutVars>
       </dgm:prSet>
       <dgm:spPr/>
     </dgm:pt>
-    <dgm:pt modelId="{B1A054F2-AC67-4866-887E-10803D7DE1C7}" type="pres">
-      <dgm:prSet presAssocID="{7D039AA3-C363-42EB-A614-4DA422E3B8BA}" presName="rootConnector" presStyleLbl="node3" presStyleIdx="1" presStyleCnt="6"/>
-      <dgm:spPr/>
-    </dgm:pt>
-    <dgm:pt modelId="{A8775CA9-C8CC-4E69-8955-E6FC1B76A5D8}" type="pres">
-      <dgm:prSet presAssocID="{7D039AA3-C363-42EB-A614-4DA422E3B8BA}" presName="hierChild4" presStyleCnt="0"/>
-      <dgm:spPr/>
-    </dgm:pt>
-    <dgm:pt modelId="{0573A44A-96FB-4CF3-A252-620AA3BA8CE2}" type="pres">
-      <dgm:prSet presAssocID="{E0F10DA1-5873-4A96-ADAC-8A5897B124F7}" presName="Name37" presStyleLbl="parChTrans1D4" presStyleIdx="0" presStyleCnt="10"/>
-      <dgm:spPr/>
-    </dgm:pt>
-    <dgm:pt modelId="{21344641-0818-4F13-8B06-0C35AEAFF570}" type="pres">
-      <dgm:prSet presAssocID="{1D1B7983-DE78-4DA8-A1A4-6BB2C57C657E}" presName="hierRoot2" presStyleCnt="0">
+    <dgm:pt modelId="{F9B4BA2D-4AB8-4C44-9653-C19E5DB6BDA2}" type="pres">
+      <dgm:prSet presAssocID="{2ADDF49D-87B5-42EB-9DFE-897DDE8DDA86}" presName="rootConnector" presStyleLbl="node4" presStyleIdx="0" presStyleCnt="19"/>
+      <dgm:spPr/>
+    </dgm:pt>
+    <dgm:pt modelId="{6929EC41-DDAF-474E-84CD-3B39BD3D7AD5}" type="pres">
+      <dgm:prSet presAssocID="{2ADDF49D-87B5-42EB-9DFE-897DDE8DDA86}" presName="hierChild4" presStyleCnt="0"/>
+      <dgm:spPr/>
+    </dgm:pt>
+    <dgm:pt modelId="{1946AA0E-0764-4F7B-9F83-2332BBBFE309}" type="pres">
+      <dgm:prSet presAssocID="{2ADDF49D-87B5-42EB-9DFE-897DDE8DDA86}" presName="hierChild5" presStyleCnt="0"/>
+      <dgm:spPr/>
+    </dgm:pt>
+    <dgm:pt modelId="{13308B2C-3F03-4CB1-A715-4D039F7FD70D}" type="pres">
+      <dgm:prSet presAssocID="{B6FF4FB7-A176-4564-98E0-B748A866773B}" presName="Name37" presStyleLbl="parChTrans1D4" presStyleIdx="1" presStyleCnt="19"/>
+      <dgm:spPr/>
+    </dgm:pt>
+    <dgm:pt modelId="{BA1EA6AD-2084-4B5E-98EB-7E58B05215EE}" type="pres">
+      <dgm:prSet presAssocID="{871BFC7C-A929-424F-A237-F274BBCAF753}" presName="hierRoot2" presStyleCnt="0">
         <dgm:presLayoutVars>
           <dgm:hierBranch val="init"/>
         </dgm:presLayoutVars>
       </dgm:prSet>
       <dgm:spPr/>
     </dgm:pt>
-    <dgm:pt modelId="{EEAA578F-7A25-40E3-BA59-B1D91F9A76B6}" type="pres">
-      <dgm:prSet presAssocID="{1D1B7983-DE78-4DA8-A1A4-6BB2C57C657E}" presName="rootComposite" presStyleCnt="0"/>
-      <dgm:spPr/>
-    </dgm:pt>
-    <dgm:pt modelId="{BF3BD0CC-4139-4F49-84FE-3483246EAB4E}" type="pres">
-      <dgm:prSet presAssocID="{1D1B7983-DE78-4DA8-A1A4-6BB2C57C657E}" presName="rootText" presStyleLbl="node4" presStyleIdx="0" presStyleCnt="10">
+    <dgm:pt modelId="{ACB11C27-2540-4744-8ACD-2A55C50377BC}" type="pres">
+      <dgm:prSet presAssocID="{871BFC7C-A929-424F-A237-F274BBCAF753}" presName="rootComposite" presStyleCnt="0"/>
+      <dgm:spPr/>
+    </dgm:pt>
+    <dgm:pt modelId="{5AD6406E-D834-4542-A093-F4AF3A2D9563}" type="pres">
+      <dgm:prSet presAssocID="{871BFC7C-A929-424F-A237-F274BBCAF753}" presName="rootText" presStyleLbl="node4" presStyleIdx="1" presStyleCnt="19">
         <dgm:presLayoutVars>
           <dgm:chPref val="3"/>
         </dgm:presLayoutVars>
       </dgm:prSet>
       <dgm:spPr/>
     </dgm:pt>
-    <dgm:pt modelId="{06F8366E-2407-4443-9E6F-54655496C863}" type="pres">
-      <dgm:prSet presAssocID="{1D1B7983-DE78-4DA8-A1A4-6BB2C57C657E}" presName="rootConnector" presStyleLbl="node4" presStyleIdx="0" presStyleCnt="10"/>
-      <dgm:spPr/>
-    </dgm:pt>
-    <dgm:pt modelId="{D0F9589E-4572-4691-8E53-2D2F0CC682BC}" type="pres">
-      <dgm:prSet presAssocID="{1D1B7983-DE78-4DA8-A1A4-6BB2C57C657E}" presName="hierChild4" presStyleCnt="0"/>
-      <dgm:spPr/>
-    </dgm:pt>
-    <dgm:pt modelId="{AEF64F3C-0D61-4826-83EE-868F9B8A0B3C}" type="pres">
-      <dgm:prSet presAssocID="{1D1B7983-DE78-4DA8-A1A4-6BB2C57C657E}" presName="hierChild5" presStyleCnt="0"/>
-      <dgm:spPr/>
-    </dgm:pt>
-    <dgm:pt modelId="{F9F06A0D-814C-4861-9342-04F8915E12E1}" type="pres">
-      <dgm:prSet presAssocID="{7D039AA3-C363-42EB-A614-4DA422E3B8BA}" presName="hierChild5" presStyleCnt="0"/>
-      <dgm:spPr/>
-    </dgm:pt>
-    <dgm:pt modelId="{A7BEDC3D-A21C-4765-890F-0A447DCF5748}" type="pres">
-      <dgm:prSet presAssocID="{9EB5159F-7749-4747-872B-8C4B2052E655}" presName="Name37" presStyleLbl="parChTrans1D3" presStyleIdx="2" presStyleCnt="6"/>
-      <dgm:spPr/>
-    </dgm:pt>
-    <dgm:pt modelId="{00C58B75-211D-4E02-8A58-B9A096815E26}" type="pres">
-      <dgm:prSet presAssocID="{68CFDA40-676B-4521-86A8-6BF70A8D8334}" presName="hierRoot2" presStyleCnt="0">
+    <dgm:pt modelId="{5DE80191-B77D-480C-88A6-C5F937FF53A6}" type="pres">
+      <dgm:prSet presAssocID="{871BFC7C-A929-424F-A237-F274BBCAF753}" presName="rootConnector" presStyleLbl="node4" presStyleIdx="1" presStyleCnt="19"/>
+      <dgm:spPr/>
+    </dgm:pt>
+    <dgm:pt modelId="{D0094BC7-C75D-4B4D-89B5-693334279069}" type="pres">
+      <dgm:prSet presAssocID="{871BFC7C-A929-424F-A237-F274BBCAF753}" presName="hierChild4" presStyleCnt="0"/>
+      <dgm:spPr/>
+    </dgm:pt>
+    <dgm:pt modelId="{A3090357-9023-453B-8D32-88DC8E381705}" type="pres">
+      <dgm:prSet presAssocID="{024F755D-40FC-459B-85D2-370ED34F02AB}" presName="Name37" presStyleLbl="parChTrans1D4" presStyleIdx="2" presStyleCnt="19"/>
+      <dgm:spPr/>
+    </dgm:pt>
+    <dgm:pt modelId="{B2E9F9BD-B6BF-4000-8C6B-39E005487695}" type="pres">
+      <dgm:prSet presAssocID="{0A6A442A-B7AB-426C-A16C-2FDB6D469F50}" presName="hierRoot2" presStyleCnt="0">
         <dgm:presLayoutVars>
           <dgm:hierBranch val="init"/>
         </dgm:presLayoutVars>
       </dgm:prSet>
       <dgm:spPr/>
     </dgm:pt>
-    <dgm:pt modelId="{DAE8D1E7-E545-4D51-8FA6-DF24526F0BCD}" type="pres">
-      <dgm:prSet presAssocID="{68CFDA40-676B-4521-86A8-6BF70A8D8334}" presName="rootComposite" presStyleCnt="0"/>
-      <dgm:spPr/>
-    </dgm:pt>
-    <dgm:pt modelId="{5C8E7523-5D0F-474D-A6E9-62C9B486CFA3}" type="pres">
-      <dgm:prSet presAssocID="{68CFDA40-676B-4521-86A8-6BF70A8D8334}" presName="rootText" presStyleLbl="node3" presStyleIdx="2" presStyleCnt="6">
+    <dgm:pt modelId="{9E8396D0-265F-47AF-8E5B-60FDE14D14F1}" type="pres">
+      <dgm:prSet presAssocID="{0A6A442A-B7AB-426C-A16C-2FDB6D469F50}" presName="rootComposite" presStyleCnt="0"/>
+      <dgm:spPr/>
+    </dgm:pt>
+    <dgm:pt modelId="{AC85F1FC-A76C-4928-9650-3F50FE33CAF2}" type="pres">
+      <dgm:prSet presAssocID="{0A6A442A-B7AB-426C-A16C-2FDB6D469F50}" presName="rootText" presStyleLbl="node4" presStyleIdx="2" presStyleCnt="19">
         <dgm:presLayoutVars>
           <dgm:chPref val="3"/>
         </dgm:presLayoutVars>
       </dgm:prSet>
       <dgm:spPr/>
     </dgm:pt>
-    <dgm:pt modelId="{ADB04D23-70F3-4377-8B14-1988DCF93C42}" type="pres">
-      <dgm:prSet presAssocID="{68CFDA40-676B-4521-86A8-6BF70A8D8334}" presName="rootConnector" presStyleLbl="node3" presStyleIdx="2" presStyleCnt="6"/>
-      <dgm:spPr/>
-    </dgm:pt>
-    <dgm:pt modelId="{8B0038BB-F903-472A-8746-AA7F4EA8086C}" type="pres">
-      <dgm:prSet presAssocID="{68CFDA40-676B-4521-86A8-6BF70A8D8334}" presName="hierChild4" presStyleCnt="0"/>
-      <dgm:spPr/>
-    </dgm:pt>
-    <dgm:pt modelId="{3E254573-4052-4861-882D-B49E0EDBA089}" type="pres">
-      <dgm:prSet presAssocID="{41E42166-042C-4F3C-83BA-CC0F44096F9E}" presName="Name37" presStyleLbl="parChTrans1D4" presStyleIdx="1" presStyleCnt="10"/>
-      <dgm:spPr/>
-    </dgm:pt>
-    <dgm:pt modelId="{C52D2AD9-529C-457C-BD3F-377DCBCE4641}" type="pres">
-      <dgm:prSet presAssocID="{02F5B8A2-108A-44F5-A951-BF13E07421FE}" presName="hierRoot2" presStyleCnt="0">
+    <dgm:pt modelId="{7E911447-809A-4C08-A56C-3ECCAE8820B9}" type="pres">
+      <dgm:prSet presAssocID="{0A6A442A-B7AB-426C-A16C-2FDB6D469F50}" presName="rootConnector" presStyleLbl="node4" presStyleIdx="2" presStyleCnt="19"/>
+      <dgm:spPr/>
+    </dgm:pt>
+    <dgm:pt modelId="{32C89267-D611-4A57-BF0D-8B4C3F7F903F}" type="pres">
+      <dgm:prSet presAssocID="{0A6A442A-B7AB-426C-A16C-2FDB6D469F50}" presName="hierChild4" presStyleCnt="0"/>
+      <dgm:spPr/>
+    </dgm:pt>
+    <dgm:pt modelId="{16A48D7A-544A-440F-8AF7-98C1791A4814}" type="pres">
+      <dgm:prSet presAssocID="{0A6A442A-B7AB-426C-A16C-2FDB6D469F50}" presName="hierChild5" presStyleCnt="0"/>
+      <dgm:spPr/>
+    </dgm:pt>
+    <dgm:pt modelId="{5061EC4D-D4DC-461A-A28C-A93A37E30189}" type="pres">
+      <dgm:prSet presAssocID="{871BFC7C-A929-424F-A237-F274BBCAF753}" presName="hierChild5" presStyleCnt="0"/>
+      <dgm:spPr/>
+    </dgm:pt>
+    <dgm:pt modelId="{7E4E0B81-5652-4459-99E2-E45B5CF75A6F}" type="pres">
+      <dgm:prSet presAssocID="{123003FA-633E-437C-AFCB-3A260994327C}" presName="hierChild5" presStyleCnt="0"/>
+      <dgm:spPr/>
+    </dgm:pt>
+    <dgm:pt modelId="{0CC490A6-C8B5-4C1F-88DD-04F94500F642}" type="pres">
+      <dgm:prSet presAssocID="{1EBBF9B4-15A6-4246-A62B-9A95706277AD}" presName="Name37" presStyleLbl="parChTrans1D3" presStyleIdx="1" presStyleCnt="7"/>
+      <dgm:spPr/>
+    </dgm:pt>
+    <dgm:pt modelId="{96AA0F80-5510-43FD-A50F-2BCE417AF124}" type="pres">
+      <dgm:prSet presAssocID="{82F505DC-FD4D-41F7-8967-0417ED4EB199}" presName="hierRoot2" presStyleCnt="0">
         <dgm:presLayoutVars>
           <dgm:hierBranch val="init"/>
         </dgm:presLayoutVars>
       </dgm:prSet>
       <dgm:spPr/>
     </dgm:pt>
-    <dgm:pt modelId="{3CAA33CC-BDED-4F8E-8F40-906094F74C9F}" type="pres">
-      <dgm:prSet presAssocID="{02F5B8A2-108A-44F5-A951-BF13E07421FE}" presName="rootComposite" presStyleCnt="0"/>
-      <dgm:spPr/>
-    </dgm:pt>
-    <dgm:pt modelId="{B2F5CCD1-9730-42E0-88B1-45EB0D7BB8B1}" type="pres">
-      <dgm:prSet presAssocID="{02F5B8A2-108A-44F5-A951-BF13E07421FE}" presName="rootText" presStyleLbl="node4" presStyleIdx="1" presStyleCnt="10">
+    <dgm:pt modelId="{ABC03CA0-3983-406F-9674-170CEE84C52E}" type="pres">
+      <dgm:prSet presAssocID="{82F505DC-FD4D-41F7-8967-0417ED4EB199}" presName="rootComposite" presStyleCnt="0"/>
+      <dgm:spPr/>
+    </dgm:pt>
+    <dgm:pt modelId="{7F659DBF-BAF5-4573-8376-97616B403104}" type="pres">
+      <dgm:prSet presAssocID="{82F505DC-FD4D-41F7-8967-0417ED4EB199}" presName="rootText" presStyleLbl="node3" presStyleIdx="1" presStyleCnt="7">
         <dgm:presLayoutVars>
           <dgm:chPref val="3"/>
         </dgm:presLayoutVars>
       </dgm:prSet>
       <dgm:spPr/>
     </dgm:pt>
-    <dgm:pt modelId="{A8783965-5E3E-42AB-A72C-CD3BABE44558}" type="pres">
-      <dgm:prSet presAssocID="{02F5B8A2-108A-44F5-A951-BF13E07421FE}" presName="rootConnector" presStyleLbl="node4" presStyleIdx="1" presStyleCnt="10"/>
-      <dgm:spPr/>
-    </dgm:pt>
-    <dgm:pt modelId="{20182002-0567-4DC1-BE5E-BEE72408C87D}" type="pres">
-      <dgm:prSet presAssocID="{02F5B8A2-108A-44F5-A951-BF13E07421FE}" presName="hierChild4" presStyleCnt="0"/>
-      <dgm:spPr/>
-    </dgm:pt>
-    <dgm:pt modelId="{C347015A-E77F-48DB-96E9-663136D39770}" type="pres">
-      <dgm:prSet presAssocID="{02F5B8A2-108A-44F5-A951-BF13E07421FE}" presName="hierChild5" presStyleCnt="0"/>
-      <dgm:spPr/>
-    </dgm:pt>
-    <dgm:pt modelId="{30790D30-93DB-45CD-88C8-2C04E1CC87DA}" type="pres">
-      <dgm:prSet presAssocID="{68CFDA40-676B-4521-86A8-6BF70A8D8334}" presName="hierChild5" presStyleCnt="0"/>
-      <dgm:spPr/>
-    </dgm:pt>
-    <dgm:pt modelId="{21A7BCBE-5D60-494C-B658-8A47636BCB73}" type="pres">
-      <dgm:prSet presAssocID="{F21DD98E-D770-495A-A6D4-90F518024C3F}" presName="hierChild5" presStyleCnt="0"/>
-      <dgm:spPr/>
-    </dgm:pt>
-    <dgm:pt modelId="{09EEA0DD-3A42-4007-80D6-9DC094D7EC53}" type="pres">
-      <dgm:prSet presAssocID="{F0EA2B76-AAD0-4D92-96CA-0FBF629EFF50}" presName="Name37" presStyleLbl="parChTrans1D2" presStyleIdx="1" presStyleCnt="3"/>
-      <dgm:spPr/>
-    </dgm:pt>
-    <dgm:pt modelId="{942BFE96-33DF-4A3E-A1EE-379245AFF1B6}" type="pres">
-      <dgm:prSet presAssocID="{EC8EA9A5-C2A8-42E4-8D6A-DB79F8D1439B}" presName="hierRoot2" presStyleCnt="0">
+    <dgm:pt modelId="{84D63F6E-B391-43EE-9B8A-C0E16FED8ADB}" type="pres">
+      <dgm:prSet presAssocID="{82F505DC-FD4D-41F7-8967-0417ED4EB199}" presName="rootConnector" presStyleLbl="node3" presStyleIdx="1" presStyleCnt="7"/>
+      <dgm:spPr/>
+    </dgm:pt>
+    <dgm:pt modelId="{7DDABA69-4665-4266-8A40-F2B3E80E25F9}" type="pres">
+      <dgm:prSet presAssocID="{82F505DC-FD4D-41F7-8967-0417ED4EB199}" presName="hierChild4" presStyleCnt="0"/>
+      <dgm:spPr/>
+    </dgm:pt>
+    <dgm:pt modelId="{3AA50E4F-FE3D-4654-A09E-0BD64FDE58C5}" type="pres">
+      <dgm:prSet presAssocID="{EBCD38ED-906A-4D05-978E-F99E68C5098B}" presName="Name37" presStyleLbl="parChTrans1D4" presStyleIdx="3" presStyleCnt="19"/>
+      <dgm:spPr/>
+    </dgm:pt>
+    <dgm:pt modelId="{5F2719AA-3D8E-4ACF-A45D-F7F3932FED28}" type="pres">
+      <dgm:prSet presAssocID="{C21F0602-EC21-41FF-858A-A508923E993E}" presName="hierRoot2" presStyleCnt="0">
         <dgm:presLayoutVars>
           <dgm:hierBranch val="init"/>
         </dgm:presLayoutVars>
       </dgm:prSet>
       <dgm:spPr/>
     </dgm:pt>
-    <dgm:pt modelId="{A40B838F-79FA-46B2-A1D8-365C8926D49B}" type="pres">
-      <dgm:prSet presAssocID="{EC8EA9A5-C2A8-42E4-8D6A-DB79F8D1439B}" presName="rootComposite" presStyleCnt="0"/>
-      <dgm:spPr/>
-    </dgm:pt>
-    <dgm:pt modelId="{64B01834-A3F8-443A-B391-2F106D238405}" type="pres">
-      <dgm:prSet presAssocID="{EC8EA9A5-C2A8-42E4-8D6A-DB79F8D1439B}" presName="rootText" presStyleLbl="node2" presStyleIdx="1" presStyleCnt="3">
+    <dgm:pt modelId="{960AB6B0-2881-422A-9E99-49888DF47714}" type="pres">
+      <dgm:prSet presAssocID="{C21F0602-EC21-41FF-858A-A508923E993E}" presName="rootComposite" presStyleCnt="0"/>
+      <dgm:spPr/>
+    </dgm:pt>
+    <dgm:pt modelId="{6F434DBE-C726-4CCF-B8DF-E1D8150DF905}" type="pres">
+      <dgm:prSet presAssocID="{C21F0602-EC21-41FF-858A-A508923E993E}" presName="rootText" presStyleLbl="node4" presStyleIdx="3" presStyleCnt="19">
         <dgm:presLayoutVars>
           <dgm:chPref val="3"/>
         </dgm:presLayoutVars>
       </dgm:prSet>
       <dgm:spPr/>
     </dgm:pt>
-    <dgm:pt modelId="{F906B649-4EAF-4D2D-8E5A-A2F2EB82BCB4}" type="pres">
-      <dgm:prSet presAssocID="{EC8EA9A5-C2A8-42E4-8D6A-DB79F8D1439B}" presName="rootConnector" presStyleLbl="node2" presStyleIdx="1" presStyleCnt="3"/>
-      <dgm:spPr/>
-    </dgm:pt>
-    <dgm:pt modelId="{E214BCD1-D019-4073-982D-4BE7E9657DCF}" type="pres">
-      <dgm:prSet presAssocID="{EC8EA9A5-C2A8-42E4-8D6A-DB79F8D1439B}" presName="hierChild4" presStyleCnt="0"/>
-      <dgm:spPr/>
-    </dgm:pt>
-    <dgm:pt modelId="{C5B30FF1-E6F8-487D-9C79-BEBC02E0A980}" type="pres">
-      <dgm:prSet presAssocID="{E394FCB5-3666-4125-9453-76B41E762402}" presName="Name37" presStyleLbl="parChTrans1D3" presStyleIdx="3" presStyleCnt="6"/>
-      <dgm:spPr/>
-    </dgm:pt>
-    <dgm:pt modelId="{26CED861-E250-46D9-B994-6C1356ED18BE}" type="pres">
-      <dgm:prSet presAssocID="{9E63BBBB-3D9B-448D-A6A1-CF749723A82E}" presName="hierRoot2" presStyleCnt="0">
+    <dgm:pt modelId="{554B2C4A-E12C-4913-9DEF-475D69E556C3}" type="pres">
+      <dgm:prSet presAssocID="{C21F0602-EC21-41FF-858A-A508923E993E}" presName="rootConnector" presStyleLbl="node4" presStyleIdx="3" presStyleCnt="19"/>
+      <dgm:spPr/>
+    </dgm:pt>
+    <dgm:pt modelId="{EB1D8DB1-9C86-471D-ACBE-378679F0ADF1}" type="pres">
+      <dgm:prSet presAssocID="{C21F0602-EC21-41FF-858A-A508923E993E}" presName="hierChild4" presStyleCnt="0"/>
+      <dgm:spPr/>
+    </dgm:pt>
+    <dgm:pt modelId="{3D5D8B67-350B-4782-8991-EB8CEFFC4577}" type="pres">
+      <dgm:prSet presAssocID="{C21F0602-EC21-41FF-858A-A508923E993E}" presName="hierChild5" presStyleCnt="0"/>
+      <dgm:spPr/>
+    </dgm:pt>
+    <dgm:pt modelId="{FA018852-62C4-483C-BA3E-AE2688AD2FC3}" type="pres">
+      <dgm:prSet presAssocID="{82F505DC-FD4D-41F7-8967-0417ED4EB199}" presName="hierChild5" presStyleCnt="0"/>
+      <dgm:spPr/>
+    </dgm:pt>
+    <dgm:pt modelId="{0988D485-C39B-4DF7-9F2F-7D67374AFEA4}" type="pres">
+      <dgm:prSet presAssocID="{BBE18B24-3E60-440B-9999-35083453B096}" presName="Name37" presStyleLbl="parChTrans1D3" presStyleIdx="2" presStyleCnt="7"/>
+      <dgm:spPr/>
+    </dgm:pt>
+    <dgm:pt modelId="{369E27AA-4579-4AD5-A858-BD92E17E6DE2}" type="pres">
+      <dgm:prSet presAssocID="{66AED431-1687-470B-A088-4D04147FF7B0}" presName="hierRoot2" presStyleCnt="0">
         <dgm:presLayoutVars>
           <dgm:hierBranch val="init"/>
         </dgm:presLayoutVars>
       </dgm:prSet>
       <dgm:spPr/>
     </dgm:pt>
-    <dgm:pt modelId="{3E4EF9EB-20CD-449C-9F6C-C83A06E230F5}" type="pres">
-      <dgm:prSet presAssocID="{9E63BBBB-3D9B-448D-A6A1-CF749723A82E}" presName="rootComposite" presStyleCnt="0"/>
-      <dgm:spPr/>
-    </dgm:pt>
-    <dgm:pt modelId="{53106CDC-B8F2-4774-8E73-524DDB3BB940}" type="pres">
-      <dgm:prSet presAssocID="{9E63BBBB-3D9B-448D-A6A1-CF749723A82E}" presName="rootText" presStyleLbl="node3" presStyleIdx="3" presStyleCnt="6">
+    <dgm:pt modelId="{A4CDF936-3E07-4688-95BE-13CA770E884B}" type="pres">
+      <dgm:prSet presAssocID="{66AED431-1687-470B-A088-4D04147FF7B0}" presName="rootComposite" presStyleCnt="0"/>
+      <dgm:spPr/>
+    </dgm:pt>
+    <dgm:pt modelId="{B0DBA35E-3E33-4C68-8576-EA47E4927856}" type="pres">
+      <dgm:prSet presAssocID="{66AED431-1687-470B-A088-4D04147FF7B0}" presName="rootText" presStyleLbl="node3" presStyleIdx="2" presStyleCnt="7">
         <dgm:presLayoutVars>
           <dgm:chPref val="3"/>
         </dgm:presLayoutVars>
       </dgm:prSet>
       <dgm:spPr/>
     </dgm:pt>
-    <dgm:pt modelId="{24F8FA42-6AAA-40AF-99C4-1216CBB1F458}" type="pres">
-      <dgm:prSet presAssocID="{9E63BBBB-3D9B-448D-A6A1-CF749723A82E}" presName="rootConnector" presStyleLbl="node3" presStyleIdx="3" presStyleCnt="6"/>
-      <dgm:spPr/>
-    </dgm:pt>
-    <dgm:pt modelId="{17A2AD51-FF2F-412F-AF75-590F01DAF59E}" type="pres">
-      <dgm:prSet presAssocID="{9E63BBBB-3D9B-448D-A6A1-CF749723A82E}" presName="hierChild4" presStyleCnt="0"/>
-      <dgm:spPr/>
-    </dgm:pt>
-    <dgm:pt modelId="{E4C7BF2D-4885-4358-8B69-EEB587617937}" type="pres">
-      <dgm:prSet presAssocID="{C6C601FD-2ACC-4052-AD7B-37DC7DC0C6E7}" presName="Name37" presStyleLbl="parChTrans1D4" presStyleIdx="2" presStyleCnt="10"/>
-      <dgm:spPr/>
-    </dgm:pt>
-    <dgm:pt modelId="{3B6B9C17-F2DC-461D-B497-8AECF88F68D5}" type="pres">
-      <dgm:prSet presAssocID="{1CD3ECFA-5384-4FA0-B242-E23B51F80522}" presName="hierRoot2" presStyleCnt="0">
+    <dgm:pt modelId="{AD5B5F6D-8367-43FF-89B8-276D8554D95A}" type="pres">
+      <dgm:prSet presAssocID="{66AED431-1687-470B-A088-4D04147FF7B0}" presName="rootConnector" presStyleLbl="node3" presStyleIdx="2" presStyleCnt="7"/>
+      <dgm:spPr/>
+    </dgm:pt>
+    <dgm:pt modelId="{29333F11-AB9B-45CE-BBDC-FAD160042506}" type="pres">
+      <dgm:prSet presAssocID="{66AED431-1687-470B-A088-4D04147FF7B0}" presName="hierChild4" presStyleCnt="0"/>
+      <dgm:spPr/>
+    </dgm:pt>
+    <dgm:pt modelId="{9FFE28D7-6C9A-4219-8FA0-DB23D11E3E8A}" type="pres">
+      <dgm:prSet presAssocID="{51A25FC0-B898-41BD-9247-269CC37D7833}" presName="Name37" presStyleLbl="parChTrans1D4" presStyleIdx="4" presStyleCnt="19"/>
+      <dgm:spPr/>
+    </dgm:pt>
+    <dgm:pt modelId="{EB451556-A6B1-451F-9626-C8530F353DDD}" type="pres">
+      <dgm:prSet presAssocID="{15FD1B89-FE8E-4B25-9908-8FD4D34BF8E9}" presName="hierRoot2" presStyleCnt="0">
         <dgm:presLayoutVars>
           <dgm:hierBranch val="init"/>
         </dgm:presLayoutVars>
       </dgm:prSet>
       <dgm:spPr/>
     </dgm:pt>
-    <dgm:pt modelId="{CE742435-1B4C-4839-BBDD-93DEDC1F2188}" type="pres">
-      <dgm:prSet presAssocID="{1CD3ECFA-5384-4FA0-B242-E23B51F80522}" presName="rootComposite" presStyleCnt="0"/>
-      <dgm:spPr/>
-    </dgm:pt>
-    <dgm:pt modelId="{D5DA0A59-0AE4-4260-AB57-B28AAF37ECAC}" type="pres">
-      <dgm:prSet presAssocID="{1CD3ECFA-5384-4FA0-B242-E23B51F80522}" presName="rootText" presStyleLbl="node4" presStyleIdx="2" presStyleCnt="10">
+    <dgm:pt modelId="{FE3F121E-EC6D-4A92-AB23-E7696C0E10E8}" type="pres">
+      <dgm:prSet presAssocID="{15FD1B89-FE8E-4B25-9908-8FD4D34BF8E9}" presName="rootComposite" presStyleCnt="0"/>
+      <dgm:spPr/>
+    </dgm:pt>
+    <dgm:pt modelId="{35A37FAA-7983-4C05-B0E9-3D83A6984B31}" type="pres">
+      <dgm:prSet presAssocID="{15FD1B89-FE8E-4B25-9908-8FD4D34BF8E9}" presName="rootText" presStyleLbl="node4" presStyleIdx="4" presStyleCnt="19">
         <dgm:presLayoutVars>
           <dgm:chPref val="3"/>
         </dgm:presLayoutVars>
       </dgm:prSet>
       <dgm:spPr/>
     </dgm:pt>
-    <dgm:pt modelId="{1E66E8CF-F04A-4649-B989-6789030C7326}" type="pres">
-      <dgm:prSet presAssocID="{1CD3ECFA-5384-4FA0-B242-E23B51F80522}" presName="rootConnector" presStyleLbl="node4" presStyleIdx="2" presStyleCnt="10"/>
-      <dgm:spPr/>
-    </dgm:pt>
-    <dgm:pt modelId="{FCE5F12F-FAAF-4A46-AFA0-198AB313D3F3}" type="pres">
-      <dgm:prSet presAssocID="{1CD3ECFA-5384-4FA0-B242-E23B51F80522}" presName="hierChild4" presStyleCnt="0"/>
-      <dgm:spPr/>
-    </dgm:pt>
-    <dgm:pt modelId="{96159E58-B9FC-41E2-88FE-1F6FFC6B8D17}" type="pres">
-      <dgm:prSet presAssocID="{F93C77CB-5B70-4D34-A130-86AB1DC0E800}" presName="Name37" presStyleLbl="parChTrans1D4" presStyleIdx="3" presStyleCnt="10"/>
-      <dgm:spPr/>
-    </dgm:pt>
-    <dgm:pt modelId="{4FA12347-5394-44AC-8363-579CBD1AD782}" type="pres">
-      <dgm:prSet presAssocID="{E0F0BAFD-3973-4A6F-A6B0-D07AA77AAA05}" presName="hierRoot2" presStyleCnt="0">
+    <dgm:pt modelId="{50DBD92F-0537-4950-B035-FEA8FE402DF5}" type="pres">
+      <dgm:prSet presAssocID="{15FD1B89-FE8E-4B25-9908-8FD4D34BF8E9}" presName="rootConnector" presStyleLbl="node4" presStyleIdx="4" presStyleCnt="19"/>
+      <dgm:spPr/>
+    </dgm:pt>
+    <dgm:pt modelId="{E7AA6E39-60E7-4A43-B8AC-93199EE2471B}" type="pres">
+      <dgm:prSet presAssocID="{15FD1B89-FE8E-4B25-9908-8FD4D34BF8E9}" presName="hierChild4" presStyleCnt="0"/>
+      <dgm:spPr/>
+    </dgm:pt>
+    <dgm:pt modelId="{2B132271-CE0B-412D-A3F1-70F2185627F7}" type="pres">
+      <dgm:prSet presAssocID="{1CB3B793-D868-4051-B187-5B9F3289483C}" presName="Name37" presStyleLbl="parChTrans1D4" presStyleIdx="5" presStyleCnt="19"/>
+      <dgm:spPr/>
+    </dgm:pt>
+    <dgm:pt modelId="{213C8F90-6FC9-4011-8D24-21D973F0CCC1}" type="pres">
+      <dgm:prSet presAssocID="{39EC4D09-D4A9-4722-A939-1165212C7A88}" presName="hierRoot2" presStyleCnt="0">
         <dgm:presLayoutVars>
           <dgm:hierBranch val="init"/>
         </dgm:presLayoutVars>
       </dgm:prSet>
       <dgm:spPr/>
     </dgm:pt>
-    <dgm:pt modelId="{8AC19EF1-A176-4FA6-A781-5DC11521B66F}" type="pres">
-      <dgm:prSet presAssocID="{E0F0BAFD-3973-4A6F-A6B0-D07AA77AAA05}" presName="rootComposite" presStyleCnt="0"/>
-      <dgm:spPr/>
-    </dgm:pt>
-    <dgm:pt modelId="{F9CCFBB8-5CA5-4412-8513-D72AAC250DAC}" type="pres">
-      <dgm:prSet presAssocID="{E0F0BAFD-3973-4A6F-A6B0-D07AA77AAA05}" presName="rootText" presStyleLbl="node4" presStyleIdx="3" presStyleCnt="10">
+    <dgm:pt modelId="{2CDDF449-0C7C-4E1E-AE71-153580BF0225}" type="pres">
+      <dgm:prSet presAssocID="{39EC4D09-D4A9-4722-A939-1165212C7A88}" presName="rootComposite" presStyleCnt="0"/>
+      <dgm:spPr/>
+    </dgm:pt>
+    <dgm:pt modelId="{D7B8AB80-BE26-4D20-98F3-087316386A30}" type="pres">
+      <dgm:prSet presAssocID="{39EC4D09-D4A9-4722-A939-1165212C7A88}" presName="rootText" presStyleLbl="node4" presStyleIdx="5" presStyleCnt="19">
         <dgm:presLayoutVars>
           <dgm:chPref val="3"/>
         </dgm:presLayoutVars>
       </dgm:prSet>
       <dgm:spPr/>
     </dgm:pt>
-    <dgm:pt modelId="{D4BB84FF-8DA0-402F-B1AA-92E909217CC6}" type="pres">
-      <dgm:prSet presAssocID="{E0F0BAFD-3973-4A6F-A6B0-D07AA77AAA05}" presName="rootConnector" presStyleLbl="node4" presStyleIdx="3" presStyleCnt="10"/>
-      <dgm:spPr/>
-    </dgm:pt>
-    <dgm:pt modelId="{D606F0CE-B8B5-40B7-9E67-234A8BAA7429}" type="pres">
-      <dgm:prSet presAssocID="{E0F0BAFD-3973-4A6F-A6B0-D07AA77AAA05}" presName="hierChild4" presStyleCnt="0"/>
-      <dgm:spPr/>
-    </dgm:pt>
-    <dgm:pt modelId="{A4F26A35-463E-4143-8CAA-C199B5C5EB98}" type="pres">
-      <dgm:prSet presAssocID="{1EA8184E-FBBB-4B71-A15E-E7C350BD6E1B}" presName="Name37" presStyleLbl="parChTrans1D4" presStyleIdx="4" presStyleCnt="10"/>
-      <dgm:spPr/>
-    </dgm:pt>
-    <dgm:pt modelId="{7EF2A9A1-398A-4CEF-811A-091B9F61A35D}" type="pres">
-      <dgm:prSet presAssocID="{59373988-BDC2-4FD6-AB4C-8862B943BCAB}" presName="hierRoot2" presStyleCnt="0">
+    <dgm:pt modelId="{9F892D42-E0EB-4566-9212-3FAA0A7C1C3C}" type="pres">
+      <dgm:prSet presAssocID="{39EC4D09-D4A9-4722-A939-1165212C7A88}" presName="rootConnector" presStyleLbl="node4" presStyleIdx="5" presStyleCnt="19"/>
+      <dgm:spPr/>
+    </dgm:pt>
+    <dgm:pt modelId="{87DC1C9D-BE5B-4CF1-875C-B1CFB6A86DCD}" type="pres">
+      <dgm:prSet presAssocID="{39EC4D09-D4A9-4722-A939-1165212C7A88}" presName="hierChild4" presStyleCnt="0"/>
+      <dgm:spPr/>
+    </dgm:pt>
+    <dgm:pt modelId="{D6C88705-146C-4603-BD83-9A8F9C62857C}" type="pres">
+      <dgm:prSet presAssocID="{39EC4D09-D4A9-4722-A939-1165212C7A88}" presName="hierChild5" presStyleCnt="0"/>
+      <dgm:spPr/>
+    </dgm:pt>
+    <dgm:pt modelId="{C29D206E-C1F6-4646-A7D6-14B998671BB3}" type="pres">
+      <dgm:prSet presAssocID="{15FD1B89-FE8E-4B25-9908-8FD4D34BF8E9}" presName="hierChild5" presStyleCnt="0"/>
+      <dgm:spPr/>
+    </dgm:pt>
+    <dgm:pt modelId="{E68AA667-23EC-4F17-80DB-5C7674952780}" type="pres">
+      <dgm:prSet presAssocID="{C56B8025-4A54-483C-8DC2-56531165DCBF}" presName="Name37" presStyleLbl="parChTrans1D4" presStyleIdx="6" presStyleCnt="19"/>
+      <dgm:spPr/>
+    </dgm:pt>
+    <dgm:pt modelId="{6447F783-1A13-40CE-A0BC-E7C47F8B7B70}" type="pres">
+      <dgm:prSet presAssocID="{65B9FF8C-2B2F-4A01-A64B-3D16FFFE7131}" presName="hierRoot2" presStyleCnt="0">
         <dgm:presLayoutVars>
           <dgm:hierBranch val="init"/>
         </dgm:presLayoutVars>
       </dgm:prSet>
       <dgm:spPr/>
     </dgm:pt>
-    <dgm:pt modelId="{554F43C2-9082-4DCD-B8AF-74F178389364}" type="pres">
-      <dgm:prSet presAssocID="{59373988-BDC2-4FD6-AB4C-8862B943BCAB}" presName="rootComposite" presStyleCnt="0"/>
-      <dgm:spPr/>
-    </dgm:pt>
-    <dgm:pt modelId="{8D8B98B8-AF1C-42C8-AE9D-495A64CED751}" type="pres">
-      <dgm:prSet presAssocID="{59373988-BDC2-4FD6-AB4C-8862B943BCAB}" presName="rootText" presStyleLbl="node4" presStyleIdx="4" presStyleCnt="10">
+    <dgm:pt modelId="{9B5A2887-EAE5-4FD4-9CCB-5FCF7F65764E}" type="pres">
+      <dgm:prSet presAssocID="{65B9FF8C-2B2F-4A01-A64B-3D16FFFE7131}" presName="rootComposite" presStyleCnt="0"/>
+      <dgm:spPr/>
+    </dgm:pt>
+    <dgm:pt modelId="{6B203621-CE62-4E87-B592-A8FE30FF1851}" type="pres">
+      <dgm:prSet presAssocID="{65B9FF8C-2B2F-4A01-A64B-3D16FFFE7131}" presName="rootText" presStyleLbl="node4" presStyleIdx="6" presStyleCnt="19">
         <dgm:presLayoutVars>
           <dgm:chPref val="3"/>
         </dgm:presLayoutVars>
       </dgm:prSet>
       <dgm:spPr/>
     </dgm:pt>
-    <dgm:pt modelId="{3DEEE353-9721-47B6-8F7D-136CC4824C90}" type="pres">
-      <dgm:prSet presAssocID="{59373988-BDC2-4FD6-AB4C-8862B943BCAB}" presName="rootConnector" presStyleLbl="node4" presStyleIdx="4" presStyleCnt="10"/>
-      <dgm:spPr/>
-    </dgm:pt>
-    <dgm:pt modelId="{3DB07A5B-4828-491E-8B19-65A629010B63}" type="pres">
-      <dgm:prSet presAssocID="{59373988-BDC2-4FD6-AB4C-8862B943BCAB}" presName="hierChild4" presStyleCnt="0"/>
-      <dgm:spPr/>
-    </dgm:pt>
-    <dgm:pt modelId="{1D69B316-9D36-446A-9368-C5F8584B389C}" type="pres">
-      <dgm:prSet presAssocID="{59373988-BDC2-4FD6-AB4C-8862B943BCAB}" presName="hierChild5" presStyleCnt="0"/>
-      <dgm:spPr/>
-    </dgm:pt>
-    <dgm:pt modelId="{E99FA04F-AE6C-4869-A19D-3A0B17CDA91D}" type="pres">
-      <dgm:prSet presAssocID="{52BD2BA6-3F4F-4BAE-9075-05108CC500B0}" presName="Name37" presStyleLbl="parChTrans1D4" presStyleIdx="5" presStyleCnt="10"/>
-      <dgm:spPr/>
-    </dgm:pt>
-    <dgm:pt modelId="{1232D4FE-51AF-40BA-A64D-AB6D91B022F6}" type="pres">
-      <dgm:prSet presAssocID="{9B8A6438-3C8B-4CFF-B03C-3552CF14E46C}" presName="hierRoot2" presStyleCnt="0">
+    <dgm:pt modelId="{3FB59928-D328-4E8D-9FA7-7AAA2D0B7464}" type="pres">
+      <dgm:prSet presAssocID="{65B9FF8C-2B2F-4A01-A64B-3D16FFFE7131}" presName="rootConnector" presStyleLbl="node4" presStyleIdx="6" presStyleCnt="19"/>
+      <dgm:spPr/>
+    </dgm:pt>
+    <dgm:pt modelId="{EE49A492-5584-4C2F-A806-2E5B4EF24557}" type="pres">
+      <dgm:prSet presAssocID="{65B9FF8C-2B2F-4A01-A64B-3D16FFFE7131}" presName="hierChild4" presStyleCnt="0"/>
+      <dgm:spPr/>
+    </dgm:pt>
+    <dgm:pt modelId="{BA4F9EA3-E764-4C6A-858D-A5748FE7FDB2}" type="pres">
+      <dgm:prSet presAssocID="{02644655-FDCE-4A4C-8445-C8E553E58675}" presName="Name37" presStyleLbl="parChTrans1D4" presStyleIdx="7" presStyleCnt="19"/>
+      <dgm:spPr/>
+    </dgm:pt>
+    <dgm:pt modelId="{B2CEC503-52A2-45E1-9483-9B00BE8C4402}" type="pres">
+      <dgm:prSet presAssocID="{3986D9BB-F0D4-45B3-ABF6-579404A817E4}" presName="hierRoot2" presStyleCnt="0">
         <dgm:presLayoutVars>
           <dgm:hierBranch val="init"/>
         </dgm:presLayoutVars>
       </dgm:prSet>
       <dgm:spPr/>
     </dgm:pt>
-    <dgm:pt modelId="{58C2C708-E3D4-4513-B794-80FA96342CD5}" type="pres">
-      <dgm:prSet presAssocID="{9B8A6438-3C8B-4CFF-B03C-3552CF14E46C}" presName="rootComposite" presStyleCnt="0"/>
-      <dgm:spPr/>
-    </dgm:pt>
-    <dgm:pt modelId="{55C40C60-6AD0-4ACF-8BFA-3FF937B9BBCE}" type="pres">
-      <dgm:prSet presAssocID="{9B8A6438-3C8B-4CFF-B03C-3552CF14E46C}" presName="rootText" presStyleLbl="node4" presStyleIdx="5" presStyleCnt="10">
+    <dgm:pt modelId="{9B80A89F-00A4-4B37-86FF-970581999E61}" type="pres">
+      <dgm:prSet presAssocID="{3986D9BB-F0D4-45B3-ABF6-579404A817E4}" presName="rootComposite" presStyleCnt="0"/>
+      <dgm:spPr/>
+    </dgm:pt>
+    <dgm:pt modelId="{2BFFFA51-3A1A-4122-9704-D9030445D1FB}" type="pres">
+      <dgm:prSet presAssocID="{3986D9BB-F0D4-45B3-ABF6-579404A817E4}" presName="rootText" presStyleLbl="node4" presStyleIdx="7" presStyleCnt="19">
         <dgm:presLayoutVars>
           <dgm:chPref val="3"/>
         </dgm:presLayoutVars>
       </dgm:prSet>
       <dgm:spPr/>
     </dgm:pt>
-    <dgm:pt modelId="{0A8B5CD7-82F1-406D-A368-D16F4D46CBCA}" type="pres">
-      <dgm:prSet presAssocID="{9B8A6438-3C8B-4CFF-B03C-3552CF14E46C}" presName="rootConnector" presStyleLbl="node4" presStyleIdx="5" presStyleCnt="10"/>
-      <dgm:spPr/>
-    </dgm:pt>
-    <dgm:pt modelId="{1FEA6D0D-509E-4C2B-9297-4F07A93564A0}" type="pres">
-      <dgm:prSet presAssocID="{9B8A6438-3C8B-4CFF-B03C-3552CF14E46C}" presName="hierChild4" presStyleCnt="0"/>
-      <dgm:spPr/>
-    </dgm:pt>
-    <dgm:pt modelId="{36815E40-21AD-4DC5-80C2-5E936D307606}" type="pres">
-      <dgm:prSet presAssocID="{9B8A6438-3C8B-4CFF-B03C-3552CF14E46C}" presName="hierChild5" presStyleCnt="0"/>
-      <dgm:spPr/>
-    </dgm:pt>
-    <dgm:pt modelId="{47D4307B-4D7E-49C2-9E50-6C625FCCC57C}" type="pres">
-      <dgm:prSet presAssocID="{E0F0BAFD-3973-4A6F-A6B0-D07AA77AAA05}" presName="hierChild5" presStyleCnt="0"/>
-      <dgm:spPr/>
-    </dgm:pt>
-    <dgm:pt modelId="{62D5C5BE-59BF-413C-B31A-ACE294AD451F}" type="pres">
-      <dgm:prSet presAssocID="{1CD3ECFA-5384-4FA0-B242-E23B51F80522}" presName="hierChild5" presStyleCnt="0"/>
-      <dgm:spPr/>
-    </dgm:pt>
-    <dgm:pt modelId="{01F7705C-03EC-4ABB-85B5-CEC831128E2D}" type="pres">
-      <dgm:prSet presAssocID="{C312B4C8-D4D9-4C1D-9468-BF3EA88C9ED4}" presName="Name37" presStyleLbl="parChTrans1D4" presStyleIdx="6" presStyleCnt="10"/>
-      <dgm:spPr/>
-    </dgm:pt>
-    <dgm:pt modelId="{8C3A68DE-C3CB-40DF-AABB-A4832355BD94}" type="pres">
-      <dgm:prSet presAssocID="{EA1BBB5E-F151-4BF2-9C94-55A977B0556A}" presName="hierRoot2" presStyleCnt="0">
+    <dgm:pt modelId="{6E4A59E7-D186-4354-A777-97253FA19BC3}" type="pres">
+      <dgm:prSet presAssocID="{3986D9BB-F0D4-45B3-ABF6-579404A817E4}" presName="rootConnector" presStyleLbl="node4" presStyleIdx="7" presStyleCnt="19"/>
+      <dgm:spPr/>
+    </dgm:pt>
+    <dgm:pt modelId="{91FF777C-20A8-4D29-9D53-9AD7101ACC9C}" type="pres">
+      <dgm:prSet presAssocID="{3986D9BB-F0D4-45B3-ABF6-579404A817E4}" presName="hierChild4" presStyleCnt="0"/>
+      <dgm:spPr/>
+    </dgm:pt>
+    <dgm:pt modelId="{903F22CD-1C31-4376-ACE7-ED6D80D44F98}" type="pres">
+      <dgm:prSet presAssocID="{3986D9BB-F0D4-45B3-ABF6-579404A817E4}" presName="hierChild5" presStyleCnt="0"/>
+      <dgm:spPr/>
+    </dgm:pt>
+    <dgm:pt modelId="{E7237AAA-3E19-45D1-840D-E6690A5FB60F}" type="pres">
+      <dgm:prSet presAssocID="{65B9FF8C-2B2F-4A01-A64B-3D16FFFE7131}" presName="hierChild5" presStyleCnt="0"/>
+      <dgm:spPr/>
+    </dgm:pt>
+    <dgm:pt modelId="{209F8AE5-C9C2-455C-A851-8F5CCED86B27}" type="pres">
+      <dgm:prSet presAssocID="{66AED431-1687-470B-A088-4D04147FF7B0}" presName="hierChild5" presStyleCnt="0"/>
+      <dgm:spPr/>
+    </dgm:pt>
+    <dgm:pt modelId="{61AAE01F-2DD2-462A-8343-EF480DA671EB}" type="pres">
+      <dgm:prSet presAssocID="{99792CBE-B85B-4539-B816-DD377E37E6E9}" presName="hierChild5" presStyleCnt="0"/>
+      <dgm:spPr/>
+    </dgm:pt>
+    <dgm:pt modelId="{4C8BCDAB-23F1-4727-B55F-2F6CB8608F34}" type="pres">
+      <dgm:prSet presAssocID="{248A713C-6731-47AE-AD36-017C4DB3D6C5}" presName="Name37" presStyleLbl="parChTrans1D2" presStyleIdx="1" presStyleCnt="3"/>
+      <dgm:spPr/>
+    </dgm:pt>
+    <dgm:pt modelId="{A934597C-6C5F-42F9-BF24-F21D13F4DDE8}" type="pres">
+      <dgm:prSet presAssocID="{4CDB3F56-2FE1-48FD-A94E-5588C06430B9}" presName="hierRoot2" presStyleCnt="0">
         <dgm:presLayoutVars>
           <dgm:hierBranch val="init"/>
         </dgm:presLayoutVars>
       </dgm:prSet>
       <dgm:spPr/>
     </dgm:pt>
-    <dgm:pt modelId="{6CA0EC70-62A2-4987-8534-38E9723F9136}" type="pres">
-      <dgm:prSet presAssocID="{EA1BBB5E-F151-4BF2-9C94-55A977B0556A}" presName="rootComposite" presStyleCnt="0"/>
-      <dgm:spPr/>
-    </dgm:pt>
-    <dgm:pt modelId="{F0B21B06-521A-444A-AD23-FB058EE70162}" type="pres">
-      <dgm:prSet presAssocID="{EA1BBB5E-F151-4BF2-9C94-55A977B0556A}" presName="rootText" presStyleLbl="node4" presStyleIdx="6" presStyleCnt="10">
+    <dgm:pt modelId="{7A6869E0-65F7-4438-8AD1-D315FCB88D95}" type="pres">
+      <dgm:prSet presAssocID="{4CDB3F56-2FE1-48FD-A94E-5588C06430B9}" presName="rootComposite" presStyleCnt="0"/>
+      <dgm:spPr/>
+    </dgm:pt>
+    <dgm:pt modelId="{B388C2F5-45DE-455E-8129-AC41F97864F3}" type="pres">
+      <dgm:prSet presAssocID="{4CDB3F56-2FE1-48FD-A94E-5588C06430B9}" presName="rootText" presStyleLbl="node2" presStyleIdx="1" presStyleCnt="3">
         <dgm:presLayoutVars>
           <dgm:chPref val="3"/>
         </dgm:presLayoutVars>
       </dgm:prSet>
       <dgm:spPr/>
     </dgm:pt>
-    <dgm:pt modelId="{AA085FB3-FCC1-4027-AA33-284C60283B9E}" type="pres">
-      <dgm:prSet presAssocID="{EA1BBB5E-F151-4BF2-9C94-55A977B0556A}" presName="rootConnector" presStyleLbl="node4" presStyleIdx="6" presStyleCnt="10"/>
-      <dgm:spPr/>
-    </dgm:pt>
-    <dgm:pt modelId="{FE7E6DFC-C07F-4B7D-8F2C-E03F11926BC9}" type="pres">
-      <dgm:prSet presAssocID="{EA1BBB5E-F151-4BF2-9C94-55A977B0556A}" presName="hierChild4" presStyleCnt="0"/>
-      <dgm:spPr/>
-    </dgm:pt>
-    <dgm:pt modelId="{6D457001-2679-4D8B-8F83-B3FD9C97BF10}" type="pres">
-      <dgm:prSet presAssocID="{B5F6D47A-012E-4A01-835C-466BEAC573C7}" presName="Name37" presStyleLbl="parChTrans1D4" presStyleIdx="7" presStyleCnt="10"/>
-      <dgm:spPr/>
-    </dgm:pt>
-    <dgm:pt modelId="{000C4B1A-221D-42AC-82DA-DA4C615F0195}" type="pres">
-      <dgm:prSet presAssocID="{E47428D6-6993-4092-9ECB-0D8D75D39F2F}" presName="hierRoot2" presStyleCnt="0">
+    <dgm:pt modelId="{3A2F552E-22A2-43EB-9874-CE40A922B0CE}" type="pres">
+      <dgm:prSet presAssocID="{4CDB3F56-2FE1-48FD-A94E-5588C06430B9}" presName="rootConnector" presStyleLbl="node2" presStyleIdx="1" presStyleCnt="3"/>
+      <dgm:spPr/>
+    </dgm:pt>
+    <dgm:pt modelId="{67FB5DCA-80A9-4820-A334-7A678E3DD58E}" type="pres">
+      <dgm:prSet presAssocID="{4CDB3F56-2FE1-48FD-A94E-5588C06430B9}" presName="hierChild4" presStyleCnt="0"/>
+      <dgm:spPr/>
+    </dgm:pt>
+    <dgm:pt modelId="{97C8DD22-C3BB-4F87-B6FD-BB62800F5813}" type="pres">
+      <dgm:prSet presAssocID="{4839DEA3-A419-4041-B232-58F127D7873A}" presName="Name37" presStyleLbl="parChTrans1D3" presStyleIdx="3" presStyleCnt="7"/>
+      <dgm:spPr/>
+    </dgm:pt>
+    <dgm:pt modelId="{9BB45365-26A3-42EF-BE94-7F77F197ED3D}" type="pres">
+      <dgm:prSet presAssocID="{7DDBC15D-C138-4055-BB08-4412D4313AA4}" presName="hierRoot2" presStyleCnt="0">
         <dgm:presLayoutVars>
           <dgm:hierBranch val="init"/>
         </dgm:presLayoutVars>
       </dgm:prSet>
       <dgm:spPr/>
     </dgm:pt>
-    <dgm:pt modelId="{0A9AEAA6-97FE-492B-9D00-92E94A5BFB8C}" type="pres">
-      <dgm:prSet presAssocID="{E47428D6-6993-4092-9ECB-0D8D75D39F2F}" presName="rootComposite" presStyleCnt="0"/>
-      <dgm:spPr/>
-    </dgm:pt>
-    <dgm:pt modelId="{C9BF7289-B539-4227-8F48-A9C60A01859F}" type="pres">
-      <dgm:prSet presAssocID="{E47428D6-6993-4092-9ECB-0D8D75D39F2F}" presName="rootText" presStyleLbl="node4" presStyleIdx="7" presStyleCnt="10">
+    <dgm:pt modelId="{849F12A5-E2D1-4BA6-A101-B1896E935993}" type="pres">
+      <dgm:prSet presAssocID="{7DDBC15D-C138-4055-BB08-4412D4313AA4}" presName="rootComposite" presStyleCnt="0"/>
+      <dgm:spPr/>
+    </dgm:pt>
+    <dgm:pt modelId="{9FA3228C-E8A6-4F14-89A5-080EB4C97503}" type="pres">
+      <dgm:prSet presAssocID="{7DDBC15D-C138-4055-BB08-4412D4313AA4}" presName="rootText" presStyleLbl="node3" presStyleIdx="3" presStyleCnt="7">
         <dgm:presLayoutVars>
           <dgm:chPref val="3"/>
         </dgm:presLayoutVars>
       </dgm:prSet>
       <dgm:spPr/>
     </dgm:pt>
-    <dgm:pt modelId="{DDABE62E-1A56-4DBD-A9D1-BAB02A18DAA7}" type="pres">
-      <dgm:prSet presAssocID="{E47428D6-6993-4092-9ECB-0D8D75D39F2F}" presName="rootConnector" presStyleLbl="node4" presStyleIdx="7" presStyleCnt="10"/>
-      <dgm:spPr/>
-    </dgm:pt>
-    <dgm:pt modelId="{6622F5BE-5910-4AE3-87E0-260A32068940}" type="pres">
-      <dgm:prSet presAssocID="{E47428D6-6993-4092-9ECB-0D8D75D39F2F}" presName="hierChild4" presStyleCnt="0"/>
-      <dgm:spPr/>
-    </dgm:pt>
-    <dgm:pt modelId="{EE1C956E-AA3D-4660-999E-02AC3B715A24}" type="pres">
-      <dgm:prSet presAssocID="{E47428D6-6993-4092-9ECB-0D8D75D39F2F}" presName="hierChild5" presStyleCnt="0"/>
-      <dgm:spPr/>
-    </dgm:pt>
-    <dgm:pt modelId="{30554A25-33E9-4842-8497-E5234063F4B5}" type="pres">
-      <dgm:prSet presAssocID="{EA1BBB5E-F151-4BF2-9C94-55A977B0556A}" presName="hierChild5" presStyleCnt="0"/>
-      <dgm:spPr/>
-    </dgm:pt>
-    <dgm:pt modelId="{572790B1-5250-4C02-8EAC-DF088A0E074F}" type="pres">
-      <dgm:prSet presAssocID="{64E3D288-09C6-4C3A-AA46-4D1B7F703920}" presName="Name37" presStyleLbl="parChTrans1D4" presStyleIdx="8" presStyleCnt="10"/>
-      <dgm:spPr/>
-    </dgm:pt>
-    <dgm:pt modelId="{CAED83F7-C79F-4579-ADC1-64C62AAD93FC}" type="pres">
-      <dgm:prSet presAssocID="{F82DD324-548A-4757-B26B-E324B3428D40}" presName="hierRoot2" presStyleCnt="0">
+    <dgm:pt modelId="{47CD36DE-338F-4C2F-96FA-5D7B6BCBB41C}" type="pres">
+      <dgm:prSet presAssocID="{7DDBC15D-C138-4055-BB08-4412D4313AA4}" presName="rootConnector" presStyleLbl="node3" presStyleIdx="3" presStyleCnt="7"/>
+      <dgm:spPr/>
+    </dgm:pt>
+    <dgm:pt modelId="{3260D64C-6973-4A22-9B7A-7413C7D1912B}" type="pres">
+      <dgm:prSet presAssocID="{7DDBC15D-C138-4055-BB08-4412D4313AA4}" presName="hierChild4" presStyleCnt="0"/>
+      <dgm:spPr/>
+    </dgm:pt>
+    <dgm:pt modelId="{0295660D-F730-4213-BFD7-9FD445AEC6DC}" type="pres">
+      <dgm:prSet presAssocID="{1F4E5E27-53D9-43B2-8521-1CC2CFDC294F}" presName="Name37" presStyleLbl="parChTrans1D4" presStyleIdx="8" presStyleCnt="19"/>
+      <dgm:spPr/>
+    </dgm:pt>
+    <dgm:pt modelId="{C654837B-D7E4-4B07-864A-1F481B05741B}" type="pres">
+      <dgm:prSet presAssocID="{51D2B373-F3C2-4C17-AF08-2D6D0F8A3DCC}" presName="hierRoot2" presStyleCnt="0">
         <dgm:presLayoutVars>
           <dgm:hierBranch val="init"/>
         </dgm:presLayoutVars>
       </dgm:prSet>
       <dgm:spPr/>
     </dgm:pt>
-    <dgm:pt modelId="{55EBA77F-B4A4-4E1A-8F9B-33D28E4C4E2D}" type="pres">
-      <dgm:prSet presAssocID="{F82DD324-548A-4757-B26B-E324B3428D40}" presName="rootComposite" presStyleCnt="0"/>
-      <dgm:spPr/>
-    </dgm:pt>
-    <dgm:pt modelId="{C9F4FC36-FC73-4557-9D56-57906D8426F8}" type="pres">
-      <dgm:prSet presAssocID="{F82DD324-548A-4757-B26B-E324B3428D40}" presName="rootText" presStyleLbl="node4" presStyleIdx="8" presStyleCnt="10">
+    <dgm:pt modelId="{5F8B5DB4-311C-478E-BCC8-936E85304B39}" type="pres">
+      <dgm:prSet presAssocID="{51D2B373-F3C2-4C17-AF08-2D6D0F8A3DCC}" presName="rootComposite" presStyleCnt="0"/>
+      <dgm:spPr/>
+    </dgm:pt>
+    <dgm:pt modelId="{7D6481BB-67F5-4E57-89D5-6643355F1748}" type="pres">
+      <dgm:prSet presAssocID="{51D2B373-F3C2-4C17-AF08-2D6D0F8A3DCC}" presName="rootText" presStyleLbl="node4" presStyleIdx="8" presStyleCnt="19">
         <dgm:presLayoutVars>
           <dgm:chPref val="3"/>
         </dgm:presLayoutVars>
       </dgm:prSet>
       <dgm:spPr/>
     </dgm:pt>
-    <dgm:pt modelId="{F4407BC8-CC83-4E78-9D18-3574876FFF34}" type="pres">
-      <dgm:prSet presAssocID="{F82DD324-548A-4757-B26B-E324B3428D40}" presName="rootConnector" presStyleLbl="node4" presStyleIdx="8" presStyleCnt="10"/>
-      <dgm:spPr/>
-    </dgm:pt>
-    <dgm:pt modelId="{D630D63F-104B-4562-92ED-6B48C2B46A3C}" type="pres">
-      <dgm:prSet presAssocID="{F82DD324-548A-4757-B26B-E324B3428D40}" presName="hierChild4" presStyleCnt="0"/>
-      <dgm:spPr/>
-    </dgm:pt>
-    <dgm:pt modelId="{F4C7D59C-3C99-437F-80C3-8FFEFEC63234}" type="pres">
-      <dgm:prSet presAssocID="{A60DAC1D-6C94-4366-A60F-25D67A9A15C6}" presName="Name37" presStyleLbl="parChTrans1D4" presStyleIdx="9" presStyleCnt="10"/>
-      <dgm:spPr/>
-    </dgm:pt>
-    <dgm:pt modelId="{9D7C4312-B90E-4A8A-879D-A0142FC1A58D}" type="pres">
-      <dgm:prSet presAssocID="{224CA083-597E-40F5-BB34-4753DA284874}" presName="hierRoot2" presStyleCnt="0">
+    <dgm:pt modelId="{6BC95E91-FE65-4B8E-9E80-0C80585464F2}" type="pres">
+      <dgm:prSet presAssocID="{51D2B373-F3C2-4C17-AF08-2D6D0F8A3DCC}" presName="rootConnector" presStyleLbl="node4" presStyleIdx="8" presStyleCnt="19"/>
+      <dgm:spPr/>
+    </dgm:pt>
+    <dgm:pt modelId="{2D42B356-6691-4DCB-BE4B-65B205AD8338}" type="pres">
+      <dgm:prSet presAssocID="{51D2B373-F3C2-4C17-AF08-2D6D0F8A3DCC}" presName="hierChild4" presStyleCnt="0"/>
+      <dgm:spPr/>
+    </dgm:pt>
+    <dgm:pt modelId="{8B369966-71C2-4C12-846E-F29B506F0471}" type="pres">
+      <dgm:prSet presAssocID="{5F991DD5-CBCE-4EBC-BF5C-69E2017C2433}" presName="Name37" presStyleLbl="parChTrans1D4" presStyleIdx="9" presStyleCnt="19"/>
+      <dgm:spPr/>
+    </dgm:pt>
+    <dgm:pt modelId="{1F1E8D70-6BF5-4257-A98A-9C648835E82B}" type="pres">
+      <dgm:prSet presAssocID="{C49D3817-189B-47F5-9183-52CD4DC2C1D3}" presName="hierRoot2" presStyleCnt="0">
         <dgm:presLayoutVars>
           <dgm:hierBranch val="init"/>
         </dgm:presLayoutVars>
       </dgm:prSet>
       <dgm:spPr/>
     </dgm:pt>
-    <dgm:pt modelId="{4611F444-80D7-4DD8-B108-DFBE9A983B2E}" type="pres">
-      <dgm:prSet presAssocID="{224CA083-597E-40F5-BB34-4753DA284874}" presName="rootComposite" presStyleCnt="0"/>
-      <dgm:spPr/>
-    </dgm:pt>
-    <dgm:pt modelId="{D982D4B0-8D3E-440F-A987-C081B01056C1}" type="pres">
-      <dgm:prSet presAssocID="{224CA083-597E-40F5-BB34-4753DA284874}" presName="rootText" presStyleLbl="node4" presStyleIdx="9" presStyleCnt="10">
+    <dgm:pt modelId="{9CBC5278-2427-4923-8FFA-498FCCEC6D87}" type="pres">
+      <dgm:prSet presAssocID="{C49D3817-189B-47F5-9183-52CD4DC2C1D3}" presName="rootComposite" presStyleCnt="0"/>
+      <dgm:spPr/>
+    </dgm:pt>
+    <dgm:pt modelId="{79B1C0B8-1BBF-4BE3-BDCB-1640134E20FF}" type="pres">
+      <dgm:prSet presAssocID="{C49D3817-189B-47F5-9183-52CD4DC2C1D3}" presName="rootText" presStyleLbl="node4" presStyleIdx="9" presStyleCnt="19">
         <dgm:presLayoutVars>
           <dgm:chPref val="3"/>
         </dgm:presLayoutVars>
       </dgm:prSet>
       <dgm:spPr/>
     </dgm:pt>
-    <dgm:pt modelId="{39751216-BFD4-4DDB-B8E7-4CE6D72090ED}" type="pres">
-      <dgm:prSet presAssocID="{224CA083-597E-40F5-BB34-4753DA284874}" presName="rootConnector" presStyleLbl="node4" presStyleIdx="9" presStyleCnt="10"/>
-      <dgm:spPr/>
-    </dgm:pt>
-    <dgm:pt modelId="{75C060B6-C7D1-493C-8029-B52A58CB194D}" type="pres">
-      <dgm:prSet presAssocID="{224CA083-597E-40F5-BB34-4753DA284874}" presName="hierChild4" presStyleCnt="0"/>
-      <dgm:spPr/>
-    </dgm:pt>
-    <dgm:pt modelId="{1A1EE1BE-AB0C-40CD-9407-137216633E98}" type="pres">
-      <dgm:prSet presAssocID="{224CA083-597E-40F5-BB34-4753DA284874}" presName="hierChild5" presStyleCnt="0"/>
-      <dgm:spPr/>
-    </dgm:pt>
-    <dgm:pt modelId="{F4E068CF-B9E7-4FA7-B52B-B11220598D31}" type="pres">
-      <dgm:prSet presAssocID="{F82DD324-548A-4757-B26B-E324B3428D40}" presName="hierChild5" presStyleCnt="0"/>
-      <dgm:spPr/>
-    </dgm:pt>
-    <dgm:pt modelId="{478AE645-27B2-4EA0-A426-7DA8FBB95023}" type="pres">
-      <dgm:prSet presAssocID="{9E63BBBB-3D9B-448D-A6A1-CF749723A82E}" presName="hierChild5" presStyleCnt="0"/>
-      <dgm:spPr/>
-    </dgm:pt>
-    <dgm:pt modelId="{343F4693-19CC-4A16-9ECA-9EB9738E5045}" type="pres">
-      <dgm:prSet presAssocID="{EC8EA9A5-C2A8-42E4-8D6A-DB79F8D1439B}" presName="hierChild5" presStyleCnt="0"/>
-      <dgm:spPr/>
-    </dgm:pt>
-    <dgm:pt modelId="{D0FF0108-960B-4B38-B005-840595ACDEB3}" type="pres">
-      <dgm:prSet presAssocID="{D185EC9B-EA4F-4B59-80B2-392ACBAAD71E}" presName="Name37" presStyleLbl="parChTrans1D2" presStyleIdx="2" presStyleCnt="3"/>
-      <dgm:spPr/>
-    </dgm:pt>
-    <dgm:pt modelId="{FB09E0D1-ADE4-47A5-A9A0-E343C9617FC0}" type="pres">
-      <dgm:prSet presAssocID="{09714864-4066-4050-98C6-436DC9618D3A}" presName="hierRoot2" presStyleCnt="0">
+    <dgm:pt modelId="{5D217327-24DB-4E42-ABF1-E8DF4997B4FC}" type="pres">
+      <dgm:prSet presAssocID="{C49D3817-189B-47F5-9183-52CD4DC2C1D3}" presName="rootConnector" presStyleLbl="node4" presStyleIdx="9" presStyleCnt="19"/>
+      <dgm:spPr/>
+    </dgm:pt>
+    <dgm:pt modelId="{6B285884-454C-4207-9CE7-50C32E8A6456}" type="pres">
+      <dgm:prSet presAssocID="{C49D3817-189B-47F5-9183-52CD4DC2C1D3}" presName="hierChild4" presStyleCnt="0"/>
+      <dgm:spPr/>
+    </dgm:pt>
+    <dgm:pt modelId="{9BE37F3C-8C1B-4307-A263-A2DD1817DC71}" type="pres">
+      <dgm:prSet presAssocID="{C49D3817-189B-47F5-9183-52CD4DC2C1D3}" presName="hierChild5" presStyleCnt="0"/>
+      <dgm:spPr/>
+    </dgm:pt>
+    <dgm:pt modelId="{510D61E5-2BA8-43AF-A31E-13C2289AEA47}" type="pres">
+      <dgm:prSet presAssocID="{51D2B373-F3C2-4C17-AF08-2D6D0F8A3DCC}" presName="hierChild5" presStyleCnt="0"/>
+      <dgm:spPr/>
+    </dgm:pt>
+    <dgm:pt modelId="{07354DE1-E69D-4831-B3A6-03EA80C84656}" type="pres">
+      <dgm:prSet presAssocID="{F7CEF201-0C81-40E0-BE14-7E124FDCEC73}" presName="Name37" presStyleLbl="parChTrans1D4" presStyleIdx="10" presStyleCnt="19"/>
+      <dgm:spPr/>
+    </dgm:pt>
+    <dgm:pt modelId="{93791EAD-B72B-4345-AC08-D89A2BE68694}" type="pres">
+      <dgm:prSet presAssocID="{B8C6F794-F203-4495-898D-63419BECA668}" presName="hierRoot2" presStyleCnt="0">
         <dgm:presLayoutVars>
           <dgm:hierBranch val="init"/>
         </dgm:presLayoutVars>
       </dgm:prSet>
       <dgm:spPr/>
     </dgm:pt>
-    <dgm:pt modelId="{568E97FD-A302-48FA-B391-5DCE07B1E805}" type="pres">
-      <dgm:prSet presAssocID="{09714864-4066-4050-98C6-436DC9618D3A}" presName="rootComposite" presStyleCnt="0"/>
-      <dgm:spPr/>
-    </dgm:pt>
-    <dgm:pt modelId="{B4DDB29F-AD96-41B4-B7DE-D69842C2BC80}" type="pres">
-      <dgm:prSet presAssocID="{09714864-4066-4050-98C6-436DC9618D3A}" presName="rootText" presStyleLbl="node2" presStyleIdx="2" presStyleCnt="3">
+    <dgm:pt modelId="{19755300-65FB-4A84-83E7-8E2512B006EE}" type="pres">
+      <dgm:prSet presAssocID="{B8C6F794-F203-4495-898D-63419BECA668}" presName="rootComposite" presStyleCnt="0"/>
+      <dgm:spPr/>
+    </dgm:pt>
+    <dgm:pt modelId="{8219C451-4D1D-4C98-9084-B130FB0E5E58}" type="pres">
+      <dgm:prSet presAssocID="{B8C6F794-F203-4495-898D-63419BECA668}" presName="rootText" presStyleLbl="node4" presStyleIdx="10" presStyleCnt="19">
         <dgm:presLayoutVars>
           <dgm:chPref val="3"/>
         </dgm:presLayoutVars>
       </dgm:prSet>
       <dgm:spPr/>
     </dgm:pt>
-    <dgm:pt modelId="{0279DF16-8B0A-4027-A592-E733B30F860C}" type="pres">
-      <dgm:prSet presAssocID="{09714864-4066-4050-98C6-436DC9618D3A}" presName="rootConnector" presStyleLbl="node2" presStyleIdx="2" presStyleCnt="3"/>
-      <dgm:spPr/>
-    </dgm:pt>
-    <dgm:pt modelId="{ECD1EC34-8492-4D5B-815D-396D94E6FFDC}" type="pres">
-      <dgm:prSet presAssocID="{09714864-4066-4050-98C6-436DC9618D3A}" presName="hierChild4" presStyleCnt="0"/>
-      <dgm:spPr/>
-    </dgm:pt>
-    <dgm:pt modelId="{5D7A13E5-4100-4351-B94C-180412E79A85}" type="pres">
-      <dgm:prSet presAssocID="{FABBD83C-BB1E-49DB-ACC3-0B6BBA520CCE}" presName="Name37" presStyleLbl="parChTrans1D3" presStyleIdx="4" presStyleCnt="6"/>
-      <dgm:spPr/>
-    </dgm:pt>
-    <dgm:pt modelId="{89FED5CD-288A-482D-B1AE-55136654B640}" type="pres">
-      <dgm:prSet presAssocID="{F713F6AC-4EBB-490E-89CC-11E62D09BBC5}" presName="hierRoot2" presStyleCnt="0">
+    <dgm:pt modelId="{BCF443DB-BCDB-44DE-BB9C-A64FD5FE63D4}" type="pres">
+      <dgm:prSet presAssocID="{B8C6F794-F203-4495-898D-63419BECA668}" presName="rootConnector" presStyleLbl="node4" presStyleIdx="10" presStyleCnt="19"/>
+      <dgm:spPr/>
+    </dgm:pt>
+    <dgm:pt modelId="{F2C26BA4-C883-499C-B5C4-C5392FFEB66D}" type="pres">
+      <dgm:prSet presAssocID="{B8C6F794-F203-4495-898D-63419BECA668}" presName="hierChild4" presStyleCnt="0"/>
+      <dgm:spPr/>
+    </dgm:pt>
+    <dgm:pt modelId="{9E0D31DC-8C14-48FB-A035-EF461DD1F634}" type="pres">
+      <dgm:prSet presAssocID="{F2E0CC0A-7836-4A27-AC9D-DC35B782B5B7}" presName="Name37" presStyleLbl="parChTrans1D4" presStyleIdx="11" presStyleCnt="19"/>
+      <dgm:spPr/>
+    </dgm:pt>
+    <dgm:pt modelId="{2C12F92C-80B2-450F-9580-7D67B5F9032F}" type="pres">
+      <dgm:prSet presAssocID="{63E8C491-A366-4707-8623-93DDFC9FBCE3}" presName="hierRoot2" presStyleCnt="0">
         <dgm:presLayoutVars>
           <dgm:hierBranch val="init"/>
         </dgm:presLayoutVars>
       </dgm:prSet>
       <dgm:spPr/>
     </dgm:pt>
-    <dgm:pt modelId="{D934069A-9CB2-449F-A426-84F089CDF4C2}" type="pres">
-      <dgm:prSet presAssocID="{F713F6AC-4EBB-490E-89CC-11E62D09BBC5}" presName="rootComposite" presStyleCnt="0"/>
-      <dgm:spPr/>
-    </dgm:pt>
-    <dgm:pt modelId="{754238C0-5DBD-4BF5-853E-14590CF40021}" type="pres">
-      <dgm:prSet presAssocID="{F713F6AC-4EBB-490E-89CC-11E62D09BBC5}" presName="rootText" presStyleLbl="node3" presStyleIdx="4" presStyleCnt="6">
+    <dgm:pt modelId="{6CE7B1A0-4A06-4EDA-B8B7-E400F2C3CFF4}" type="pres">
+      <dgm:prSet presAssocID="{63E8C491-A366-4707-8623-93DDFC9FBCE3}" presName="rootComposite" presStyleCnt="0"/>
+      <dgm:spPr/>
+    </dgm:pt>
+    <dgm:pt modelId="{2B4F4105-F0DA-40EA-AE6F-24D3177C9183}" type="pres">
+      <dgm:prSet presAssocID="{63E8C491-A366-4707-8623-93DDFC9FBCE3}" presName="rootText" presStyleLbl="node4" presStyleIdx="11" presStyleCnt="19">
         <dgm:presLayoutVars>
           <dgm:chPref val="3"/>
         </dgm:presLayoutVars>
       </dgm:prSet>
       <dgm:spPr/>
     </dgm:pt>
-    <dgm:pt modelId="{5851F4DD-7FF1-4ECF-8121-EC446F928C22}" type="pres">
-      <dgm:prSet presAssocID="{F713F6AC-4EBB-490E-89CC-11E62D09BBC5}" presName="rootConnector" presStyleLbl="node3" presStyleIdx="4" presStyleCnt="6"/>
-      <dgm:spPr/>
-    </dgm:pt>
-    <dgm:pt modelId="{9D315742-3D14-4DF2-89C2-AB2A61FA089E}" type="pres">
-      <dgm:prSet presAssocID="{F713F6AC-4EBB-490E-89CC-11E62D09BBC5}" presName="hierChild4" presStyleCnt="0"/>
-      <dgm:spPr/>
-    </dgm:pt>
-    <dgm:pt modelId="{A35933D8-BCC7-4C4B-B0E3-265B8A7B5413}" type="pres">
-      <dgm:prSet presAssocID="{F713F6AC-4EBB-490E-89CC-11E62D09BBC5}" presName="hierChild5" presStyleCnt="0"/>
-      <dgm:spPr/>
-    </dgm:pt>
-    <dgm:pt modelId="{290C9A54-A5AC-4008-862E-3C235F774590}" type="pres">
-      <dgm:prSet presAssocID="{371A7D9A-46AF-4408-807C-6395E755546B}" presName="Name37" presStyleLbl="parChTrans1D3" presStyleIdx="5" presStyleCnt="6"/>
-      <dgm:spPr/>
-    </dgm:pt>
-    <dgm:pt modelId="{277118F5-EF8B-4437-9EE9-8949DA63EF7D}" type="pres">
-      <dgm:prSet presAssocID="{75B8B94C-E3F9-4139-95B2-ADB39A51EB22}" presName="hierRoot2" presStyleCnt="0">
+    <dgm:pt modelId="{88B21DEE-4743-4FFA-AE34-F4C94F81DB00}" type="pres">
+      <dgm:prSet presAssocID="{63E8C491-A366-4707-8623-93DDFC9FBCE3}" presName="rootConnector" presStyleLbl="node4" presStyleIdx="11" presStyleCnt="19"/>
+      <dgm:spPr/>
+    </dgm:pt>
+    <dgm:pt modelId="{29B0EC61-96B8-4F33-A4B6-27CEC457C27B}" type="pres">
+      <dgm:prSet presAssocID="{63E8C491-A366-4707-8623-93DDFC9FBCE3}" presName="hierChild4" presStyleCnt="0"/>
+      <dgm:spPr/>
+    </dgm:pt>
+    <dgm:pt modelId="{F241D876-563A-4446-AC38-FEC8450F0BE9}" type="pres">
+      <dgm:prSet presAssocID="{63E8C491-A366-4707-8623-93DDFC9FBCE3}" presName="hierChild5" presStyleCnt="0"/>
+      <dgm:spPr/>
+    </dgm:pt>
+    <dgm:pt modelId="{8E499930-BDF5-4053-BC7E-DF0E465141BB}" type="pres">
+      <dgm:prSet presAssocID="{8F6B81DF-1F2C-4978-8E16-B232D0C63249}" presName="Name37" presStyleLbl="parChTrans1D4" presStyleIdx="12" presStyleCnt="19"/>
+      <dgm:spPr/>
+    </dgm:pt>
+    <dgm:pt modelId="{17922148-2078-4B61-9E5C-CAE33ED2E104}" type="pres">
+      <dgm:prSet presAssocID="{E177CFCA-AED9-455F-BB10-9E8B54118964}" presName="hierRoot2" presStyleCnt="0">
         <dgm:presLayoutVars>
           <dgm:hierBranch val="init"/>
         </dgm:presLayoutVars>
       </dgm:prSet>
       <dgm:spPr/>
     </dgm:pt>
-    <dgm:pt modelId="{64201455-8FB8-49BD-BB95-090196A3F974}" type="pres">
-      <dgm:prSet presAssocID="{75B8B94C-E3F9-4139-95B2-ADB39A51EB22}" presName="rootComposite" presStyleCnt="0"/>
-      <dgm:spPr/>
-    </dgm:pt>
-    <dgm:pt modelId="{7D0E5DF2-2FCA-4090-A295-DB85A064843D}" type="pres">
-      <dgm:prSet presAssocID="{75B8B94C-E3F9-4139-95B2-ADB39A51EB22}" presName="rootText" presStyleLbl="node3" presStyleIdx="5" presStyleCnt="6" custLinFactNeighborX="1918" custLinFactNeighborY="-7671">
+    <dgm:pt modelId="{45E70FA4-BE33-4821-B7D0-BAA965A354CD}" type="pres">
+      <dgm:prSet presAssocID="{E177CFCA-AED9-455F-BB10-9E8B54118964}" presName="rootComposite" presStyleCnt="0"/>
+      <dgm:spPr/>
+    </dgm:pt>
+    <dgm:pt modelId="{0B559D4B-E626-46D4-B495-D2295FAD8134}" type="pres">
+      <dgm:prSet presAssocID="{E177CFCA-AED9-455F-BB10-9E8B54118964}" presName="rootText" presStyleLbl="node4" presStyleIdx="12" presStyleCnt="19">
         <dgm:presLayoutVars>
           <dgm:chPref val="3"/>
         </dgm:presLayoutVars>
       </dgm:prSet>
       <dgm:spPr/>
     </dgm:pt>
-    <dgm:pt modelId="{1C3A8747-D177-4675-A7EF-60257E1BDAEB}" type="pres">
-      <dgm:prSet presAssocID="{75B8B94C-E3F9-4139-95B2-ADB39A51EB22}" presName="rootConnector" presStyleLbl="node3" presStyleIdx="5" presStyleCnt="6"/>
-      <dgm:spPr/>
-    </dgm:pt>
-    <dgm:pt modelId="{55859B90-25EC-4CAD-8277-A2FCD2CF7ECE}" type="pres">
-      <dgm:prSet presAssocID="{75B8B94C-E3F9-4139-95B2-ADB39A51EB22}" presName="hierChild4" presStyleCnt="0"/>
-      <dgm:spPr/>
-    </dgm:pt>
-    <dgm:pt modelId="{D09726CA-D292-4097-B6FD-24012AC96B46}" type="pres">
-      <dgm:prSet presAssocID="{75B8B94C-E3F9-4139-95B2-ADB39A51EB22}" presName="hierChild5" presStyleCnt="0"/>
-      <dgm:spPr/>
-    </dgm:pt>
-    <dgm:pt modelId="{18F03598-BDFA-4B13-A772-A0D587E80FAF}" type="pres">
-      <dgm:prSet presAssocID="{09714864-4066-4050-98C6-436DC9618D3A}" presName="hierChild5" presStyleCnt="0"/>
+    <dgm:pt modelId="{BB5F0166-6944-4449-A237-59E8F756A5AD}" type="pres">
+      <dgm:prSet presAssocID="{E177CFCA-AED9-455F-BB10-9E8B54118964}" presName="rootConnector" presStyleLbl="node4" presStyleIdx="12" presStyleCnt="19"/>
+      <dgm:spPr/>
+    </dgm:pt>
+    <dgm:pt modelId="{A3028706-7836-44B9-8BF7-A9C6F6489F0F}" type="pres">
+      <dgm:prSet presAssocID="{E177CFCA-AED9-455F-BB10-9E8B54118964}" presName="hierChild4" presStyleCnt="0"/>
+      <dgm:spPr/>
+    </dgm:pt>
+    <dgm:pt modelId="{9879A755-B476-48DF-A2FF-B535969B0BDC}" type="pres">
+      <dgm:prSet presAssocID="{E8F3A3D1-6FAE-45FE-9E33-0BE8F05D707C}" presName="Name37" presStyleLbl="parChTrans1D4" presStyleIdx="13" presStyleCnt="19"/>
+      <dgm:spPr/>
+    </dgm:pt>
+    <dgm:pt modelId="{868B65A4-C4F1-4C39-B772-67CB76833BA9}" type="pres">
+      <dgm:prSet presAssocID="{F507B6B5-415D-4B6D-8451-7ED5BE419DA9}" presName="hierRoot2" presStyleCnt="0">
+        <dgm:presLayoutVars>
+          <dgm:hierBranch val="init"/>
+        </dgm:presLayoutVars>
+      </dgm:prSet>
+      <dgm:spPr/>
+    </dgm:pt>
+    <dgm:pt modelId="{DA6DEFED-2139-4ACE-BC56-6005A1CE0B6F}" type="pres">
+      <dgm:prSet presAssocID="{F507B6B5-415D-4B6D-8451-7ED5BE419DA9}" presName="rootComposite" presStyleCnt="0"/>
+      <dgm:spPr/>
+    </dgm:pt>
+    <dgm:pt modelId="{DB71812A-9BBB-4C56-BC8D-89C133823549}" type="pres">
+      <dgm:prSet presAssocID="{F507B6B5-415D-4B6D-8451-7ED5BE419DA9}" presName="rootText" presStyleLbl="node4" presStyleIdx="13" presStyleCnt="19">
+        <dgm:presLayoutVars>
+          <dgm:chPref val="3"/>
+        </dgm:presLayoutVars>
+      </dgm:prSet>
+      <dgm:spPr/>
+    </dgm:pt>
+    <dgm:pt modelId="{7FDD2B86-813A-4054-839A-B2C98B9E1513}" type="pres">
+      <dgm:prSet presAssocID="{F507B6B5-415D-4B6D-8451-7ED5BE419DA9}" presName="rootConnector" presStyleLbl="node4" presStyleIdx="13" presStyleCnt="19"/>
+      <dgm:spPr/>
+    </dgm:pt>
+    <dgm:pt modelId="{BF93630C-B986-43CA-8E1D-5906EEC9C500}" type="pres">
+      <dgm:prSet presAssocID="{F507B6B5-415D-4B6D-8451-7ED5BE419DA9}" presName="hierChild4" presStyleCnt="0"/>
+      <dgm:spPr/>
+    </dgm:pt>
+    <dgm:pt modelId="{16B342AD-6295-4A53-BBF5-AA3E46840479}" type="pres">
+      <dgm:prSet presAssocID="{F507B6B5-415D-4B6D-8451-7ED5BE419DA9}" presName="hierChild5" presStyleCnt="0"/>
+      <dgm:spPr/>
+    </dgm:pt>
+    <dgm:pt modelId="{41206809-8967-483E-8218-D078E011A845}" type="pres">
+      <dgm:prSet presAssocID="{E177CFCA-AED9-455F-BB10-9E8B54118964}" presName="hierChild5" presStyleCnt="0"/>
+      <dgm:spPr/>
+    </dgm:pt>
+    <dgm:pt modelId="{3D9668B4-3CC9-492F-864B-E6A050D5CE9E}" type="pres">
+      <dgm:prSet presAssocID="{B8C6F794-F203-4495-898D-63419BECA668}" presName="hierChild5" presStyleCnt="0"/>
+      <dgm:spPr/>
+    </dgm:pt>
+    <dgm:pt modelId="{A4C8F467-286B-40E0-8845-0859369E2B25}" type="pres">
+      <dgm:prSet presAssocID="{7DDBC15D-C138-4055-BB08-4412D4313AA4}" presName="hierChild5" presStyleCnt="0"/>
+      <dgm:spPr/>
+    </dgm:pt>
+    <dgm:pt modelId="{2E72AD28-7615-4075-9FC8-A29E8DB35BB5}" type="pres">
+      <dgm:prSet presAssocID="{B22F690C-89A8-40B2-86CB-7A55DC7A53B6}" presName="Name37" presStyleLbl="parChTrans1D3" presStyleIdx="4" presStyleCnt="7"/>
+      <dgm:spPr/>
+    </dgm:pt>
+    <dgm:pt modelId="{E8E594E6-D9FD-4379-BB2E-074FB5C6C128}" type="pres">
+      <dgm:prSet presAssocID="{E2AAE731-A353-4127-A1FB-C8F8F2FB0F2A}" presName="hierRoot2" presStyleCnt="0">
+        <dgm:presLayoutVars>
+          <dgm:hierBranch val="init"/>
+        </dgm:presLayoutVars>
+      </dgm:prSet>
+      <dgm:spPr/>
+    </dgm:pt>
+    <dgm:pt modelId="{4B0E800F-9A42-4B16-A045-3DCFB4B5EFC2}" type="pres">
+      <dgm:prSet presAssocID="{E2AAE731-A353-4127-A1FB-C8F8F2FB0F2A}" presName="rootComposite" presStyleCnt="0"/>
+      <dgm:spPr/>
+    </dgm:pt>
+    <dgm:pt modelId="{6DE2D2C2-B060-4668-A25A-C1C188305B49}" type="pres">
+      <dgm:prSet presAssocID="{E2AAE731-A353-4127-A1FB-C8F8F2FB0F2A}" presName="rootText" presStyleLbl="node3" presStyleIdx="4" presStyleCnt="7">
+        <dgm:presLayoutVars>
+          <dgm:chPref val="3"/>
+        </dgm:presLayoutVars>
+      </dgm:prSet>
+      <dgm:spPr/>
+    </dgm:pt>
+    <dgm:pt modelId="{43BC2450-147E-437D-B255-96735D199218}" type="pres">
+      <dgm:prSet presAssocID="{E2AAE731-A353-4127-A1FB-C8F8F2FB0F2A}" presName="rootConnector" presStyleLbl="node3" presStyleIdx="4" presStyleCnt="7"/>
+      <dgm:spPr/>
+    </dgm:pt>
+    <dgm:pt modelId="{701B385E-9872-4335-A6F0-EAC54A296504}" type="pres">
+      <dgm:prSet presAssocID="{E2AAE731-A353-4127-A1FB-C8F8F2FB0F2A}" presName="hierChild4" presStyleCnt="0"/>
+      <dgm:spPr/>
+    </dgm:pt>
+    <dgm:pt modelId="{8160416A-061F-4F57-9ACD-69AE73F8B9AD}" type="pres">
+      <dgm:prSet presAssocID="{826E5AAF-0A55-4CED-A027-0260723713D8}" presName="Name37" presStyleLbl="parChTrans1D4" presStyleIdx="14" presStyleCnt="19"/>
+      <dgm:spPr/>
+    </dgm:pt>
+    <dgm:pt modelId="{818391E5-C34D-48E6-AEFE-2DD05BC35601}" type="pres">
+      <dgm:prSet presAssocID="{C0C63141-C468-4DC0-AE17-B6E6A7BA1D39}" presName="hierRoot2" presStyleCnt="0">
+        <dgm:presLayoutVars>
+          <dgm:hierBranch val="init"/>
+        </dgm:presLayoutVars>
+      </dgm:prSet>
+      <dgm:spPr/>
+    </dgm:pt>
+    <dgm:pt modelId="{18B62361-8159-48FB-B425-79655E2AA5B7}" type="pres">
+      <dgm:prSet presAssocID="{C0C63141-C468-4DC0-AE17-B6E6A7BA1D39}" presName="rootComposite" presStyleCnt="0"/>
+      <dgm:spPr/>
+    </dgm:pt>
+    <dgm:pt modelId="{8B2685D1-8792-4F3C-9119-AAFFABCF7B33}" type="pres">
+      <dgm:prSet presAssocID="{C0C63141-C468-4DC0-AE17-B6E6A7BA1D39}" presName="rootText" presStyleLbl="node4" presStyleIdx="14" presStyleCnt="19">
+        <dgm:presLayoutVars>
+          <dgm:chPref val="3"/>
+        </dgm:presLayoutVars>
+      </dgm:prSet>
+      <dgm:spPr/>
+    </dgm:pt>
+    <dgm:pt modelId="{69DB2B3F-F18F-46F6-8CE0-8344075EEACB}" type="pres">
+      <dgm:prSet presAssocID="{C0C63141-C468-4DC0-AE17-B6E6A7BA1D39}" presName="rootConnector" presStyleLbl="node4" presStyleIdx="14" presStyleCnt="19"/>
+      <dgm:spPr/>
+    </dgm:pt>
+    <dgm:pt modelId="{22C2FCE9-C975-4BE2-A264-B0C907BD5923}" type="pres">
+      <dgm:prSet presAssocID="{C0C63141-C468-4DC0-AE17-B6E6A7BA1D39}" presName="hierChild4" presStyleCnt="0"/>
+      <dgm:spPr/>
+    </dgm:pt>
+    <dgm:pt modelId="{38AA16BC-0C5C-4751-962D-5165626A1AC0}" type="pres">
+      <dgm:prSet presAssocID="{C0C63141-C468-4DC0-AE17-B6E6A7BA1D39}" presName="hierChild5" presStyleCnt="0"/>
+      <dgm:spPr/>
+    </dgm:pt>
+    <dgm:pt modelId="{B0F172F2-EA1D-434C-8DBF-7774DA18A2EE}" type="pres">
+      <dgm:prSet presAssocID="{E2AAE731-A353-4127-A1FB-C8F8F2FB0F2A}" presName="hierChild5" presStyleCnt="0"/>
+      <dgm:spPr/>
+    </dgm:pt>
+    <dgm:pt modelId="{6324724C-FF8E-48FE-B3D1-E012ACAB0C4B}" type="pres">
+      <dgm:prSet presAssocID="{4CDB3F56-2FE1-48FD-A94E-5588C06430B9}" presName="hierChild5" presStyleCnt="0"/>
+      <dgm:spPr/>
+    </dgm:pt>
+    <dgm:pt modelId="{69B27BCA-EDD1-4C1F-A163-11FE34E56793}" type="pres">
+      <dgm:prSet presAssocID="{0C2B50AB-E2DF-4415-8662-7F023EBF3313}" presName="Name37" presStyleLbl="parChTrans1D2" presStyleIdx="2" presStyleCnt="3"/>
+      <dgm:spPr/>
+    </dgm:pt>
+    <dgm:pt modelId="{892B822A-3714-4BFB-8209-3E1950C79CF4}" type="pres">
+      <dgm:prSet presAssocID="{B62A892F-BF4E-4411-8428-D831BA7EED46}" presName="hierRoot2" presStyleCnt="0">
+        <dgm:presLayoutVars>
+          <dgm:hierBranch val="init"/>
+        </dgm:presLayoutVars>
+      </dgm:prSet>
+      <dgm:spPr/>
+    </dgm:pt>
+    <dgm:pt modelId="{A5EDCF68-E927-4E6C-A95B-4F7C5459CC52}" type="pres">
+      <dgm:prSet presAssocID="{B62A892F-BF4E-4411-8428-D831BA7EED46}" presName="rootComposite" presStyleCnt="0"/>
+      <dgm:spPr/>
+    </dgm:pt>
+    <dgm:pt modelId="{1AA96C20-CB3A-4FEC-8C99-5095F0F26518}" type="pres">
+      <dgm:prSet presAssocID="{B62A892F-BF4E-4411-8428-D831BA7EED46}" presName="rootText" presStyleLbl="node2" presStyleIdx="2" presStyleCnt="3">
+        <dgm:presLayoutVars>
+          <dgm:chPref val="3"/>
+        </dgm:presLayoutVars>
+      </dgm:prSet>
+      <dgm:spPr/>
+    </dgm:pt>
+    <dgm:pt modelId="{485CA491-E079-4BB6-9BD6-5A378C379DBC}" type="pres">
+      <dgm:prSet presAssocID="{B62A892F-BF4E-4411-8428-D831BA7EED46}" presName="rootConnector" presStyleLbl="node2" presStyleIdx="2" presStyleCnt="3"/>
+      <dgm:spPr/>
+    </dgm:pt>
+    <dgm:pt modelId="{F14088F1-F0C9-46C3-8BF9-F2B0D610D1B4}" type="pres">
+      <dgm:prSet presAssocID="{B62A892F-BF4E-4411-8428-D831BA7EED46}" presName="hierChild4" presStyleCnt="0"/>
+      <dgm:spPr/>
+    </dgm:pt>
+    <dgm:pt modelId="{A9D61121-1D60-4670-92D0-BBB7A5D307FD}" type="pres">
+      <dgm:prSet presAssocID="{429DE630-D870-4B5F-8538-7EDDD3F8BEDD}" presName="Name37" presStyleLbl="parChTrans1D3" presStyleIdx="5" presStyleCnt="7"/>
+      <dgm:spPr/>
+    </dgm:pt>
+    <dgm:pt modelId="{D03F766F-8599-4097-BAF9-6B9A6B101DC7}" type="pres">
+      <dgm:prSet presAssocID="{EEA86027-9BEF-4985-ACE1-8FAD26448D33}" presName="hierRoot2" presStyleCnt="0">
+        <dgm:presLayoutVars>
+          <dgm:hierBranch val="init"/>
+        </dgm:presLayoutVars>
+      </dgm:prSet>
+      <dgm:spPr/>
+    </dgm:pt>
+    <dgm:pt modelId="{54EA6CCB-221F-4AD9-9099-0A42B56A3BAE}" type="pres">
+      <dgm:prSet presAssocID="{EEA86027-9BEF-4985-ACE1-8FAD26448D33}" presName="rootComposite" presStyleCnt="0"/>
+      <dgm:spPr/>
+    </dgm:pt>
+    <dgm:pt modelId="{D2DEB610-1A5B-467E-A4B5-EBF0C5E1007B}" type="pres">
+      <dgm:prSet presAssocID="{EEA86027-9BEF-4985-ACE1-8FAD26448D33}" presName="rootText" presStyleLbl="node3" presStyleIdx="5" presStyleCnt="7">
+        <dgm:presLayoutVars>
+          <dgm:chPref val="3"/>
+        </dgm:presLayoutVars>
+      </dgm:prSet>
+      <dgm:spPr/>
+    </dgm:pt>
+    <dgm:pt modelId="{1B51BC4E-B8CD-45E6-9A9C-578183D3030C}" type="pres">
+      <dgm:prSet presAssocID="{EEA86027-9BEF-4985-ACE1-8FAD26448D33}" presName="rootConnector" presStyleLbl="node3" presStyleIdx="5" presStyleCnt="7"/>
+      <dgm:spPr/>
+    </dgm:pt>
+    <dgm:pt modelId="{806C05B5-3B86-4617-A961-1C2BB242E84A}" type="pres">
+      <dgm:prSet presAssocID="{EEA86027-9BEF-4985-ACE1-8FAD26448D33}" presName="hierChild4" presStyleCnt="0"/>
+      <dgm:spPr/>
+    </dgm:pt>
+    <dgm:pt modelId="{91FF0B0E-D3A7-4F6C-9518-FD86FDB16C3F}" type="pres">
+      <dgm:prSet presAssocID="{CC8CC5A2-AA90-4689-80CF-B41D2891F74B}" presName="Name37" presStyleLbl="parChTrans1D4" presStyleIdx="15" presStyleCnt="19"/>
+      <dgm:spPr/>
+    </dgm:pt>
+    <dgm:pt modelId="{BB810FC0-2415-4423-8431-E0B7A3838556}" type="pres">
+      <dgm:prSet presAssocID="{73F8BB8E-45AE-4859-923E-8EB9EC62BA12}" presName="hierRoot2" presStyleCnt="0">
+        <dgm:presLayoutVars>
+          <dgm:hierBranch val="init"/>
+        </dgm:presLayoutVars>
+      </dgm:prSet>
+      <dgm:spPr/>
+    </dgm:pt>
+    <dgm:pt modelId="{84E034BF-9872-4D9E-89A0-5A19C9D57D93}" type="pres">
+      <dgm:prSet presAssocID="{73F8BB8E-45AE-4859-923E-8EB9EC62BA12}" presName="rootComposite" presStyleCnt="0"/>
+      <dgm:spPr/>
+    </dgm:pt>
+    <dgm:pt modelId="{1909B6F1-B2E5-43CB-A41B-5E259DA9A19D}" type="pres">
+      <dgm:prSet presAssocID="{73F8BB8E-45AE-4859-923E-8EB9EC62BA12}" presName="rootText" presStyleLbl="node4" presStyleIdx="15" presStyleCnt="19">
+        <dgm:presLayoutVars>
+          <dgm:chPref val="3"/>
+        </dgm:presLayoutVars>
+      </dgm:prSet>
+      <dgm:spPr/>
+    </dgm:pt>
+    <dgm:pt modelId="{003B90EE-93C5-44D1-A8A2-694FCAC3B785}" type="pres">
+      <dgm:prSet presAssocID="{73F8BB8E-45AE-4859-923E-8EB9EC62BA12}" presName="rootConnector" presStyleLbl="node4" presStyleIdx="15" presStyleCnt="19"/>
+      <dgm:spPr/>
+    </dgm:pt>
+    <dgm:pt modelId="{950B9CAC-A9AE-498D-BD1E-1519012B306A}" type="pres">
+      <dgm:prSet presAssocID="{73F8BB8E-45AE-4859-923E-8EB9EC62BA12}" presName="hierChild4" presStyleCnt="0"/>
+      <dgm:spPr/>
+    </dgm:pt>
+    <dgm:pt modelId="{D8ED33B7-0932-4034-BAC6-86BBECF18D0F}" type="pres">
+      <dgm:prSet presAssocID="{73F8BB8E-45AE-4859-923E-8EB9EC62BA12}" presName="hierChild5" presStyleCnt="0"/>
+      <dgm:spPr/>
+    </dgm:pt>
+    <dgm:pt modelId="{0CD20AD5-DD80-4B39-A2A3-65C2D8480F3E}" type="pres">
+      <dgm:prSet presAssocID="{1E848C92-AA3F-4FE5-A1B3-B58132CF22B1}" presName="Name37" presStyleLbl="parChTrans1D4" presStyleIdx="16" presStyleCnt="19"/>
+      <dgm:spPr/>
+    </dgm:pt>
+    <dgm:pt modelId="{E171DD15-0435-4A0D-99F5-2E5E313C9C0B}" type="pres">
+      <dgm:prSet presAssocID="{B37A7A00-FDEB-43BE-ABAE-D339B290D0A1}" presName="hierRoot2" presStyleCnt="0">
+        <dgm:presLayoutVars>
+          <dgm:hierBranch val="init"/>
+        </dgm:presLayoutVars>
+      </dgm:prSet>
+      <dgm:spPr/>
+    </dgm:pt>
+    <dgm:pt modelId="{3709E021-B0CA-47BC-B6AE-16837B830179}" type="pres">
+      <dgm:prSet presAssocID="{B37A7A00-FDEB-43BE-ABAE-D339B290D0A1}" presName="rootComposite" presStyleCnt="0"/>
+      <dgm:spPr/>
+    </dgm:pt>
+    <dgm:pt modelId="{05EFB882-EC23-4ACD-BF78-F5111C86644C}" type="pres">
+      <dgm:prSet presAssocID="{B37A7A00-FDEB-43BE-ABAE-D339B290D0A1}" presName="rootText" presStyleLbl="node4" presStyleIdx="16" presStyleCnt="19">
+        <dgm:presLayoutVars>
+          <dgm:chPref val="3"/>
+        </dgm:presLayoutVars>
+      </dgm:prSet>
+      <dgm:spPr/>
+    </dgm:pt>
+    <dgm:pt modelId="{08598701-8D97-4A5F-81BE-0B0952C12148}" type="pres">
+      <dgm:prSet presAssocID="{B37A7A00-FDEB-43BE-ABAE-D339B290D0A1}" presName="rootConnector" presStyleLbl="node4" presStyleIdx="16" presStyleCnt="19"/>
+      <dgm:spPr/>
+    </dgm:pt>
+    <dgm:pt modelId="{14657FB9-F478-44F1-AAF7-C106A906887D}" type="pres">
+      <dgm:prSet presAssocID="{B37A7A00-FDEB-43BE-ABAE-D339B290D0A1}" presName="hierChild4" presStyleCnt="0"/>
+      <dgm:spPr/>
+    </dgm:pt>
+    <dgm:pt modelId="{786DD889-6398-400B-B538-386B5C99C825}" type="pres">
+      <dgm:prSet presAssocID="{B37A7A00-FDEB-43BE-ABAE-D339B290D0A1}" presName="hierChild5" presStyleCnt="0"/>
+      <dgm:spPr/>
+    </dgm:pt>
+    <dgm:pt modelId="{674C60E6-B4D0-4D4E-B7BC-770DD567F0C4}" type="pres">
+      <dgm:prSet presAssocID="{C12A9E5C-E8A2-419B-9C86-67A24F78E8D9}" presName="Name37" presStyleLbl="parChTrans1D4" presStyleIdx="17" presStyleCnt="19"/>
+      <dgm:spPr/>
+    </dgm:pt>
+    <dgm:pt modelId="{D23A7C80-313E-4477-97D9-04474EF0208D}" type="pres">
+      <dgm:prSet presAssocID="{2C04E1BC-F55B-494C-A783-3A4442833490}" presName="hierRoot2" presStyleCnt="0">
+        <dgm:presLayoutVars>
+          <dgm:hierBranch val="init"/>
+        </dgm:presLayoutVars>
+      </dgm:prSet>
+      <dgm:spPr/>
+    </dgm:pt>
+    <dgm:pt modelId="{37A2B54B-2B06-4885-B246-C0044EA3FC26}" type="pres">
+      <dgm:prSet presAssocID="{2C04E1BC-F55B-494C-A783-3A4442833490}" presName="rootComposite" presStyleCnt="0"/>
+      <dgm:spPr/>
+    </dgm:pt>
+    <dgm:pt modelId="{7A19D48E-299C-48C6-A2A5-096E7BAD6F0C}" type="pres">
+      <dgm:prSet presAssocID="{2C04E1BC-F55B-494C-A783-3A4442833490}" presName="rootText" presStyleLbl="node4" presStyleIdx="17" presStyleCnt="19">
+        <dgm:presLayoutVars>
+          <dgm:chPref val="3"/>
+        </dgm:presLayoutVars>
+      </dgm:prSet>
+      <dgm:spPr/>
+    </dgm:pt>
+    <dgm:pt modelId="{833BCAE0-E7F9-400E-8211-2071FCB04EA2}" type="pres">
+      <dgm:prSet presAssocID="{2C04E1BC-F55B-494C-A783-3A4442833490}" presName="rootConnector" presStyleLbl="node4" presStyleIdx="17" presStyleCnt="19"/>
+      <dgm:spPr/>
+    </dgm:pt>
+    <dgm:pt modelId="{3BBA3B07-E7D7-4C91-BDAB-374FC13954EB}" type="pres">
+      <dgm:prSet presAssocID="{2C04E1BC-F55B-494C-A783-3A4442833490}" presName="hierChild4" presStyleCnt="0"/>
+      <dgm:spPr/>
+    </dgm:pt>
+    <dgm:pt modelId="{CCB2985F-68B5-49D9-BA63-A0895B597302}" type="pres">
+      <dgm:prSet presAssocID="{2C04E1BC-F55B-494C-A783-3A4442833490}" presName="hierChild5" presStyleCnt="0"/>
+      <dgm:spPr/>
+    </dgm:pt>
+    <dgm:pt modelId="{5263F2C0-2BAE-4BF8-886C-EF5EC6BAEF50}" type="pres">
+      <dgm:prSet presAssocID="{A32D40A6-D869-4084-9A24-991B11CD3B8B}" presName="Name37" presStyleLbl="parChTrans1D4" presStyleIdx="18" presStyleCnt="19"/>
+      <dgm:spPr/>
+    </dgm:pt>
+    <dgm:pt modelId="{981893A3-617D-483D-BDB5-7C5CA64E4749}" type="pres">
+      <dgm:prSet presAssocID="{C3060A81-3C2A-4CE3-AF90-494C0AB67A15}" presName="hierRoot2" presStyleCnt="0">
+        <dgm:presLayoutVars>
+          <dgm:hierBranch val="init"/>
+        </dgm:presLayoutVars>
+      </dgm:prSet>
+      <dgm:spPr/>
+    </dgm:pt>
+    <dgm:pt modelId="{2128336E-E022-457F-82B7-438E245A6135}" type="pres">
+      <dgm:prSet presAssocID="{C3060A81-3C2A-4CE3-AF90-494C0AB67A15}" presName="rootComposite" presStyleCnt="0"/>
+      <dgm:spPr/>
+    </dgm:pt>
+    <dgm:pt modelId="{02A92F51-FDC7-4649-BEEC-CE4E8D716AFC}" type="pres">
+      <dgm:prSet presAssocID="{C3060A81-3C2A-4CE3-AF90-494C0AB67A15}" presName="rootText" presStyleLbl="node4" presStyleIdx="18" presStyleCnt="19">
+        <dgm:presLayoutVars>
+          <dgm:chPref val="3"/>
+        </dgm:presLayoutVars>
+      </dgm:prSet>
+      <dgm:spPr/>
+    </dgm:pt>
+    <dgm:pt modelId="{AAFA96B8-1D99-4024-84D0-30B85F632476}" type="pres">
+      <dgm:prSet presAssocID="{C3060A81-3C2A-4CE3-AF90-494C0AB67A15}" presName="rootConnector" presStyleLbl="node4" presStyleIdx="18" presStyleCnt="19"/>
+      <dgm:spPr/>
+    </dgm:pt>
+    <dgm:pt modelId="{4782BEE4-8765-4009-99CD-EA0D791DA82A}" type="pres">
+      <dgm:prSet presAssocID="{C3060A81-3C2A-4CE3-AF90-494C0AB67A15}" presName="hierChild4" presStyleCnt="0"/>
+      <dgm:spPr/>
+    </dgm:pt>
+    <dgm:pt modelId="{79E51543-3167-493A-9162-FE9ECB785B06}" type="pres">
+      <dgm:prSet presAssocID="{C3060A81-3C2A-4CE3-AF90-494C0AB67A15}" presName="hierChild5" presStyleCnt="0"/>
+      <dgm:spPr/>
+    </dgm:pt>
+    <dgm:pt modelId="{D3505A5A-A237-4F19-B2B2-F8CF1D334F43}" type="pres">
+      <dgm:prSet presAssocID="{EEA86027-9BEF-4985-ACE1-8FAD26448D33}" presName="hierChild5" presStyleCnt="0"/>
+      <dgm:spPr/>
+    </dgm:pt>
+    <dgm:pt modelId="{1D1753F3-4F57-4FDE-A692-CB2ECCDC3783}" type="pres">
+      <dgm:prSet presAssocID="{1F716BCB-8D88-4BDE-B6DB-D60303D6F813}" presName="Name37" presStyleLbl="parChTrans1D3" presStyleIdx="6" presStyleCnt="7"/>
+      <dgm:spPr/>
+    </dgm:pt>
+    <dgm:pt modelId="{05C84E2D-E865-4830-A8AC-5491AB69CFF1}" type="pres">
+      <dgm:prSet presAssocID="{1F8C3BAE-D6D7-4006-A7E6-B314A4BF6439}" presName="hierRoot2" presStyleCnt="0">
+        <dgm:presLayoutVars>
+          <dgm:hierBranch val="init"/>
+        </dgm:presLayoutVars>
+      </dgm:prSet>
+      <dgm:spPr/>
+    </dgm:pt>
+    <dgm:pt modelId="{CFF6988F-2083-488D-AC75-A7A64DD73DBA}" type="pres">
+      <dgm:prSet presAssocID="{1F8C3BAE-D6D7-4006-A7E6-B314A4BF6439}" presName="rootComposite" presStyleCnt="0"/>
+      <dgm:spPr/>
+    </dgm:pt>
+    <dgm:pt modelId="{5F8762E0-A6D8-409D-82CE-61F0AEBF53E5}" type="pres">
+      <dgm:prSet presAssocID="{1F8C3BAE-D6D7-4006-A7E6-B314A4BF6439}" presName="rootText" presStyleLbl="node3" presStyleIdx="6" presStyleCnt="7">
+        <dgm:presLayoutVars>
+          <dgm:chPref val="3"/>
+        </dgm:presLayoutVars>
+      </dgm:prSet>
+      <dgm:spPr/>
+    </dgm:pt>
+    <dgm:pt modelId="{0D8E4A02-F3AD-4BD1-93CD-4B8C1343E587}" type="pres">
+      <dgm:prSet presAssocID="{1F8C3BAE-D6D7-4006-A7E6-B314A4BF6439}" presName="rootConnector" presStyleLbl="node3" presStyleIdx="6" presStyleCnt="7"/>
+      <dgm:spPr/>
+    </dgm:pt>
+    <dgm:pt modelId="{76918843-EC0D-4497-AD25-2BB32A87A152}" type="pres">
+      <dgm:prSet presAssocID="{1F8C3BAE-D6D7-4006-A7E6-B314A4BF6439}" presName="hierChild4" presStyleCnt="0"/>
+      <dgm:spPr/>
+    </dgm:pt>
+    <dgm:pt modelId="{231D4110-EA20-4260-B4D1-E94FD60CFF8E}" type="pres">
+      <dgm:prSet presAssocID="{1F8C3BAE-D6D7-4006-A7E6-B314A4BF6439}" presName="hierChild5" presStyleCnt="0"/>
+      <dgm:spPr/>
+    </dgm:pt>
+    <dgm:pt modelId="{7C6EF4B1-BCBF-4BE6-92B1-4D4F981608FF}" type="pres">
+      <dgm:prSet presAssocID="{B62A892F-BF4E-4411-8428-D831BA7EED46}" presName="hierChild5" presStyleCnt="0"/>
       <dgm:spPr/>
     </dgm:pt>
     <dgm:pt modelId="{D2A9E637-72ED-42B0-A5DE-AC99299D3DC8}" type="pres">
@@ -3178,224 +3884,334 @@
     </dgm:pt>
   </dgm:ptLst>
   <dgm:cxnLst>
-    <dgm:cxn modelId="{A00C0803-E51A-4132-8DA2-61349F867605}" type="presOf" srcId="{E47428D6-6993-4092-9ECB-0D8D75D39F2F}" destId="{DDABE62E-1A56-4DBD-A9D1-BAB02A18DAA7}" srcOrd="1" destOrd="0" presId="urn:microsoft.com/office/officeart/2005/8/layout/orgChart1"/>
-    <dgm:cxn modelId="{65988006-C0DB-4277-8F64-DF3EB186E3C9}" srcId="{1DFDA20B-9636-469E-9037-5E4CF3EE35EA}" destId="{EC8EA9A5-C2A8-42E4-8D6A-DB79F8D1439B}" srcOrd="1" destOrd="0" parTransId="{F0EA2B76-AAD0-4D92-96CA-0FBF629EFF50}" sibTransId="{B0A68F1D-009E-4EF3-87DA-75F49A5F1BAF}"/>
-    <dgm:cxn modelId="{72571107-D2C4-4249-82BC-862770738F8E}" type="presOf" srcId="{371A7D9A-46AF-4408-807C-6395E755546B}" destId="{290C9A54-A5AC-4008-862E-3C235F774590}" srcOrd="0" destOrd="0" presId="urn:microsoft.com/office/officeart/2005/8/layout/orgChart1"/>
-    <dgm:cxn modelId="{C11BCF0B-1AF9-4026-9B28-20F784B95D2C}" type="presOf" srcId="{02F5B8A2-108A-44F5-A951-BF13E07421FE}" destId="{B2F5CCD1-9730-42E0-88B1-45EB0D7BB8B1}" srcOrd="0" destOrd="0" presId="urn:microsoft.com/office/officeart/2005/8/layout/orgChart1"/>
-    <dgm:cxn modelId="{15DF040C-CECA-4379-ACD9-6536741E8776}" type="presOf" srcId="{9E63BBBB-3D9B-448D-A6A1-CF749723A82E}" destId="{24F8FA42-6AAA-40AF-99C4-1216CBB1F458}" srcOrd="1" destOrd="0" presId="urn:microsoft.com/office/officeart/2005/8/layout/orgChart1"/>
-    <dgm:cxn modelId="{6530900C-D83C-44C6-AF80-F0C44661FEB3}" srcId="{E0F0BAFD-3973-4A6F-A6B0-D07AA77AAA05}" destId="{9B8A6438-3C8B-4CFF-B03C-3552CF14E46C}" srcOrd="1" destOrd="0" parTransId="{52BD2BA6-3F4F-4BAE-9075-05108CC500B0}" sibTransId="{D6DD48D2-4F85-4D7F-A29B-DEB0C747FC8B}"/>
-    <dgm:cxn modelId="{4B59F20D-364B-4253-B244-02B18E8058F7}" type="presOf" srcId="{41E42166-042C-4F3C-83BA-CC0F44096F9E}" destId="{3E254573-4052-4861-882D-B49E0EDBA089}" srcOrd="0" destOrd="0" presId="urn:microsoft.com/office/officeart/2005/8/layout/orgChart1"/>
-    <dgm:cxn modelId="{88481A18-B3A5-40FD-929F-096CF6548B7D}" type="presOf" srcId="{E0F0BAFD-3973-4A6F-A6B0-D07AA77AAA05}" destId="{F9CCFBB8-5CA5-4412-8513-D72AAC250DAC}" srcOrd="0" destOrd="0" presId="urn:microsoft.com/office/officeart/2005/8/layout/orgChart1"/>
-    <dgm:cxn modelId="{9D27BD1A-8E9B-46E1-B727-CE943BB5F971}" type="presOf" srcId="{9EB5159F-7749-4747-872B-8C4B2052E655}" destId="{A7BEDC3D-A21C-4765-890F-0A447DCF5748}" srcOrd="0" destOrd="0" presId="urn:microsoft.com/office/officeart/2005/8/layout/orgChart1"/>
-    <dgm:cxn modelId="{2DC5D41A-3938-4B79-B3A1-261D01DE8CFB}" type="presOf" srcId="{09714864-4066-4050-98C6-436DC9618D3A}" destId="{0279DF16-8B0A-4027-A592-E733B30F860C}" srcOrd="1" destOrd="0" presId="urn:microsoft.com/office/officeart/2005/8/layout/orgChart1"/>
-    <dgm:cxn modelId="{F76A3E1C-0D60-4327-A3B5-E84297931708}" type="presOf" srcId="{1D1B7983-DE78-4DA8-A1A4-6BB2C57C657E}" destId="{06F8366E-2407-4443-9E6F-54655496C863}" srcOrd="1" destOrd="0" presId="urn:microsoft.com/office/officeart/2005/8/layout/orgChart1"/>
-    <dgm:cxn modelId="{46408A31-907B-41E9-BD1A-7A54B8552598}" type="presOf" srcId="{9B8A6438-3C8B-4CFF-B03C-3552CF14E46C}" destId="{0A8B5CD7-82F1-406D-A368-D16F4D46CBCA}" srcOrd="1" destOrd="0" presId="urn:microsoft.com/office/officeart/2005/8/layout/orgChart1"/>
-    <dgm:cxn modelId="{26F58934-64AF-4B39-9ED1-15C26DA7CBD6}" type="presOf" srcId="{59373988-BDC2-4FD6-AB4C-8862B943BCAB}" destId="{8D8B98B8-AF1C-42C8-AE9D-495A64CED751}" srcOrd="0" destOrd="0" presId="urn:microsoft.com/office/officeart/2005/8/layout/orgChart1"/>
-    <dgm:cxn modelId="{D3198E35-0FC9-462E-9340-DEE5A8130631}" type="presOf" srcId="{68CFDA40-676B-4521-86A8-6BF70A8D8334}" destId="{ADB04D23-70F3-4377-8B14-1988DCF93C42}" srcOrd="1" destOrd="0" presId="urn:microsoft.com/office/officeart/2005/8/layout/orgChart1"/>
-    <dgm:cxn modelId="{4EC11C3C-0F6A-4FE9-BE2A-C14B1B53B317}" srcId="{F21DD98E-D770-495A-A6D4-90F518024C3F}" destId="{68CFDA40-676B-4521-86A8-6BF70A8D8334}" srcOrd="2" destOrd="0" parTransId="{9EB5159F-7749-4747-872B-8C4B2052E655}" sibTransId="{B9C0CCC7-518E-4F3E-A1CD-0BE0061C4A87}"/>
-    <dgm:cxn modelId="{A54E0E41-7CC1-4EE2-9DF5-AF18979EEB46}" srcId="{F21DD98E-D770-495A-A6D4-90F518024C3F}" destId="{F8B0F903-A75D-4103-AADD-F36B2524570B}" srcOrd="0" destOrd="0" parTransId="{C0388EAB-5346-47BD-B6B0-B6FB9A9669B9}" sibTransId="{0584A76D-9E0A-4917-A8ED-D74B90641F54}"/>
-    <dgm:cxn modelId="{3F454541-33E1-4053-89D3-1A4B7B25211F}" type="presOf" srcId="{D185EC9B-EA4F-4B59-80B2-392ACBAAD71E}" destId="{D0FF0108-960B-4B38-B005-840595ACDEB3}" srcOrd="0" destOrd="0" presId="urn:microsoft.com/office/officeart/2005/8/layout/orgChart1"/>
-    <dgm:cxn modelId="{BAE57441-1A10-47F7-BD69-4366C771F028}" type="presOf" srcId="{7D039AA3-C363-42EB-A614-4DA422E3B8BA}" destId="{6904E061-34F2-4EDF-8595-CFB0226060B7}" srcOrd="0" destOrd="0" presId="urn:microsoft.com/office/officeart/2005/8/layout/orgChart1"/>
-    <dgm:cxn modelId="{1C469E42-20D4-4686-B4BE-687494031180}" type="presOf" srcId="{59189D59-D43F-4370-96D8-DA8D6139D1CE}" destId="{2C909E50-985A-4729-9923-BCA01E6A2876}" srcOrd="0" destOrd="0" presId="urn:microsoft.com/office/officeart/2005/8/layout/orgChart1"/>
-    <dgm:cxn modelId="{79020E64-8946-4FC7-8D5A-257B3758BE67}" type="presOf" srcId="{FABBD83C-BB1E-49DB-ACC3-0B6BBA520CCE}" destId="{5D7A13E5-4100-4351-B94C-180412E79A85}" srcOrd="0" destOrd="0" presId="urn:microsoft.com/office/officeart/2005/8/layout/orgChart1"/>
-    <dgm:cxn modelId="{E68E1144-17E8-4193-9016-E267C176840C}" srcId="{9E63BBBB-3D9B-448D-A6A1-CF749723A82E}" destId="{EA1BBB5E-F151-4BF2-9C94-55A977B0556A}" srcOrd="1" destOrd="0" parTransId="{C312B4C8-D4D9-4C1D-9468-BF3EA88C9ED4}" sibTransId="{90434EA7-EFB5-4637-83AC-A93CE0555957}"/>
-    <dgm:cxn modelId="{A12DB066-945A-47EB-8010-AEF2DE5962E9}" type="presOf" srcId="{75B8B94C-E3F9-4139-95B2-ADB39A51EB22}" destId="{7D0E5DF2-2FCA-4090-A295-DB85A064843D}" srcOrd="0" destOrd="0" presId="urn:microsoft.com/office/officeart/2005/8/layout/orgChart1"/>
-    <dgm:cxn modelId="{7D4CE668-8A08-4008-BC7E-1264F64F214E}" type="presOf" srcId="{64E3D288-09C6-4C3A-AA46-4D1B7F703920}" destId="{572790B1-5250-4C02-8EAC-DF088A0E074F}" srcOrd="0" destOrd="0" presId="urn:microsoft.com/office/officeart/2005/8/layout/orgChart1"/>
-    <dgm:cxn modelId="{DD702F4C-A787-4500-A8EB-98D3F72FCB0E}" srcId="{09714864-4066-4050-98C6-436DC9618D3A}" destId="{75B8B94C-E3F9-4139-95B2-ADB39A51EB22}" srcOrd="1" destOrd="0" parTransId="{371A7D9A-46AF-4408-807C-6395E755546B}" sibTransId="{2649F814-4A27-4EF9-850C-B6E228CF3DE3}"/>
-    <dgm:cxn modelId="{8B5B994E-BD8A-4651-8330-248A764F394C}" type="presOf" srcId="{E0F0BAFD-3973-4A6F-A6B0-D07AA77AAA05}" destId="{D4BB84FF-8DA0-402F-B1AA-92E909217CC6}" srcOrd="1" destOrd="0" presId="urn:microsoft.com/office/officeart/2005/8/layout/orgChart1"/>
-    <dgm:cxn modelId="{B89AD54E-8D01-4A91-8717-97AC14FE11EA}" type="presOf" srcId="{68CFDA40-676B-4521-86A8-6BF70A8D8334}" destId="{5C8E7523-5D0F-474D-A6E9-62C9B486CFA3}" srcOrd="0" destOrd="0" presId="urn:microsoft.com/office/officeart/2005/8/layout/orgChart1"/>
-    <dgm:cxn modelId="{62CE5B4F-C175-40AC-BEAF-92ED5302341F}" type="presOf" srcId="{EC8EA9A5-C2A8-42E4-8D6A-DB79F8D1439B}" destId="{F906B649-4EAF-4D2D-8E5A-A2F2EB82BCB4}" srcOrd="1" destOrd="0" presId="urn:microsoft.com/office/officeart/2005/8/layout/orgChart1"/>
-    <dgm:cxn modelId="{C3950A51-1CCB-492A-9EA0-A881F101BE92}" srcId="{1CD3ECFA-5384-4FA0-B242-E23B51F80522}" destId="{E0F0BAFD-3973-4A6F-A6B0-D07AA77AAA05}" srcOrd="0" destOrd="0" parTransId="{F93C77CB-5B70-4D34-A130-86AB1DC0E800}" sibTransId="{BA4357DF-116E-467A-95B4-DE93FDC75BC0}"/>
-    <dgm:cxn modelId="{F8843572-3325-4023-8328-066477B12F45}" type="presOf" srcId="{A60DAC1D-6C94-4366-A60F-25D67A9A15C6}" destId="{F4C7D59C-3C99-437F-80C3-8FFEFEC63234}" srcOrd="0" destOrd="0" presId="urn:microsoft.com/office/officeart/2005/8/layout/orgChart1"/>
-    <dgm:cxn modelId="{64C06352-2FBC-44A4-B61D-B5A27EE3FDC8}" type="presOf" srcId="{EA1BBB5E-F151-4BF2-9C94-55A977B0556A}" destId="{AA085FB3-FCC1-4027-AA33-284C60283B9E}" srcOrd="1" destOrd="0" presId="urn:microsoft.com/office/officeart/2005/8/layout/orgChart1"/>
-    <dgm:cxn modelId="{503F0F53-B620-438E-8D8D-E76DD6E90A3B}" type="presOf" srcId="{F8B0F903-A75D-4103-AADD-F36B2524570B}" destId="{49C65E18-37AB-46DB-909D-87C30D5704E0}" srcOrd="1" destOrd="0" presId="urn:microsoft.com/office/officeart/2005/8/layout/orgChart1"/>
-    <dgm:cxn modelId="{7C59F773-749E-4374-87CA-D9C513D0320B}" type="presOf" srcId="{EC8EA9A5-C2A8-42E4-8D6A-DB79F8D1439B}" destId="{64B01834-A3F8-443A-B391-2F106D238405}" srcOrd="0" destOrd="0" presId="urn:microsoft.com/office/officeart/2005/8/layout/orgChart1"/>
-    <dgm:cxn modelId="{2EED5676-1C91-4269-8060-1950C9B99AF5}" type="presOf" srcId="{E47428D6-6993-4092-9ECB-0D8D75D39F2F}" destId="{C9BF7289-B539-4227-8F48-A9C60A01859F}" srcOrd="0" destOrd="0" presId="urn:microsoft.com/office/officeart/2005/8/layout/orgChart1"/>
-    <dgm:cxn modelId="{0F555756-7B29-4FDC-AA14-75F0EF7CA8D8}" type="presOf" srcId="{9E63BBBB-3D9B-448D-A6A1-CF749723A82E}" destId="{53106CDC-B8F2-4774-8E73-524DDB3BB940}" srcOrd="0" destOrd="0" presId="urn:microsoft.com/office/officeart/2005/8/layout/orgChart1"/>
-    <dgm:cxn modelId="{1FC6F356-E970-4BFC-A764-94764C916F65}" srcId="{EC8EA9A5-C2A8-42E4-8D6A-DB79F8D1439B}" destId="{9E63BBBB-3D9B-448D-A6A1-CF749723A82E}" srcOrd="0" destOrd="0" parTransId="{E394FCB5-3666-4125-9453-76B41E762402}" sibTransId="{6CF89CDE-87E9-47FB-B05E-F83A517029AB}"/>
-    <dgm:cxn modelId="{40C1417A-F9E9-48EF-B421-36FCC6338274}" srcId="{9E63BBBB-3D9B-448D-A6A1-CF749723A82E}" destId="{F82DD324-548A-4757-B26B-E324B3428D40}" srcOrd="2" destOrd="0" parTransId="{64E3D288-09C6-4C3A-AA46-4D1B7F703920}" sibTransId="{C33015E7-B66D-43EE-A088-6655D70F25A9}"/>
-    <dgm:cxn modelId="{D09D147B-CE45-4B81-AC1D-788DBE04FEA0}" type="presOf" srcId="{C312B4C8-D4D9-4C1D-9468-BF3EA88C9ED4}" destId="{01F7705C-03EC-4ABB-85B5-CEC831128E2D}" srcOrd="0" destOrd="0" presId="urn:microsoft.com/office/officeart/2005/8/layout/orgChart1"/>
-    <dgm:cxn modelId="{56526C7B-CE81-47FE-9350-48F7F2B681EF}" type="presOf" srcId="{52BD2BA6-3F4F-4BAE-9075-05108CC500B0}" destId="{E99FA04F-AE6C-4869-A19D-3A0B17CDA91D}" srcOrd="0" destOrd="0" presId="urn:microsoft.com/office/officeart/2005/8/layout/orgChart1"/>
+    <dgm:cxn modelId="{655BEA01-59A0-408F-9B9F-5861F4337531}" srcId="{EEA86027-9BEF-4985-ACE1-8FAD26448D33}" destId="{2C04E1BC-F55B-494C-A783-3A4442833490}" srcOrd="2" destOrd="0" parTransId="{C12A9E5C-E8A2-419B-9C86-67A24F78E8D9}" sibTransId="{FE8C2BB9-994B-4658-A04A-FDFA57E1A1A3}"/>
+    <dgm:cxn modelId="{FB331F03-D404-4F0A-AB6D-81490440C732}" srcId="{7DDBC15D-C138-4055-BB08-4412D4313AA4}" destId="{51D2B373-F3C2-4C17-AF08-2D6D0F8A3DCC}" srcOrd="0" destOrd="0" parTransId="{1F4E5E27-53D9-43B2-8521-1CC2CFDC294F}" sibTransId="{9F2C7DF3-54F8-4D11-A9E9-279ADEBBE8F8}"/>
+    <dgm:cxn modelId="{3D162F04-B49A-4BB2-87EC-BBEEA8CD4B44}" srcId="{B62A892F-BF4E-4411-8428-D831BA7EED46}" destId="{1F8C3BAE-D6D7-4006-A7E6-B314A4BF6439}" srcOrd="1" destOrd="0" parTransId="{1F716BCB-8D88-4BDE-B6DB-D60303D6F813}" sibTransId="{2BFEF6E7-8945-4398-9485-72734D064D64}"/>
+    <dgm:cxn modelId="{7D2C9807-B1C4-40EB-818F-6516BA82E035}" type="presOf" srcId="{4CDB3F56-2FE1-48FD-A94E-5588C06430B9}" destId="{B388C2F5-45DE-455E-8129-AC41F97864F3}" srcOrd="0" destOrd="0" presId="urn:microsoft.com/office/officeart/2005/8/layout/orgChart1"/>
+    <dgm:cxn modelId="{EA0D9908-1E4A-4878-B924-247F4473677C}" type="presOf" srcId="{3986D9BB-F0D4-45B3-ABF6-579404A817E4}" destId="{2BFFFA51-3A1A-4122-9704-D9030445D1FB}" srcOrd="0" destOrd="0" presId="urn:microsoft.com/office/officeart/2005/8/layout/orgChart1"/>
+    <dgm:cxn modelId="{84D2310A-E6CC-4EED-B862-6AEA22239C7E}" type="presOf" srcId="{82F505DC-FD4D-41F7-8967-0417ED4EB199}" destId="{84D63F6E-B391-43EE-9B8A-C0E16FED8ADB}" srcOrd="1" destOrd="0" presId="urn:microsoft.com/office/officeart/2005/8/layout/orgChart1"/>
+    <dgm:cxn modelId="{B5E4420A-623D-48EF-AF1F-B3EA3A935789}" type="presOf" srcId="{B8C6F794-F203-4495-898D-63419BECA668}" destId="{8219C451-4D1D-4C98-9084-B130FB0E5E58}" srcOrd="0" destOrd="0" presId="urn:microsoft.com/office/officeart/2005/8/layout/orgChart1"/>
+    <dgm:cxn modelId="{6F85890F-EDDC-44D9-AC88-042A0571D12A}" type="presOf" srcId="{4839DEA3-A419-4041-B232-58F127D7873A}" destId="{97C8DD22-C3BB-4F87-B6FD-BB62800F5813}" srcOrd="0" destOrd="0" presId="urn:microsoft.com/office/officeart/2005/8/layout/orgChart1"/>
+    <dgm:cxn modelId="{C0F6B810-9B48-4ECF-AD15-69F4E96AE90F}" type="presOf" srcId="{66AED431-1687-470B-A088-4D04147FF7B0}" destId="{B0DBA35E-3E33-4C68-8576-EA47E4927856}" srcOrd="0" destOrd="0" presId="urn:microsoft.com/office/officeart/2005/8/layout/orgChart1"/>
+    <dgm:cxn modelId="{3E3CE410-99EA-47EA-BE3F-2C65E37E25C3}" type="presOf" srcId="{39EC4D09-D4A9-4722-A939-1165212C7A88}" destId="{9F892D42-E0EB-4566-9212-3FAA0A7C1C3C}" srcOrd="1" destOrd="0" presId="urn:microsoft.com/office/officeart/2005/8/layout/orgChart1"/>
+    <dgm:cxn modelId="{A4830011-D9BE-4760-9746-4D76BA1F0164}" srcId="{66AED431-1687-470B-A088-4D04147FF7B0}" destId="{65B9FF8C-2B2F-4A01-A64B-3D16FFFE7131}" srcOrd="1" destOrd="0" parTransId="{C56B8025-4A54-483C-8DC2-56531165DCBF}" sibTransId="{55640860-843A-41AF-B11C-EC9A09A1C86A}"/>
+    <dgm:cxn modelId="{83EB5415-813C-4C76-8DE1-2559DAAC0FCA}" srcId="{99792CBE-B85B-4539-B816-DD377E37E6E9}" destId="{66AED431-1687-470B-A088-4D04147FF7B0}" srcOrd="2" destOrd="0" parTransId="{BBE18B24-3E60-440B-9999-35083453B096}" sibTransId="{FA2F6C40-9CF4-4319-A549-6BD0DB1C2559}"/>
+    <dgm:cxn modelId="{CCF19116-6027-4E11-8564-BE7844E8EE51}" type="presOf" srcId="{B6FF4FB7-A176-4564-98E0-B748A866773B}" destId="{13308B2C-3F03-4CB1-A715-4D039F7FD70D}" srcOrd="0" destOrd="0" presId="urn:microsoft.com/office/officeart/2005/8/layout/orgChart1"/>
+    <dgm:cxn modelId="{468C1517-EA1C-4785-A766-7B687E61E114}" type="presOf" srcId="{E2AAE731-A353-4127-A1FB-C8F8F2FB0F2A}" destId="{43BC2450-147E-437D-B255-96735D199218}" srcOrd="1" destOrd="0" presId="urn:microsoft.com/office/officeart/2005/8/layout/orgChart1"/>
+    <dgm:cxn modelId="{2E78CC17-2104-4825-BC3D-6CBEC7BEC069}" type="presOf" srcId="{CC8CC5A2-AA90-4689-80CF-B41D2891F74B}" destId="{91FF0B0E-D3A7-4F6C-9518-FD86FDB16C3F}" srcOrd="0" destOrd="0" presId="urn:microsoft.com/office/officeart/2005/8/layout/orgChart1"/>
+    <dgm:cxn modelId="{9CCEA518-544D-445D-AD1B-447244D27D68}" type="presOf" srcId="{73F8BB8E-45AE-4859-923E-8EB9EC62BA12}" destId="{003B90EE-93C5-44D1-A8A2-694FCAC3B785}" srcOrd="1" destOrd="0" presId="urn:microsoft.com/office/officeart/2005/8/layout/orgChart1"/>
+    <dgm:cxn modelId="{51BB601A-6111-4CA8-BC04-0A0030EE5EDA}" type="presOf" srcId="{1F8C3BAE-D6D7-4006-A7E6-B314A4BF6439}" destId="{0D8E4A02-F3AD-4BD1-93CD-4B8C1343E587}" srcOrd="1" destOrd="0" presId="urn:microsoft.com/office/officeart/2005/8/layout/orgChart1"/>
+    <dgm:cxn modelId="{12C0671D-0FAC-41F6-9552-CB6216EADC12}" srcId="{99792CBE-B85B-4539-B816-DD377E37E6E9}" destId="{82F505DC-FD4D-41F7-8967-0417ED4EB199}" srcOrd="1" destOrd="0" parTransId="{1EBBF9B4-15A6-4246-A62B-9A95706277AD}" sibTransId="{2123EBD9-E22B-4456-8ED7-5AFFEC2FEE43}"/>
+    <dgm:cxn modelId="{94D6AD1F-F801-4A47-9D24-009D4A761FCD}" type="presOf" srcId="{BBE18B24-3E60-440B-9999-35083453B096}" destId="{0988D485-C39B-4DF7-9F2F-7D67374AFEA4}" srcOrd="0" destOrd="0" presId="urn:microsoft.com/office/officeart/2005/8/layout/orgChart1"/>
+    <dgm:cxn modelId="{56DF6F23-3669-453B-969B-950A2C649CAF}" srcId="{E177CFCA-AED9-455F-BB10-9E8B54118964}" destId="{F507B6B5-415D-4B6D-8451-7ED5BE419DA9}" srcOrd="0" destOrd="0" parTransId="{E8F3A3D1-6FAE-45FE-9E33-0BE8F05D707C}" sibTransId="{EE97A13E-A7D6-4628-BDC6-A5A4FF3645D5}"/>
+    <dgm:cxn modelId="{03207024-0AD7-44B0-812A-8BCE0C694F0B}" type="presOf" srcId="{C56B8025-4A54-483C-8DC2-56531165DCBF}" destId="{E68AA667-23EC-4F17-80DB-5C7674952780}" srcOrd="0" destOrd="0" presId="urn:microsoft.com/office/officeart/2005/8/layout/orgChart1"/>
+    <dgm:cxn modelId="{AE033E2B-6A29-43AC-ADE6-74985284F2BE}" type="presOf" srcId="{65B9FF8C-2B2F-4A01-A64B-3D16FFFE7131}" destId="{3FB59928-D328-4E8D-9FA7-7AAA2D0B7464}" srcOrd="1" destOrd="0" presId="urn:microsoft.com/office/officeart/2005/8/layout/orgChart1"/>
+    <dgm:cxn modelId="{331C582C-3C4C-439B-96C9-11DFF9D65AE6}" type="presOf" srcId="{65B9FF8C-2B2F-4A01-A64B-3D16FFFE7131}" destId="{6B203621-CE62-4E87-B592-A8FE30FF1851}" srcOrd="0" destOrd="0" presId="urn:microsoft.com/office/officeart/2005/8/layout/orgChart1"/>
+    <dgm:cxn modelId="{4D05C82C-D877-476D-B729-280AA5B08F6D}" srcId="{65B9FF8C-2B2F-4A01-A64B-3D16FFFE7131}" destId="{3986D9BB-F0D4-45B3-ABF6-579404A817E4}" srcOrd="0" destOrd="0" parTransId="{02644655-FDCE-4A4C-8445-C8E553E58675}" sibTransId="{1FEDD7F6-09EA-4606-919F-7B0123D581DB}"/>
+    <dgm:cxn modelId="{E4E5482D-4FAD-4CDF-931A-34B21D48F220}" type="presOf" srcId="{F2E0CC0A-7836-4A27-AC9D-DC35B782B5B7}" destId="{9E0D31DC-8C14-48FB-A035-EF461DD1F634}" srcOrd="0" destOrd="0" presId="urn:microsoft.com/office/officeart/2005/8/layout/orgChart1"/>
+    <dgm:cxn modelId="{BC758D2D-6540-4831-AC49-9F7AD960AAC7}" type="presOf" srcId="{51A25FC0-B898-41BD-9247-269CC37D7833}" destId="{9FFE28D7-6C9A-4219-8FA0-DB23D11E3E8A}" srcOrd="0" destOrd="0" presId="urn:microsoft.com/office/officeart/2005/8/layout/orgChart1"/>
+    <dgm:cxn modelId="{5C70962D-3746-4408-9957-0E5CF31136AE}" type="presOf" srcId="{EEA86027-9BEF-4985-ACE1-8FAD26448D33}" destId="{1B51BC4E-B8CD-45E6-9A9C-578183D3030C}" srcOrd="1" destOrd="0" presId="urn:microsoft.com/office/officeart/2005/8/layout/orgChart1"/>
+    <dgm:cxn modelId="{65474C2F-2A75-43E3-866C-7077DF6ADAC9}" type="presOf" srcId="{1F716BCB-8D88-4BDE-B6DB-D60303D6F813}" destId="{1D1753F3-4F57-4FDE-A692-CB2ECCDC3783}" srcOrd="0" destOrd="0" presId="urn:microsoft.com/office/officeart/2005/8/layout/orgChart1"/>
+    <dgm:cxn modelId="{2E614C31-7449-48C9-B159-3E300AE6DAB7}" srcId="{1DFDA20B-9636-469E-9037-5E4CF3EE35EA}" destId="{99792CBE-B85B-4539-B816-DD377E37E6E9}" srcOrd="0" destOrd="0" parTransId="{575DB79E-7D30-4085-AD88-710C4A7BB44D}" sibTransId="{0CF9D5F2-F595-4357-A9B6-B3C2FC5B4DE1}"/>
+    <dgm:cxn modelId="{0592A431-AFCB-4BB4-8BAF-688C7F12D6FD}" type="presOf" srcId="{F7CEF201-0C81-40E0-BE14-7E124FDCEC73}" destId="{07354DE1-E69D-4831-B3A6-03EA80C84656}" srcOrd="0" destOrd="0" presId="urn:microsoft.com/office/officeart/2005/8/layout/orgChart1"/>
+    <dgm:cxn modelId="{1D2B1633-6912-4BD0-B80C-FF7174AFAF76}" srcId="{4CDB3F56-2FE1-48FD-A94E-5588C06430B9}" destId="{7DDBC15D-C138-4055-BB08-4412D4313AA4}" srcOrd="0" destOrd="0" parTransId="{4839DEA3-A419-4041-B232-58F127D7873A}" sibTransId="{83FF94C5-1148-4A84-90F1-EDA91275032E}"/>
+    <dgm:cxn modelId="{BE9B473C-5DC2-4F27-8AC3-B3051B9CA2B1}" type="presOf" srcId="{123003FA-633E-437C-AFCB-3A260994327C}" destId="{639CF520-4161-4675-82D5-6CA88B07C791}" srcOrd="0" destOrd="0" presId="urn:microsoft.com/office/officeart/2005/8/layout/orgChart1"/>
+    <dgm:cxn modelId="{BC8E255B-7771-4D0E-A201-E33022333947}" type="presOf" srcId="{2ADDF49D-87B5-42EB-9DFE-897DDE8DDA86}" destId="{EA3081D6-A8A6-4DF8-AEC8-836E94396E7A}" srcOrd="0" destOrd="0" presId="urn:microsoft.com/office/officeart/2005/8/layout/orgChart1"/>
+    <dgm:cxn modelId="{2E714460-3C95-4082-82AE-BF728E3DE720}" type="presOf" srcId="{F507B6B5-415D-4B6D-8451-7ED5BE419DA9}" destId="{7FDD2B86-813A-4054-839A-B2C98B9E1513}" srcOrd="1" destOrd="0" presId="urn:microsoft.com/office/officeart/2005/8/layout/orgChart1"/>
+    <dgm:cxn modelId="{B2A02761-8C14-4C92-929D-E2472021570B}" type="presOf" srcId="{0A6A442A-B7AB-426C-A16C-2FDB6D469F50}" destId="{7E911447-809A-4C08-A56C-3ECCAE8820B9}" srcOrd="1" destOrd="0" presId="urn:microsoft.com/office/officeart/2005/8/layout/orgChart1"/>
+    <dgm:cxn modelId="{84863641-F2DC-47F6-89AD-086A22D7DD97}" type="presOf" srcId="{C0C63141-C468-4DC0-AE17-B6E6A7BA1D39}" destId="{69DB2B3F-F18F-46F6-8CE0-8344075EEACB}" srcOrd="1" destOrd="0" presId="urn:microsoft.com/office/officeart/2005/8/layout/orgChart1"/>
+    <dgm:cxn modelId="{B4AA6741-36F8-48CB-9061-03007DF5720D}" type="presOf" srcId="{5F991DD5-CBCE-4EBC-BF5C-69E2017C2433}" destId="{8B369966-71C2-4C12-846E-F29B506F0471}" srcOrd="0" destOrd="0" presId="urn:microsoft.com/office/officeart/2005/8/layout/orgChart1"/>
+    <dgm:cxn modelId="{41284841-9B7C-434D-AB49-BAF64BE7CB1C}" type="presOf" srcId="{B37A7A00-FDEB-43BE-ABAE-D339B290D0A1}" destId="{08598701-8D97-4A5F-81BE-0B0952C12148}" srcOrd="1" destOrd="0" presId="urn:microsoft.com/office/officeart/2005/8/layout/orgChart1"/>
+    <dgm:cxn modelId="{28CDA962-D9D4-4F52-89B9-9CC2F05546F7}" type="presOf" srcId="{E8F3A3D1-6FAE-45FE-9E33-0BE8F05D707C}" destId="{9879A755-B476-48DF-A2FF-B535969B0BDC}" srcOrd="0" destOrd="0" presId="urn:microsoft.com/office/officeart/2005/8/layout/orgChart1"/>
+    <dgm:cxn modelId="{D0F74A63-F45B-4AAB-B2E0-0D889ECC6425}" type="presOf" srcId="{7DDBC15D-C138-4055-BB08-4412D4313AA4}" destId="{47CD36DE-338F-4C2F-96FA-5D7B6BCBB41C}" srcOrd="1" destOrd="0" presId="urn:microsoft.com/office/officeart/2005/8/layout/orgChart1"/>
+    <dgm:cxn modelId="{EC8AE243-C394-46A9-876E-99349D3F6BA9}" type="presOf" srcId="{2C04E1BC-F55B-494C-A783-3A4442833490}" destId="{7A19D48E-299C-48C6-A2A5-096E7BAD6F0C}" srcOrd="0" destOrd="0" presId="urn:microsoft.com/office/officeart/2005/8/layout/orgChart1"/>
+    <dgm:cxn modelId="{C3F4A045-FB93-4A61-A525-C453284D3D0B}" srcId="{99792CBE-B85B-4539-B816-DD377E37E6E9}" destId="{123003FA-633E-437C-AFCB-3A260994327C}" srcOrd="0" destOrd="0" parTransId="{C1515C11-AB27-4EEE-9A55-286E06E75E6E}" sibTransId="{5A95693E-D59B-47EC-A94C-CBC77B66D083}"/>
+    <dgm:cxn modelId="{67D82F66-3EA0-4927-A16A-B4B67D54D7CC}" type="presOf" srcId="{C12A9E5C-E8A2-419B-9C86-67A24F78E8D9}" destId="{674C60E6-B4D0-4D4E-B7BC-770DD567F0C4}" srcOrd="0" destOrd="0" presId="urn:microsoft.com/office/officeart/2005/8/layout/orgChart1"/>
+    <dgm:cxn modelId="{65BC7966-B4D5-4055-AB0C-C4EA81C98C70}" srcId="{51D2B373-F3C2-4C17-AF08-2D6D0F8A3DCC}" destId="{C49D3817-189B-47F5-9183-52CD4DC2C1D3}" srcOrd="0" destOrd="0" parTransId="{5F991DD5-CBCE-4EBC-BF5C-69E2017C2433}" sibTransId="{F3C58C33-87A0-4808-995F-75EE5BDCDC8C}"/>
+    <dgm:cxn modelId="{C8224C47-040C-4084-9098-E4386FB5D085}" type="presOf" srcId="{826E5AAF-0A55-4CED-A027-0260723713D8}" destId="{8160416A-061F-4F57-9ACD-69AE73F8B9AD}" srcOrd="0" destOrd="0" presId="urn:microsoft.com/office/officeart/2005/8/layout/orgChart1"/>
+    <dgm:cxn modelId="{36CCE968-0D96-4CC8-8B29-D1EE82B58F31}" srcId="{B62A892F-BF4E-4411-8428-D831BA7EED46}" destId="{EEA86027-9BEF-4985-ACE1-8FAD26448D33}" srcOrd="0" destOrd="0" parTransId="{429DE630-D870-4B5F-8538-7EDDD3F8BEDD}" sibTransId="{1D619DC1-1DBF-4C5C-945E-FA7239B0F9FB}"/>
+    <dgm:cxn modelId="{4C31F668-549C-4B05-8BA5-DDDAB434F892}" type="presOf" srcId="{B62A892F-BF4E-4411-8428-D831BA7EED46}" destId="{485CA491-E079-4BB6-9BD6-5A378C379DBC}" srcOrd="1" destOrd="0" presId="urn:microsoft.com/office/officeart/2005/8/layout/orgChart1"/>
+    <dgm:cxn modelId="{43C49649-53B6-4530-896B-00273B2505E1}" type="presOf" srcId="{66AED431-1687-470B-A088-4D04147FF7B0}" destId="{AD5B5F6D-8367-43FF-89B8-276D8554D95A}" srcOrd="1" destOrd="0" presId="urn:microsoft.com/office/officeart/2005/8/layout/orgChart1"/>
+    <dgm:cxn modelId="{2E52936A-0681-4EA9-BDD3-D2EDA36F7D50}" type="presOf" srcId="{E2AAE731-A353-4127-A1FB-C8F8F2FB0F2A}" destId="{6DE2D2C2-B060-4668-A25A-C1C188305B49}" srcOrd="0" destOrd="0" presId="urn:microsoft.com/office/officeart/2005/8/layout/orgChart1"/>
+    <dgm:cxn modelId="{E4FA8F4B-5FB2-477B-8D9E-3DE34C5CB2EA}" type="presOf" srcId="{39EC4D09-D4A9-4722-A939-1165212C7A88}" destId="{D7B8AB80-BE26-4D20-98F3-087316386A30}" srcOrd="0" destOrd="0" presId="urn:microsoft.com/office/officeart/2005/8/layout/orgChart1"/>
+    <dgm:cxn modelId="{0933306C-6D51-43E2-9E53-BD4867486EFE}" type="presOf" srcId="{B37A7A00-FDEB-43BE-ABAE-D339B290D0A1}" destId="{05EFB882-EC23-4ACD-BF78-F5111C86644C}" srcOrd="0" destOrd="0" presId="urn:microsoft.com/office/officeart/2005/8/layout/orgChart1"/>
+    <dgm:cxn modelId="{C071AE6C-22BD-4A7A-9441-0B36349357B5}" type="presOf" srcId="{C49D3817-189B-47F5-9183-52CD4DC2C1D3}" destId="{79B1C0B8-1BBF-4BE3-BDCB-1640134E20FF}" srcOrd="0" destOrd="0" presId="urn:microsoft.com/office/officeart/2005/8/layout/orgChart1"/>
+    <dgm:cxn modelId="{5D556870-38D4-400E-897B-81EA51537E58}" srcId="{15FD1B89-FE8E-4B25-9908-8FD4D34BF8E9}" destId="{39EC4D09-D4A9-4722-A939-1165212C7A88}" srcOrd="0" destOrd="0" parTransId="{1CB3B793-D868-4051-B187-5B9F3289483C}" sibTransId="{2F8A58B2-F906-4BB8-9C50-D8CB71400597}"/>
+    <dgm:cxn modelId="{824AAA50-1A48-4897-81ED-470E1C6252F4}" type="presOf" srcId="{B8C6F794-F203-4495-898D-63419BECA668}" destId="{BCF443DB-BCDB-44DE-BB9C-A64FD5FE63D4}" srcOrd="1" destOrd="0" presId="urn:microsoft.com/office/officeart/2005/8/layout/orgChart1"/>
+    <dgm:cxn modelId="{C4676A72-BBEA-4A37-99BC-42B2B3AA228A}" srcId="{66AED431-1687-470B-A088-4D04147FF7B0}" destId="{15FD1B89-FE8E-4B25-9908-8FD4D34BF8E9}" srcOrd="0" destOrd="0" parTransId="{51A25FC0-B898-41BD-9247-269CC37D7833}" sibTransId="{1C2B394A-AAB8-42B1-8505-E6CF202F0F7A}"/>
+    <dgm:cxn modelId="{2B806273-61C7-42E4-BF6B-43D429FDF693}" type="presOf" srcId="{3986D9BB-F0D4-45B3-ABF6-579404A817E4}" destId="{6E4A59E7-D186-4354-A777-97253FA19BC3}" srcOrd="1" destOrd="0" presId="urn:microsoft.com/office/officeart/2005/8/layout/orgChart1"/>
+    <dgm:cxn modelId="{CC548873-675C-41DF-95DC-FC073D898A8D}" type="presOf" srcId="{73F8BB8E-45AE-4859-923E-8EB9EC62BA12}" destId="{1909B6F1-B2E5-43CB-A41B-5E259DA9A19D}" srcOrd="0" destOrd="0" presId="urn:microsoft.com/office/officeart/2005/8/layout/orgChart1"/>
+    <dgm:cxn modelId="{00AB8375-9547-4BDD-A582-8960AAC3A2C4}" type="presOf" srcId="{1CB3B793-D868-4051-B187-5B9F3289483C}" destId="{2B132271-CE0B-412D-A3F1-70F2185627F7}" srcOrd="0" destOrd="0" presId="urn:microsoft.com/office/officeart/2005/8/layout/orgChart1"/>
+    <dgm:cxn modelId="{FFEB2656-C5C7-47CD-B3E8-CC0228CC1E7A}" type="presOf" srcId="{2ADDF49D-87B5-42EB-9DFE-897DDE8DDA86}" destId="{F9B4BA2D-4AB8-4C44-9653-C19E5DB6BDA2}" srcOrd="1" destOrd="0" presId="urn:microsoft.com/office/officeart/2005/8/layout/orgChart1"/>
+    <dgm:cxn modelId="{8F73A777-C055-4E8D-BCA9-77351B2718DC}" srcId="{1DFDA20B-9636-469E-9037-5E4CF3EE35EA}" destId="{4CDB3F56-2FE1-48FD-A94E-5588C06430B9}" srcOrd="1" destOrd="0" parTransId="{248A713C-6731-47AE-AD36-017C4DB3D6C5}" sibTransId="{94B2D10D-DAB3-4F34-8B08-57C6D8986D01}"/>
+    <dgm:cxn modelId="{A93E1978-65EE-4140-AD92-F6B618CADBBD}" type="presOf" srcId="{A32D40A6-D869-4084-9A24-991B11CD3B8B}" destId="{5263F2C0-2BAE-4BF8-886C-EF5EC6BAEF50}" srcOrd="0" destOrd="0" presId="urn:microsoft.com/office/officeart/2005/8/layout/orgChart1"/>
+    <dgm:cxn modelId="{DA62F978-4369-412B-879C-25B67A37800E}" type="presOf" srcId="{99792CBE-B85B-4539-B816-DD377E37E6E9}" destId="{DA46113C-CCB0-4D68-8BFD-31F4D03D2886}" srcOrd="0" destOrd="0" presId="urn:microsoft.com/office/officeart/2005/8/layout/orgChart1"/>
+    <dgm:cxn modelId="{1E64CF59-A1DA-4D2D-BB20-2FB940FDF64B}" type="presOf" srcId="{871BFC7C-A929-424F-A237-F274BBCAF753}" destId="{5AD6406E-D834-4542-A093-F4AF3A2D9563}" srcOrd="0" destOrd="0" presId="urn:microsoft.com/office/officeart/2005/8/layout/orgChart1"/>
+    <dgm:cxn modelId="{04C4BA7A-E5A6-4F9C-A2B4-BF83BDF6C55C}" type="presOf" srcId="{123003FA-633E-437C-AFCB-3A260994327C}" destId="{59FD66B9-C63C-46E3-B99D-2C01887DD484}" srcOrd="1" destOrd="0" presId="urn:microsoft.com/office/officeart/2005/8/layout/orgChart1"/>
     <dgm:cxn modelId="{E2F1227D-5FCB-4F5E-AC54-DC924E2D2687}" srcId="{AB2E719F-B6E6-4B75-9082-F9D5A1AD9966}" destId="{1DFDA20B-9636-469E-9037-5E4CF3EE35EA}" srcOrd="0" destOrd="0" parTransId="{BACD50CC-E6AD-4546-82FB-CCE44D88C009}" sibTransId="{E1E78541-0A4A-4C9C-9BD9-5FEF81634E3F}"/>
-    <dgm:cxn modelId="{ACD6E27E-9D89-4C82-B28A-7D56EB35ADF7}" type="presOf" srcId="{F93C77CB-5B70-4D34-A130-86AB1DC0E800}" destId="{96159E58-B9FC-41E2-88FE-1F6FFC6B8D17}" srcOrd="0" destOrd="0" presId="urn:microsoft.com/office/officeart/2005/8/layout/orgChart1"/>
     <dgm:cxn modelId="{87CE127F-5FC5-4B20-9DA9-5FA52A5EA864}" type="presOf" srcId="{1DFDA20B-9636-469E-9037-5E4CF3EE35EA}" destId="{1C06FE47-57B1-41ED-8133-BF480FEA1976}" srcOrd="0" destOrd="0" presId="urn:microsoft.com/office/officeart/2005/8/layout/orgChart1"/>
-    <dgm:cxn modelId="{DEB33B80-B68F-4D24-A1BE-914C37D80390}" srcId="{1DFDA20B-9636-469E-9037-5E4CF3EE35EA}" destId="{F21DD98E-D770-495A-A6D4-90F518024C3F}" srcOrd="0" destOrd="0" parTransId="{79244634-31F5-491E-B1DC-7A0CE446E597}" sibTransId="{B6BB135A-D741-48A5-9E4B-8855314FDEDA}"/>
-    <dgm:cxn modelId="{E55E5780-54C2-4E57-A8DA-6A0BF2179285}" srcId="{09714864-4066-4050-98C6-436DC9618D3A}" destId="{F713F6AC-4EBB-490E-89CC-11E62D09BBC5}" srcOrd="0" destOrd="0" parTransId="{FABBD83C-BB1E-49DB-ACC3-0B6BBA520CCE}" sibTransId="{488B7DB3-C797-48BC-B1DC-B5F6A92FE2BA}"/>
-    <dgm:cxn modelId="{E836F385-31C8-4F47-BB3A-4706A435C116}" type="presOf" srcId="{F8B0F903-A75D-4103-AADD-F36B2524570B}" destId="{8E87F3E6-EB64-4E3C-AF07-29EC8384805F}" srcOrd="0" destOrd="0" presId="urn:microsoft.com/office/officeart/2005/8/layout/orgChart1"/>
-    <dgm:cxn modelId="{FEEA3B89-C705-4949-80A4-38D3C99CDA41}" srcId="{F21DD98E-D770-495A-A6D4-90F518024C3F}" destId="{7D039AA3-C363-42EB-A614-4DA422E3B8BA}" srcOrd="1" destOrd="0" parTransId="{59189D59-D43F-4370-96D8-DA8D6139D1CE}" sibTransId="{04873DEB-F642-4228-B55E-581AB84327DA}"/>
-    <dgm:cxn modelId="{6DF9158F-2BC4-4A1A-8515-F739AE51A955}" type="presOf" srcId="{F21DD98E-D770-495A-A6D4-90F518024C3F}" destId="{776F6AE3-FE53-4449-92C3-6EE5565C6902}" srcOrd="1" destOrd="0" presId="urn:microsoft.com/office/officeart/2005/8/layout/orgChart1"/>
-    <dgm:cxn modelId="{392D7B8F-0549-4E2B-898B-6649B47BFAAE}" srcId="{1DFDA20B-9636-469E-9037-5E4CF3EE35EA}" destId="{09714864-4066-4050-98C6-436DC9618D3A}" srcOrd="2" destOrd="0" parTransId="{D185EC9B-EA4F-4B59-80B2-392ACBAAD71E}" sibTransId="{ED4B9BFC-DD1C-46CD-9CD7-5BB7C54127CE}"/>
-    <dgm:cxn modelId="{9DEE4C90-9157-4559-961D-1F75F6281F19}" srcId="{7D039AA3-C363-42EB-A614-4DA422E3B8BA}" destId="{1D1B7983-DE78-4DA8-A1A4-6BB2C57C657E}" srcOrd="0" destOrd="0" parTransId="{E0F10DA1-5873-4A96-ADAC-8A5897B124F7}" sibTransId="{60D2C268-419A-47D1-BCAC-01DE13DB73B2}"/>
-    <dgm:cxn modelId="{73CCA091-5B8C-46DA-AA69-63A636A048E3}" type="presOf" srcId="{9B8A6438-3C8B-4CFF-B03C-3552CF14E46C}" destId="{55C40C60-6AD0-4ACF-8BFA-3FF937B9BBCE}" srcOrd="0" destOrd="0" presId="urn:microsoft.com/office/officeart/2005/8/layout/orgChart1"/>
-    <dgm:cxn modelId="{3BC10998-5A22-434B-B720-5F60CF18BD3B}" type="presOf" srcId="{59373988-BDC2-4FD6-AB4C-8862B943BCAB}" destId="{3DEEE353-9721-47B6-8F7D-136CC4824C90}" srcOrd="1" destOrd="0" presId="urn:microsoft.com/office/officeart/2005/8/layout/orgChart1"/>
-    <dgm:cxn modelId="{9A9EAE98-1C44-4B4D-B991-D7FA20D8FFB6}" type="presOf" srcId="{1CD3ECFA-5384-4FA0-B242-E23B51F80522}" destId="{D5DA0A59-0AE4-4260-AB57-B28AAF37ECAC}" srcOrd="0" destOrd="0" presId="urn:microsoft.com/office/officeart/2005/8/layout/orgChart1"/>
-    <dgm:cxn modelId="{37B4589D-9FC0-422B-AA7F-953C2F44378C}" type="presOf" srcId="{02F5B8A2-108A-44F5-A951-BF13E07421FE}" destId="{A8783965-5E3E-42AB-A72C-CD3BABE44558}" srcOrd="1" destOrd="0" presId="urn:microsoft.com/office/officeart/2005/8/layout/orgChart1"/>
-    <dgm:cxn modelId="{2A2F23A4-622D-41DB-A01E-6879EA602E6C}" srcId="{E0F0BAFD-3973-4A6F-A6B0-D07AA77AAA05}" destId="{59373988-BDC2-4FD6-AB4C-8862B943BCAB}" srcOrd="0" destOrd="0" parTransId="{1EA8184E-FBBB-4B71-A15E-E7C350BD6E1B}" sibTransId="{E7FBE16D-7D40-4463-B844-F15447D384E3}"/>
-    <dgm:cxn modelId="{5DA324A7-4616-45A6-A86B-6A3CDFD6D752}" type="presOf" srcId="{1EA8184E-FBBB-4B71-A15E-E7C350BD6E1B}" destId="{A4F26A35-463E-4143-8CAA-C199B5C5EB98}" srcOrd="0" destOrd="0" presId="urn:microsoft.com/office/officeart/2005/8/layout/orgChart1"/>
-    <dgm:cxn modelId="{F9F699A7-9597-4A22-957B-F7771C347301}" type="presOf" srcId="{F0EA2B76-AAD0-4D92-96CA-0FBF629EFF50}" destId="{09EEA0DD-3A42-4007-80D6-9DC094D7EC53}" srcOrd="0" destOrd="0" presId="urn:microsoft.com/office/officeart/2005/8/layout/orgChart1"/>
-    <dgm:cxn modelId="{66C0F6A7-DA0E-4FAF-9F13-8EF4667B467F}" type="presOf" srcId="{1CD3ECFA-5384-4FA0-B242-E23B51F80522}" destId="{1E66E8CF-F04A-4649-B989-6789030C7326}" srcOrd="1" destOrd="0" presId="urn:microsoft.com/office/officeart/2005/8/layout/orgChart1"/>
-    <dgm:cxn modelId="{4B0BA1AA-C1A0-4A53-ACD8-4593BF628242}" type="presOf" srcId="{09714864-4066-4050-98C6-436DC9618D3A}" destId="{B4DDB29F-AD96-41B4-B7DE-D69842C2BC80}" srcOrd="0" destOrd="0" presId="urn:microsoft.com/office/officeart/2005/8/layout/orgChart1"/>
-    <dgm:cxn modelId="{6B11B8AC-C404-4322-8219-5EEEADA9DAA7}" type="presOf" srcId="{B5F6D47A-012E-4A01-835C-466BEAC573C7}" destId="{6D457001-2679-4D8B-8F83-B3FD9C97BF10}" srcOrd="0" destOrd="0" presId="urn:microsoft.com/office/officeart/2005/8/layout/orgChart1"/>
-    <dgm:cxn modelId="{E06966AD-5952-4689-B95D-13357F0BB176}" type="presOf" srcId="{79244634-31F5-491E-B1DC-7A0CE446E597}" destId="{E0B5B5BC-B2FB-4800-AC3C-61A2F779223D}" srcOrd="0" destOrd="0" presId="urn:microsoft.com/office/officeart/2005/8/layout/orgChart1"/>
-    <dgm:cxn modelId="{50EB4EBE-9BC2-4B5B-9E5D-8DCD1F817100}" type="presOf" srcId="{F21DD98E-D770-495A-A6D4-90F518024C3F}" destId="{E6A7CF32-80A1-40E4-B684-268F1852FE76}" srcOrd="0" destOrd="0" presId="urn:microsoft.com/office/officeart/2005/8/layout/orgChart1"/>
-    <dgm:cxn modelId="{63A5F0BE-C273-42B4-9233-0D4F6948C371}" type="presOf" srcId="{EA1BBB5E-F151-4BF2-9C94-55A977B0556A}" destId="{F0B21B06-521A-444A-AD23-FB058EE70162}" srcOrd="0" destOrd="0" presId="urn:microsoft.com/office/officeart/2005/8/layout/orgChart1"/>
-    <dgm:cxn modelId="{E12D27BF-813D-401A-8CF6-1E99D9E14F05}" type="presOf" srcId="{E0F10DA1-5873-4A96-ADAC-8A5897B124F7}" destId="{0573A44A-96FB-4CF3-A252-620AA3BA8CE2}" srcOrd="0" destOrd="0" presId="urn:microsoft.com/office/officeart/2005/8/layout/orgChart1"/>
-    <dgm:cxn modelId="{7E1AD9BF-7206-4D78-A8C9-6281B41ABD6E}" srcId="{F82DD324-548A-4757-B26B-E324B3428D40}" destId="{224CA083-597E-40F5-BB34-4753DA284874}" srcOrd="0" destOrd="0" parTransId="{A60DAC1D-6C94-4366-A60F-25D67A9A15C6}" sibTransId="{061BCB0E-0A6A-4E4B-8D3E-CDF0AB498BA9}"/>
-    <dgm:cxn modelId="{B5B204D1-1C00-49A3-8489-B2389F79FF8C}" type="presOf" srcId="{C6C601FD-2ACC-4052-AD7B-37DC7DC0C6E7}" destId="{E4C7BF2D-4885-4358-8B69-EEB587617937}" srcOrd="0" destOrd="0" presId="urn:microsoft.com/office/officeart/2005/8/layout/orgChart1"/>
-    <dgm:cxn modelId="{DB1B8DD2-268E-49DE-AEAA-E6F3DEAC1FF3}" srcId="{9E63BBBB-3D9B-448D-A6A1-CF749723A82E}" destId="{1CD3ECFA-5384-4FA0-B242-E23B51F80522}" srcOrd="0" destOrd="0" parTransId="{C6C601FD-2ACC-4052-AD7B-37DC7DC0C6E7}" sibTransId="{15A6DFF8-FDB3-465C-8253-1BC6D49414A6}"/>
-    <dgm:cxn modelId="{820D19D3-C2E6-4ECC-9234-45B10D732CE3}" type="presOf" srcId="{F82DD324-548A-4757-B26B-E324B3428D40}" destId="{F4407BC8-CC83-4E78-9D18-3574876FFF34}" srcOrd="1" destOrd="0" presId="urn:microsoft.com/office/officeart/2005/8/layout/orgChart1"/>
-    <dgm:cxn modelId="{73F966D4-EAAE-4D35-8FE6-404604BB81ED}" srcId="{EA1BBB5E-F151-4BF2-9C94-55A977B0556A}" destId="{E47428D6-6993-4092-9ECB-0D8D75D39F2F}" srcOrd="0" destOrd="0" parTransId="{B5F6D47A-012E-4A01-835C-466BEAC573C7}" sibTransId="{C0AC3F47-7622-425A-88C9-C85DD6A2B301}"/>
-    <dgm:cxn modelId="{635B90D7-262E-40AB-95AD-614ECEA778FB}" srcId="{68CFDA40-676B-4521-86A8-6BF70A8D8334}" destId="{02F5B8A2-108A-44F5-A951-BF13E07421FE}" srcOrd="0" destOrd="0" parTransId="{41E42166-042C-4F3C-83BA-CC0F44096F9E}" sibTransId="{1C40CB88-95B2-41BB-AC9B-272EDD9D3447}"/>
-    <dgm:cxn modelId="{D944A2D8-ABBC-45D8-AC2B-18976018DB88}" type="presOf" srcId="{C0388EAB-5346-47BD-B6B0-B6FB9A9669B9}" destId="{3EF73FE2-024D-4ABE-8637-88976C965586}" srcOrd="0" destOrd="0" presId="urn:microsoft.com/office/officeart/2005/8/layout/orgChart1"/>
-    <dgm:cxn modelId="{6F02A1D9-14CA-44F8-B745-060CC652C7F1}" type="presOf" srcId="{224CA083-597E-40F5-BB34-4753DA284874}" destId="{D982D4B0-8D3E-440F-A987-C081B01056C1}" srcOrd="0" destOrd="0" presId="urn:microsoft.com/office/officeart/2005/8/layout/orgChart1"/>
-    <dgm:cxn modelId="{3B56D5D9-F83F-4CE6-8339-CAE6A678130F}" type="presOf" srcId="{F713F6AC-4EBB-490E-89CC-11E62D09BBC5}" destId="{5851F4DD-7FF1-4ECF-8121-EC446F928C22}" srcOrd="1" destOrd="0" presId="urn:microsoft.com/office/officeart/2005/8/layout/orgChart1"/>
-    <dgm:cxn modelId="{E733A1DC-BB0F-4433-8BFF-43D6FDFC14FD}" type="presOf" srcId="{F82DD324-548A-4757-B26B-E324B3428D40}" destId="{C9F4FC36-FC73-4557-9D56-57906D8426F8}" srcOrd="0" destOrd="0" presId="urn:microsoft.com/office/officeart/2005/8/layout/orgChart1"/>
+    <dgm:cxn modelId="{906E6580-E8C8-47DE-A96C-C06433533706}" type="presOf" srcId="{0C2B50AB-E2DF-4415-8662-7F023EBF3313}" destId="{69B27BCA-EDD1-4C1F-A163-11FE34E56793}" srcOrd="0" destOrd="0" presId="urn:microsoft.com/office/officeart/2005/8/layout/orgChart1"/>
+    <dgm:cxn modelId="{3BF00583-F492-4D0D-9612-4F54097220CB}" type="presOf" srcId="{C21F0602-EC21-41FF-858A-A508923E993E}" destId="{6F434DBE-C726-4CCF-B8DF-E1D8150DF905}" srcOrd="0" destOrd="0" presId="urn:microsoft.com/office/officeart/2005/8/layout/orgChart1"/>
+    <dgm:cxn modelId="{2EEED583-2C74-43EC-8775-4F81AC56B280}" type="presOf" srcId="{B22F690C-89A8-40B2-86CB-7A55DC7A53B6}" destId="{2E72AD28-7615-4075-9FC8-A29E8DB35BB5}" srcOrd="0" destOrd="0" presId="urn:microsoft.com/office/officeart/2005/8/layout/orgChart1"/>
+    <dgm:cxn modelId="{DA0F0F85-9438-4C7A-BC8C-48C0FDF0E69F}" type="presOf" srcId="{1EBBF9B4-15A6-4246-A62B-9A95706277AD}" destId="{0CC490A6-C8B5-4C1F-88DD-04F94500F642}" srcOrd="0" destOrd="0" presId="urn:microsoft.com/office/officeart/2005/8/layout/orgChart1"/>
+    <dgm:cxn modelId="{49566687-3918-4847-BCD1-BAFF57098826}" type="presOf" srcId="{82F505DC-FD4D-41F7-8967-0417ED4EB199}" destId="{7F659DBF-BAF5-4573-8376-97616B403104}" srcOrd="0" destOrd="0" presId="urn:microsoft.com/office/officeart/2005/8/layout/orgChart1"/>
+    <dgm:cxn modelId="{CA7E0889-ED58-45BE-B102-D236A06D64CF}" type="presOf" srcId="{024F755D-40FC-459B-85D2-370ED34F02AB}" destId="{A3090357-9023-453B-8D32-88DC8E381705}" srcOrd="0" destOrd="0" presId="urn:microsoft.com/office/officeart/2005/8/layout/orgChart1"/>
+    <dgm:cxn modelId="{8B026A8D-F2EA-4FFC-95E7-BA59306722A7}" type="presOf" srcId="{E177CFCA-AED9-455F-BB10-9E8B54118964}" destId="{0B559D4B-E626-46D4-B495-D2295FAD8134}" srcOrd="0" destOrd="0" presId="urn:microsoft.com/office/officeart/2005/8/layout/orgChart1"/>
+    <dgm:cxn modelId="{FCCC0890-090F-4113-A687-4418ACA5AD0D}" type="presOf" srcId="{1F8C3BAE-D6D7-4006-A7E6-B314A4BF6439}" destId="{5F8762E0-A6D8-409D-82CE-61F0AEBF53E5}" srcOrd="0" destOrd="0" presId="urn:microsoft.com/office/officeart/2005/8/layout/orgChart1"/>
+    <dgm:cxn modelId="{61B8DB90-B42B-4507-B30D-D6E7E8327E97}" srcId="{4CDB3F56-2FE1-48FD-A94E-5588C06430B9}" destId="{E2AAE731-A353-4127-A1FB-C8F8F2FB0F2A}" srcOrd="1" destOrd="0" parTransId="{B22F690C-89A8-40B2-86CB-7A55DC7A53B6}" sibTransId="{07DD97F6-54D2-4F69-8A60-986A80F8E980}"/>
+    <dgm:cxn modelId="{91003C91-25CA-4985-99EA-3376B2DE36E2}" type="presOf" srcId="{2C04E1BC-F55B-494C-A783-3A4442833490}" destId="{833BCAE0-E7F9-400E-8211-2071FCB04EA2}" srcOrd="1" destOrd="0" presId="urn:microsoft.com/office/officeart/2005/8/layout/orgChart1"/>
+    <dgm:cxn modelId="{94DCB594-71CC-4BEA-BAFD-0B40DAD15B76}" type="presOf" srcId="{4CDB3F56-2FE1-48FD-A94E-5588C06430B9}" destId="{3A2F552E-22A2-43EB-9874-CE40A922B0CE}" srcOrd="1" destOrd="0" presId="urn:microsoft.com/office/officeart/2005/8/layout/orgChart1"/>
+    <dgm:cxn modelId="{13A4519D-ADF2-45AD-A726-84B31EFD9AD3}" type="presOf" srcId="{1F4E5E27-53D9-43B2-8521-1CC2CFDC294F}" destId="{0295660D-F730-4213-BFD7-9FD445AEC6DC}" srcOrd="0" destOrd="0" presId="urn:microsoft.com/office/officeart/2005/8/layout/orgChart1"/>
+    <dgm:cxn modelId="{B6FEA19F-B94A-499E-BD14-4BA33EF7DCC4}" type="presOf" srcId="{15FD1B89-FE8E-4B25-9908-8FD4D34BF8E9}" destId="{35A37FAA-7983-4C05-B0E9-3D83A6984B31}" srcOrd="0" destOrd="0" presId="urn:microsoft.com/office/officeart/2005/8/layout/orgChart1"/>
+    <dgm:cxn modelId="{E1AE03A1-BA63-4870-A9E6-284E6D384398}" type="presOf" srcId="{63E8C491-A366-4707-8623-93DDFC9FBCE3}" destId="{88B21DEE-4743-4FFA-AE34-F4C94F81DB00}" srcOrd="1" destOrd="0" presId="urn:microsoft.com/office/officeart/2005/8/layout/orgChart1"/>
+    <dgm:cxn modelId="{A53683A2-0720-46B6-A2EA-FD97F893B075}" srcId="{871BFC7C-A929-424F-A237-F274BBCAF753}" destId="{0A6A442A-B7AB-426C-A16C-2FDB6D469F50}" srcOrd="0" destOrd="0" parTransId="{024F755D-40FC-459B-85D2-370ED34F02AB}" sibTransId="{2F3469DD-AC50-4E79-A6B8-D6C7B12A144B}"/>
+    <dgm:cxn modelId="{AB0139A5-EC7B-4753-9B0C-64C184D7A66D}" srcId="{EEA86027-9BEF-4985-ACE1-8FAD26448D33}" destId="{73F8BB8E-45AE-4859-923E-8EB9EC62BA12}" srcOrd="0" destOrd="0" parTransId="{CC8CC5A2-AA90-4689-80CF-B41D2891F74B}" sibTransId="{5ECDE43E-2E1A-41F4-90DC-85BE00EE6C7F}"/>
+    <dgm:cxn modelId="{3FBBD1A6-9EA6-49F7-8723-47FD79DAE662}" type="presOf" srcId="{E177CFCA-AED9-455F-BB10-9E8B54118964}" destId="{BB5F0166-6944-4449-A237-59E8F756A5AD}" srcOrd="1" destOrd="0" presId="urn:microsoft.com/office/officeart/2005/8/layout/orgChart1"/>
+    <dgm:cxn modelId="{13B993AB-8467-4939-B938-8C15B996E637}" type="presOf" srcId="{51D2B373-F3C2-4C17-AF08-2D6D0F8A3DCC}" destId="{7D6481BB-67F5-4E57-89D5-6643355F1748}" srcOrd="0" destOrd="0" presId="urn:microsoft.com/office/officeart/2005/8/layout/orgChart1"/>
+    <dgm:cxn modelId="{8A7BE0AB-01A4-4DA0-9765-ED7794D47414}" type="presOf" srcId="{7DDBC15D-C138-4055-BB08-4412D4313AA4}" destId="{9FA3228C-E8A6-4F14-89A5-080EB4C97503}" srcOrd="0" destOrd="0" presId="urn:microsoft.com/office/officeart/2005/8/layout/orgChart1"/>
+    <dgm:cxn modelId="{443DB5B1-F317-4CA6-BABC-EFB43F01949F}" type="presOf" srcId="{C21F0602-EC21-41FF-858A-A508923E993E}" destId="{554B2C4A-E12C-4913-9DEF-475D69E556C3}" srcOrd="1" destOrd="0" presId="urn:microsoft.com/office/officeart/2005/8/layout/orgChart1"/>
+    <dgm:cxn modelId="{938A87B6-9BB1-4228-B8E9-BE7BF17A0D89}" srcId="{E2AAE731-A353-4127-A1FB-C8F8F2FB0F2A}" destId="{C0C63141-C468-4DC0-AE17-B6E6A7BA1D39}" srcOrd="0" destOrd="0" parTransId="{826E5AAF-0A55-4CED-A027-0260723713D8}" sibTransId="{E2118C88-4FB5-4238-A708-88E5BCDAEA29}"/>
+    <dgm:cxn modelId="{2512DCB6-0599-452E-BE1F-500D32EFEB5F}" type="presOf" srcId="{C1515C11-AB27-4EEE-9A55-286E06E75E6E}" destId="{75DEDC43-8289-446A-AC02-CB4F63B94C54}" srcOrd="0" destOrd="0" presId="urn:microsoft.com/office/officeart/2005/8/layout/orgChart1"/>
+    <dgm:cxn modelId="{460985B9-8506-4D83-8263-01417627D3A4}" srcId="{B8C6F794-F203-4495-898D-63419BECA668}" destId="{E177CFCA-AED9-455F-BB10-9E8B54118964}" srcOrd="1" destOrd="0" parTransId="{8F6B81DF-1F2C-4978-8E16-B232D0C63249}" sibTransId="{322E307A-5CB9-4433-8AAB-D922A765CBB4}"/>
+    <dgm:cxn modelId="{502E99BA-B9DC-4C11-B7E7-792AA64AD8DE}" type="presOf" srcId="{248A713C-6731-47AE-AD36-017C4DB3D6C5}" destId="{4C8BCDAB-23F1-4727-B55F-2F6CB8608F34}" srcOrd="0" destOrd="0" presId="urn:microsoft.com/office/officeart/2005/8/layout/orgChart1"/>
+    <dgm:cxn modelId="{09CC9CBF-E3F3-4531-B6CF-BA4762B734CD}" type="presOf" srcId="{C3060A81-3C2A-4CE3-AF90-494C0AB67A15}" destId="{02A92F51-FDC7-4649-BEEC-CE4E8D716AFC}" srcOrd="0" destOrd="0" presId="urn:microsoft.com/office/officeart/2005/8/layout/orgChart1"/>
+    <dgm:cxn modelId="{0BA722C0-AD20-415F-9815-EEA5D5937FD2}" type="presOf" srcId="{99792CBE-B85B-4539-B816-DD377E37E6E9}" destId="{A265021D-AD10-4043-A232-CC5FB6ADF92B}" srcOrd="1" destOrd="0" presId="urn:microsoft.com/office/officeart/2005/8/layout/orgChart1"/>
+    <dgm:cxn modelId="{D04415C5-8972-4ADC-ABA3-0C11DC13341F}" type="presOf" srcId="{0A6A442A-B7AB-426C-A16C-2FDB6D469F50}" destId="{AC85F1FC-A76C-4928-9650-3F50FE33CAF2}" srcOrd="0" destOrd="0" presId="urn:microsoft.com/office/officeart/2005/8/layout/orgChart1"/>
+    <dgm:cxn modelId="{33F3E0C5-CF1B-4EB4-9C56-2115C79854A3}" type="presOf" srcId="{69439DD0-B894-4949-974D-452D2331A67B}" destId="{B9127F1B-A899-4654-BE2A-F9331D4C119D}" srcOrd="0" destOrd="0" presId="urn:microsoft.com/office/officeart/2005/8/layout/orgChart1"/>
+    <dgm:cxn modelId="{3D0E67C6-5093-47E5-95BC-D4E5427DA9BA}" srcId="{82F505DC-FD4D-41F7-8967-0417ED4EB199}" destId="{C21F0602-EC21-41FF-858A-A508923E993E}" srcOrd="0" destOrd="0" parTransId="{EBCD38ED-906A-4D05-978E-F99E68C5098B}" sibTransId="{736BE9F3-67CC-4FA4-89AC-DD7C2D78DF6B}"/>
+    <dgm:cxn modelId="{EB9990C7-335C-4B16-81BA-CD0CC76932B4}" srcId="{EEA86027-9BEF-4985-ACE1-8FAD26448D33}" destId="{C3060A81-3C2A-4CE3-AF90-494C0AB67A15}" srcOrd="3" destOrd="0" parTransId="{A32D40A6-D869-4084-9A24-991B11CD3B8B}" sibTransId="{658AFDDD-12F7-42BB-9671-C15D1694FE61}"/>
+    <dgm:cxn modelId="{4920F2C7-25CF-4112-B5FB-42487132EC44}" srcId="{B8C6F794-F203-4495-898D-63419BECA668}" destId="{63E8C491-A366-4707-8623-93DDFC9FBCE3}" srcOrd="0" destOrd="0" parTransId="{F2E0CC0A-7836-4A27-AC9D-DC35B782B5B7}" sibTransId="{4835977A-D94A-460B-B872-6B8058A6A425}"/>
+    <dgm:cxn modelId="{23F82BCD-9A82-44C7-9DB1-560E3F50FBBE}" type="presOf" srcId="{8F6B81DF-1F2C-4978-8E16-B232D0C63249}" destId="{8E499930-BDF5-4053-BC7E-DF0E465141BB}" srcOrd="0" destOrd="0" presId="urn:microsoft.com/office/officeart/2005/8/layout/orgChart1"/>
+    <dgm:cxn modelId="{6F624CCE-202D-44EF-8D92-F1B5F5D37F16}" type="presOf" srcId="{C3060A81-3C2A-4CE3-AF90-494C0AB67A15}" destId="{AAFA96B8-1D99-4024-84D0-30B85F632476}" srcOrd="1" destOrd="0" presId="urn:microsoft.com/office/officeart/2005/8/layout/orgChart1"/>
+    <dgm:cxn modelId="{F2520ECF-10A9-47C7-A3BE-93906F75A8E3}" srcId="{1DFDA20B-9636-469E-9037-5E4CF3EE35EA}" destId="{B62A892F-BF4E-4411-8428-D831BA7EED46}" srcOrd="2" destOrd="0" parTransId="{0C2B50AB-E2DF-4415-8662-7F023EBF3313}" sibTransId="{6B361702-A01D-485C-A027-EEC072B2C838}"/>
+    <dgm:cxn modelId="{F8F2A7CF-A75D-42A4-954D-B826929D9D11}" srcId="{123003FA-633E-437C-AFCB-3A260994327C}" destId="{2ADDF49D-87B5-42EB-9DFE-897DDE8DDA86}" srcOrd="0" destOrd="0" parTransId="{69439DD0-B894-4949-974D-452D2331A67B}" sibTransId="{450A71AF-B9E3-4521-ABAF-47756690F80F}"/>
+    <dgm:cxn modelId="{76C86DD2-8BA9-4B53-B959-6075359BDF3C}" type="presOf" srcId="{B62A892F-BF4E-4411-8428-D831BA7EED46}" destId="{1AA96C20-CB3A-4FEC-8C99-5095F0F26518}" srcOrd="0" destOrd="0" presId="urn:microsoft.com/office/officeart/2005/8/layout/orgChart1"/>
+    <dgm:cxn modelId="{55BC27D3-B6B4-41BC-BB36-7ED5E8FBED80}" srcId="{EEA86027-9BEF-4985-ACE1-8FAD26448D33}" destId="{B37A7A00-FDEB-43BE-ABAE-D339B290D0A1}" srcOrd="1" destOrd="0" parTransId="{1E848C92-AA3F-4FE5-A1B3-B58132CF22B1}" sibTransId="{79386440-8C49-495D-9E06-5071660438A3}"/>
+    <dgm:cxn modelId="{1A4DF7D4-A4AE-46F2-9CC5-862037ABC358}" type="presOf" srcId="{15FD1B89-FE8E-4B25-9908-8FD4D34BF8E9}" destId="{50DBD92F-0537-4950-B035-FEA8FE402DF5}" srcOrd="1" destOrd="0" presId="urn:microsoft.com/office/officeart/2005/8/layout/orgChart1"/>
+    <dgm:cxn modelId="{7B76C0DC-04B2-45FA-BD77-99739C27DB43}" type="presOf" srcId="{02644655-FDCE-4A4C-8445-C8E553E58675}" destId="{BA4F9EA3-E764-4C6A-858D-A5748FE7FDB2}" srcOrd="0" destOrd="0" presId="urn:microsoft.com/office/officeart/2005/8/layout/orgChart1"/>
+    <dgm:cxn modelId="{430400DF-AE4D-44F2-AC7A-6FF196021A9B}" type="presOf" srcId="{429DE630-D870-4B5F-8538-7EDDD3F8BEDD}" destId="{A9D61121-1D60-4670-92D0-BBB7A5D307FD}" srcOrd="0" destOrd="0" presId="urn:microsoft.com/office/officeart/2005/8/layout/orgChart1"/>
     <dgm:cxn modelId="{E409FFDF-30B6-4B92-B213-27BEE9B936E7}" type="presOf" srcId="{1DFDA20B-9636-469E-9037-5E4CF3EE35EA}" destId="{5E66404E-2D43-465B-873E-7FC6C998DB01}" srcOrd="1" destOrd="0" presId="urn:microsoft.com/office/officeart/2005/8/layout/orgChart1"/>
-    <dgm:cxn modelId="{E72CC1E2-9827-4C5E-99AE-992FF84DCBF9}" type="presOf" srcId="{75B8B94C-E3F9-4139-95B2-ADB39A51EB22}" destId="{1C3A8747-D177-4675-A7EF-60257E1BDAEB}" srcOrd="1" destOrd="0" presId="urn:microsoft.com/office/officeart/2005/8/layout/orgChart1"/>
-    <dgm:cxn modelId="{799562E9-88E1-44AF-B5CB-6737E50C7CDA}" type="presOf" srcId="{1D1B7983-DE78-4DA8-A1A4-6BB2C57C657E}" destId="{BF3BD0CC-4139-4F49-84FE-3483246EAB4E}" srcOrd="0" destOrd="0" presId="urn:microsoft.com/office/officeart/2005/8/layout/orgChart1"/>
-    <dgm:cxn modelId="{A60E05F2-1875-4297-AB8E-90D71A34BAB3}" type="presOf" srcId="{E394FCB5-3666-4125-9453-76B41E762402}" destId="{C5B30FF1-E6F8-487D-9C79-BEBC02E0A980}" srcOrd="0" destOrd="0" presId="urn:microsoft.com/office/officeart/2005/8/layout/orgChart1"/>
+    <dgm:cxn modelId="{350AE6E2-3E35-4F97-93BE-21CE9048E4F3}" type="presOf" srcId="{EBCD38ED-906A-4D05-978E-F99E68C5098B}" destId="{3AA50E4F-FE3D-4654-A09E-0BD64FDE58C5}" srcOrd="0" destOrd="0" presId="urn:microsoft.com/office/officeart/2005/8/layout/orgChart1"/>
+    <dgm:cxn modelId="{AD893FE6-6CAD-4967-823D-2F63228F8176}" type="presOf" srcId="{F507B6B5-415D-4B6D-8451-7ED5BE419DA9}" destId="{DB71812A-9BBB-4C56-BC8D-89C133823549}" srcOrd="0" destOrd="0" presId="urn:microsoft.com/office/officeart/2005/8/layout/orgChart1"/>
+    <dgm:cxn modelId="{C06B2EE8-2FE7-4020-B002-2EDBEA13CCEC}" type="presOf" srcId="{575DB79E-7D30-4085-AD88-710C4A7BB44D}" destId="{46648E3C-5D2E-4D8E-939D-4171235F98A8}" srcOrd="0" destOrd="0" presId="urn:microsoft.com/office/officeart/2005/8/layout/orgChart1"/>
+    <dgm:cxn modelId="{B006F3E8-DB24-412D-9119-34B417E77F8E}" type="presOf" srcId="{63E8C491-A366-4707-8623-93DDFC9FBCE3}" destId="{2B4F4105-F0DA-40EA-AE6F-24D3177C9183}" srcOrd="0" destOrd="0" presId="urn:microsoft.com/office/officeart/2005/8/layout/orgChart1"/>
+    <dgm:cxn modelId="{76367FED-27BD-4C24-91F9-006D9D47102B}" type="presOf" srcId="{871BFC7C-A929-424F-A237-F274BBCAF753}" destId="{5DE80191-B77D-480C-88A6-C5F937FF53A6}" srcOrd="1" destOrd="0" presId="urn:microsoft.com/office/officeart/2005/8/layout/orgChart1"/>
+    <dgm:cxn modelId="{5EBE23EE-3AD7-49F8-AF9C-020AE467ABA2}" type="presOf" srcId="{C0C63141-C468-4DC0-AE17-B6E6A7BA1D39}" destId="{8B2685D1-8792-4F3C-9119-AAFFABCF7B33}" srcOrd="0" destOrd="0" presId="urn:microsoft.com/office/officeart/2005/8/layout/orgChart1"/>
+    <dgm:cxn modelId="{9A3C81F0-4F31-4B4B-9D87-9AFBAA209F0F}" type="presOf" srcId="{EEA86027-9BEF-4985-ACE1-8FAD26448D33}" destId="{D2DEB610-1A5B-467E-A4B5-EBF0C5E1007B}" srcOrd="0" destOrd="0" presId="urn:microsoft.com/office/officeart/2005/8/layout/orgChart1"/>
+    <dgm:cxn modelId="{937BB4F1-4C11-4459-9D5C-7F6D58A2053F}" srcId="{7DDBC15D-C138-4055-BB08-4412D4313AA4}" destId="{B8C6F794-F203-4495-898D-63419BECA668}" srcOrd="1" destOrd="0" parTransId="{F7CEF201-0C81-40E0-BE14-7E124FDCEC73}" sibTransId="{C1A67D4F-9D00-4F9A-A10D-7435ACB47E82}"/>
     <dgm:cxn modelId="{349DF0F2-9289-4A4A-B323-614FA514E434}" type="presOf" srcId="{AB2E719F-B6E6-4B75-9082-F9D5A1AD9966}" destId="{2CF0B47D-A64E-4DEF-BD27-466C9B242565}" srcOrd="0" destOrd="0" presId="urn:microsoft.com/office/officeart/2005/8/layout/orgChart1"/>
-    <dgm:cxn modelId="{F05093F6-D6A6-419F-8423-29A8C3ED6A66}" type="presOf" srcId="{7D039AA3-C363-42EB-A614-4DA422E3B8BA}" destId="{B1A054F2-AC67-4866-887E-10803D7DE1C7}" srcOrd="1" destOrd="0" presId="urn:microsoft.com/office/officeart/2005/8/layout/orgChart1"/>
-    <dgm:cxn modelId="{712CF1FB-C56B-40D4-A056-3302D1255AB3}" type="presOf" srcId="{224CA083-597E-40F5-BB34-4753DA284874}" destId="{39751216-BFD4-4DDB-B8E7-4CE6D72090ED}" srcOrd="1" destOrd="0" presId="urn:microsoft.com/office/officeart/2005/8/layout/orgChart1"/>
-    <dgm:cxn modelId="{7B391DFC-E292-4F5B-89E0-0FA3CB17F9FA}" type="presOf" srcId="{F713F6AC-4EBB-490E-89CC-11E62D09BBC5}" destId="{754238C0-5DBD-4BF5-853E-14590CF40021}" srcOrd="0" destOrd="0" presId="urn:microsoft.com/office/officeart/2005/8/layout/orgChart1"/>
+    <dgm:cxn modelId="{917C6BF5-452F-47AF-8EE4-2CA46BEBE8EE}" srcId="{123003FA-633E-437C-AFCB-3A260994327C}" destId="{871BFC7C-A929-424F-A237-F274BBCAF753}" srcOrd="1" destOrd="0" parTransId="{B6FF4FB7-A176-4564-98E0-B748A866773B}" sibTransId="{CF4CF72F-E983-4083-9849-1DE669D82860}"/>
+    <dgm:cxn modelId="{CC9664F7-C811-42B2-8A6B-EB908D711813}" type="presOf" srcId="{51D2B373-F3C2-4C17-AF08-2D6D0F8A3DCC}" destId="{6BC95E91-FE65-4B8E-9E80-0C80585464F2}" srcOrd="1" destOrd="0" presId="urn:microsoft.com/office/officeart/2005/8/layout/orgChart1"/>
+    <dgm:cxn modelId="{6E0ECAFC-1AEB-4C29-B21E-F7C0DFBBC7F6}" type="presOf" srcId="{1E848C92-AA3F-4FE5-A1B3-B58132CF22B1}" destId="{0CD20AD5-DD80-4B39-A2A3-65C2D8480F3E}" srcOrd="0" destOrd="0" presId="urn:microsoft.com/office/officeart/2005/8/layout/orgChart1"/>
+    <dgm:cxn modelId="{B37747FF-C5B2-412A-95C2-813E2848867D}" type="presOf" srcId="{C49D3817-189B-47F5-9183-52CD4DC2C1D3}" destId="{5D217327-24DB-4E42-ABF1-E8DF4997B4FC}" srcOrd="1" destOrd="0" presId="urn:microsoft.com/office/officeart/2005/8/layout/orgChart1"/>
     <dgm:cxn modelId="{14780EEC-EB1E-4E71-8ADB-3BF941005CEF}" type="presParOf" srcId="{2CF0B47D-A64E-4DEF-BD27-466C9B242565}" destId="{F3159D5A-76AC-4796-95D9-490C9FCBCD19}" srcOrd="0" destOrd="0" presId="urn:microsoft.com/office/officeart/2005/8/layout/orgChart1"/>
     <dgm:cxn modelId="{7E36F438-073C-4DE0-9F6E-7162C2E67C4B}" type="presParOf" srcId="{F3159D5A-76AC-4796-95D9-490C9FCBCD19}" destId="{F4B63151-8CE2-467A-B3EE-C25A3AD45F6F}" srcOrd="0" destOrd="0" presId="urn:microsoft.com/office/officeart/2005/8/layout/orgChart1"/>
     <dgm:cxn modelId="{77A05A83-845D-4C90-9D57-E13798AB40C0}" type="presParOf" srcId="{F4B63151-8CE2-467A-B3EE-C25A3AD45F6F}" destId="{1C06FE47-57B1-41ED-8133-BF480FEA1976}" srcOrd="0" destOrd="0" presId="urn:microsoft.com/office/officeart/2005/8/layout/orgChart1"/>
     <dgm:cxn modelId="{F2614DEC-1C4A-41D6-9840-DF1C0CF742A4}" type="presParOf" srcId="{F4B63151-8CE2-467A-B3EE-C25A3AD45F6F}" destId="{5E66404E-2D43-465B-873E-7FC6C998DB01}" srcOrd="1" destOrd="0" presId="urn:microsoft.com/office/officeart/2005/8/layout/orgChart1"/>
     <dgm:cxn modelId="{3633DF97-0890-45EE-A180-CB5B57DA71F9}" type="presParOf" srcId="{F3159D5A-76AC-4796-95D9-490C9FCBCD19}" destId="{E49E1F56-292E-45E5-8C40-F21E73A0BDC7}" srcOrd="1" destOrd="0" presId="urn:microsoft.com/office/officeart/2005/8/layout/orgChart1"/>
-    <dgm:cxn modelId="{D4F6516F-1523-4755-AF44-15C2D2D56D1F}" type="presParOf" srcId="{E49E1F56-292E-45E5-8C40-F21E73A0BDC7}" destId="{E0B5B5BC-B2FB-4800-AC3C-61A2F779223D}" srcOrd="0" destOrd="0" presId="urn:microsoft.com/office/officeart/2005/8/layout/orgChart1"/>
-    <dgm:cxn modelId="{52A98149-B7B8-42BF-B53D-CB1E7ABA06B4}" type="presParOf" srcId="{E49E1F56-292E-45E5-8C40-F21E73A0BDC7}" destId="{CC0AA1FC-156C-48FC-9C2A-748A7866E0B2}" srcOrd="1" destOrd="0" presId="urn:microsoft.com/office/officeart/2005/8/layout/orgChart1"/>
-    <dgm:cxn modelId="{D8013349-7D5A-4DA4-AED2-06275BA6006B}" type="presParOf" srcId="{CC0AA1FC-156C-48FC-9C2A-748A7866E0B2}" destId="{A522C0A3-CFF9-4408-81CD-11541AE9A8DA}" srcOrd="0" destOrd="0" presId="urn:microsoft.com/office/officeart/2005/8/layout/orgChart1"/>
-    <dgm:cxn modelId="{8D092957-86BA-4AA4-9B74-9D858D7E41C2}" type="presParOf" srcId="{A522C0A3-CFF9-4408-81CD-11541AE9A8DA}" destId="{E6A7CF32-80A1-40E4-B684-268F1852FE76}" srcOrd="0" destOrd="0" presId="urn:microsoft.com/office/officeart/2005/8/layout/orgChart1"/>
-    <dgm:cxn modelId="{959A74ED-7F1F-4544-8565-61D786B1A52D}" type="presParOf" srcId="{A522C0A3-CFF9-4408-81CD-11541AE9A8DA}" destId="{776F6AE3-FE53-4449-92C3-6EE5565C6902}" srcOrd="1" destOrd="0" presId="urn:microsoft.com/office/officeart/2005/8/layout/orgChart1"/>
-    <dgm:cxn modelId="{437AE987-80A7-41C0-863E-0A393A7B1F01}" type="presParOf" srcId="{CC0AA1FC-156C-48FC-9C2A-748A7866E0B2}" destId="{43FA85D8-4940-41C0-9B38-765B1304192D}" srcOrd="1" destOrd="0" presId="urn:microsoft.com/office/officeart/2005/8/layout/orgChart1"/>
-    <dgm:cxn modelId="{69E9ACA4-E7FB-4D91-8A39-5E27C0C764EC}" type="presParOf" srcId="{43FA85D8-4940-41C0-9B38-765B1304192D}" destId="{3EF73FE2-024D-4ABE-8637-88976C965586}" srcOrd="0" destOrd="0" presId="urn:microsoft.com/office/officeart/2005/8/layout/orgChart1"/>
-    <dgm:cxn modelId="{0057765E-42B8-48B3-BDDC-0A909AE4D50B}" type="presParOf" srcId="{43FA85D8-4940-41C0-9B38-765B1304192D}" destId="{8D551E1B-A32B-47A5-A3F0-72B28D4C80E7}" srcOrd="1" destOrd="0" presId="urn:microsoft.com/office/officeart/2005/8/layout/orgChart1"/>
-    <dgm:cxn modelId="{C3AB750A-1903-41F2-9A17-80322AC571EB}" type="presParOf" srcId="{8D551E1B-A32B-47A5-A3F0-72B28D4C80E7}" destId="{2887ED24-AAFE-43ED-AB88-944EA0F7A866}" srcOrd="0" destOrd="0" presId="urn:microsoft.com/office/officeart/2005/8/layout/orgChart1"/>
-    <dgm:cxn modelId="{63BB2713-05EF-48B3-8B52-596808B71C6F}" type="presParOf" srcId="{2887ED24-AAFE-43ED-AB88-944EA0F7A866}" destId="{8E87F3E6-EB64-4E3C-AF07-29EC8384805F}" srcOrd="0" destOrd="0" presId="urn:microsoft.com/office/officeart/2005/8/layout/orgChart1"/>
-    <dgm:cxn modelId="{A934D0A8-5DA7-4BE3-81C7-8B2004587E41}" type="presParOf" srcId="{2887ED24-AAFE-43ED-AB88-944EA0F7A866}" destId="{49C65E18-37AB-46DB-909D-87C30D5704E0}" srcOrd="1" destOrd="0" presId="urn:microsoft.com/office/officeart/2005/8/layout/orgChart1"/>
-    <dgm:cxn modelId="{9D26C095-D5A8-4067-AE41-7D1B7CB59DC6}" type="presParOf" srcId="{8D551E1B-A32B-47A5-A3F0-72B28D4C80E7}" destId="{14B8AD51-D775-48BD-8B1B-2B484DF95585}" srcOrd="1" destOrd="0" presId="urn:microsoft.com/office/officeart/2005/8/layout/orgChart1"/>
-    <dgm:cxn modelId="{4AFCDEB1-88B4-42C7-B47F-14DA937A6146}" type="presParOf" srcId="{8D551E1B-A32B-47A5-A3F0-72B28D4C80E7}" destId="{F04EC9D6-2748-4089-9DB2-C358B191586E}" srcOrd="2" destOrd="0" presId="urn:microsoft.com/office/officeart/2005/8/layout/orgChart1"/>
-    <dgm:cxn modelId="{A0F18294-BEEC-42EF-9C6A-779084831692}" type="presParOf" srcId="{43FA85D8-4940-41C0-9B38-765B1304192D}" destId="{2C909E50-985A-4729-9923-BCA01E6A2876}" srcOrd="2" destOrd="0" presId="urn:microsoft.com/office/officeart/2005/8/layout/orgChart1"/>
-    <dgm:cxn modelId="{8E63B38E-8934-4D5C-A55C-12D0ADB5DCCA}" type="presParOf" srcId="{43FA85D8-4940-41C0-9B38-765B1304192D}" destId="{6388FD51-B991-4F3D-B444-1F149EBF9BBC}" srcOrd="3" destOrd="0" presId="urn:microsoft.com/office/officeart/2005/8/layout/orgChart1"/>
-    <dgm:cxn modelId="{F3BF73BA-AB1A-4C02-898A-B44DDC535358}" type="presParOf" srcId="{6388FD51-B991-4F3D-B444-1F149EBF9BBC}" destId="{A7BB6085-5379-43A3-A686-A1B1A08CEDD1}" srcOrd="0" destOrd="0" presId="urn:microsoft.com/office/officeart/2005/8/layout/orgChart1"/>
-    <dgm:cxn modelId="{67CC2FD7-5E2F-4BD8-B38B-689F2368A26E}" type="presParOf" srcId="{A7BB6085-5379-43A3-A686-A1B1A08CEDD1}" destId="{6904E061-34F2-4EDF-8595-CFB0226060B7}" srcOrd="0" destOrd="0" presId="urn:microsoft.com/office/officeart/2005/8/layout/orgChart1"/>
-    <dgm:cxn modelId="{A797B8A9-7707-4F7C-A552-ECD9756BA041}" type="presParOf" srcId="{A7BB6085-5379-43A3-A686-A1B1A08CEDD1}" destId="{B1A054F2-AC67-4866-887E-10803D7DE1C7}" srcOrd="1" destOrd="0" presId="urn:microsoft.com/office/officeart/2005/8/layout/orgChart1"/>
-    <dgm:cxn modelId="{8F85D9DE-DD10-4982-8EE3-9E10FD2D5E4A}" type="presParOf" srcId="{6388FD51-B991-4F3D-B444-1F149EBF9BBC}" destId="{A8775CA9-C8CC-4E69-8955-E6FC1B76A5D8}" srcOrd="1" destOrd="0" presId="urn:microsoft.com/office/officeart/2005/8/layout/orgChart1"/>
-    <dgm:cxn modelId="{475B3F09-90CE-482A-8077-A0C689E42039}" type="presParOf" srcId="{A8775CA9-C8CC-4E69-8955-E6FC1B76A5D8}" destId="{0573A44A-96FB-4CF3-A252-620AA3BA8CE2}" srcOrd="0" destOrd="0" presId="urn:microsoft.com/office/officeart/2005/8/layout/orgChart1"/>
-    <dgm:cxn modelId="{71396990-8CB3-4F81-9D9C-6089DE060ACA}" type="presParOf" srcId="{A8775CA9-C8CC-4E69-8955-E6FC1B76A5D8}" destId="{21344641-0818-4F13-8B06-0C35AEAFF570}" srcOrd="1" destOrd="0" presId="urn:microsoft.com/office/officeart/2005/8/layout/orgChart1"/>
-    <dgm:cxn modelId="{D1318CDD-FF05-40D7-9502-2DB3ED61A903}" type="presParOf" srcId="{21344641-0818-4F13-8B06-0C35AEAFF570}" destId="{EEAA578F-7A25-40E3-BA59-B1D91F9A76B6}" srcOrd="0" destOrd="0" presId="urn:microsoft.com/office/officeart/2005/8/layout/orgChart1"/>
-    <dgm:cxn modelId="{A8E0261F-8986-432E-B0EF-96DAD05E41FC}" type="presParOf" srcId="{EEAA578F-7A25-40E3-BA59-B1D91F9A76B6}" destId="{BF3BD0CC-4139-4F49-84FE-3483246EAB4E}" srcOrd="0" destOrd="0" presId="urn:microsoft.com/office/officeart/2005/8/layout/orgChart1"/>
-    <dgm:cxn modelId="{589A481B-6EF4-4632-BA5A-0CE9AD13C518}" type="presParOf" srcId="{EEAA578F-7A25-40E3-BA59-B1D91F9A76B6}" destId="{06F8366E-2407-4443-9E6F-54655496C863}" srcOrd="1" destOrd="0" presId="urn:microsoft.com/office/officeart/2005/8/layout/orgChart1"/>
-    <dgm:cxn modelId="{D9AB365F-1F58-4B81-9BE3-B818FA35C914}" type="presParOf" srcId="{21344641-0818-4F13-8B06-0C35AEAFF570}" destId="{D0F9589E-4572-4691-8E53-2D2F0CC682BC}" srcOrd="1" destOrd="0" presId="urn:microsoft.com/office/officeart/2005/8/layout/orgChart1"/>
-    <dgm:cxn modelId="{2BC6A248-F4B6-4367-9A61-38F7E05BE6AC}" type="presParOf" srcId="{21344641-0818-4F13-8B06-0C35AEAFF570}" destId="{AEF64F3C-0D61-4826-83EE-868F9B8A0B3C}" srcOrd="2" destOrd="0" presId="urn:microsoft.com/office/officeart/2005/8/layout/orgChart1"/>
-    <dgm:cxn modelId="{EB5289DF-0C5F-420D-89B4-359FA21D7280}" type="presParOf" srcId="{6388FD51-B991-4F3D-B444-1F149EBF9BBC}" destId="{F9F06A0D-814C-4861-9342-04F8915E12E1}" srcOrd="2" destOrd="0" presId="urn:microsoft.com/office/officeart/2005/8/layout/orgChart1"/>
-    <dgm:cxn modelId="{15BF0057-9CAB-4CCE-BB19-F8F1AD756638}" type="presParOf" srcId="{43FA85D8-4940-41C0-9B38-765B1304192D}" destId="{A7BEDC3D-A21C-4765-890F-0A447DCF5748}" srcOrd="4" destOrd="0" presId="urn:microsoft.com/office/officeart/2005/8/layout/orgChart1"/>
-    <dgm:cxn modelId="{C8056654-9249-4507-B0FF-2A0A17C8077B}" type="presParOf" srcId="{43FA85D8-4940-41C0-9B38-765B1304192D}" destId="{00C58B75-211D-4E02-8A58-B9A096815E26}" srcOrd="5" destOrd="0" presId="urn:microsoft.com/office/officeart/2005/8/layout/orgChart1"/>
-    <dgm:cxn modelId="{3DBE0090-6051-4623-AFE1-641E79533041}" type="presParOf" srcId="{00C58B75-211D-4E02-8A58-B9A096815E26}" destId="{DAE8D1E7-E545-4D51-8FA6-DF24526F0BCD}" srcOrd="0" destOrd="0" presId="urn:microsoft.com/office/officeart/2005/8/layout/orgChart1"/>
-    <dgm:cxn modelId="{0BFA27D6-7F17-4472-854E-1ABE7B1F3600}" type="presParOf" srcId="{DAE8D1E7-E545-4D51-8FA6-DF24526F0BCD}" destId="{5C8E7523-5D0F-474D-A6E9-62C9B486CFA3}" srcOrd="0" destOrd="0" presId="urn:microsoft.com/office/officeart/2005/8/layout/orgChart1"/>
-    <dgm:cxn modelId="{F9DEC0A1-DCBF-44D8-8E8C-7B064D17A8FF}" type="presParOf" srcId="{DAE8D1E7-E545-4D51-8FA6-DF24526F0BCD}" destId="{ADB04D23-70F3-4377-8B14-1988DCF93C42}" srcOrd="1" destOrd="0" presId="urn:microsoft.com/office/officeart/2005/8/layout/orgChart1"/>
-    <dgm:cxn modelId="{67490788-3870-48DB-A28D-2011EC7B4944}" type="presParOf" srcId="{00C58B75-211D-4E02-8A58-B9A096815E26}" destId="{8B0038BB-F903-472A-8746-AA7F4EA8086C}" srcOrd="1" destOrd="0" presId="urn:microsoft.com/office/officeart/2005/8/layout/orgChart1"/>
-    <dgm:cxn modelId="{6FD57378-B184-44FF-9986-49CE9050D041}" type="presParOf" srcId="{8B0038BB-F903-472A-8746-AA7F4EA8086C}" destId="{3E254573-4052-4861-882D-B49E0EDBA089}" srcOrd="0" destOrd="0" presId="urn:microsoft.com/office/officeart/2005/8/layout/orgChart1"/>
-    <dgm:cxn modelId="{1FB4ADAB-AB53-4E62-B577-419E1B9373B2}" type="presParOf" srcId="{8B0038BB-F903-472A-8746-AA7F4EA8086C}" destId="{C52D2AD9-529C-457C-BD3F-377DCBCE4641}" srcOrd="1" destOrd="0" presId="urn:microsoft.com/office/officeart/2005/8/layout/orgChart1"/>
-    <dgm:cxn modelId="{FEE38572-1569-418B-980B-B96A762CD62B}" type="presParOf" srcId="{C52D2AD9-529C-457C-BD3F-377DCBCE4641}" destId="{3CAA33CC-BDED-4F8E-8F40-906094F74C9F}" srcOrd="0" destOrd="0" presId="urn:microsoft.com/office/officeart/2005/8/layout/orgChart1"/>
-    <dgm:cxn modelId="{36EB2949-4CC7-4604-8C73-EFEC3F1F5329}" type="presParOf" srcId="{3CAA33CC-BDED-4F8E-8F40-906094F74C9F}" destId="{B2F5CCD1-9730-42E0-88B1-45EB0D7BB8B1}" srcOrd="0" destOrd="0" presId="urn:microsoft.com/office/officeart/2005/8/layout/orgChart1"/>
-    <dgm:cxn modelId="{BA1A37AB-E8B6-4C51-A22A-0E60B53CC5DF}" type="presParOf" srcId="{3CAA33CC-BDED-4F8E-8F40-906094F74C9F}" destId="{A8783965-5E3E-42AB-A72C-CD3BABE44558}" srcOrd="1" destOrd="0" presId="urn:microsoft.com/office/officeart/2005/8/layout/orgChart1"/>
-    <dgm:cxn modelId="{9C1FB85F-1716-438F-A1E8-E4615CF208F1}" type="presParOf" srcId="{C52D2AD9-529C-457C-BD3F-377DCBCE4641}" destId="{20182002-0567-4DC1-BE5E-BEE72408C87D}" srcOrd="1" destOrd="0" presId="urn:microsoft.com/office/officeart/2005/8/layout/orgChart1"/>
-    <dgm:cxn modelId="{47527DD8-721C-48B2-9BC1-8F3D2F63A0E3}" type="presParOf" srcId="{C52D2AD9-529C-457C-BD3F-377DCBCE4641}" destId="{C347015A-E77F-48DB-96E9-663136D39770}" srcOrd="2" destOrd="0" presId="urn:microsoft.com/office/officeart/2005/8/layout/orgChart1"/>
-    <dgm:cxn modelId="{6F98AE25-D3C9-4D48-9A00-1677A4D387E6}" type="presParOf" srcId="{00C58B75-211D-4E02-8A58-B9A096815E26}" destId="{30790D30-93DB-45CD-88C8-2C04E1CC87DA}" srcOrd="2" destOrd="0" presId="urn:microsoft.com/office/officeart/2005/8/layout/orgChart1"/>
-    <dgm:cxn modelId="{6B545879-F14C-41B0-BF0B-45A4BF555454}" type="presParOf" srcId="{CC0AA1FC-156C-48FC-9C2A-748A7866E0B2}" destId="{21A7BCBE-5D60-494C-B658-8A47636BCB73}" srcOrd="2" destOrd="0" presId="urn:microsoft.com/office/officeart/2005/8/layout/orgChart1"/>
-    <dgm:cxn modelId="{E787849A-FCE7-42B8-BC2D-AA65B5618BBB}" type="presParOf" srcId="{E49E1F56-292E-45E5-8C40-F21E73A0BDC7}" destId="{09EEA0DD-3A42-4007-80D6-9DC094D7EC53}" srcOrd="2" destOrd="0" presId="urn:microsoft.com/office/officeart/2005/8/layout/orgChart1"/>
-    <dgm:cxn modelId="{78027F1E-CF5F-4DF7-A714-89BB5809D1ED}" type="presParOf" srcId="{E49E1F56-292E-45E5-8C40-F21E73A0BDC7}" destId="{942BFE96-33DF-4A3E-A1EE-379245AFF1B6}" srcOrd="3" destOrd="0" presId="urn:microsoft.com/office/officeart/2005/8/layout/orgChart1"/>
-    <dgm:cxn modelId="{049FD527-DDD9-46CE-B4C2-CB70539AB968}" type="presParOf" srcId="{942BFE96-33DF-4A3E-A1EE-379245AFF1B6}" destId="{A40B838F-79FA-46B2-A1D8-365C8926D49B}" srcOrd="0" destOrd="0" presId="urn:microsoft.com/office/officeart/2005/8/layout/orgChart1"/>
-    <dgm:cxn modelId="{F94540B4-FF7F-4056-96C9-93E3121B4AF6}" type="presParOf" srcId="{A40B838F-79FA-46B2-A1D8-365C8926D49B}" destId="{64B01834-A3F8-443A-B391-2F106D238405}" srcOrd="0" destOrd="0" presId="urn:microsoft.com/office/officeart/2005/8/layout/orgChart1"/>
-    <dgm:cxn modelId="{7C7A240D-1247-4776-9BBB-A67E4E0FE264}" type="presParOf" srcId="{A40B838F-79FA-46B2-A1D8-365C8926D49B}" destId="{F906B649-4EAF-4D2D-8E5A-A2F2EB82BCB4}" srcOrd="1" destOrd="0" presId="urn:microsoft.com/office/officeart/2005/8/layout/orgChart1"/>
-    <dgm:cxn modelId="{6093601E-C97F-4300-8CF1-1E4372C7C0ED}" type="presParOf" srcId="{942BFE96-33DF-4A3E-A1EE-379245AFF1B6}" destId="{E214BCD1-D019-4073-982D-4BE7E9657DCF}" srcOrd="1" destOrd="0" presId="urn:microsoft.com/office/officeart/2005/8/layout/orgChart1"/>
-    <dgm:cxn modelId="{AE092A76-5370-4B73-9CDC-EE0CFB8FFBF8}" type="presParOf" srcId="{E214BCD1-D019-4073-982D-4BE7E9657DCF}" destId="{C5B30FF1-E6F8-487D-9C79-BEBC02E0A980}" srcOrd="0" destOrd="0" presId="urn:microsoft.com/office/officeart/2005/8/layout/orgChart1"/>
-    <dgm:cxn modelId="{DDD3A06B-3F16-41C4-8829-0F9E436FF2B7}" type="presParOf" srcId="{E214BCD1-D019-4073-982D-4BE7E9657DCF}" destId="{26CED861-E250-46D9-B994-6C1356ED18BE}" srcOrd="1" destOrd="0" presId="urn:microsoft.com/office/officeart/2005/8/layout/orgChart1"/>
-    <dgm:cxn modelId="{B0D5B96F-7978-47BD-9CB8-631DCDA6D3E5}" type="presParOf" srcId="{26CED861-E250-46D9-B994-6C1356ED18BE}" destId="{3E4EF9EB-20CD-449C-9F6C-C83A06E230F5}" srcOrd="0" destOrd="0" presId="urn:microsoft.com/office/officeart/2005/8/layout/orgChart1"/>
-    <dgm:cxn modelId="{71F58338-7CD9-46BD-9460-33B00AE6FF41}" type="presParOf" srcId="{3E4EF9EB-20CD-449C-9F6C-C83A06E230F5}" destId="{53106CDC-B8F2-4774-8E73-524DDB3BB940}" srcOrd="0" destOrd="0" presId="urn:microsoft.com/office/officeart/2005/8/layout/orgChart1"/>
-    <dgm:cxn modelId="{B234CF51-8D0E-4BC3-A9DE-7E34F1CC2DEA}" type="presParOf" srcId="{3E4EF9EB-20CD-449C-9F6C-C83A06E230F5}" destId="{24F8FA42-6AAA-40AF-99C4-1216CBB1F458}" srcOrd="1" destOrd="0" presId="urn:microsoft.com/office/officeart/2005/8/layout/orgChart1"/>
-    <dgm:cxn modelId="{D867FB71-D5B1-4766-9466-CCD05E2E3610}" type="presParOf" srcId="{26CED861-E250-46D9-B994-6C1356ED18BE}" destId="{17A2AD51-FF2F-412F-AF75-590F01DAF59E}" srcOrd="1" destOrd="0" presId="urn:microsoft.com/office/officeart/2005/8/layout/orgChart1"/>
-    <dgm:cxn modelId="{6E9ED982-274A-4375-8538-D66E4A04DB7D}" type="presParOf" srcId="{17A2AD51-FF2F-412F-AF75-590F01DAF59E}" destId="{E4C7BF2D-4885-4358-8B69-EEB587617937}" srcOrd="0" destOrd="0" presId="urn:microsoft.com/office/officeart/2005/8/layout/orgChart1"/>
-    <dgm:cxn modelId="{8C1A0C2E-B9C4-4487-BC39-9AF6121A3FDC}" type="presParOf" srcId="{17A2AD51-FF2F-412F-AF75-590F01DAF59E}" destId="{3B6B9C17-F2DC-461D-B497-8AECF88F68D5}" srcOrd="1" destOrd="0" presId="urn:microsoft.com/office/officeart/2005/8/layout/orgChart1"/>
-    <dgm:cxn modelId="{58902A27-71FB-42AF-A470-CA61127347FF}" type="presParOf" srcId="{3B6B9C17-F2DC-461D-B497-8AECF88F68D5}" destId="{CE742435-1B4C-4839-BBDD-93DEDC1F2188}" srcOrd="0" destOrd="0" presId="urn:microsoft.com/office/officeart/2005/8/layout/orgChart1"/>
-    <dgm:cxn modelId="{B805B88F-7FBC-4C12-9196-075AAC3B5354}" type="presParOf" srcId="{CE742435-1B4C-4839-BBDD-93DEDC1F2188}" destId="{D5DA0A59-0AE4-4260-AB57-B28AAF37ECAC}" srcOrd="0" destOrd="0" presId="urn:microsoft.com/office/officeart/2005/8/layout/orgChart1"/>
-    <dgm:cxn modelId="{1134C708-79F0-4746-AC29-DBDDA1104BBD}" type="presParOf" srcId="{CE742435-1B4C-4839-BBDD-93DEDC1F2188}" destId="{1E66E8CF-F04A-4649-B989-6789030C7326}" srcOrd="1" destOrd="0" presId="urn:microsoft.com/office/officeart/2005/8/layout/orgChart1"/>
-    <dgm:cxn modelId="{C8DC2345-9549-4A9C-A406-2D44349BD34A}" type="presParOf" srcId="{3B6B9C17-F2DC-461D-B497-8AECF88F68D5}" destId="{FCE5F12F-FAAF-4A46-AFA0-198AB313D3F3}" srcOrd="1" destOrd="0" presId="urn:microsoft.com/office/officeart/2005/8/layout/orgChart1"/>
-    <dgm:cxn modelId="{045150F4-63E6-44CB-B27D-69AABFE016E7}" type="presParOf" srcId="{FCE5F12F-FAAF-4A46-AFA0-198AB313D3F3}" destId="{96159E58-B9FC-41E2-88FE-1F6FFC6B8D17}" srcOrd="0" destOrd="0" presId="urn:microsoft.com/office/officeart/2005/8/layout/orgChart1"/>
-    <dgm:cxn modelId="{E98E2BE6-9C21-47A0-9577-D9191AF9C282}" type="presParOf" srcId="{FCE5F12F-FAAF-4A46-AFA0-198AB313D3F3}" destId="{4FA12347-5394-44AC-8363-579CBD1AD782}" srcOrd="1" destOrd="0" presId="urn:microsoft.com/office/officeart/2005/8/layout/orgChart1"/>
-    <dgm:cxn modelId="{04351D93-ED3D-401E-998A-E1A50BDE95E4}" type="presParOf" srcId="{4FA12347-5394-44AC-8363-579CBD1AD782}" destId="{8AC19EF1-A176-4FA6-A781-5DC11521B66F}" srcOrd="0" destOrd="0" presId="urn:microsoft.com/office/officeart/2005/8/layout/orgChart1"/>
-    <dgm:cxn modelId="{FDC4E2A2-E272-4A9E-BC28-2FCFF7035DEC}" type="presParOf" srcId="{8AC19EF1-A176-4FA6-A781-5DC11521B66F}" destId="{F9CCFBB8-5CA5-4412-8513-D72AAC250DAC}" srcOrd="0" destOrd="0" presId="urn:microsoft.com/office/officeart/2005/8/layout/orgChart1"/>
-    <dgm:cxn modelId="{A3CDB1E0-530F-45CA-883B-9537D6868980}" type="presParOf" srcId="{8AC19EF1-A176-4FA6-A781-5DC11521B66F}" destId="{D4BB84FF-8DA0-402F-B1AA-92E909217CC6}" srcOrd="1" destOrd="0" presId="urn:microsoft.com/office/officeart/2005/8/layout/orgChart1"/>
-    <dgm:cxn modelId="{178C80C1-0BF6-4F03-ABF0-ADE99EB80DFC}" type="presParOf" srcId="{4FA12347-5394-44AC-8363-579CBD1AD782}" destId="{D606F0CE-B8B5-40B7-9E67-234A8BAA7429}" srcOrd="1" destOrd="0" presId="urn:microsoft.com/office/officeart/2005/8/layout/orgChart1"/>
-    <dgm:cxn modelId="{225E5B76-C4EA-416C-A9A1-4F20C95F8FCD}" type="presParOf" srcId="{D606F0CE-B8B5-40B7-9E67-234A8BAA7429}" destId="{A4F26A35-463E-4143-8CAA-C199B5C5EB98}" srcOrd="0" destOrd="0" presId="urn:microsoft.com/office/officeart/2005/8/layout/orgChart1"/>
-    <dgm:cxn modelId="{74C26DBC-08F5-40FE-840F-7868F67C7592}" type="presParOf" srcId="{D606F0CE-B8B5-40B7-9E67-234A8BAA7429}" destId="{7EF2A9A1-398A-4CEF-811A-091B9F61A35D}" srcOrd="1" destOrd="0" presId="urn:microsoft.com/office/officeart/2005/8/layout/orgChart1"/>
-    <dgm:cxn modelId="{6292C579-6102-4D49-AAEF-9A696453E052}" type="presParOf" srcId="{7EF2A9A1-398A-4CEF-811A-091B9F61A35D}" destId="{554F43C2-9082-4DCD-B8AF-74F178389364}" srcOrd="0" destOrd="0" presId="urn:microsoft.com/office/officeart/2005/8/layout/orgChart1"/>
-    <dgm:cxn modelId="{A62BF997-7F04-4A3B-A726-BA680A135FD0}" type="presParOf" srcId="{554F43C2-9082-4DCD-B8AF-74F178389364}" destId="{8D8B98B8-AF1C-42C8-AE9D-495A64CED751}" srcOrd="0" destOrd="0" presId="urn:microsoft.com/office/officeart/2005/8/layout/orgChart1"/>
-    <dgm:cxn modelId="{E25B1437-B0D7-4FB1-81A3-6B56CC929569}" type="presParOf" srcId="{554F43C2-9082-4DCD-B8AF-74F178389364}" destId="{3DEEE353-9721-47B6-8F7D-136CC4824C90}" srcOrd="1" destOrd="0" presId="urn:microsoft.com/office/officeart/2005/8/layout/orgChart1"/>
-    <dgm:cxn modelId="{07C9FC76-EB2A-4F71-B305-C0DED8319028}" type="presParOf" srcId="{7EF2A9A1-398A-4CEF-811A-091B9F61A35D}" destId="{3DB07A5B-4828-491E-8B19-65A629010B63}" srcOrd="1" destOrd="0" presId="urn:microsoft.com/office/officeart/2005/8/layout/orgChart1"/>
-    <dgm:cxn modelId="{B91649F2-16BB-44CF-B158-0CCB505A1957}" type="presParOf" srcId="{7EF2A9A1-398A-4CEF-811A-091B9F61A35D}" destId="{1D69B316-9D36-446A-9368-C5F8584B389C}" srcOrd="2" destOrd="0" presId="urn:microsoft.com/office/officeart/2005/8/layout/orgChart1"/>
-    <dgm:cxn modelId="{6926F1C3-72F8-4294-959D-A18B00FC68F0}" type="presParOf" srcId="{D606F0CE-B8B5-40B7-9E67-234A8BAA7429}" destId="{E99FA04F-AE6C-4869-A19D-3A0B17CDA91D}" srcOrd="2" destOrd="0" presId="urn:microsoft.com/office/officeart/2005/8/layout/orgChart1"/>
-    <dgm:cxn modelId="{89982A64-503A-4527-A7CF-652F58CC3E68}" type="presParOf" srcId="{D606F0CE-B8B5-40B7-9E67-234A8BAA7429}" destId="{1232D4FE-51AF-40BA-A64D-AB6D91B022F6}" srcOrd="3" destOrd="0" presId="urn:microsoft.com/office/officeart/2005/8/layout/orgChart1"/>
-    <dgm:cxn modelId="{4E7B6632-3783-499F-9D5D-9A3181043F5E}" type="presParOf" srcId="{1232D4FE-51AF-40BA-A64D-AB6D91B022F6}" destId="{58C2C708-E3D4-4513-B794-80FA96342CD5}" srcOrd="0" destOrd="0" presId="urn:microsoft.com/office/officeart/2005/8/layout/orgChart1"/>
-    <dgm:cxn modelId="{D84DE8DA-8E5E-464A-A792-0464D49D5654}" type="presParOf" srcId="{58C2C708-E3D4-4513-B794-80FA96342CD5}" destId="{55C40C60-6AD0-4ACF-8BFA-3FF937B9BBCE}" srcOrd="0" destOrd="0" presId="urn:microsoft.com/office/officeart/2005/8/layout/orgChart1"/>
-    <dgm:cxn modelId="{41F069E5-D5D9-4CC0-9C9D-C454A011F2A2}" type="presParOf" srcId="{58C2C708-E3D4-4513-B794-80FA96342CD5}" destId="{0A8B5CD7-82F1-406D-A368-D16F4D46CBCA}" srcOrd="1" destOrd="0" presId="urn:microsoft.com/office/officeart/2005/8/layout/orgChart1"/>
-    <dgm:cxn modelId="{38659A76-CADD-4ED7-9234-6549EAE9C383}" type="presParOf" srcId="{1232D4FE-51AF-40BA-A64D-AB6D91B022F6}" destId="{1FEA6D0D-509E-4C2B-9297-4F07A93564A0}" srcOrd="1" destOrd="0" presId="urn:microsoft.com/office/officeart/2005/8/layout/orgChart1"/>
-    <dgm:cxn modelId="{D566975A-B0B7-4515-8400-9D9E8514462C}" type="presParOf" srcId="{1232D4FE-51AF-40BA-A64D-AB6D91B022F6}" destId="{36815E40-21AD-4DC5-80C2-5E936D307606}" srcOrd="2" destOrd="0" presId="urn:microsoft.com/office/officeart/2005/8/layout/orgChart1"/>
-    <dgm:cxn modelId="{23C0CEBC-FB9A-42A3-B439-133F2B82802E}" type="presParOf" srcId="{4FA12347-5394-44AC-8363-579CBD1AD782}" destId="{47D4307B-4D7E-49C2-9E50-6C625FCCC57C}" srcOrd="2" destOrd="0" presId="urn:microsoft.com/office/officeart/2005/8/layout/orgChart1"/>
-    <dgm:cxn modelId="{E627DD45-DA4C-4207-95A0-051372132420}" type="presParOf" srcId="{3B6B9C17-F2DC-461D-B497-8AECF88F68D5}" destId="{62D5C5BE-59BF-413C-B31A-ACE294AD451F}" srcOrd="2" destOrd="0" presId="urn:microsoft.com/office/officeart/2005/8/layout/orgChart1"/>
-    <dgm:cxn modelId="{C1A049E7-4827-4048-8DFF-CAE98D7DC5DB}" type="presParOf" srcId="{17A2AD51-FF2F-412F-AF75-590F01DAF59E}" destId="{01F7705C-03EC-4ABB-85B5-CEC831128E2D}" srcOrd="2" destOrd="0" presId="urn:microsoft.com/office/officeart/2005/8/layout/orgChart1"/>
-    <dgm:cxn modelId="{B4148EB8-260D-48A4-A2D8-6A83F9204EBE}" type="presParOf" srcId="{17A2AD51-FF2F-412F-AF75-590F01DAF59E}" destId="{8C3A68DE-C3CB-40DF-AABB-A4832355BD94}" srcOrd="3" destOrd="0" presId="urn:microsoft.com/office/officeart/2005/8/layout/orgChart1"/>
-    <dgm:cxn modelId="{C89764E5-BDF9-4414-A7D3-9511F9C42138}" type="presParOf" srcId="{8C3A68DE-C3CB-40DF-AABB-A4832355BD94}" destId="{6CA0EC70-62A2-4987-8534-38E9723F9136}" srcOrd="0" destOrd="0" presId="urn:microsoft.com/office/officeart/2005/8/layout/orgChart1"/>
-    <dgm:cxn modelId="{B2390098-A50D-449C-806F-79DE5DE11966}" type="presParOf" srcId="{6CA0EC70-62A2-4987-8534-38E9723F9136}" destId="{F0B21B06-521A-444A-AD23-FB058EE70162}" srcOrd="0" destOrd="0" presId="urn:microsoft.com/office/officeart/2005/8/layout/orgChart1"/>
-    <dgm:cxn modelId="{42590101-8528-4382-A055-2F84B52ED95A}" type="presParOf" srcId="{6CA0EC70-62A2-4987-8534-38E9723F9136}" destId="{AA085FB3-FCC1-4027-AA33-284C60283B9E}" srcOrd="1" destOrd="0" presId="urn:microsoft.com/office/officeart/2005/8/layout/orgChart1"/>
-    <dgm:cxn modelId="{77000CE2-C911-47F1-9908-8B3D702CB178}" type="presParOf" srcId="{8C3A68DE-C3CB-40DF-AABB-A4832355BD94}" destId="{FE7E6DFC-C07F-4B7D-8F2C-E03F11926BC9}" srcOrd="1" destOrd="0" presId="urn:microsoft.com/office/officeart/2005/8/layout/orgChart1"/>
-    <dgm:cxn modelId="{CB9F10E5-D816-463B-AAF8-A684EE0FFCE1}" type="presParOf" srcId="{FE7E6DFC-C07F-4B7D-8F2C-E03F11926BC9}" destId="{6D457001-2679-4D8B-8F83-B3FD9C97BF10}" srcOrd="0" destOrd="0" presId="urn:microsoft.com/office/officeart/2005/8/layout/orgChart1"/>
-    <dgm:cxn modelId="{DC3CA709-3F14-4997-9AA0-7C662A5CE5A6}" type="presParOf" srcId="{FE7E6DFC-C07F-4B7D-8F2C-E03F11926BC9}" destId="{000C4B1A-221D-42AC-82DA-DA4C615F0195}" srcOrd="1" destOrd="0" presId="urn:microsoft.com/office/officeart/2005/8/layout/orgChart1"/>
-    <dgm:cxn modelId="{909DAD41-C496-4A96-9253-B745C37AD3FA}" type="presParOf" srcId="{000C4B1A-221D-42AC-82DA-DA4C615F0195}" destId="{0A9AEAA6-97FE-492B-9D00-92E94A5BFB8C}" srcOrd="0" destOrd="0" presId="urn:microsoft.com/office/officeart/2005/8/layout/orgChart1"/>
-    <dgm:cxn modelId="{A2915771-78BB-4ECF-8EB3-C6ACB2C9A463}" type="presParOf" srcId="{0A9AEAA6-97FE-492B-9D00-92E94A5BFB8C}" destId="{C9BF7289-B539-4227-8F48-A9C60A01859F}" srcOrd="0" destOrd="0" presId="urn:microsoft.com/office/officeart/2005/8/layout/orgChart1"/>
-    <dgm:cxn modelId="{A57D0B85-86C3-4C6B-BA89-EFDE510A984A}" type="presParOf" srcId="{0A9AEAA6-97FE-492B-9D00-92E94A5BFB8C}" destId="{DDABE62E-1A56-4DBD-A9D1-BAB02A18DAA7}" srcOrd="1" destOrd="0" presId="urn:microsoft.com/office/officeart/2005/8/layout/orgChart1"/>
-    <dgm:cxn modelId="{F026358A-833D-4DCE-BE9D-A74FF1AFE526}" type="presParOf" srcId="{000C4B1A-221D-42AC-82DA-DA4C615F0195}" destId="{6622F5BE-5910-4AE3-87E0-260A32068940}" srcOrd="1" destOrd="0" presId="urn:microsoft.com/office/officeart/2005/8/layout/orgChart1"/>
-    <dgm:cxn modelId="{E2D279FB-EB7E-4942-92FC-584E21DF409C}" type="presParOf" srcId="{000C4B1A-221D-42AC-82DA-DA4C615F0195}" destId="{EE1C956E-AA3D-4660-999E-02AC3B715A24}" srcOrd="2" destOrd="0" presId="urn:microsoft.com/office/officeart/2005/8/layout/orgChart1"/>
-    <dgm:cxn modelId="{75008319-B46B-4CDE-B6E1-5BACB5E6EDD0}" type="presParOf" srcId="{8C3A68DE-C3CB-40DF-AABB-A4832355BD94}" destId="{30554A25-33E9-4842-8497-E5234063F4B5}" srcOrd="2" destOrd="0" presId="urn:microsoft.com/office/officeart/2005/8/layout/orgChart1"/>
-    <dgm:cxn modelId="{1FE83653-6A4C-432F-BB0A-AA3282FA132B}" type="presParOf" srcId="{17A2AD51-FF2F-412F-AF75-590F01DAF59E}" destId="{572790B1-5250-4C02-8EAC-DF088A0E074F}" srcOrd="4" destOrd="0" presId="urn:microsoft.com/office/officeart/2005/8/layout/orgChart1"/>
-    <dgm:cxn modelId="{1BC89AE9-B255-45E1-8F2B-99D3FA6A5728}" type="presParOf" srcId="{17A2AD51-FF2F-412F-AF75-590F01DAF59E}" destId="{CAED83F7-C79F-4579-ADC1-64C62AAD93FC}" srcOrd="5" destOrd="0" presId="urn:microsoft.com/office/officeart/2005/8/layout/orgChart1"/>
-    <dgm:cxn modelId="{8B68263D-DC55-483F-8551-7B6032B2A635}" type="presParOf" srcId="{CAED83F7-C79F-4579-ADC1-64C62AAD93FC}" destId="{55EBA77F-B4A4-4E1A-8F9B-33D28E4C4E2D}" srcOrd="0" destOrd="0" presId="urn:microsoft.com/office/officeart/2005/8/layout/orgChart1"/>
-    <dgm:cxn modelId="{61CC0C7E-B65A-4F77-B9A6-BD944CA87C96}" type="presParOf" srcId="{55EBA77F-B4A4-4E1A-8F9B-33D28E4C4E2D}" destId="{C9F4FC36-FC73-4557-9D56-57906D8426F8}" srcOrd="0" destOrd="0" presId="urn:microsoft.com/office/officeart/2005/8/layout/orgChart1"/>
-    <dgm:cxn modelId="{908C263C-AA4E-4763-9C0D-A7EE4C594E1A}" type="presParOf" srcId="{55EBA77F-B4A4-4E1A-8F9B-33D28E4C4E2D}" destId="{F4407BC8-CC83-4E78-9D18-3574876FFF34}" srcOrd="1" destOrd="0" presId="urn:microsoft.com/office/officeart/2005/8/layout/orgChart1"/>
-    <dgm:cxn modelId="{30A2BE1B-C59C-4522-95CD-D6FC4FD56A9D}" type="presParOf" srcId="{CAED83F7-C79F-4579-ADC1-64C62AAD93FC}" destId="{D630D63F-104B-4562-92ED-6B48C2B46A3C}" srcOrd="1" destOrd="0" presId="urn:microsoft.com/office/officeart/2005/8/layout/orgChart1"/>
-    <dgm:cxn modelId="{E75C5A5A-D7E2-428B-B25F-F5E51DF10181}" type="presParOf" srcId="{D630D63F-104B-4562-92ED-6B48C2B46A3C}" destId="{F4C7D59C-3C99-437F-80C3-8FFEFEC63234}" srcOrd="0" destOrd="0" presId="urn:microsoft.com/office/officeart/2005/8/layout/orgChart1"/>
-    <dgm:cxn modelId="{BB0E21ED-AD91-43BC-8D64-59AFAB79515D}" type="presParOf" srcId="{D630D63F-104B-4562-92ED-6B48C2B46A3C}" destId="{9D7C4312-B90E-4A8A-879D-A0142FC1A58D}" srcOrd="1" destOrd="0" presId="urn:microsoft.com/office/officeart/2005/8/layout/orgChart1"/>
-    <dgm:cxn modelId="{AC366A64-1146-4C6F-8BDB-94CB81591073}" type="presParOf" srcId="{9D7C4312-B90E-4A8A-879D-A0142FC1A58D}" destId="{4611F444-80D7-4DD8-B108-DFBE9A983B2E}" srcOrd="0" destOrd="0" presId="urn:microsoft.com/office/officeart/2005/8/layout/orgChart1"/>
-    <dgm:cxn modelId="{2F22BF83-348B-4EF4-9DA4-E2E774540AF1}" type="presParOf" srcId="{4611F444-80D7-4DD8-B108-DFBE9A983B2E}" destId="{D982D4B0-8D3E-440F-A987-C081B01056C1}" srcOrd="0" destOrd="0" presId="urn:microsoft.com/office/officeart/2005/8/layout/orgChart1"/>
-    <dgm:cxn modelId="{C97CFCF8-FA68-486F-A2D7-9374E3C169BF}" type="presParOf" srcId="{4611F444-80D7-4DD8-B108-DFBE9A983B2E}" destId="{39751216-BFD4-4DDB-B8E7-4CE6D72090ED}" srcOrd="1" destOrd="0" presId="urn:microsoft.com/office/officeart/2005/8/layout/orgChart1"/>
-    <dgm:cxn modelId="{FA72AC0E-6C3D-4B34-B411-F902D81EDB7B}" type="presParOf" srcId="{9D7C4312-B90E-4A8A-879D-A0142FC1A58D}" destId="{75C060B6-C7D1-493C-8029-B52A58CB194D}" srcOrd="1" destOrd="0" presId="urn:microsoft.com/office/officeart/2005/8/layout/orgChart1"/>
-    <dgm:cxn modelId="{BDBFA6B7-5F96-4E45-BDD6-D04618DE0264}" type="presParOf" srcId="{9D7C4312-B90E-4A8A-879D-A0142FC1A58D}" destId="{1A1EE1BE-AB0C-40CD-9407-137216633E98}" srcOrd="2" destOrd="0" presId="urn:microsoft.com/office/officeart/2005/8/layout/orgChart1"/>
-    <dgm:cxn modelId="{5DC38E1B-F83A-43EC-94A8-6CA813FA5235}" type="presParOf" srcId="{CAED83F7-C79F-4579-ADC1-64C62AAD93FC}" destId="{F4E068CF-B9E7-4FA7-B52B-B11220598D31}" srcOrd="2" destOrd="0" presId="urn:microsoft.com/office/officeart/2005/8/layout/orgChart1"/>
-    <dgm:cxn modelId="{A3147BC0-F7B1-427F-B0B4-D0656C96C785}" type="presParOf" srcId="{26CED861-E250-46D9-B994-6C1356ED18BE}" destId="{478AE645-27B2-4EA0-A426-7DA8FBB95023}" srcOrd="2" destOrd="0" presId="urn:microsoft.com/office/officeart/2005/8/layout/orgChart1"/>
-    <dgm:cxn modelId="{9B2CE3A0-91D4-40AB-8BD3-7AF89C54EB62}" type="presParOf" srcId="{942BFE96-33DF-4A3E-A1EE-379245AFF1B6}" destId="{343F4693-19CC-4A16-9ECA-9EB9738E5045}" srcOrd="2" destOrd="0" presId="urn:microsoft.com/office/officeart/2005/8/layout/orgChart1"/>
-    <dgm:cxn modelId="{C905500D-B118-4EC4-8FA7-6A3FF8DAD7B8}" type="presParOf" srcId="{E49E1F56-292E-45E5-8C40-F21E73A0BDC7}" destId="{D0FF0108-960B-4B38-B005-840595ACDEB3}" srcOrd="4" destOrd="0" presId="urn:microsoft.com/office/officeart/2005/8/layout/orgChart1"/>
-    <dgm:cxn modelId="{E7C23015-121A-4002-BFEA-206FB8E203BC}" type="presParOf" srcId="{E49E1F56-292E-45E5-8C40-F21E73A0BDC7}" destId="{FB09E0D1-ADE4-47A5-A9A0-E343C9617FC0}" srcOrd="5" destOrd="0" presId="urn:microsoft.com/office/officeart/2005/8/layout/orgChart1"/>
-    <dgm:cxn modelId="{47553772-C78E-42D8-8EBD-1DC99A97C03F}" type="presParOf" srcId="{FB09E0D1-ADE4-47A5-A9A0-E343C9617FC0}" destId="{568E97FD-A302-48FA-B391-5DCE07B1E805}" srcOrd="0" destOrd="0" presId="urn:microsoft.com/office/officeart/2005/8/layout/orgChart1"/>
-    <dgm:cxn modelId="{BCC8C15D-39C1-49A8-84C3-7F3F824C85F1}" type="presParOf" srcId="{568E97FD-A302-48FA-B391-5DCE07B1E805}" destId="{B4DDB29F-AD96-41B4-B7DE-D69842C2BC80}" srcOrd="0" destOrd="0" presId="urn:microsoft.com/office/officeart/2005/8/layout/orgChart1"/>
-    <dgm:cxn modelId="{72AC5C6A-D374-49E8-98DF-E615EA47AB66}" type="presParOf" srcId="{568E97FD-A302-48FA-B391-5DCE07B1E805}" destId="{0279DF16-8B0A-4027-A592-E733B30F860C}" srcOrd="1" destOrd="0" presId="urn:microsoft.com/office/officeart/2005/8/layout/orgChart1"/>
-    <dgm:cxn modelId="{FBC3A733-21C3-4520-9004-E6A03727FDE2}" type="presParOf" srcId="{FB09E0D1-ADE4-47A5-A9A0-E343C9617FC0}" destId="{ECD1EC34-8492-4D5B-815D-396D94E6FFDC}" srcOrd="1" destOrd="0" presId="urn:microsoft.com/office/officeart/2005/8/layout/orgChart1"/>
-    <dgm:cxn modelId="{10034C9D-E475-4770-AB49-DFA9F50C9230}" type="presParOf" srcId="{ECD1EC34-8492-4D5B-815D-396D94E6FFDC}" destId="{5D7A13E5-4100-4351-B94C-180412E79A85}" srcOrd="0" destOrd="0" presId="urn:microsoft.com/office/officeart/2005/8/layout/orgChart1"/>
-    <dgm:cxn modelId="{25211A3F-63E6-4E9B-89EA-492383495B36}" type="presParOf" srcId="{ECD1EC34-8492-4D5B-815D-396D94E6FFDC}" destId="{89FED5CD-288A-482D-B1AE-55136654B640}" srcOrd="1" destOrd="0" presId="urn:microsoft.com/office/officeart/2005/8/layout/orgChart1"/>
-    <dgm:cxn modelId="{0831E835-55C8-4AE1-914F-FC79D8354D29}" type="presParOf" srcId="{89FED5CD-288A-482D-B1AE-55136654B640}" destId="{D934069A-9CB2-449F-A426-84F089CDF4C2}" srcOrd="0" destOrd="0" presId="urn:microsoft.com/office/officeart/2005/8/layout/orgChart1"/>
-    <dgm:cxn modelId="{413C8C6B-E630-4A06-B6C2-45508ABCBA7C}" type="presParOf" srcId="{D934069A-9CB2-449F-A426-84F089CDF4C2}" destId="{754238C0-5DBD-4BF5-853E-14590CF40021}" srcOrd="0" destOrd="0" presId="urn:microsoft.com/office/officeart/2005/8/layout/orgChart1"/>
-    <dgm:cxn modelId="{86523E4C-8ED0-4829-AE23-88D35937D60B}" type="presParOf" srcId="{D934069A-9CB2-449F-A426-84F089CDF4C2}" destId="{5851F4DD-7FF1-4ECF-8121-EC446F928C22}" srcOrd="1" destOrd="0" presId="urn:microsoft.com/office/officeart/2005/8/layout/orgChart1"/>
-    <dgm:cxn modelId="{C5D4C231-BFA2-4D01-A9A0-C64E0A8E0BFE}" type="presParOf" srcId="{89FED5CD-288A-482D-B1AE-55136654B640}" destId="{9D315742-3D14-4DF2-89C2-AB2A61FA089E}" srcOrd="1" destOrd="0" presId="urn:microsoft.com/office/officeart/2005/8/layout/orgChart1"/>
-    <dgm:cxn modelId="{D1FC7A14-9769-48B0-A148-11467DBB7C7D}" type="presParOf" srcId="{89FED5CD-288A-482D-B1AE-55136654B640}" destId="{A35933D8-BCC7-4C4B-B0E3-265B8A7B5413}" srcOrd="2" destOrd="0" presId="urn:microsoft.com/office/officeart/2005/8/layout/orgChart1"/>
-    <dgm:cxn modelId="{902FAA73-A215-4F26-9467-726DAAE0141F}" type="presParOf" srcId="{ECD1EC34-8492-4D5B-815D-396D94E6FFDC}" destId="{290C9A54-A5AC-4008-862E-3C235F774590}" srcOrd="2" destOrd="0" presId="urn:microsoft.com/office/officeart/2005/8/layout/orgChart1"/>
-    <dgm:cxn modelId="{BC5EF084-F5FA-41B1-B18D-B3144FCA7642}" type="presParOf" srcId="{ECD1EC34-8492-4D5B-815D-396D94E6FFDC}" destId="{277118F5-EF8B-4437-9EE9-8949DA63EF7D}" srcOrd="3" destOrd="0" presId="urn:microsoft.com/office/officeart/2005/8/layout/orgChart1"/>
-    <dgm:cxn modelId="{6E58FE0D-A52C-44C8-99F3-420C6DBCB2DD}" type="presParOf" srcId="{277118F5-EF8B-4437-9EE9-8949DA63EF7D}" destId="{64201455-8FB8-49BD-BB95-090196A3F974}" srcOrd="0" destOrd="0" presId="urn:microsoft.com/office/officeart/2005/8/layout/orgChart1"/>
-    <dgm:cxn modelId="{1FB60C55-5C2D-4164-B6D7-B9044A4BCF2A}" type="presParOf" srcId="{64201455-8FB8-49BD-BB95-090196A3F974}" destId="{7D0E5DF2-2FCA-4090-A295-DB85A064843D}" srcOrd="0" destOrd="0" presId="urn:microsoft.com/office/officeart/2005/8/layout/orgChart1"/>
-    <dgm:cxn modelId="{186EEB75-0490-4203-8029-62B87370562B}" type="presParOf" srcId="{64201455-8FB8-49BD-BB95-090196A3F974}" destId="{1C3A8747-D177-4675-A7EF-60257E1BDAEB}" srcOrd="1" destOrd="0" presId="urn:microsoft.com/office/officeart/2005/8/layout/orgChart1"/>
-    <dgm:cxn modelId="{5AB77081-2104-4DF8-9677-ED1E6C73233A}" type="presParOf" srcId="{277118F5-EF8B-4437-9EE9-8949DA63EF7D}" destId="{55859B90-25EC-4CAD-8277-A2FCD2CF7ECE}" srcOrd="1" destOrd="0" presId="urn:microsoft.com/office/officeart/2005/8/layout/orgChart1"/>
-    <dgm:cxn modelId="{900E2F79-03F8-4FEB-B928-55A2966CF9AE}" type="presParOf" srcId="{277118F5-EF8B-4437-9EE9-8949DA63EF7D}" destId="{D09726CA-D292-4097-B6FD-24012AC96B46}" srcOrd="2" destOrd="0" presId="urn:microsoft.com/office/officeart/2005/8/layout/orgChart1"/>
-    <dgm:cxn modelId="{5ECE6721-0504-4476-A5FC-6B528A22A194}" type="presParOf" srcId="{FB09E0D1-ADE4-47A5-A9A0-E343C9617FC0}" destId="{18F03598-BDFA-4B13-A772-A0D587E80FAF}" srcOrd="2" destOrd="0" presId="urn:microsoft.com/office/officeart/2005/8/layout/orgChart1"/>
+    <dgm:cxn modelId="{370BF061-F1A8-4D87-8934-950EEE93093C}" type="presParOf" srcId="{E49E1F56-292E-45E5-8C40-F21E73A0BDC7}" destId="{46648E3C-5D2E-4D8E-939D-4171235F98A8}" srcOrd="0" destOrd="0" presId="urn:microsoft.com/office/officeart/2005/8/layout/orgChart1"/>
+    <dgm:cxn modelId="{48F80398-9F86-434D-B728-C715EDB6E13E}" type="presParOf" srcId="{E49E1F56-292E-45E5-8C40-F21E73A0BDC7}" destId="{481BAF50-014F-48C4-A2FA-48E7FCE14DE4}" srcOrd="1" destOrd="0" presId="urn:microsoft.com/office/officeart/2005/8/layout/orgChart1"/>
+    <dgm:cxn modelId="{1B6AF1F9-441D-44E8-B551-D9F2DF02A55E}" type="presParOf" srcId="{481BAF50-014F-48C4-A2FA-48E7FCE14DE4}" destId="{0B26E2B6-E9DF-4D55-8E66-6FCA0116FB0E}" srcOrd="0" destOrd="0" presId="urn:microsoft.com/office/officeart/2005/8/layout/orgChart1"/>
+    <dgm:cxn modelId="{E3C931F8-7C3A-43B1-BE45-030EFC7744C0}" type="presParOf" srcId="{0B26E2B6-E9DF-4D55-8E66-6FCA0116FB0E}" destId="{DA46113C-CCB0-4D68-8BFD-31F4D03D2886}" srcOrd="0" destOrd="0" presId="urn:microsoft.com/office/officeart/2005/8/layout/orgChart1"/>
+    <dgm:cxn modelId="{BA0F95A6-6221-4F01-9437-2DFE276C2ACD}" type="presParOf" srcId="{0B26E2B6-E9DF-4D55-8E66-6FCA0116FB0E}" destId="{A265021D-AD10-4043-A232-CC5FB6ADF92B}" srcOrd="1" destOrd="0" presId="urn:microsoft.com/office/officeart/2005/8/layout/orgChart1"/>
+    <dgm:cxn modelId="{A16E5D82-D6D2-4D4C-915A-5BE2286B8294}" type="presParOf" srcId="{481BAF50-014F-48C4-A2FA-48E7FCE14DE4}" destId="{5EADE833-BE53-41EE-845A-759B6D116892}" srcOrd="1" destOrd="0" presId="urn:microsoft.com/office/officeart/2005/8/layout/orgChart1"/>
+    <dgm:cxn modelId="{63F5A204-9722-4432-A472-E4BE1879383B}" type="presParOf" srcId="{5EADE833-BE53-41EE-845A-759B6D116892}" destId="{75DEDC43-8289-446A-AC02-CB4F63B94C54}" srcOrd="0" destOrd="0" presId="urn:microsoft.com/office/officeart/2005/8/layout/orgChart1"/>
+    <dgm:cxn modelId="{1C72D252-7300-43EA-9F5E-2D3FB3F86487}" type="presParOf" srcId="{5EADE833-BE53-41EE-845A-759B6D116892}" destId="{5EB8C4E1-AC0B-48EB-B0ED-9844FF379A8B}" srcOrd="1" destOrd="0" presId="urn:microsoft.com/office/officeart/2005/8/layout/orgChart1"/>
+    <dgm:cxn modelId="{88E2B0A8-F80C-4EC0-82A5-42EA1172312E}" type="presParOf" srcId="{5EB8C4E1-AC0B-48EB-B0ED-9844FF379A8B}" destId="{4D3F7960-354C-46B9-9642-D7A94108DCD1}" srcOrd="0" destOrd="0" presId="urn:microsoft.com/office/officeart/2005/8/layout/orgChart1"/>
+    <dgm:cxn modelId="{B3FA3728-6E14-41BF-A03E-BBD30021ECF0}" type="presParOf" srcId="{4D3F7960-354C-46B9-9642-D7A94108DCD1}" destId="{639CF520-4161-4675-82D5-6CA88B07C791}" srcOrd="0" destOrd="0" presId="urn:microsoft.com/office/officeart/2005/8/layout/orgChart1"/>
+    <dgm:cxn modelId="{BDAA02B4-855B-4C39-BF30-73B72524C1E9}" type="presParOf" srcId="{4D3F7960-354C-46B9-9642-D7A94108DCD1}" destId="{59FD66B9-C63C-46E3-B99D-2C01887DD484}" srcOrd="1" destOrd="0" presId="urn:microsoft.com/office/officeart/2005/8/layout/orgChart1"/>
+    <dgm:cxn modelId="{698B8FD7-ED91-46C8-A464-7170AF679B8D}" type="presParOf" srcId="{5EB8C4E1-AC0B-48EB-B0ED-9844FF379A8B}" destId="{37C3ECF6-874C-4A36-8426-B8D6AFB23D35}" srcOrd="1" destOrd="0" presId="urn:microsoft.com/office/officeart/2005/8/layout/orgChart1"/>
+    <dgm:cxn modelId="{1900F0D8-4ABF-4A77-B925-10557DE4789E}" type="presParOf" srcId="{37C3ECF6-874C-4A36-8426-B8D6AFB23D35}" destId="{B9127F1B-A899-4654-BE2A-F9331D4C119D}" srcOrd="0" destOrd="0" presId="urn:microsoft.com/office/officeart/2005/8/layout/orgChart1"/>
+    <dgm:cxn modelId="{1D02A07D-37B3-4EAB-973B-DD444AC8EC1B}" type="presParOf" srcId="{37C3ECF6-874C-4A36-8426-B8D6AFB23D35}" destId="{30AF1C66-1AF7-4F4E-991A-A8E6CB7EBCAD}" srcOrd="1" destOrd="0" presId="urn:microsoft.com/office/officeart/2005/8/layout/orgChart1"/>
+    <dgm:cxn modelId="{39E29469-2DFD-4FAD-BA61-201F840D9E72}" type="presParOf" srcId="{30AF1C66-1AF7-4F4E-991A-A8E6CB7EBCAD}" destId="{FD7D5FD9-D442-4125-9652-D23AE74B61DF}" srcOrd="0" destOrd="0" presId="urn:microsoft.com/office/officeart/2005/8/layout/orgChart1"/>
+    <dgm:cxn modelId="{62C0D04F-6176-4EBE-BA4B-7AF4CBF337CF}" type="presParOf" srcId="{FD7D5FD9-D442-4125-9652-D23AE74B61DF}" destId="{EA3081D6-A8A6-4DF8-AEC8-836E94396E7A}" srcOrd="0" destOrd="0" presId="urn:microsoft.com/office/officeart/2005/8/layout/orgChart1"/>
+    <dgm:cxn modelId="{A21C8259-85A1-4F56-AAED-036472E1213E}" type="presParOf" srcId="{FD7D5FD9-D442-4125-9652-D23AE74B61DF}" destId="{F9B4BA2D-4AB8-4C44-9653-C19E5DB6BDA2}" srcOrd="1" destOrd="0" presId="urn:microsoft.com/office/officeart/2005/8/layout/orgChart1"/>
+    <dgm:cxn modelId="{C0B0E6B1-6436-48B0-960B-BC2CB0DB47B2}" type="presParOf" srcId="{30AF1C66-1AF7-4F4E-991A-A8E6CB7EBCAD}" destId="{6929EC41-DDAF-474E-84CD-3B39BD3D7AD5}" srcOrd="1" destOrd="0" presId="urn:microsoft.com/office/officeart/2005/8/layout/orgChart1"/>
+    <dgm:cxn modelId="{A2C0629E-1593-4BC8-AF34-C660B495FBA1}" type="presParOf" srcId="{30AF1C66-1AF7-4F4E-991A-A8E6CB7EBCAD}" destId="{1946AA0E-0764-4F7B-9F83-2332BBBFE309}" srcOrd="2" destOrd="0" presId="urn:microsoft.com/office/officeart/2005/8/layout/orgChart1"/>
+    <dgm:cxn modelId="{AB0F6D37-CEFD-4476-88B3-00C3716B4B8A}" type="presParOf" srcId="{37C3ECF6-874C-4A36-8426-B8D6AFB23D35}" destId="{13308B2C-3F03-4CB1-A715-4D039F7FD70D}" srcOrd="2" destOrd="0" presId="urn:microsoft.com/office/officeart/2005/8/layout/orgChart1"/>
+    <dgm:cxn modelId="{A02FC439-26BA-476D-95C0-32E8FE904B03}" type="presParOf" srcId="{37C3ECF6-874C-4A36-8426-B8D6AFB23D35}" destId="{BA1EA6AD-2084-4B5E-98EB-7E58B05215EE}" srcOrd="3" destOrd="0" presId="urn:microsoft.com/office/officeart/2005/8/layout/orgChart1"/>
+    <dgm:cxn modelId="{C75FD543-D29F-49A3-A7FD-A6C50B868205}" type="presParOf" srcId="{BA1EA6AD-2084-4B5E-98EB-7E58B05215EE}" destId="{ACB11C27-2540-4744-8ACD-2A55C50377BC}" srcOrd="0" destOrd="0" presId="urn:microsoft.com/office/officeart/2005/8/layout/orgChart1"/>
+    <dgm:cxn modelId="{11B0A6BB-F5F7-478E-93D1-CDFB3CC2447E}" type="presParOf" srcId="{ACB11C27-2540-4744-8ACD-2A55C50377BC}" destId="{5AD6406E-D834-4542-A093-F4AF3A2D9563}" srcOrd="0" destOrd="0" presId="urn:microsoft.com/office/officeart/2005/8/layout/orgChart1"/>
+    <dgm:cxn modelId="{DB399BD4-1274-4D05-8F75-34FD24C6FA4B}" type="presParOf" srcId="{ACB11C27-2540-4744-8ACD-2A55C50377BC}" destId="{5DE80191-B77D-480C-88A6-C5F937FF53A6}" srcOrd="1" destOrd="0" presId="urn:microsoft.com/office/officeart/2005/8/layout/orgChart1"/>
+    <dgm:cxn modelId="{BAEF1A82-4803-4435-AE1E-E03458B5EEE1}" type="presParOf" srcId="{BA1EA6AD-2084-4B5E-98EB-7E58B05215EE}" destId="{D0094BC7-C75D-4B4D-89B5-693334279069}" srcOrd="1" destOrd="0" presId="urn:microsoft.com/office/officeart/2005/8/layout/orgChart1"/>
+    <dgm:cxn modelId="{670C07DC-9832-40E5-93E8-3807C9497A73}" type="presParOf" srcId="{D0094BC7-C75D-4B4D-89B5-693334279069}" destId="{A3090357-9023-453B-8D32-88DC8E381705}" srcOrd="0" destOrd="0" presId="urn:microsoft.com/office/officeart/2005/8/layout/orgChart1"/>
+    <dgm:cxn modelId="{04ECA904-1F6E-4D4F-A5DA-8880064A629F}" type="presParOf" srcId="{D0094BC7-C75D-4B4D-89B5-693334279069}" destId="{B2E9F9BD-B6BF-4000-8C6B-39E005487695}" srcOrd="1" destOrd="0" presId="urn:microsoft.com/office/officeart/2005/8/layout/orgChart1"/>
+    <dgm:cxn modelId="{4923DD5C-F4DA-408B-8B82-69855D3DD2F5}" type="presParOf" srcId="{B2E9F9BD-B6BF-4000-8C6B-39E005487695}" destId="{9E8396D0-265F-47AF-8E5B-60FDE14D14F1}" srcOrd="0" destOrd="0" presId="urn:microsoft.com/office/officeart/2005/8/layout/orgChart1"/>
+    <dgm:cxn modelId="{02A68FE9-9666-4325-8955-BABB6C817B5E}" type="presParOf" srcId="{9E8396D0-265F-47AF-8E5B-60FDE14D14F1}" destId="{AC85F1FC-A76C-4928-9650-3F50FE33CAF2}" srcOrd="0" destOrd="0" presId="urn:microsoft.com/office/officeart/2005/8/layout/orgChart1"/>
+    <dgm:cxn modelId="{8D234585-A1F3-42FE-809A-3A36C9A87643}" type="presParOf" srcId="{9E8396D0-265F-47AF-8E5B-60FDE14D14F1}" destId="{7E911447-809A-4C08-A56C-3ECCAE8820B9}" srcOrd="1" destOrd="0" presId="urn:microsoft.com/office/officeart/2005/8/layout/orgChart1"/>
+    <dgm:cxn modelId="{3D231888-3A05-4652-8116-3FEA83CDCFBE}" type="presParOf" srcId="{B2E9F9BD-B6BF-4000-8C6B-39E005487695}" destId="{32C89267-D611-4A57-BF0D-8B4C3F7F903F}" srcOrd="1" destOrd="0" presId="urn:microsoft.com/office/officeart/2005/8/layout/orgChart1"/>
+    <dgm:cxn modelId="{C5755233-D572-45B4-A940-CB9373F0A045}" type="presParOf" srcId="{B2E9F9BD-B6BF-4000-8C6B-39E005487695}" destId="{16A48D7A-544A-440F-8AF7-98C1791A4814}" srcOrd="2" destOrd="0" presId="urn:microsoft.com/office/officeart/2005/8/layout/orgChart1"/>
+    <dgm:cxn modelId="{1DB39713-F139-4D8A-8752-6B6023E146E4}" type="presParOf" srcId="{BA1EA6AD-2084-4B5E-98EB-7E58B05215EE}" destId="{5061EC4D-D4DC-461A-A28C-A93A37E30189}" srcOrd="2" destOrd="0" presId="urn:microsoft.com/office/officeart/2005/8/layout/orgChart1"/>
+    <dgm:cxn modelId="{196F720E-292C-4608-84F8-92C612609EDA}" type="presParOf" srcId="{5EB8C4E1-AC0B-48EB-B0ED-9844FF379A8B}" destId="{7E4E0B81-5652-4459-99E2-E45B5CF75A6F}" srcOrd="2" destOrd="0" presId="urn:microsoft.com/office/officeart/2005/8/layout/orgChart1"/>
+    <dgm:cxn modelId="{9E09F894-6AC4-4D64-8813-B105A605D4C2}" type="presParOf" srcId="{5EADE833-BE53-41EE-845A-759B6D116892}" destId="{0CC490A6-C8B5-4C1F-88DD-04F94500F642}" srcOrd="2" destOrd="0" presId="urn:microsoft.com/office/officeart/2005/8/layout/orgChart1"/>
+    <dgm:cxn modelId="{C3F93934-00C2-4F3E-861F-4BF9A0B78349}" type="presParOf" srcId="{5EADE833-BE53-41EE-845A-759B6D116892}" destId="{96AA0F80-5510-43FD-A50F-2BCE417AF124}" srcOrd="3" destOrd="0" presId="urn:microsoft.com/office/officeart/2005/8/layout/orgChart1"/>
+    <dgm:cxn modelId="{C1FDF9D7-F892-449C-9252-878080F7EF10}" type="presParOf" srcId="{96AA0F80-5510-43FD-A50F-2BCE417AF124}" destId="{ABC03CA0-3983-406F-9674-170CEE84C52E}" srcOrd="0" destOrd="0" presId="urn:microsoft.com/office/officeart/2005/8/layout/orgChart1"/>
+    <dgm:cxn modelId="{BD1BA695-CFB4-4598-9F6D-DD9E753C007D}" type="presParOf" srcId="{ABC03CA0-3983-406F-9674-170CEE84C52E}" destId="{7F659DBF-BAF5-4573-8376-97616B403104}" srcOrd="0" destOrd="0" presId="urn:microsoft.com/office/officeart/2005/8/layout/orgChart1"/>
+    <dgm:cxn modelId="{2E5043B5-ECC8-406E-A4C4-A3466A3F107A}" type="presParOf" srcId="{ABC03CA0-3983-406F-9674-170CEE84C52E}" destId="{84D63F6E-B391-43EE-9B8A-C0E16FED8ADB}" srcOrd="1" destOrd="0" presId="urn:microsoft.com/office/officeart/2005/8/layout/orgChart1"/>
+    <dgm:cxn modelId="{95963072-B29A-4EB6-BA15-0C8F7F072BB2}" type="presParOf" srcId="{96AA0F80-5510-43FD-A50F-2BCE417AF124}" destId="{7DDABA69-4665-4266-8A40-F2B3E80E25F9}" srcOrd="1" destOrd="0" presId="urn:microsoft.com/office/officeart/2005/8/layout/orgChart1"/>
+    <dgm:cxn modelId="{B328DA44-CD75-4678-B529-D3E17A64DE18}" type="presParOf" srcId="{7DDABA69-4665-4266-8A40-F2B3E80E25F9}" destId="{3AA50E4F-FE3D-4654-A09E-0BD64FDE58C5}" srcOrd="0" destOrd="0" presId="urn:microsoft.com/office/officeart/2005/8/layout/orgChart1"/>
+    <dgm:cxn modelId="{2B378B09-C498-43A1-983D-D639A98484A7}" type="presParOf" srcId="{7DDABA69-4665-4266-8A40-F2B3E80E25F9}" destId="{5F2719AA-3D8E-4ACF-A45D-F7F3932FED28}" srcOrd="1" destOrd="0" presId="urn:microsoft.com/office/officeart/2005/8/layout/orgChart1"/>
+    <dgm:cxn modelId="{EF872950-17C2-496A-9D44-0F2704E0A44F}" type="presParOf" srcId="{5F2719AA-3D8E-4ACF-A45D-F7F3932FED28}" destId="{960AB6B0-2881-422A-9E99-49888DF47714}" srcOrd="0" destOrd="0" presId="urn:microsoft.com/office/officeart/2005/8/layout/orgChart1"/>
+    <dgm:cxn modelId="{9AD3B588-18E1-4F24-992E-8C88BC154D33}" type="presParOf" srcId="{960AB6B0-2881-422A-9E99-49888DF47714}" destId="{6F434DBE-C726-4CCF-B8DF-E1D8150DF905}" srcOrd="0" destOrd="0" presId="urn:microsoft.com/office/officeart/2005/8/layout/orgChart1"/>
+    <dgm:cxn modelId="{9C87E488-20FC-458A-AC38-1F46A49E3773}" type="presParOf" srcId="{960AB6B0-2881-422A-9E99-49888DF47714}" destId="{554B2C4A-E12C-4913-9DEF-475D69E556C3}" srcOrd="1" destOrd="0" presId="urn:microsoft.com/office/officeart/2005/8/layout/orgChart1"/>
+    <dgm:cxn modelId="{18734560-4F45-4D77-9C28-7E0181527565}" type="presParOf" srcId="{5F2719AA-3D8E-4ACF-A45D-F7F3932FED28}" destId="{EB1D8DB1-9C86-471D-ACBE-378679F0ADF1}" srcOrd="1" destOrd="0" presId="urn:microsoft.com/office/officeart/2005/8/layout/orgChart1"/>
+    <dgm:cxn modelId="{6FAD7315-6AD5-4B49-902E-6548D8DC2B99}" type="presParOf" srcId="{5F2719AA-3D8E-4ACF-A45D-F7F3932FED28}" destId="{3D5D8B67-350B-4782-8991-EB8CEFFC4577}" srcOrd="2" destOrd="0" presId="urn:microsoft.com/office/officeart/2005/8/layout/orgChart1"/>
+    <dgm:cxn modelId="{C8419E8D-49B2-4C5E-A01C-A4D4B89FBF7C}" type="presParOf" srcId="{96AA0F80-5510-43FD-A50F-2BCE417AF124}" destId="{FA018852-62C4-483C-BA3E-AE2688AD2FC3}" srcOrd="2" destOrd="0" presId="urn:microsoft.com/office/officeart/2005/8/layout/orgChart1"/>
+    <dgm:cxn modelId="{DDD7AF24-F0DA-428D-A582-74CF6C426F74}" type="presParOf" srcId="{5EADE833-BE53-41EE-845A-759B6D116892}" destId="{0988D485-C39B-4DF7-9F2F-7D67374AFEA4}" srcOrd="4" destOrd="0" presId="urn:microsoft.com/office/officeart/2005/8/layout/orgChart1"/>
+    <dgm:cxn modelId="{456823F9-A353-4E8F-ADFB-CED07C9F41EE}" type="presParOf" srcId="{5EADE833-BE53-41EE-845A-759B6D116892}" destId="{369E27AA-4579-4AD5-A858-BD92E17E6DE2}" srcOrd="5" destOrd="0" presId="urn:microsoft.com/office/officeart/2005/8/layout/orgChart1"/>
+    <dgm:cxn modelId="{698CAF27-1CBA-47CC-965B-944118C69845}" type="presParOf" srcId="{369E27AA-4579-4AD5-A858-BD92E17E6DE2}" destId="{A4CDF936-3E07-4688-95BE-13CA770E884B}" srcOrd="0" destOrd="0" presId="urn:microsoft.com/office/officeart/2005/8/layout/orgChart1"/>
+    <dgm:cxn modelId="{060E0D2E-807B-49C2-B67E-61D8000B1B70}" type="presParOf" srcId="{A4CDF936-3E07-4688-95BE-13CA770E884B}" destId="{B0DBA35E-3E33-4C68-8576-EA47E4927856}" srcOrd="0" destOrd="0" presId="urn:microsoft.com/office/officeart/2005/8/layout/orgChart1"/>
+    <dgm:cxn modelId="{620C7FB5-EECB-4BB4-A363-EDE56E415BE0}" type="presParOf" srcId="{A4CDF936-3E07-4688-95BE-13CA770E884B}" destId="{AD5B5F6D-8367-43FF-89B8-276D8554D95A}" srcOrd="1" destOrd="0" presId="urn:microsoft.com/office/officeart/2005/8/layout/orgChart1"/>
+    <dgm:cxn modelId="{88D9242F-EDA7-426A-8F1A-00E6AC54C479}" type="presParOf" srcId="{369E27AA-4579-4AD5-A858-BD92E17E6DE2}" destId="{29333F11-AB9B-45CE-BBDC-FAD160042506}" srcOrd="1" destOrd="0" presId="urn:microsoft.com/office/officeart/2005/8/layout/orgChart1"/>
+    <dgm:cxn modelId="{0D57129B-0664-4BDA-8C8E-10E68F01B6BD}" type="presParOf" srcId="{29333F11-AB9B-45CE-BBDC-FAD160042506}" destId="{9FFE28D7-6C9A-4219-8FA0-DB23D11E3E8A}" srcOrd="0" destOrd="0" presId="urn:microsoft.com/office/officeart/2005/8/layout/orgChart1"/>
+    <dgm:cxn modelId="{D35058A7-31F0-41F1-8603-C2A08CFA568C}" type="presParOf" srcId="{29333F11-AB9B-45CE-BBDC-FAD160042506}" destId="{EB451556-A6B1-451F-9626-C8530F353DDD}" srcOrd="1" destOrd="0" presId="urn:microsoft.com/office/officeart/2005/8/layout/orgChart1"/>
+    <dgm:cxn modelId="{7C2C71D3-D7BB-42CA-9111-9928D5070FDD}" type="presParOf" srcId="{EB451556-A6B1-451F-9626-C8530F353DDD}" destId="{FE3F121E-EC6D-4A92-AB23-E7696C0E10E8}" srcOrd="0" destOrd="0" presId="urn:microsoft.com/office/officeart/2005/8/layout/orgChart1"/>
+    <dgm:cxn modelId="{15E3E9E8-49A1-41E5-8424-61ACAFC09D23}" type="presParOf" srcId="{FE3F121E-EC6D-4A92-AB23-E7696C0E10E8}" destId="{35A37FAA-7983-4C05-B0E9-3D83A6984B31}" srcOrd="0" destOrd="0" presId="urn:microsoft.com/office/officeart/2005/8/layout/orgChart1"/>
+    <dgm:cxn modelId="{0C3F6E1D-AA37-44A5-8906-E3F5FDD5BD39}" type="presParOf" srcId="{FE3F121E-EC6D-4A92-AB23-E7696C0E10E8}" destId="{50DBD92F-0537-4950-B035-FEA8FE402DF5}" srcOrd="1" destOrd="0" presId="urn:microsoft.com/office/officeart/2005/8/layout/orgChart1"/>
+    <dgm:cxn modelId="{2226267D-201D-47CB-8B63-3E9A3949AAF9}" type="presParOf" srcId="{EB451556-A6B1-451F-9626-C8530F353DDD}" destId="{E7AA6E39-60E7-4A43-B8AC-93199EE2471B}" srcOrd="1" destOrd="0" presId="urn:microsoft.com/office/officeart/2005/8/layout/orgChart1"/>
+    <dgm:cxn modelId="{2673905B-CB4A-4E62-BD36-3414AAD80A1E}" type="presParOf" srcId="{E7AA6E39-60E7-4A43-B8AC-93199EE2471B}" destId="{2B132271-CE0B-412D-A3F1-70F2185627F7}" srcOrd="0" destOrd="0" presId="urn:microsoft.com/office/officeart/2005/8/layout/orgChart1"/>
+    <dgm:cxn modelId="{D983029F-DB7C-4BFC-A45D-A9A1F9DEEB9C}" type="presParOf" srcId="{E7AA6E39-60E7-4A43-B8AC-93199EE2471B}" destId="{213C8F90-6FC9-4011-8D24-21D973F0CCC1}" srcOrd="1" destOrd="0" presId="urn:microsoft.com/office/officeart/2005/8/layout/orgChart1"/>
+    <dgm:cxn modelId="{5C90191D-5AEC-491E-9447-6CFC59E5B92E}" type="presParOf" srcId="{213C8F90-6FC9-4011-8D24-21D973F0CCC1}" destId="{2CDDF449-0C7C-4E1E-AE71-153580BF0225}" srcOrd="0" destOrd="0" presId="urn:microsoft.com/office/officeart/2005/8/layout/orgChart1"/>
+    <dgm:cxn modelId="{8D346248-B0C0-4E27-A401-4D8E5042C8A1}" type="presParOf" srcId="{2CDDF449-0C7C-4E1E-AE71-153580BF0225}" destId="{D7B8AB80-BE26-4D20-98F3-087316386A30}" srcOrd="0" destOrd="0" presId="urn:microsoft.com/office/officeart/2005/8/layout/orgChart1"/>
+    <dgm:cxn modelId="{B1CCEDEF-A254-4BCD-8386-BBB14C03FB4E}" type="presParOf" srcId="{2CDDF449-0C7C-4E1E-AE71-153580BF0225}" destId="{9F892D42-E0EB-4566-9212-3FAA0A7C1C3C}" srcOrd="1" destOrd="0" presId="urn:microsoft.com/office/officeart/2005/8/layout/orgChart1"/>
+    <dgm:cxn modelId="{AA01F4E8-DA58-4029-98FD-2FA69C91A558}" type="presParOf" srcId="{213C8F90-6FC9-4011-8D24-21D973F0CCC1}" destId="{87DC1C9D-BE5B-4CF1-875C-B1CFB6A86DCD}" srcOrd="1" destOrd="0" presId="urn:microsoft.com/office/officeart/2005/8/layout/orgChart1"/>
+    <dgm:cxn modelId="{7D755092-5A9A-43E8-91F4-6100AB940010}" type="presParOf" srcId="{213C8F90-6FC9-4011-8D24-21D973F0CCC1}" destId="{D6C88705-146C-4603-BD83-9A8F9C62857C}" srcOrd="2" destOrd="0" presId="urn:microsoft.com/office/officeart/2005/8/layout/orgChart1"/>
+    <dgm:cxn modelId="{66B0ED8B-1BDF-420A-9A6C-0789B4D222E9}" type="presParOf" srcId="{EB451556-A6B1-451F-9626-C8530F353DDD}" destId="{C29D206E-C1F6-4646-A7D6-14B998671BB3}" srcOrd="2" destOrd="0" presId="urn:microsoft.com/office/officeart/2005/8/layout/orgChart1"/>
+    <dgm:cxn modelId="{1FFA7D7A-BD53-4B5A-8186-B52911119B16}" type="presParOf" srcId="{29333F11-AB9B-45CE-BBDC-FAD160042506}" destId="{E68AA667-23EC-4F17-80DB-5C7674952780}" srcOrd="2" destOrd="0" presId="urn:microsoft.com/office/officeart/2005/8/layout/orgChart1"/>
+    <dgm:cxn modelId="{193D3FC0-594F-4DA9-B55B-6006E4FCF266}" type="presParOf" srcId="{29333F11-AB9B-45CE-BBDC-FAD160042506}" destId="{6447F783-1A13-40CE-A0BC-E7C47F8B7B70}" srcOrd="3" destOrd="0" presId="urn:microsoft.com/office/officeart/2005/8/layout/orgChart1"/>
+    <dgm:cxn modelId="{EB32FA9C-C050-443E-9BBD-528784637F07}" type="presParOf" srcId="{6447F783-1A13-40CE-A0BC-E7C47F8B7B70}" destId="{9B5A2887-EAE5-4FD4-9CCB-5FCF7F65764E}" srcOrd="0" destOrd="0" presId="urn:microsoft.com/office/officeart/2005/8/layout/orgChart1"/>
+    <dgm:cxn modelId="{D9668D3D-32C4-4B16-AF82-8D5B9233D457}" type="presParOf" srcId="{9B5A2887-EAE5-4FD4-9CCB-5FCF7F65764E}" destId="{6B203621-CE62-4E87-B592-A8FE30FF1851}" srcOrd="0" destOrd="0" presId="urn:microsoft.com/office/officeart/2005/8/layout/orgChart1"/>
+    <dgm:cxn modelId="{12E04399-25C6-4F5D-BBBC-EA9BECC59927}" type="presParOf" srcId="{9B5A2887-EAE5-4FD4-9CCB-5FCF7F65764E}" destId="{3FB59928-D328-4E8D-9FA7-7AAA2D0B7464}" srcOrd="1" destOrd="0" presId="urn:microsoft.com/office/officeart/2005/8/layout/orgChart1"/>
+    <dgm:cxn modelId="{69C5243E-FC98-45DD-AB62-1F9D9B036C31}" type="presParOf" srcId="{6447F783-1A13-40CE-A0BC-E7C47F8B7B70}" destId="{EE49A492-5584-4C2F-A806-2E5B4EF24557}" srcOrd="1" destOrd="0" presId="urn:microsoft.com/office/officeart/2005/8/layout/orgChart1"/>
+    <dgm:cxn modelId="{21070D01-3055-4EE0-A910-146D32AE6A41}" type="presParOf" srcId="{EE49A492-5584-4C2F-A806-2E5B4EF24557}" destId="{BA4F9EA3-E764-4C6A-858D-A5748FE7FDB2}" srcOrd="0" destOrd="0" presId="urn:microsoft.com/office/officeart/2005/8/layout/orgChart1"/>
+    <dgm:cxn modelId="{12EF5205-2478-4A83-A642-A68963900C07}" type="presParOf" srcId="{EE49A492-5584-4C2F-A806-2E5B4EF24557}" destId="{B2CEC503-52A2-45E1-9483-9B00BE8C4402}" srcOrd="1" destOrd="0" presId="urn:microsoft.com/office/officeart/2005/8/layout/orgChart1"/>
+    <dgm:cxn modelId="{1D7B5B3D-AD6D-4DDC-8B77-282D4214FB85}" type="presParOf" srcId="{B2CEC503-52A2-45E1-9483-9B00BE8C4402}" destId="{9B80A89F-00A4-4B37-86FF-970581999E61}" srcOrd="0" destOrd="0" presId="urn:microsoft.com/office/officeart/2005/8/layout/orgChart1"/>
+    <dgm:cxn modelId="{74E5DDCA-A41B-49CA-8031-3CB10A5A93D1}" type="presParOf" srcId="{9B80A89F-00A4-4B37-86FF-970581999E61}" destId="{2BFFFA51-3A1A-4122-9704-D9030445D1FB}" srcOrd="0" destOrd="0" presId="urn:microsoft.com/office/officeart/2005/8/layout/orgChart1"/>
+    <dgm:cxn modelId="{E39CF537-8A70-4019-BCAD-287DDFAD80A6}" type="presParOf" srcId="{9B80A89F-00A4-4B37-86FF-970581999E61}" destId="{6E4A59E7-D186-4354-A777-97253FA19BC3}" srcOrd="1" destOrd="0" presId="urn:microsoft.com/office/officeart/2005/8/layout/orgChart1"/>
+    <dgm:cxn modelId="{290EFDC5-1C94-484C-AA1E-7D22D7B13D28}" type="presParOf" srcId="{B2CEC503-52A2-45E1-9483-9B00BE8C4402}" destId="{91FF777C-20A8-4D29-9D53-9AD7101ACC9C}" srcOrd="1" destOrd="0" presId="urn:microsoft.com/office/officeart/2005/8/layout/orgChart1"/>
+    <dgm:cxn modelId="{A6E35442-97C8-4D70-A13D-D8BA2BDD7ED5}" type="presParOf" srcId="{B2CEC503-52A2-45E1-9483-9B00BE8C4402}" destId="{903F22CD-1C31-4376-ACE7-ED6D80D44F98}" srcOrd="2" destOrd="0" presId="urn:microsoft.com/office/officeart/2005/8/layout/orgChart1"/>
+    <dgm:cxn modelId="{43217D85-8DD2-477F-806F-EB2D68B9A116}" type="presParOf" srcId="{6447F783-1A13-40CE-A0BC-E7C47F8B7B70}" destId="{E7237AAA-3E19-45D1-840D-E6690A5FB60F}" srcOrd="2" destOrd="0" presId="urn:microsoft.com/office/officeart/2005/8/layout/orgChart1"/>
+    <dgm:cxn modelId="{98B10287-4202-47D2-BF3E-2506AE560C54}" type="presParOf" srcId="{369E27AA-4579-4AD5-A858-BD92E17E6DE2}" destId="{209F8AE5-C9C2-455C-A851-8F5CCED86B27}" srcOrd="2" destOrd="0" presId="urn:microsoft.com/office/officeart/2005/8/layout/orgChart1"/>
+    <dgm:cxn modelId="{1D727597-6FC4-4B1D-823E-23F5486A9271}" type="presParOf" srcId="{481BAF50-014F-48C4-A2FA-48E7FCE14DE4}" destId="{61AAE01F-2DD2-462A-8343-EF480DA671EB}" srcOrd="2" destOrd="0" presId="urn:microsoft.com/office/officeart/2005/8/layout/orgChart1"/>
+    <dgm:cxn modelId="{EBBC40F1-A99E-4396-A8AE-E95906FA19A2}" type="presParOf" srcId="{E49E1F56-292E-45E5-8C40-F21E73A0BDC7}" destId="{4C8BCDAB-23F1-4727-B55F-2F6CB8608F34}" srcOrd="2" destOrd="0" presId="urn:microsoft.com/office/officeart/2005/8/layout/orgChart1"/>
+    <dgm:cxn modelId="{5A59499C-77C9-4C52-A2F9-B511ED98EFFB}" type="presParOf" srcId="{E49E1F56-292E-45E5-8C40-F21E73A0BDC7}" destId="{A934597C-6C5F-42F9-BF24-F21D13F4DDE8}" srcOrd="3" destOrd="0" presId="urn:microsoft.com/office/officeart/2005/8/layout/orgChart1"/>
+    <dgm:cxn modelId="{9FC4867A-884E-4FC4-8159-8F8709D0A616}" type="presParOf" srcId="{A934597C-6C5F-42F9-BF24-F21D13F4DDE8}" destId="{7A6869E0-65F7-4438-8AD1-D315FCB88D95}" srcOrd="0" destOrd="0" presId="urn:microsoft.com/office/officeart/2005/8/layout/orgChart1"/>
+    <dgm:cxn modelId="{EAA105EF-2F76-4D1A-9303-6B7AB4771270}" type="presParOf" srcId="{7A6869E0-65F7-4438-8AD1-D315FCB88D95}" destId="{B388C2F5-45DE-455E-8129-AC41F97864F3}" srcOrd="0" destOrd="0" presId="urn:microsoft.com/office/officeart/2005/8/layout/orgChart1"/>
+    <dgm:cxn modelId="{2074D47C-78DE-4CE2-9906-AD66A9B83D4C}" type="presParOf" srcId="{7A6869E0-65F7-4438-8AD1-D315FCB88D95}" destId="{3A2F552E-22A2-43EB-9874-CE40A922B0CE}" srcOrd="1" destOrd="0" presId="urn:microsoft.com/office/officeart/2005/8/layout/orgChart1"/>
+    <dgm:cxn modelId="{6189AD35-6501-4A9E-93C8-8A06F007CC31}" type="presParOf" srcId="{A934597C-6C5F-42F9-BF24-F21D13F4DDE8}" destId="{67FB5DCA-80A9-4820-A334-7A678E3DD58E}" srcOrd="1" destOrd="0" presId="urn:microsoft.com/office/officeart/2005/8/layout/orgChart1"/>
+    <dgm:cxn modelId="{8C785FC0-BFBE-4EDE-AEB3-E5F8C09FA7A8}" type="presParOf" srcId="{67FB5DCA-80A9-4820-A334-7A678E3DD58E}" destId="{97C8DD22-C3BB-4F87-B6FD-BB62800F5813}" srcOrd="0" destOrd="0" presId="urn:microsoft.com/office/officeart/2005/8/layout/orgChart1"/>
+    <dgm:cxn modelId="{6156D59D-2EF6-45B3-9C36-E64D43329FD2}" type="presParOf" srcId="{67FB5DCA-80A9-4820-A334-7A678E3DD58E}" destId="{9BB45365-26A3-42EF-BE94-7F77F197ED3D}" srcOrd="1" destOrd="0" presId="urn:microsoft.com/office/officeart/2005/8/layout/orgChart1"/>
+    <dgm:cxn modelId="{5F368A9A-7FF8-49D3-9B14-B4E9AE656043}" type="presParOf" srcId="{9BB45365-26A3-42EF-BE94-7F77F197ED3D}" destId="{849F12A5-E2D1-4BA6-A101-B1896E935993}" srcOrd="0" destOrd="0" presId="urn:microsoft.com/office/officeart/2005/8/layout/orgChart1"/>
+    <dgm:cxn modelId="{E12870A9-6581-4D32-A19D-4A77F07D01E1}" type="presParOf" srcId="{849F12A5-E2D1-4BA6-A101-B1896E935993}" destId="{9FA3228C-E8A6-4F14-89A5-080EB4C97503}" srcOrd="0" destOrd="0" presId="urn:microsoft.com/office/officeart/2005/8/layout/orgChart1"/>
+    <dgm:cxn modelId="{3F7DA8C1-67E1-4067-9DC0-8A2724F03EE8}" type="presParOf" srcId="{849F12A5-E2D1-4BA6-A101-B1896E935993}" destId="{47CD36DE-338F-4C2F-96FA-5D7B6BCBB41C}" srcOrd="1" destOrd="0" presId="urn:microsoft.com/office/officeart/2005/8/layout/orgChart1"/>
+    <dgm:cxn modelId="{DE7703F1-1626-4AD3-BE5F-FE0E43ABB228}" type="presParOf" srcId="{9BB45365-26A3-42EF-BE94-7F77F197ED3D}" destId="{3260D64C-6973-4A22-9B7A-7413C7D1912B}" srcOrd="1" destOrd="0" presId="urn:microsoft.com/office/officeart/2005/8/layout/orgChart1"/>
+    <dgm:cxn modelId="{28867F83-838F-4441-8C0F-EA3F979056CC}" type="presParOf" srcId="{3260D64C-6973-4A22-9B7A-7413C7D1912B}" destId="{0295660D-F730-4213-BFD7-9FD445AEC6DC}" srcOrd="0" destOrd="0" presId="urn:microsoft.com/office/officeart/2005/8/layout/orgChart1"/>
+    <dgm:cxn modelId="{4EAF26BD-7DA8-4765-B72F-74E26F05767C}" type="presParOf" srcId="{3260D64C-6973-4A22-9B7A-7413C7D1912B}" destId="{C654837B-D7E4-4B07-864A-1F481B05741B}" srcOrd="1" destOrd="0" presId="urn:microsoft.com/office/officeart/2005/8/layout/orgChart1"/>
+    <dgm:cxn modelId="{6DE33B75-B302-4DB5-A055-6ED6E853FEB7}" type="presParOf" srcId="{C654837B-D7E4-4B07-864A-1F481B05741B}" destId="{5F8B5DB4-311C-478E-BCC8-936E85304B39}" srcOrd="0" destOrd="0" presId="urn:microsoft.com/office/officeart/2005/8/layout/orgChart1"/>
+    <dgm:cxn modelId="{18B7FCCF-C081-4074-B079-A8403E17A351}" type="presParOf" srcId="{5F8B5DB4-311C-478E-BCC8-936E85304B39}" destId="{7D6481BB-67F5-4E57-89D5-6643355F1748}" srcOrd="0" destOrd="0" presId="urn:microsoft.com/office/officeart/2005/8/layout/orgChart1"/>
+    <dgm:cxn modelId="{58D9EF67-EB6C-42BC-AF40-06145350B065}" type="presParOf" srcId="{5F8B5DB4-311C-478E-BCC8-936E85304B39}" destId="{6BC95E91-FE65-4B8E-9E80-0C80585464F2}" srcOrd="1" destOrd="0" presId="urn:microsoft.com/office/officeart/2005/8/layout/orgChart1"/>
+    <dgm:cxn modelId="{F3E368CE-3B7A-4477-B130-869F4AC08546}" type="presParOf" srcId="{C654837B-D7E4-4B07-864A-1F481B05741B}" destId="{2D42B356-6691-4DCB-BE4B-65B205AD8338}" srcOrd="1" destOrd="0" presId="urn:microsoft.com/office/officeart/2005/8/layout/orgChart1"/>
+    <dgm:cxn modelId="{8FF7EAFE-86CC-45BF-8EA0-FF00B320A96F}" type="presParOf" srcId="{2D42B356-6691-4DCB-BE4B-65B205AD8338}" destId="{8B369966-71C2-4C12-846E-F29B506F0471}" srcOrd="0" destOrd="0" presId="urn:microsoft.com/office/officeart/2005/8/layout/orgChart1"/>
+    <dgm:cxn modelId="{60E25E2C-CC06-456F-872E-6329EF465E5A}" type="presParOf" srcId="{2D42B356-6691-4DCB-BE4B-65B205AD8338}" destId="{1F1E8D70-6BF5-4257-A98A-9C648835E82B}" srcOrd="1" destOrd="0" presId="urn:microsoft.com/office/officeart/2005/8/layout/orgChart1"/>
+    <dgm:cxn modelId="{52BB8944-0AEF-4CED-8EF8-6A9B68DB1C63}" type="presParOf" srcId="{1F1E8D70-6BF5-4257-A98A-9C648835E82B}" destId="{9CBC5278-2427-4923-8FFA-498FCCEC6D87}" srcOrd="0" destOrd="0" presId="urn:microsoft.com/office/officeart/2005/8/layout/orgChart1"/>
+    <dgm:cxn modelId="{31E3B045-0A64-4763-9BEE-E47CC52A70D1}" type="presParOf" srcId="{9CBC5278-2427-4923-8FFA-498FCCEC6D87}" destId="{79B1C0B8-1BBF-4BE3-BDCB-1640134E20FF}" srcOrd="0" destOrd="0" presId="urn:microsoft.com/office/officeart/2005/8/layout/orgChart1"/>
+    <dgm:cxn modelId="{D7868D9D-3B1E-4BC4-92FD-380348951131}" type="presParOf" srcId="{9CBC5278-2427-4923-8FFA-498FCCEC6D87}" destId="{5D217327-24DB-4E42-ABF1-E8DF4997B4FC}" srcOrd="1" destOrd="0" presId="urn:microsoft.com/office/officeart/2005/8/layout/orgChart1"/>
+    <dgm:cxn modelId="{E1125B1A-BE5B-4F5E-9801-148981CA7781}" type="presParOf" srcId="{1F1E8D70-6BF5-4257-A98A-9C648835E82B}" destId="{6B285884-454C-4207-9CE7-50C32E8A6456}" srcOrd="1" destOrd="0" presId="urn:microsoft.com/office/officeart/2005/8/layout/orgChart1"/>
+    <dgm:cxn modelId="{15D8433D-6653-41C7-A966-437205B6AF62}" type="presParOf" srcId="{1F1E8D70-6BF5-4257-A98A-9C648835E82B}" destId="{9BE37F3C-8C1B-4307-A263-A2DD1817DC71}" srcOrd="2" destOrd="0" presId="urn:microsoft.com/office/officeart/2005/8/layout/orgChart1"/>
+    <dgm:cxn modelId="{985C4091-5E9D-4962-B900-4EE3D040D7F3}" type="presParOf" srcId="{C654837B-D7E4-4B07-864A-1F481B05741B}" destId="{510D61E5-2BA8-43AF-A31E-13C2289AEA47}" srcOrd="2" destOrd="0" presId="urn:microsoft.com/office/officeart/2005/8/layout/orgChart1"/>
+    <dgm:cxn modelId="{B1BDFE9B-6E17-4CE1-88DD-264124C775F3}" type="presParOf" srcId="{3260D64C-6973-4A22-9B7A-7413C7D1912B}" destId="{07354DE1-E69D-4831-B3A6-03EA80C84656}" srcOrd="2" destOrd="0" presId="urn:microsoft.com/office/officeart/2005/8/layout/orgChart1"/>
+    <dgm:cxn modelId="{C059B933-AD9D-4566-B1C2-9883BE130882}" type="presParOf" srcId="{3260D64C-6973-4A22-9B7A-7413C7D1912B}" destId="{93791EAD-B72B-4345-AC08-D89A2BE68694}" srcOrd="3" destOrd="0" presId="urn:microsoft.com/office/officeart/2005/8/layout/orgChart1"/>
+    <dgm:cxn modelId="{E2A7EA84-2180-449A-A2AE-216E2A046D6E}" type="presParOf" srcId="{93791EAD-B72B-4345-AC08-D89A2BE68694}" destId="{19755300-65FB-4A84-83E7-8E2512B006EE}" srcOrd="0" destOrd="0" presId="urn:microsoft.com/office/officeart/2005/8/layout/orgChart1"/>
+    <dgm:cxn modelId="{51DBC825-8A7F-4C66-BE62-34C4DF291747}" type="presParOf" srcId="{19755300-65FB-4A84-83E7-8E2512B006EE}" destId="{8219C451-4D1D-4C98-9084-B130FB0E5E58}" srcOrd="0" destOrd="0" presId="urn:microsoft.com/office/officeart/2005/8/layout/orgChart1"/>
+    <dgm:cxn modelId="{D8B91D96-6FCF-47C5-859C-321A3069759B}" type="presParOf" srcId="{19755300-65FB-4A84-83E7-8E2512B006EE}" destId="{BCF443DB-BCDB-44DE-BB9C-A64FD5FE63D4}" srcOrd="1" destOrd="0" presId="urn:microsoft.com/office/officeart/2005/8/layout/orgChart1"/>
+    <dgm:cxn modelId="{E4E0E3B5-AB43-437E-8CCD-CE57B60D5BD1}" type="presParOf" srcId="{93791EAD-B72B-4345-AC08-D89A2BE68694}" destId="{F2C26BA4-C883-499C-B5C4-C5392FFEB66D}" srcOrd="1" destOrd="0" presId="urn:microsoft.com/office/officeart/2005/8/layout/orgChart1"/>
+    <dgm:cxn modelId="{AF6FC33B-C9FF-41B9-ABB3-C87F341C2FC1}" type="presParOf" srcId="{F2C26BA4-C883-499C-B5C4-C5392FFEB66D}" destId="{9E0D31DC-8C14-48FB-A035-EF461DD1F634}" srcOrd="0" destOrd="0" presId="urn:microsoft.com/office/officeart/2005/8/layout/orgChart1"/>
+    <dgm:cxn modelId="{0B52C35F-1F99-4DCC-B35C-B817A7B3F51C}" type="presParOf" srcId="{F2C26BA4-C883-499C-B5C4-C5392FFEB66D}" destId="{2C12F92C-80B2-450F-9580-7D67B5F9032F}" srcOrd="1" destOrd="0" presId="urn:microsoft.com/office/officeart/2005/8/layout/orgChart1"/>
+    <dgm:cxn modelId="{1A9A21CC-5C33-46F3-8C5A-CE8A337203C7}" type="presParOf" srcId="{2C12F92C-80B2-450F-9580-7D67B5F9032F}" destId="{6CE7B1A0-4A06-4EDA-B8B7-E400F2C3CFF4}" srcOrd="0" destOrd="0" presId="urn:microsoft.com/office/officeart/2005/8/layout/orgChart1"/>
+    <dgm:cxn modelId="{15951953-41DA-4F0D-B019-2D9646CA8BCF}" type="presParOf" srcId="{6CE7B1A0-4A06-4EDA-B8B7-E400F2C3CFF4}" destId="{2B4F4105-F0DA-40EA-AE6F-24D3177C9183}" srcOrd="0" destOrd="0" presId="urn:microsoft.com/office/officeart/2005/8/layout/orgChart1"/>
+    <dgm:cxn modelId="{21ED6723-5610-47E2-AC39-98633DECB125}" type="presParOf" srcId="{6CE7B1A0-4A06-4EDA-B8B7-E400F2C3CFF4}" destId="{88B21DEE-4743-4FFA-AE34-F4C94F81DB00}" srcOrd="1" destOrd="0" presId="urn:microsoft.com/office/officeart/2005/8/layout/orgChart1"/>
+    <dgm:cxn modelId="{9AC5A450-0730-463C-BCDF-E61653523056}" type="presParOf" srcId="{2C12F92C-80B2-450F-9580-7D67B5F9032F}" destId="{29B0EC61-96B8-4F33-A4B6-27CEC457C27B}" srcOrd="1" destOrd="0" presId="urn:microsoft.com/office/officeart/2005/8/layout/orgChart1"/>
+    <dgm:cxn modelId="{D514B23C-8780-480C-9562-E15AB3EFA378}" type="presParOf" srcId="{2C12F92C-80B2-450F-9580-7D67B5F9032F}" destId="{F241D876-563A-4446-AC38-FEC8450F0BE9}" srcOrd="2" destOrd="0" presId="urn:microsoft.com/office/officeart/2005/8/layout/orgChart1"/>
+    <dgm:cxn modelId="{DA4DEF98-1CD8-47CA-ABE5-01607BEEE898}" type="presParOf" srcId="{F2C26BA4-C883-499C-B5C4-C5392FFEB66D}" destId="{8E499930-BDF5-4053-BC7E-DF0E465141BB}" srcOrd="2" destOrd="0" presId="urn:microsoft.com/office/officeart/2005/8/layout/orgChart1"/>
+    <dgm:cxn modelId="{86691487-079A-4A05-A8B3-2867EB18A7CF}" type="presParOf" srcId="{F2C26BA4-C883-499C-B5C4-C5392FFEB66D}" destId="{17922148-2078-4B61-9E5C-CAE33ED2E104}" srcOrd="3" destOrd="0" presId="urn:microsoft.com/office/officeart/2005/8/layout/orgChart1"/>
+    <dgm:cxn modelId="{1B1FC287-E539-430D-AA15-235DE516149A}" type="presParOf" srcId="{17922148-2078-4B61-9E5C-CAE33ED2E104}" destId="{45E70FA4-BE33-4821-B7D0-BAA965A354CD}" srcOrd="0" destOrd="0" presId="urn:microsoft.com/office/officeart/2005/8/layout/orgChart1"/>
+    <dgm:cxn modelId="{3E18D7BA-C687-49D6-8DB6-E9CD14956223}" type="presParOf" srcId="{45E70FA4-BE33-4821-B7D0-BAA965A354CD}" destId="{0B559D4B-E626-46D4-B495-D2295FAD8134}" srcOrd="0" destOrd="0" presId="urn:microsoft.com/office/officeart/2005/8/layout/orgChart1"/>
+    <dgm:cxn modelId="{F040E9A4-9BE5-4126-A2E4-D8137B18E5C5}" type="presParOf" srcId="{45E70FA4-BE33-4821-B7D0-BAA965A354CD}" destId="{BB5F0166-6944-4449-A237-59E8F756A5AD}" srcOrd="1" destOrd="0" presId="urn:microsoft.com/office/officeart/2005/8/layout/orgChart1"/>
+    <dgm:cxn modelId="{C513836D-A332-4304-B75A-DC64243AEC70}" type="presParOf" srcId="{17922148-2078-4B61-9E5C-CAE33ED2E104}" destId="{A3028706-7836-44B9-8BF7-A9C6F6489F0F}" srcOrd="1" destOrd="0" presId="urn:microsoft.com/office/officeart/2005/8/layout/orgChart1"/>
+    <dgm:cxn modelId="{7F392A1D-F2D8-4CF6-B802-443675CFFA5B}" type="presParOf" srcId="{A3028706-7836-44B9-8BF7-A9C6F6489F0F}" destId="{9879A755-B476-48DF-A2FF-B535969B0BDC}" srcOrd="0" destOrd="0" presId="urn:microsoft.com/office/officeart/2005/8/layout/orgChart1"/>
+    <dgm:cxn modelId="{777E1AD6-2F3D-4F0F-9D44-1AA24C233973}" type="presParOf" srcId="{A3028706-7836-44B9-8BF7-A9C6F6489F0F}" destId="{868B65A4-C4F1-4C39-B772-67CB76833BA9}" srcOrd="1" destOrd="0" presId="urn:microsoft.com/office/officeart/2005/8/layout/orgChart1"/>
+    <dgm:cxn modelId="{33006421-28ED-4522-B726-4AC8AA5FD360}" type="presParOf" srcId="{868B65A4-C4F1-4C39-B772-67CB76833BA9}" destId="{DA6DEFED-2139-4ACE-BC56-6005A1CE0B6F}" srcOrd="0" destOrd="0" presId="urn:microsoft.com/office/officeart/2005/8/layout/orgChart1"/>
+    <dgm:cxn modelId="{7552F7E1-ADEA-4859-B105-55D022C11601}" type="presParOf" srcId="{DA6DEFED-2139-4ACE-BC56-6005A1CE0B6F}" destId="{DB71812A-9BBB-4C56-BC8D-89C133823549}" srcOrd="0" destOrd="0" presId="urn:microsoft.com/office/officeart/2005/8/layout/orgChart1"/>
+    <dgm:cxn modelId="{91779DA3-48E9-40A8-B24F-D124CAFF0B5B}" type="presParOf" srcId="{DA6DEFED-2139-4ACE-BC56-6005A1CE0B6F}" destId="{7FDD2B86-813A-4054-839A-B2C98B9E1513}" srcOrd="1" destOrd="0" presId="urn:microsoft.com/office/officeart/2005/8/layout/orgChart1"/>
+    <dgm:cxn modelId="{C7BA8CC0-C7B1-44CD-8B8B-8C16E210E617}" type="presParOf" srcId="{868B65A4-C4F1-4C39-B772-67CB76833BA9}" destId="{BF93630C-B986-43CA-8E1D-5906EEC9C500}" srcOrd="1" destOrd="0" presId="urn:microsoft.com/office/officeart/2005/8/layout/orgChart1"/>
+    <dgm:cxn modelId="{C14E4444-7A3B-44A9-A325-608F865F3DD9}" type="presParOf" srcId="{868B65A4-C4F1-4C39-B772-67CB76833BA9}" destId="{16B342AD-6295-4A53-BBF5-AA3E46840479}" srcOrd="2" destOrd="0" presId="urn:microsoft.com/office/officeart/2005/8/layout/orgChart1"/>
+    <dgm:cxn modelId="{8F7B97F5-B22E-4C90-AFBB-5CFCEED2339B}" type="presParOf" srcId="{17922148-2078-4B61-9E5C-CAE33ED2E104}" destId="{41206809-8967-483E-8218-D078E011A845}" srcOrd="2" destOrd="0" presId="urn:microsoft.com/office/officeart/2005/8/layout/orgChart1"/>
+    <dgm:cxn modelId="{248A7C5A-76DC-4964-A3EF-E8BEC5C70410}" type="presParOf" srcId="{93791EAD-B72B-4345-AC08-D89A2BE68694}" destId="{3D9668B4-3CC9-492F-864B-E6A050D5CE9E}" srcOrd="2" destOrd="0" presId="urn:microsoft.com/office/officeart/2005/8/layout/orgChart1"/>
+    <dgm:cxn modelId="{A6A78D41-C5EE-4AD9-A223-D4B7931896F8}" type="presParOf" srcId="{9BB45365-26A3-42EF-BE94-7F77F197ED3D}" destId="{A4C8F467-286B-40E0-8845-0859369E2B25}" srcOrd="2" destOrd="0" presId="urn:microsoft.com/office/officeart/2005/8/layout/orgChart1"/>
+    <dgm:cxn modelId="{B65C8BE1-FF16-423D-A745-D821124A34D9}" type="presParOf" srcId="{67FB5DCA-80A9-4820-A334-7A678E3DD58E}" destId="{2E72AD28-7615-4075-9FC8-A29E8DB35BB5}" srcOrd="2" destOrd="0" presId="urn:microsoft.com/office/officeart/2005/8/layout/orgChart1"/>
+    <dgm:cxn modelId="{309EEEF4-FB10-49C1-A05E-BF2EC3801E41}" type="presParOf" srcId="{67FB5DCA-80A9-4820-A334-7A678E3DD58E}" destId="{E8E594E6-D9FD-4379-BB2E-074FB5C6C128}" srcOrd="3" destOrd="0" presId="urn:microsoft.com/office/officeart/2005/8/layout/orgChart1"/>
+    <dgm:cxn modelId="{3499691D-35C2-4DB3-8DF9-18B50AC8EF35}" type="presParOf" srcId="{E8E594E6-D9FD-4379-BB2E-074FB5C6C128}" destId="{4B0E800F-9A42-4B16-A045-3DCFB4B5EFC2}" srcOrd="0" destOrd="0" presId="urn:microsoft.com/office/officeart/2005/8/layout/orgChart1"/>
+    <dgm:cxn modelId="{BDFFD050-337D-428E-B2E9-288737C0180D}" type="presParOf" srcId="{4B0E800F-9A42-4B16-A045-3DCFB4B5EFC2}" destId="{6DE2D2C2-B060-4668-A25A-C1C188305B49}" srcOrd="0" destOrd="0" presId="urn:microsoft.com/office/officeart/2005/8/layout/orgChart1"/>
+    <dgm:cxn modelId="{7EA82B75-6334-457A-B74C-34F8BDD902FB}" type="presParOf" srcId="{4B0E800F-9A42-4B16-A045-3DCFB4B5EFC2}" destId="{43BC2450-147E-437D-B255-96735D199218}" srcOrd="1" destOrd="0" presId="urn:microsoft.com/office/officeart/2005/8/layout/orgChart1"/>
+    <dgm:cxn modelId="{FC1D4E0A-845C-464B-B181-AED1315D23E0}" type="presParOf" srcId="{E8E594E6-D9FD-4379-BB2E-074FB5C6C128}" destId="{701B385E-9872-4335-A6F0-EAC54A296504}" srcOrd="1" destOrd="0" presId="urn:microsoft.com/office/officeart/2005/8/layout/orgChart1"/>
+    <dgm:cxn modelId="{BDF7D788-77E2-4FB0-99E2-3DEEDD079957}" type="presParOf" srcId="{701B385E-9872-4335-A6F0-EAC54A296504}" destId="{8160416A-061F-4F57-9ACD-69AE73F8B9AD}" srcOrd="0" destOrd="0" presId="urn:microsoft.com/office/officeart/2005/8/layout/orgChart1"/>
+    <dgm:cxn modelId="{5DCB9F61-9733-4D03-9AEE-7EE72DB2A3E0}" type="presParOf" srcId="{701B385E-9872-4335-A6F0-EAC54A296504}" destId="{818391E5-C34D-48E6-AEFE-2DD05BC35601}" srcOrd="1" destOrd="0" presId="urn:microsoft.com/office/officeart/2005/8/layout/orgChart1"/>
+    <dgm:cxn modelId="{97C76957-107D-4F38-B5FF-8293AA5FBD96}" type="presParOf" srcId="{818391E5-C34D-48E6-AEFE-2DD05BC35601}" destId="{18B62361-8159-48FB-B425-79655E2AA5B7}" srcOrd="0" destOrd="0" presId="urn:microsoft.com/office/officeart/2005/8/layout/orgChart1"/>
+    <dgm:cxn modelId="{08E9131C-47AA-41FB-84C3-0AFF7CFA36E9}" type="presParOf" srcId="{18B62361-8159-48FB-B425-79655E2AA5B7}" destId="{8B2685D1-8792-4F3C-9119-AAFFABCF7B33}" srcOrd="0" destOrd="0" presId="urn:microsoft.com/office/officeart/2005/8/layout/orgChart1"/>
+    <dgm:cxn modelId="{75DD8C66-3B31-471E-9545-395CEFBDCA11}" type="presParOf" srcId="{18B62361-8159-48FB-B425-79655E2AA5B7}" destId="{69DB2B3F-F18F-46F6-8CE0-8344075EEACB}" srcOrd="1" destOrd="0" presId="urn:microsoft.com/office/officeart/2005/8/layout/orgChart1"/>
+    <dgm:cxn modelId="{3B531AB9-9D2B-46C5-98B3-5D45DA911836}" type="presParOf" srcId="{818391E5-C34D-48E6-AEFE-2DD05BC35601}" destId="{22C2FCE9-C975-4BE2-A264-B0C907BD5923}" srcOrd="1" destOrd="0" presId="urn:microsoft.com/office/officeart/2005/8/layout/orgChart1"/>
+    <dgm:cxn modelId="{4E80FA5A-B8FE-4908-B043-4C6F97C81FFB}" type="presParOf" srcId="{818391E5-C34D-48E6-AEFE-2DD05BC35601}" destId="{38AA16BC-0C5C-4751-962D-5165626A1AC0}" srcOrd="2" destOrd="0" presId="urn:microsoft.com/office/officeart/2005/8/layout/orgChart1"/>
+    <dgm:cxn modelId="{EFBEAE7F-46C7-46F5-B749-46E82DBF8AAF}" type="presParOf" srcId="{E8E594E6-D9FD-4379-BB2E-074FB5C6C128}" destId="{B0F172F2-EA1D-434C-8DBF-7774DA18A2EE}" srcOrd="2" destOrd="0" presId="urn:microsoft.com/office/officeart/2005/8/layout/orgChart1"/>
+    <dgm:cxn modelId="{F91278A4-4104-49FE-86A8-848E6E136986}" type="presParOf" srcId="{A934597C-6C5F-42F9-BF24-F21D13F4DDE8}" destId="{6324724C-FF8E-48FE-B3D1-E012ACAB0C4B}" srcOrd="2" destOrd="0" presId="urn:microsoft.com/office/officeart/2005/8/layout/orgChart1"/>
+    <dgm:cxn modelId="{2E88C58B-3E73-477B-81C8-2F66C0F38A5E}" type="presParOf" srcId="{E49E1F56-292E-45E5-8C40-F21E73A0BDC7}" destId="{69B27BCA-EDD1-4C1F-A163-11FE34E56793}" srcOrd="4" destOrd="0" presId="urn:microsoft.com/office/officeart/2005/8/layout/orgChart1"/>
+    <dgm:cxn modelId="{B6B7FF14-1BAA-4B4C-9238-2D896C7C7C5C}" type="presParOf" srcId="{E49E1F56-292E-45E5-8C40-F21E73A0BDC7}" destId="{892B822A-3714-4BFB-8209-3E1950C79CF4}" srcOrd="5" destOrd="0" presId="urn:microsoft.com/office/officeart/2005/8/layout/orgChart1"/>
+    <dgm:cxn modelId="{72BD3520-96D1-491E-B5B0-54B20F0D5214}" type="presParOf" srcId="{892B822A-3714-4BFB-8209-3E1950C79CF4}" destId="{A5EDCF68-E927-4E6C-A95B-4F7C5459CC52}" srcOrd="0" destOrd="0" presId="urn:microsoft.com/office/officeart/2005/8/layout/orgChart1"/>
+    <dgm:cxn modelId="{8223857E-F13D-499A-AF13-AFA602E6DEB1}" type="presParOf" srcId="{A5EDCF68-E927-4E6C-A95B-4F7C5459CC52}" destId="{1AA96C20-CB3A-4FEC-8C99-5095F0F26518}" srcOrd="0" destOrd="0" presId="urn:microsoft.com/office/officeart/2005/8/layout/orgChart1"/>
+    <dgm:cxn modelId="{95F3662C-EF06-4E79-B3BC-7C8C2E7B7BA4}" type="presParOf" srcId="{A5EDCF68-E927-4E6C-A95B-4F7C5459CC52}" destId="{485CA491-E079-4BB6-9BD6-5A378C379DBC}" srcOrd="1" destOrd="0" presId="urn:microsoft.com/office/officeart/2005/8/layout/orgChart1"/>
+    <dgm:cxn modelId="{7C8F06DB-6CAE-4441-BF85-1F6090F3ED51}" type="presParOf" srcId="{892B822A-3714-4BFB-8209-3E1950C79CF4}" destId="{F14088F1-F0C9-46C3-8BF9-F2B0D610D1B4}" srcOrd="1" destOrd="0" presId="urn:microsoft.com/office/officeart/2005/8/layout/orgChart1"/>
+    <dgm:cxn modelId="{DF46174E-8CAB-45BE-A17A-39909724CABF}" type="presParOf" srcId="{F14088F1-F0C9-46C3-8BF9-F2B0D610D1B4}" destId="{A9D61121-1D60-4670-92D0-BBB7A5D307FD}" srcOrd="0" destOrd="0" presId="urn:microsoft.com/office/officeart/2005/8/layout/orgChart1"/>
+    <dgm:cxn modelId="{A6A5F586-59E0-4B36-BB34-A22EE6FF328C}" type="presParOf" srcId="{F14088F1-F0C9-46C3-8BF9-F2B0D610D1B4}" destId="{D03F766F-8599-4097-BAF9-6B9A6B101DC7}" srcOrd="1" destOrd="0" presId="urn:microsoft.com/office/officeart/2005/8/layout/orgChart1"/>
+    <dgm:cxn modelId="{5F6EB6F8-AA61-4897-8BB4-0246303D9005}" type="presParOf" srcId="{D03F766F-8599-4097-BAF9-6B9A6B101DC7}" destId="{54EA6CCB-221F-4AD9-9099-0A42B56A3BAE}" srcOrd="0" destOrd="0" presId="urn:microsoft.com/office/officeart/2005/8/layout/orgChart1"/>
+    <dgm:cxn modelId="{8B29AD1D-2367-4EC2-AF7A-DFD356218CFF}" type="presParOf" srcId="{54EA6CCB-221F-4AD9-9099-0A42B56A3BAE}" destId="{D2DEB610-1A5B-467E-A4B5-EBF0C5E1007B}" srcOrd="0" destOrd="0" presId="urn:microsoft.com/office/officeart/2005/8/layout/orgChart1"/>
+    <dgm:cxn modelId="{518956DA-C0A9-4382-BD08-178553005832}" type="presParOf" srcId="{54EA6CCB-221F-4AD9-9099-0A42B56A3BAE}" destId="{1B51BC4E-B8CD-45E6-9A9C-578183D3030C}" srcOrd="1" destOrd="0" presId="urn:microsoft.com/office/officeart/2005/8/layout/orgChart1"/>
+    <dgm:cxn modelId="{AFC52A94-BF95-4E1C-8AC0-BD2420488794}" type="presParOf" srcId="{D03F766F-8599-4097-BAF9-6B9A6B101DC7}" destId="{806C05B5-3B86-4617-A961-1C2BB242E84A}" srcOrd="1" destOrd="0" presId="urn:microsoft.com/office/officeart/2005/8/layout/orgChart1"/>
+    <dgm:cxn modelId="{97D83BE8-34A4-4E15-BE32-3C20025CF112}" type="presParOf" srcId="{806C05B5-3B86-4617-A961-1C2BB242E84A}" destId="{91FF0B0E-D3A7-4F6C-9518-FD86FDB16C3F}" srcOrd="0" destOrd="0" presId="urn:microsoft.com/office/officeart/2005/8/layout/orgChart1"/>
+    <dgm:cxn modelId="{2863409A-05EC-4565-AD10-6035352E5E37}" type="presParOf" srcId="{806C05B5-3B86-4617-A961-1C2BB242E84A}" destId="{BB810FC0-2415-4423-8431-E0B7A3838556}" srcOrd="1" destOrd="0" presId="urn:microsoft.com/office/officeart/2005/8/layout/orgChart1"/>
+    <dgm:cxn modelId="{D2D5FC5A-80BC-4D86-B416-5D510C98FB10}" type="presParOf" srcId="{BB810FC0-2415-4423-8431-E0B7A3838556}" destId="{84E034BF-9872-4D9E-89A0-5A19C9D57D93}" srcOrd="0" destOrd="0" presId="urn:microsoft.com/office/officeart/2005/8/layout/orgChart1"/>
+    <dgm:cxn modelId="{5A3CA6F5-23D0-44C3-ADF8-245B90939DD2}" type="presParOf" srcId="{84E034BF-9872-4D9E-89A0-5A19C9D57D93}" destId="{1909B6F1-B2E5-43CB-A41B-5E259DA9A19D}" srcOrd="0" destOrd="0" presId="urn:microsoft.com/office/officeart/2005/8/layout/orgChart1"/>
+    <dgm:cxn modelId="{1DDCA874-B58D-43AA-83E1-C9863CBCE69B}" type="presParOf" srcId="{84E034BF-9872-4D9E-89A0-5A19C9D57D93}" destId="{003B90EE-93C5-44D1-A8A2-694FCAC3B785}" srcOrd="1" destOrd="0" presId="urn:microsoft.com/office/officeart/2005/8/layout/orgChart1"/>
+    <dgm:cxn modelId="{8EE3BABF-0A2D-42B0-8AE4-7F2A5675F204}" type="presParOf" srcId="{BB810FC0-2415-4423-8431-E0B7A3838556}" destId="{950B9CAC-A9AE-498D-BD1E-1519012B306A}" srcOrd="1" destOrd="0" presId="urn:microsoft.com/office/officeart/2005/8/layout/orgChart1"/>
+    <dgm:cxn modelId="{B060A261-9F9F-4EFE-A25B-92F73DF40F46}" type="presParOf" srcId="{BB810FC0-2415-4423-8431-E0B7A3838556}" destId="{D8ED33B7-0932-4034-BAC6-86BBECF18D0F}" srcOrd="2" destOrd="0" presId="urn:microsoft.com/office/officeart/2005/8/layout/orgChart1"/>
+    <dgm:cxn modelId="{E4B906A5-81D6-4384-89E7-3FDCC7BCB32A}" type="presParOf" srcId="{806C05B5-3B86-4617-A961-1C2BB242E84A}" destId="{0CD20AD5-DD80-4B39-A2A3-65C2D8480F3E}" srcOrd="2" destOrd="0" presId="urn:microsoft.com/office/officeart/2005/8/layout/orgChart1"/>
+    <dgm:cxn modelId="{1E6260B7-DAB1-4A6A-B43C-4ACDF89F335D}" type="presParOf" srcId="{806C05B5-3B86-4617-A961-1C2BB242E84A}" destId="{E171DD15-0435-4A0D-99F5-2E5E313C9C0B}" srcOrd="3" destOrd="0" presId="urn:microsoft.com/office/officeart/2005/8/layout/orgChart1"/>
+    <dgm:cxn modelId="{C4C96D57-31A6-4D09-B65A-362C8B2B04E2}" type="presParOf" srcId="{E171DD15-0435-4A0D-99F5-2E5E313C9C0B}" destId="{3709E021-B0CA-47BC-B6AE-16837B830179}" srcOrd="0" destOrd="0" presId="urn:microsoft.com/office/officeart/2005/8/layout/orgChart1"/>
+    <dgm:cxn modelId="{DFC15E65-0345-4575-BF52-C62F8F1008CE}" type="presParOf" srcId="{3709E021-B0CA-47BC-B6AE-16837B830179}" destId="{05EFB882-EC23-4ACD-BF78-F5111C86644C}" srcOrd="0" destOrd="0" presId="urn:microsoft.com/office/officeart/2005/8/layout/orgChart1"/>
+    <dgm:cxn modelId="{6B42BE27-2E27-47BF-938A-0FBDA0F0513B}" type="presParOf" srcId="{3709E021-B0CA-47BC-B6AE-16837B830179}" destId="{08598701-8D97-4A5F-81BE-0B0952C12148}" srcOrd="1" destOrd="0" presId="urn:microsoft.com/office/officeart/2005/8/layout/orgChart1"/>
+    <dgm:cxn modelId="{EA179AC1-2028-4F14-B2F9-59EF8D760B1D}" type="presParOf" srcId="{E171DD15-0435-4A0D-99F5-2E5E313C9C0B}" destId="{14657FB9-F478-44F1-AAF7-C106A906887D}" srcOrd="1" destOrd="0" presId="urn:microsoft.com/office/officeart/2005/8/layout/orgChart1"/>
+    <dgm:cxn modelId="{9E5FB590-C910-45ED-8F0B-6FAB48EE0036}" type="presParOf" srcId="{E171DD15-0435-4A0D-99F5-2E5E313C9C0B}" destId="{786DD889-6398-400B-B538-386B5C99C825}" srcOrd="2" destOrd="0" presId="urn:microsoft.com/office/officeart/2005/8/layout/orgChart1"/>
+    <dgm:cxn modelId="{2846D664-DF42-4760-83FB-0B212EE9E6DD}" type="presParOf" srcId="{806C05B5-3B86-4617-A961-1C2BB242E84A}" destId="{674C60E6-B4D0-4D4E-B7BC-770DD567F0C4}" srcOrd="4" destOrd="0" presId="urn:microsoft.com/office/officeart/2005/8/layout/orgChart1"/>
+    <dgm:cxn modelId="{220DF5BB-17D1-499B-B790-38F0F66DD29E}" type="presParOf" srcId="{806C05B5-3B86-4617-A961-1C2BB242E84A}" destId="{D23A7C80-313E-4477-97D9-04474EF0208D}" srcOrd="5" destOrd="0" presId="urn:microsoft.com/office/officeart/2005/8/layout/orgChart1"/>
+    <dgm:cxn modelId="{1A4A726A-BF79-41AD-96E2-6CE21A9F9FD0}" type="presParOf" srcId="{D23A7C80-313E-4477-97D9-04474EF0208D}" destId="{37A2B54B-2B06-4885-B246-C0044EA3FC26}" srcOrd="0" destOrd="0" presId="urn:microsoft.com/office/officeart/2005/8/layout/orgChart1"/>
+    <dgm:cxn modelId="{417A43B2-9D83-4A99-A188-D9A20DFA6D4B}" type="presParOf" srcId="{37A2B54B-2B06-4885-B246-C0044EA3FC26}" destId="{7A19D48E-299C-48C6-A2A5-096E7BAD6F0C}" srcOrd="0" destOrd="0" presId="urn:microsoft.com/office/officeart/2005/8/layout/orgChart1"/>
+    <dgm:cxn modelId="{834A4837-934F-49D5-9001-BC77ADD2A309}" type="presParOf" srcId="{37A2B54B-2B06-4885-B246-C0044EA3FC26}" destId="{833BCAE0-E7F9-400E-8211-2071FCB04EA2}" srcOrd="1" destOrd="0" presId="urn:microsoft.com/office/officeart/2005/8/layout/orgChart1"/>
+    <dgm:cxn modelId="{5CCA7467-2929-4714-B3D2-68CD3AE87346}" type="presParOf" srcId="{D23A7C80-313E-4477-97D9-04474EF0208D}" destId="{3BBA3B07-E7D7-4C91-BDAB-374FC13954EB}" srcOrd="1" destOrd="0" presId="urn:microsoft.com/office/officeart/2005/8/layout/orgChart1"/>
+    <dgm:cxn modelId="{D59DD900-D7A9-40F2-985A-F0625A622D18}" type="presParOf" srcId="{D23A7C80-313E-4477-97D9-04474EF0208D}" destId="{CCB2985F-68B5-49D9-BA63-A0895B597302}" srcOrd="2" destOrd="0" presId="urn:microsoft.com/office/officeart/2005/8/layout/orgChart1"/>
+    <dgm:cxn modelId="{2CE4E1CB-96AA-421F-8128-AF95499FECBE}" type="presParOf" srcId="{806C05B5-3B86-4617-A961-1C2BB242E84A}" destId="{5263F2C0-2BAE-4BF8-886C-EF5EC6BAEF50}" srcOrd="6" destOrd="0" presId="urn:microsoft.com/office/officeart/2005/8/layout/orgChart1"/>
+    <dgm:cxn modelId="{DC71A16B-70CA-484F-989D-D38E1304CFA0}" type="presParOf" srcId="{806C05B5-3B86-4617-A961-1C2BB242E84A}" destId="{981893A3-617D-483D-BDB5-7C5CA64E4749}" srcOrd="7" destOrd="0" presId="urn:microsoft.com/office/officeart/2005/8/layout/orgChart1"/>
+    <dgm:cxn modelId="{7AAD876F-964C-4E22-9727-E32714FFB3A4}" type="presParOf" srcId="{981893A3-617D-483D-BDB5-7C5CA64E4749}" destId="{2128336E-E022-457F-82B7-438E245A6135}" srcOrd="0" destOrd="0" presId="urn:microsoft.com/office/officeart/2005/8/layout/orgChart1"/>
+    <dgm:cxn modelId="{D7CF0F54-EF4E-4E92-B611-4C9B6E70A7B5}" type="presParOf" srcId="{2128336E-E022-457F-82B7-438E245A6135}" destId="{02A92F51-FDC7-4649-BEEC-CE4E8D716AFC}" srcOrd="0" destOrd="0" presId="urn:microsoft.com/office/officeart/2005/8/layout/orgChart1"/>
+    <dgm:cxn modelId="{5D9F3CCD-DD96-4CE5-834E-92A69FC4B6F5}" type="presParOf" srcId="{2128336E-E022-457F-82B7-438E245A6135}" destId="{AAFA96B8-1D99-4024-84D0-30B85F632476}" srcOrd="1" destOrd="0" presId="urn:microsoft.com/office/officeart/2005/8/layout/orgChart1"/>
+    <dgm:cxn modelId="{DAE153F8-FC25-44EB-BD15-9B3F6822DA08}" type="presParOf" srcId="{981893A3-617D-483D-BDB5-7C5CA64E4749}" destId="{4782BEE4-8765-4009-99CD-EA0D791DA82A}" srcOrd="1" destOrd="0" presId="urn:microsoft.com/office/officeart/2005/8/layout/orgChart1"/>
+    <dgm:cxn modelId="{39B810B0-7C80-4EC1-BCCB-44343FEA8CDB}" type="presParOf" srcId="{981893A3-617D-483D-BDB5-7C5CA64E4749}" destId="{79E51543-3167-493A-9162-FE9ECB785B06}" srcOrd="2" destOrd="0" presId="urn:microsoft.com/office/officeart/2005/8/layout/orgChart1"/>
+    <dgm:cxn modelId="{F5FA8722-50EF-44AE-866D-E106560DE7F5}" type="presParOf" srcId="{D03F766F-8599-4097-BAF9-6B9A6B101DC7}" destId="{D3505A5A-A237-4F19-B2B2-F8CF1D334F43}" srcOrd="2" destOrd="0" presId="urn:microsoft.com/office/officeart/2005/8/layout/orgChart1"/>
+    <dgm:cxn modelId="{B6ECEE3F-4CA2-4778-87BE-A780DB76AE46}" type="presParOf" srcId="{F14088F1-F0C9-46C3-8BF9-F2B0D610D1B4}" destId="{1D1753F3-4F57-4FDE-A692-CB2ECCDC3783}" srcOrd="2" destOrd="0" presId="urn:microsoft.com/office/officeart/2005/8/layout/orgChart1"/>
+    <dgm:cxn modelId="{B5670488-0722-45B6-BE27-8C45405CB7D7}" type="presParOf" srcId="{F14088F1-F0C9-46C3-8BF9-F2B0D610D1B4}" destId="{05C84E2D-E865-4830-A8AC-5491AB69CFF1}" srcOrd="3" destOrd="0" presId="urn:microsoft.com/office/officeart/2005/8/layout/orgChart1"/>
+    <dgm:cxn modelId="{FDF93E17-0A3A-485C-A8B2-FAD69AF7B259}" type="presParOf" srcId="{05C84E2D-E865-4830-A8AC-5491AB69CFF1}" destId="{CFF6988F-2083-488D-AC75-A7A64DD73DBA}" srcOrd="0" destOrd="0" presId="urn:microsoft.com/office/officeart/2005/8/layout/orgChart1"/>
+    <dgm:cxn modelId="{8E86A01E-A3D4-4281-AD9F-D1DC61662FF7}" type="presParOf" srcId="{CFF6988F-2083-488D-AC75-A7A64DD73DBA}" destId="{5F8762E0-A6D8-409D-82CE-61F0AEBF53E5}" srcOrd="0" destOrd="0" presId="urn:microsoft.com/office/officeart/2005/8/layout/orgChart1"/>
+    <dgm:cxn modelId="{BBE5F1DF-0CBA-421B-BAC1-AE5733C7FFE5}" type="presParOf" srcId="{CFF6988F-2083-488D-AC75-A7A64DD73DBA}" destId="{0D8E4A02-F3AD-4BD1-93CD-4B8C1343E587}" srcOrd="1" destOrd="0" presId="urn:microsoft.com/office/officeart/2005/8/layout/orgChart1"/>
+    <dgm:cxn modelId="{1EA608E4-B998-4944-AF6C-0FC98EC4E737}" type="presParOf" srcId="{05C84E2D-E865-4830-A8AC-5491AB69CFF1}" destId="{76918843-EC0D-4497-AD25-2BB32A87A152}" srcOrd="1" destOrd="0" presId="urn:microsoft.com/office/officeart/2005/8/layout/orgChart1"/>
+    <dgm:cxn modelId="{B44703E4-6D3F-4850-92C8-ECA6D75AB81E}" type="presParOf" srcId="{05C84E2D-E865-4830-A8AC-5491AB69CFF1}" destId="{231D4110-EA20-4260-B4D1-E94FD60CFF8E}" srcOrd="2" destOrd="0" presId="urn:microsoft.com/office/officeart/2005/8/layout/orgChart1"/>
+    <dgm:cxn modelId="{08478CB1-6014-431E-B8E4-160623005AB3}" type="presParOf" srcId="{892B822A-3714-4BFB-8209-3E1950C79CF4}" destId="{7C6EF4B1-BCBF-4BE6-92B1-4D4F981608FF}" srcOrd="2" destOrd="0" presId="urn:microsoft.com/office/officeart/2005/8/layout/orgChart1"/>
     <dgm:cxn modelId="{4DBB33C1-6A05-4F88-9133-747AE14D8B05}" type="presParOf" srcId="{F3159D5A-76AC-4796-95D9-490C9FCBCD19}" destId="{D2A9E637-72ED-42B0-A5DE-AC99299D3DC8}" srcOrd="2" destOrd="0" presId="urn:microsoft.com/office/officeart/2005/8/layout/orgChart1"/>
   </dgm:cxnLst>
   <dgm:bg/>
@@ -3416,15 +4232,15 @@
       <dsp:cNvGrpSpPr/>
     </dsp:nvGrpSpPr>
     <dsp:grpSpPr/>
-    <dsp:sp modelId="{290C9A54-A5AC-4008-862E-3C235F774590}">
+    <dsp:sp modelId="{1D1753F3-4F57-4FDE-A692-CB2ECCDC3783}">
       <dsp:nvSpPr>
         <dsp:cNvPr id="0" name=""/>
         <dsp:cNvSpPr/>
       </dsp:nvSpPr>
       <dsp:spPr>
         <a:xfrm>
-          <a:off x="8354182" y="1270918"/>
-          <a:ext cx="177247" cy="1185607"/>
+          <a:off x="9295715" y="2309399"/>
+          <a:ext cx="493501" cy="171297"/>
         </a:xfrm>
         <a:custGeom>
           <a:avLst/>
@@ -3438,10 +4254,13 @@
                 <a:pt x="0" y="0"/>
               </a:moveTo>
               <a:lnTo>
-                <a:pt x="0" y="1185607"/>
+                <a:pt x="0" y="85648"/>
               </a:lnTo>
               <a:lnTo>
-                <a:pt x="177247" y="1185607"/>
+                <a:pt x="493501" y="85648"/>
+              </a:lnTo>
+              <a:lnTo>
+                <a:pt x="493501" y="171297"/>
               </a:lnTo>
             </a:path>
           </a:pathLst>
@@ -3475,15 +4294,15 @@
         <a:fontRef idx="minor"/>
       </dsp:style>
     </dsp:sp>
-    <dsp:sp modelId="{5D7A13E5-4100-4351-B94C-180412E79A85}">
+    <dsp:sp modelId="{5263F2C0-2BAE-4BF8-886C-EF5EC6BAEF50}">
       <dsp:nvSpPr>
         <dsp:cNvPr id="0" name=""/>
         <dsp:cNvSpPr/>
       </dsp:nvSpPr>
       <dsp:spPr>
         <a:xfrm>
-          <a:off x="8354182" y="1270918"/>
-          <a:ext cx="157152" cy="481935"/>
+          <a:off x="8475932" y="2888549"/>
+          <a:ext cx="122355" cy="2112674"/>
         </a:xfrm>
         <a:custGeom>
           <a:avLst/>
@@ -3497,10 +4316,10 @@
                 <a:pt x="0" y="0"/>
               </a:moveTo>
               <a:lnTo>
-                <a:pt x="0" y="481935"/>
+                <a:pt x="0" y="2112674"/>
               </a:lnTo>
               <a:lnTo>
-                <a:pt x="157152" y="481935"/>
+                <a:pt x="122355" y="2112674"/>
               </a:lnTo>
             </a:path>
           </a:pathLst>
@@ -3534,15 +4353,15 @@
         <a:fontRef idx="minor"/>
       </dsp:style>
     </dsp:sp>
-    <dsp:sp modelId="{D0FF0108-960B-4B38-B005-840595ACDEB3}">
+    <dsp:sp modelId="{674C60E6-B4D0-4D4E-B7BC-770DD567F0C4}">
       <dsp:nvSpPr>
         <dsp:cNvPr id="0" name=""/>
         <dsp:cNvSpPr/>
       </dsp:nvSpPr>
       <dsp:spPr>
         <a:xfrm>
-          <a:off x="5158732" y="523845"/>
-          <a:ext cx="3614523" cy="223230"/>
+          <a:off x="8475932" y="2888549"/>
+          <a:ext cx="122355" cy="1533524"/>
         </a:xfrm>
         <a:custGeom>
           <a:avLst/>
@@ -3556,13 +4375,252 @@
                 <a:pt x="0" y="0"/>
               </a:moveTo>
               <a:lnTo>
-                <a:pt x="0" y="113223"/>
+                <a:pt x="0" y="1533524"/>
               </a:lnTo>
               <a:lnTo>
-                <a:pt x="3614523" y="113223"/>
+                <a:pt x="122355" y="1533524"/>
+              </a:lnTo>
+            </a:path>
+          </a:pathLst>
+        </a:custGeom>
+        <a:noFill/>
+        <a:ln w="12700" cap="flat" cmpd="sng" algn="ctr">
+          <a:solidFill>
+            <a:schemeClr val="accent1">
+              <a:shade val="80000"/>
+              <a:hueOff val="0"/>
+              <a:satOff val="0"/>
+              <a:lumOff val="0"/>
+              <a:alphaOff val="0"/>
+            </a:schemeClr>
+          </a:solidFill>
+          <a:prstDash val="solid"/>
+          <a:miter lim="800000"/>
+        </a:ln>
+        <a:effectLst/>
+      </dsp:spPr>
+      <dsp:style>
+        <a:lnRef idx="2">
+          <a:scrgbClr r="0" g="0" b="0"/>
+        </a:lnRef>
+        <a:fillRef idx="0">
+          <a:scrgbClr r="0" g="0" b="0"/>
+        </a:fillRef>
+        <a:effectRef idx="0">
+          <a:scrgbClr r="0" g="0" b="0"/>
+        </a:effectRef>
+        <a:fontRef idx="minor"/>
+      </dsp:style>
+    </dsp:sp>
+    <dsp:sp modelId="{0CD20AD5-DD80-4B39-A2A3-65C2D8480F3E}">
+      <dsp:nvSpPr>
+        <dsp:cNvPr id="0" name=""/>
+        <dsp:cNvSpPr/>
+      </dsp:nvSpPr>
+      <dsp:spPr>
+        <a:xfrm>
+          <a:off x="8475932" y="2888549"/>
+          <a:ext cx="122355" cy="954374"/>
+        </a:xfrm>
+        <a:custGeom>
+          <a:avLst/>
+          <a:gdLst/>
+          <a:ahLst/>
+          <a:cxnLst/>
+          <a:rect l="0" t="0" r="0" b="0"/>
+          <a:pathLst>
+            <a:path>
+              <a:moveTo>
+                <a:pt x="0" y="0"/>
+              </a:moveTo>
+              <a:lnTo>
+                <a:pt x="0" y="954374"/>
               </a:lnTo>
               <a:lnTo>
-                <a:pt x="3614523" y="223230"/>
+                <a:pt x="122355" y="954374"/>
+              </a:lnTo>
+            </a:path>
+          </a:pathLst>
+        </a:custGeom>
+        <a:noFill/>
+        <a:ln w="12700" cap="flat" cmpd="sng" algn="ctr">
+          <a:solidFill>
+            <a:schemeClr val="accent1">
+              <a:shade val="80000"/>
+              <a:hueOff val="0"/>
+              <a:satOff val="0"/>
+              <a:lumOff val="0"/>
+              <a:alphaOff val="0"/>
+            </a:schemeClr>
+          </a:solidFill>
+          <a:prstDash val="solid"/>
+          <a:miter lim="800000"/>
+        </a:ln>
+        <a:effectLst/>
+      </dsp:spPr>
+      <dsp:style>
+        <a:lnRef idx="2">
+          <a:scrgbClr r="0" g="0" b="0"/>
+        </a:lnRef>
+        <a:fillRef idx="0">
+          <a:scrgbClr r="0" g="0" b="0"/>
+        </a:fillRef>
+        <a:effectRef idx="0">
+          <a:scrgbClr r="0" g="0" b="0"/>
+        </a:effectRef>
+        <a:fontRef idx="minor"/>
+      </dsp:style>
+    </dsp:sp>
+    <dsp:sp modelId="{91FF0B0E-D3A7-4F6C-9518-FD86FDB16C3F}">
+      <dsp:nvSpPr>
+        <dsp:cNvPr id="0" name=""/>
+        <dsp:cNvSpPr/>
+      </dsp:nvSpPr>
+      <dsp:spPr>
+        <a:xfrm>
+          <a:off x="8475932" y="2888549"/>
+          <a:ext cx="122355" cy="375224"/>
+        </a:xfrm>
+        <a:custGeom>
+          <a:avLst/>
+          <a:gdLst/>
+          <a:ahLst/>
+          <a:cxnLst/>
+          <a:rect l="0" t="0" r="0" b="0"/>
+          <a:pathLst>
+            <a:path>
+              <a:moveTo>
+                <a:pt x="0" y="0"/>
+              </a:moveTo>
+              <a:lnTo>
+                <a:pt x="0" y="375224"/>
+              </a:lnTo>
+              <a:lnTo>
+                <a:pt x="122355" y="375224"/>
+              </a:lnTo>
+            </a:path>
+          </a:pathLst>
+        </a:custGeom>
+        <a:noFill/>
+        <a:ln w="12700" cap="flat" cmpd="sng" algn="ctr">
+          <a:solidFill>
+            <a:schemeClr val="accent1">
+              <a:shade val="80000"/>
+              <a:hueOff val="0"/>
+              <a:satOff val="0"/>
+              <a:lumOff val="0"/>
+              <a:alphaOff val="0"/>
+            </a:schemeClr>
+          </a:solidFill>
+          <a:prstDash val="solid"/>
+          <a:miter lim="800000"/>
+        </a:ln>
+        <a:effectLst/>
+      </dsp:spPr>
+      <dsp:style>
+        <a:lnRef idx="2">
+          <a:scrgbClr r="0" g="0" b="0"/>
+        </a:lnRef>
+        <a:fillRef idx="0">
+          <a:scrgbClr r="0" g="0" b="0"/>
+        </a:fillRef>
+        <a:effectRef idx="0">
+          <a:scrgbClr r="0" g="0" b="0"/>
+        </a:effectRef>
+        <a:fontRef idx="minor"/>
+      </dsp:style>
+    </dsp:sp>
+    <dsp:sp modelId="{A9D61121-1D60-4670-92D0-BBB7A5D307FD}">
+      <dsp:nvSpPr>
+        <dsp:cNvPr id="0" name=""/>
+        <dsp:cNvSpPr/>
+      </dsp:nvSpPr>
+      <dsp:spPr>
+        <a:xfrm>
+          <a:off x="8802214" y="2309399"/>
+          <a:ext cx="493501" cy="171297"/>
+        </a:xfrm>
+        <a:custGeom>
+          <a:avLst/>
+          <a:gdLst/>
+          <a:ahLst/>
+          <a:cxnLst/>
+          <a:rect l="0" t="0" r="0" b="0"/>
+          <a:pathLst>
+            <a:path>
+              <a:moveTo>
+                <a:pt x="493501" y="0"/>
+              </a:moveTo>
+              <a:lnTo>
+                <a:pt x="493501" y="85648"/>
+              </a:lnTo>
+              <a:lnTo>
+                <a:pt x="0" y="85648"/>
+              </a:lnTo>
+              <a:lnTo>
+                <a:pt x="0" y="171297"/>
+              </a:lnTo>
+            </a:path>
+          </a:pathLst>
+        </a:custGeom>
+        <a:noFill/>
+        <a:ln w="12700" cap="flat" cmpd="sng" algn="ctr">
+          <a:solidFill>
+            <a:schemeClr val="accent1">
+              <a:shade val="80000"/>
+              <a:hueOff val="0"/>
+              <a:satOff val="0"/>
+              <a:lumOff val="0"/>
+              <a:alphaOff val="0"/>
+            </a:schemeClr>
+          </a:solidFill>
+          <a:prstDash val="solid"/>
+          <a:miter lim="800000"/>
+        </a:ln>
+        <a:effectLst/>
+      </dsp:spPr>
+      <dsp:style>
+        <a:lnRef idx="2">
+          <a:scrgbClr r="0" g="0" b="0"/>
+        </a:lnRef>
+        <a:fillRef idx="0">
+          <a:scrgbClr r="0" g="0" b="0"/>
+        </a:fillRef>
+        <a:effectRef idx="0">
+          <a:scrgbClr r="0" g="0" b="0"/>
+        </a:effectRef>
+        <a:fontRef idx="minor"/>
+      </dsp:style>
+    </dsp:sp>
+    <dsp:sp modelId="{69B27BCA-EDD1-4C1F-A163-11FE34E56793}">
+      <dsp:nvSpPr>
+        <dsp:cNvPr id="0" name=""/>
+        <dsp:cNvSpPr/>
+      </dsp:nvSpPr>
+      <dsp:spPr>
+        <a:xfrm>
+          <a:off x="5479694" y="1650959"/>
+          <a:ext cx="3816020" cy="250588"/>
+        </a:xfrm>
+        <a:custGeom>
+          <a:avLst/>
+          <a:gdLst/>
+          <a:ahLst/>
+          <a:cxnLst/>
+          <a:rect l="0" t="0" r="0" b="0"/>
+          <a:pathLst>
+            <a:path>
+              <a:moveTo>
+                <a:pt x="0" y="0"/>
+              </a:moveTo>
+              <a:lnTo>
+                <a:pt x="0" y="164939"/>
+              </a:lnTo>
+              <a:lnTo>
+                <a:pt x="3816020" y="164939"/>
+              </a:lnTo>
+              <a:lnTo>
+                <a:pt x="3816020" y="250588"/>
               </a:lnTo>
             </a:path>
           </a:pathLst>
@@ -3596,15 +4654,15 @@
         <a:fontRef idx="minor"/>
       </dsp:style>
     </dsp:sp>
-    <dsp:sp modelId="{F4C7D59C-3C99-437F-80C3-8FFEFEC63234}">
+    <dsp:sp modelId="{8160416A-061F-4F57-9ACD-69AE73F8B9AD}">
       <dsp:nvSpPr>
         <dsp:cNvPr id="0" name=""/>
         <dsp:cNvSpPr/>
       </dsp:nvSpPr>
       <dsp:spPr>
         <a:xfrm>
-          <a:off x="7348404" y="2758630"/>
-          <a:ext cx="157152" cy="481935"/>
+          <a:off x="7488929" y="2888549"/>
+          <a:ext cx="122355" cy="375224"/>
         </a:xfrm>
         <a:custGeom>
           <a:avLst/>
@@ -3618,10 +4676,10 @@
                 <a:pt x="0" y="0"/>
               </a:moveTo>
               <a:lnTo>
-                <a:pt x="0" y="481935"/>
+                <a:pt x="0" y="375224"/>
               </a:lnTo>
               <a:lnTo>
-                <a:pt x="157152" y="481935"/>
+                <a:pt x="122355" y="375224"/>
               </a:lnTo>
             </a:path>
           </a:pathLst>
@@ -3655,15 +4713,15 @@
         <a:fontRef idx="minor"/>
       </dsp:style>
     </dsp:sp>
-    <dsp:sp modelId="{572790B1-5250-4C02-8EAC-DF088A0E074F}">
+    <dsp:sp modelId="{2E72AD28-7615-4075-9FC8-A29E8DB35BB5}">
       <dsp:nvSpPr>
         <dsp:cNvPr id="0" name=""/>
         <dsp:cNvSpPr/>
       </dsp:nvSpPr>
       <dsp:spPr>
         <a:xfrm>
-          <a:off x="6499779" y="2014774"/>
-          <a:ext cx="1267698" cy="220013"/>
+          <a:off x="7002566" y="2309399"/>
+          <a:ext cx="812645" cy="171297"/>
         </a:xfrm>
         <a:custGeom>
           <a:avLst/>
@@ -3677,13 +4735,13 @@
                 <a:pt x="0" y="0"/>
               </a:moveTo>
               <a:lnTo>
-                <a:pt x="0" y="110006"/>
+                <a:pt x="0" y="85648"/>
               </a:lnTo>
               <a:lnTo>
-                <a:pt x="1267698" y="110006"/>
+                <a:pt x="812645" y="85648"/>
               </a:lnTo>
               <a:lnTo>
-                <a:pt x="1267698" y="220013"/>
+                <a:pt x="812645" y="171297"/>
               </a:lnTo>
             </a:path>
           </a:pathLst>
@@ -3717,15 +4775,15 @@
         <a:fontRef idx="minor"/>
       </dsp:style>
     </dsp:sp>
-    <dsp:sp modelId="{6D457001-2679-4D8B-8F83-B3FD9C97BF10}">
+    <dsp:sp modelId="{9879A755-B476-48DF-A2FF-B535969B0BDC}">
       <dsp:nvSpPr>
         <dsp:cNvPr id="0" name=""/>
         <dsp:cNvSpPr/>
       </dsp:nvSpPr>
       <dsp:spPr>
         <a:xfrm>
-          <a:off x="6080705" y="2758630"/>
-          <a:ext cx="157152" cy="481935"/>
+          <a:off x="7199354" y="4046850"/>
+          <a:ext cx="122355" cy="375224"/>
         </a:xfrm>
         <a:custGeom>
           <a:avLst/>
@@ -3739,10 +4797,10 @@
                 <a:pt x="0" y="0"/>
               </a:moveTo>
               <a:lnTo>
-                <a:pt x="0" y="481935"/>
+                <a:pt x="0" y="375224"/>
               </a:lnTo>
               <a:lnTo>
-                <a:pt x="157152" y="481935"/>
+                <a:pt x="122355" y="375224"/>
               </a:lnTo>
             </a:path>
           </a:pathLst>
@@ -3776,15 +4834,15 @@
         <a:fontRef idx="minor"/>
       </dsp:style>
     </dsp:sp>
-    <dsp:sp modelId="{01F7705C-03EC-4ABB-85B5-CEC831128E2D}">
+    <dsp:sp modelId="{8E499930-BDF5-4053-BC7E-DF0E465141BB}">
       <dsp:nvSpPr>
         <dsp:cNvPr id="0" name=""/>
         <dsp:cNvSpPr/>
       </dsp:nvSpPr>
       <dsp:spPr>
         <a:xfrm>
-          <a:off x="6454059" y="2014774"/>
-          <a:ext cx="91440" cy="220013"/>
+          <a:off x="7032135" y="3467700"/>
+          <a:ext cx="493501" cy="171297"/>
         </a:xfrm>
         <a:custGeom>
           <a:avLst/>
@@ -3795,10 +4853,16 @@
           <a:pathLst>
             <a:path>
               <a:moveTo>
-                <a:pt x="45720" y="0"/>
+                <a:pt x="0" y="0"/>
               </a:moveTo>
               <a:lnTo>
-                <a:pt x="45720" y="220013"/>
+                <a:pt x="0" y="85648"/>
+              </a:lnTo>
+              <a:lnTo>
+                <a:pt x="493501" y="85648"/>
+              </a:lnTo>
+              <a:lnTo>
+                <a:pt x="493501" y="171297"/>
               </a:lnTo>
             </a:path>
           </a:pathLst>
@@ -3832,15 +4896,15 @@
         <a:fontRef idx="minor"/>
       </dsp:style>
     </dsp:sp>
-    <dsp:sp modelId="{E99FA04F-AE6C-4869-A19D-3A0B17CDA91D}">
+    <dsp:sp modelId="{9E0D31DC-8C14-48FB-A035-EF461DD1F634}">
       <dsp:nvSpPr>
         <dsp:cNvPr id="0" name=""/>
         <dsp:cNvSpPr/>
       </dsp:nvSpPr>
       <dsp:spPr>
         <a:xfrm>
-          <a:off x="4813007" y="3502487"/>
-          <a:ext cx="157152" cy="1225791"/>
+          <a:off x="6538634" y="3467700"/>
+          <a:ext cx="493501" cy="171297"/>
         </a:xfrm>
         <a:custGeom>
           <a:avLst/>
@@ -3851,13 +4915,16 @@
           <a:pathLst>
             <a:path>
               <a:moveTo>
-                <a:pt x="0" y="0"/>
+                <a:pt x="493501" y="0"/>
               </a:moveTo>
               <a:lnTo>
-                <a:pt x="0" y="1225791"/>
+                <a:pt x="493501" y="85648"/>
               </a:lnTo>
               <a:lnTo>
-                <a:pt x="157152" y="1225791"/>
+                <a:pt x="0" y="85648"/>
+              </a:lnTo>
+              <a:lnTo>
+                <a:pt x="0" y="171297"/>
               </a:lnTo>
             </a:path>
           </a:pathLst>
@@ -3891,15 +4958,15 @@
         <a:fontRef idx="minor"/>
       </dsp:style>
     </dsp:sp>
-    <dsp:sp modelId="{A4F26A35-463E-4143-8CAA-C199B5C5EB98}">
+    <dsp:sp modelId="{07354DE1-E69D-4831-B3A6-03EA80C84656}">
       <dsp:nvSpPr>
         <dsp:cNvPr id="0" name=""/>
         <dsp:cNvSpPr/>
       </dsp:nvSpPr>
       <dsp:spPr>
         <a:xfrm>
-          <a:off x="4813007" y="3502487"/>
-          <a:ext cx="157152" cy="481935"/>
+          <a:off x="6189920" y="2888549"/>
+          <a:ext cx="842214" cy="171297"/>
         </a:xfrm>
         <a:custGeom>
           <a:avLst/>
@@ -3913,10 +4980,13 @@
                 <a:pt x="0" y="0"/>
               </a:moveTo>
               <a:lnTo>
-                <a:pt x="0" y="481935"/>
+                <a:pt x="0" y="85648"/>
               </a:lnTo>
               <a:lnTo>
-                <a:pt x="157152" y="481935"/>
+                <a:pt x="842214" y="85648"/>
+              </a:lnTo>
+              <a:lnTo>
+                <a:pt x="842214" y="171297"/>
               </a:lnTo>
             </a:path>
           </a:pathLst>
@@ -3950,15 +5020,15 @@
         <a:fontRef idx="minor"/>
       </dsp:style>
     </dsp:sp>
-    <dsp:sp modelId="{96159E58-B9FC-41E2-88FE-1F6FFC6B8D17}">
+    <dsp:sp modelId="{8B369966-71C2-4C12-846E-F29B506F0471}">
       <dsp:nvSpPr>
         <dsp:cNvPr id="0" name=""/>
         <dsp:cNvSpPr/>
       </dsp:nvSpPr>
       <dsp:spPr>
         <a:xfrm>
-          <a:off x="5186361" y="2758630"/>
-          <a:ext cx="91440" cy="220013"/>
+          <a:off x="5021423" y="3467700"/>
+          <a:ext cx="122355" cy="375224"/>
         </a:xfrm>
         <a:custGeom>
           <a:avLst/>
@@ -3969,10 +5039,13 @@
           <a:pathLst>
             <a:path>
               <a:moveTo>
-                <a:pt x="45720" y="0"/>
+                <a:pt x="0" y="0"/>
               </a:moveTo>
               <a:lnTo>
-                <a:pt x="45720" y="220013"/>
+                <a:pt x="0" y="375224"/>
+              </a:lnTo>
+              <a:lnTo>
+                <a:pt x="122355" y="375224"/>
               </a:lnTo>
             </a:path>
           </a:pathLst>
@@ -4006,15 +5079,15 @@
         <a:fontRef idx="minor"/>
       </dsp:style>
     </dsp:sp>
-    <dsp:sp modelId="{E4C7BF2D-4885-4358-8B69-EEB587617937}">
+    <dsp:sp modelId="{0295660D-F730-4213-BFD7-9FD445AEC6DC}">
       <dsp:nvSpPr>
         <dsp:cNvPr id="0" name=""/>
         <dsp:cNvSpPr/>
       </dsp:nvSpPr>
       <dsp:spPr>
         <a:xfrm>
-          <a:off x="5232081" y="2014774"/>
-          <a:ext cx="1267698" cy="220013"/>
+          <a:off x="5347705" y="2888549"/>
+          <a:ext cx="842214" cy="171297"/>
         </a:xfrm>
         <a:custGeom>
           <a:avLst/>
@@ -4025,16 +5098,16 @@
           <a:pathLst>
             <a:path>
               <a:moveTo>
-                <a:pt x="1267698" y="0"/>
+                <a:pt x="842214" y="0"/>
               </a:moveTo>
               <a:lnTo>
-                <a:pt x="1267698" y="110006"/>
+                <a:pt x="842214" y="85648"/>
               </a:lnTo>
               <a:lnTo>
-                <a:pt x="0" y="110006"/>
+                <a:pt x="0" y="85648"/>
               </a:lnTo>
               <a:lnTo>
-                <a:pt x="0" y="220013"/>
+                <a:pt x="0" y="171297"/>
               </a:lnTo>
             </a:path>
           </a:pathLst>
@@ -4068,15 +5141,15 @@
         <a:fontRef idx="minor"/>
       </dsp:style>
     </dsp:sp>
-    <dsp:sp modelId="{C5B30FF1-E6F8-487D-9C79-BEBC02E0A980}">
+    <dsp:sp modelId="{97C8DD22-C3BB-4F87-B6FD-BB62800F5813}">
       <dsp:nvSpPr>
         <dsp:cNvPr id="0" name=""/>
         <dsp:cNvSpPr/>
       </dsp:nvSpPr>
       <dsp:spPr>
         <a:xfrm>
-          <a:off x="6454059" y="1270918"/>
-          <a:ext cx="91440" cy="220013"/>
+          <a:off x="6189920" y="2309399"/>
+          <a:ext cx="812645" cy="171297"/>
         </a:xfrm>
         <a:custGeom>
           <a:avLst/>
@@ -4087,10 +5160,16 @@
           <a:pathLst>
             <a:path>
               <a:moveTo>
-                <a:pt x="45720" y="0"/>
+                <a:pt x="812645" y="0"/>
               </a:moveTo>
               <a:lnTo>
-                <a:pt x="45720" y="220013"/>
+                <a:pt x="812645" y="85648"/>
+              </a:lnTo>
+              <a:lnTo>
+                <a:pt x="0" y="85648"/>
+              </a:lnTo>
+              <a:lnTo>
+                <a:pt x="0" y="171297"/>
               </a:lnTo>
             </a:path>
           </a:pathLst>
@@ -4124,15 +5203,15 @@
         <a:fontRef idx="minor"/>
       </dsp:style>
     </dsp:sp>
-    <dsp:sp modelId="{09EEA0DD-3A42-4007-80D6-9DC094D7EC53}">
+    <dsp:sp modelId="{4C8BCDAB-23F1-4727-B55F-2F6CB8608F34}">
       <dsp:nvSpPr>
         <dsp:cNvPr id="0" name=""/>
         <dsp:cNvSpPr/>
       </dsp:nvSpPr>
       <dsp:spPr>
         <a:xfrm>
-          <a:off x="5158732" y="523845"/>
-          <a:ext cx="1341047" cy="223230"/>
+          <a:off x="5479694" y="1650959"/>
+          <a:ext cx="1522871" cy="250588"/>
         </a:xfrm>
         <a:custGeom>
           <a:avLst/>
@@ -4146,13 +5225,13 @@
                 <a:pt x="0" y="0"/>
               </a:moveTo>
               <a:lnTo>
-                <a:pt x="0" y="113223"/>
+                <a:pt x="0" y="164939"/>
               </a:lnTo>
               <a:lnTo>
-                <a:pt x="1341047" y="113223"/>
+                <a:pt x="1522871" y="164939"/>
               </a:lnTo>
               <a:lnTo>
-                <a:pt x="1341047" y="223230"/>
+                <a:pt x="1522871" y="250588"/>
               </a:lnTo>
             </a:path>
           </a:pathLst>
@@ -4186,15 +5265,15 @@
         <a:fontRef idx="minor"/>
       </dsp:style>
     </dsp:sp>
-    <dsp:sp modelId="{3E254573-4052-4861-882D-B49E0EDBA089}">
+    <dsp:sp modelId="{BA4F9EA3-E764-4C6A-858D-A5748FE7FDB2}">
       <dsp:nvSpPr>
         <dsp:cNvPr id="0" name=""/>
         <dsp:cNvSpPr/>
       </dsp:nvSpPr>
       <dsp:spPr>
         <a:xfrm>
-          <a:off x="3283387" y="2014774"/>
-          <a:ext cx="157152" cy="481935"/>
+          <a:off x="4034421" y="3467700"/>
+          <a:ext cx="122355" cy="375224"/>
         </a:xfrm>
         <a:custGeom>
           <a:avLst/>
@@ -4208,10 +5287,10 @@
                 <a:pt x="0" y="0"/>
               </a:moveTo>
               <a:lnTo>
-                <a:pt x="0" y="481935"/>
+                <a:pt x="0" y="375224"/>
               </a:lnTo>
               <a:lnTo>
-                <a:pt x="157152" y="481935"/>
+                <a:pt x="122355" y="375224"/>
               </a:lnTo>
             </a:path>
           </a:pathLst>
@@ -4245,15 +5324,15 @@
         <a:fontRef idx="minor"/>
       </dsp:style>
     </dsp:sp>
-    <dsp:sp modelId="{A7BEDC3D-A21C-4765-890F-0A447DCF5748}">
+    <dsp:sp modelId="{E68AA667-23EC-4F17-80DB-5C7674952780}">
       <dsp:nvSpPr>
         <dsp:cNvPr id="0" name=""/>
         <dsp:cNvSpPr/>
       </dsp:nvSpPr>
       <dsp:spPr>
         <a:xfrm>
-          <a:off x="2434762" y="1270918"/>
-          <a:ext cx="1267698" cy="220013"/>
+          <a:off x="3867201" y="2888549"/>
+          <a:ext cx="493501" cy="171297"/>
         </a:xfrm>
         <a:custGeom>
           <a:avLst/>
@@ -4267,13 +5346,13 @@
                 <a:pt x="0" y="0"/>
               </a:moveTo>
               <a:lnTo>
-                <a:pt x="0" y="110006"/>
+                <a:pt x="0" y="85648"/>
               </a:lnTo>
               <a:lnTo>
-                <a:pt x="1267698" y="110006"/>
+                <a:pt x="493501" y="85648"/>
               </a:lnTo>
               <a:lnTo>
-                <a:pt x="1267698" y="220013"/>
+                <a:pt x="493501" y="171297"/>
               </a:lnTo>
             </a:path>
           </a:pathLst>
@@ -4307,15 +5386,15 @@
         <a:fontRef idx="minor"/>
       </dsp:style>
     </dsp:sp>
-    <dsp:sp modelId="{0573A44A-96FB-4CF3-A252-620AA3BA8CE2}">
+    <dsp:sp modelId="{2B132271-CE0B-412D-A3F1-70F2185627F7}">
       <dsp:nvSpPr>
         <dsp:cNvPr id="0" name=""/>
         <dsp:cNvSpPr/>
       </dsp:nvSpPr>
       <dsp:spPr>
         <a:xfrm>
-          <a:off x="2015688" y="2014774"/>
-          <a:ext cx="157152" cy="481935"/>
+          <a:off x="3047418" y="3467700"/>
+          <a:ext cx="122355" cy="375224"/>
         </a:xfrm>
         <a:custGeom>
           <a:avLst/>
@@ -4329,10 +5408,10 @@
                 <a:pt x="0" y="0"/>
               </a:moveTo>
               <a:lnTo>
-                <a:pt x="0" y="481935"/>
+                <a:pt x="0" y="375224"/>
               </a:lnTo>
               <a:lnTo>
-                <a:pt x="157152" y="481935"/>
+                <a:pt x="122355" y="375224"/>
               </a:lnTo>
             </a:path>
           </a:pathLst>
@@ -4366,15 +5445,15 @@
         <a:fontRef idx="minor"/>
       </dsp:style>
     </dsp:sp>
-    <dsp:sp modelId="{2C909E50-985A-4729-9923-BCA01E6A2876}">
+    <dsp:sp modelId="{9FFE28D7-6C9A-4219-8FA0-DB23D11E3E8A}">
       <dsp:nvSpPr>
         <dsp:cNvPr id="0" name=""/>
         <dsp:cNvSpPr/>
       </dsp:nvSpPr>
       <dsp:spPr>
         <a:xfrm>
-          <a:off x="2389042" y="1270918"/>
-          <a:ext cx="91440" cy="220013"/>
+          <a:off x="3373700" y="2888549"/>
+          <a:ext cx="493501" cy="171297"/>
         </a:xfrm>
         <a:custGeom>
           <a:avLst/>
@@ -4385,10 +5464,16 @@
           <a:pathLst>
             <a:path>
               <a:moveTo>
-                <a:pt x="45720" y="0"/>
+                <a:pt x="493501" y="0"/>
               </a:moveTo>
               <a:lnTo>
-                <a:pt x="45720" y="220013"/>
+                <a:pt x="493501" y="85648"/>
+              </a:lnTo>
+              <a:lnTo>
+                <a:pt x="0" y="85648"/>
+              </a:lnTo>
+              <a:lnTo>
+                <a:pt x="0" y="171297"/>
               </a:lnTo>
             </a:path>
           </a:pathLst>
@@ -4422,15 +5507,15 @@
         <a:fontRef idx="minor"/>
       </dsp:style>
     </dsp:sp>
-    <dsp:sp modelId="{3EF73FE2-024D-4ABE-8637-88976C965586}">
+    <dsp:sp modelId="{0988D485-C39B-4DF7-9F2F-7D67374AFEA4}">
       <dsp:nvSpPr>
         <dsp:cNvPr id="0" name=""/>
         <dsp:cNvSpPr/>
       </dsp:nvSpPr>
       <dsp:spPr>
         <a:xfrm>
-          <a:off x="1167063" y="1270918"/>
-          <a:ext cx="1267698" cy="220013"/>
+          <a:off x="2386698" y="2309399"/>
+          <a:ext cx="1480503" cy="171297"/>
         </a:xfrm>
         <a:custGeom>
           <a:avLst/>
@@ -4441,16 +5526,16 @@
           <a:pathLst>
             <a:path>
               <a:moveTo>
-                <a:pt x="1267698" y="0"/>
+                <a:pt x="0" y="0"/>
               </a:moveTo>
               <a:lnTo>
-                <a:pt x="1267698" y="110006"/>
+                <a:pt x="0" y="85648"/>
               </a:lnTo>
               <a:lnTo>
-                <a:pt x="0" y="110006"/>
+                <a:pt x="1480503" y="85648"/>
               </a:lnTo>
               <a:lnTo>
-                <a:pt x="0" y="220013"/>
+                <a:pt x="1480503" y="171297"/>
               </a:lnTo>
             </a:path>
           </a:pathLst>
@@ -4484,15 +5569,15 @@
         <a:fontRef idx="minor"/>
       </dsp:style>
     </dsp:sp>
-    <dsp:sp modelId="{E0B5B5BC-B2FB-4800-AC3C-61A2F779223D}">
+    <dsp:sp modelId="{3AA50E4F-FE3D-4654-A09E-0BD64FDE58C5}">
       <dsp:nvSpPr>
         <dsp:cNvPr id="0" name=""/>
         <dsp:cNvSpPr/>
       </dsp:nvSpPr>
       <dsp:spPr>
         <a:xfrm>
-          <a:off x="2434762" y="523845"/>
-          <a:ext cx="2723970" cy="223230"/>
+          <a:off x="1856490" y="2888549"/>
+          <a:ext cx="122355" cy="375224"/>
         </a:xfrm>
         <a:custGeom>
           <a:avLst/>
@@ -4503,16 +5588,382 @@
           <a:pathLst>
             <a:path>
               <a:moveTo>
-                <a:pt x="2723970" y="0"/>
+                <a:pt x="0" y="0"/>
               </a:moveTo>
               <a:lnTo>
-                <a:pt x="2723970" y="113223"/>
+                <a:pt x="0" y="375224"/>
               </a:lnTo>
               <a:lnTo>
-                <a:pt x="0" y="113223"/>
+                <a:pt x="122355" y="375224"/>
+              </a:lnTo>
+            </a:path>
+          </a:pathLst>
+        </a:custGeom>
+        <a:noFill/>
+        <a:ln w="12700" cap="flat" cmpd="sng" algn="ctr">
+          <a:solidFill>
+            <a:schemeClr val="accent1">
+              <a:shade val="80000"/>
+              <a:hueOff val="0"/>
+              <a:satOff val="0"/>
+              <a:lumOff val="0"/>
+              <a:alphaOff val="0"/>
+            </a:schemeClr>
+          </a:solidFill>
+          <a:prstDash val="solid"/>
+          <a:miter lim="800000"/>
+        </a:ln>
+        <a:effectLst/>
+      </dsp:spPr>
+      <dsp:style>
+        <a:lnRef idx="2">
+          <a:scrgbClr r="0" g="0" b="0"/>
+        </a:lnRef>
+        <a:fillRef idx="0">
+          <a:scrgbClr r="0" g="0" b="0"/>
+        </a:fillRef>
+        <a:effectRef idx="0">
+          <a:scrgbClr r="0" g="0" b="0"/>
+        </a:effectRef>
+        <a:fontRef idx="minor"/>
+      </dsp:style>
+    </dsp:sp>
+    <dsp:sp modelId="{0CC490A6-C8B5-4C1F-88DD-04F94500F642}">
+      <dsp:nvSpPr>
+        <dsp:cNvPr id="0" name=""/>
+        <dsp:cNvSpPr/>
+      </dsp:nvSpPr>
+      <dsp:spPr>
+        <a:xfrm>
+          <a:off x="2182772" y="2309399"/>
+          <a:ext cx="203926" cy="171297"/>
+        </a:xfrm>
+        <a:custGeom>
+          <a:avLst/>
+          <a:gdLst/>
+          <a:ahLst/>
+          <a:cxnLst/>
+          <a:rect l="0" t="0" r="0" b="0"/>
+          <a:pathLst>
+            <a:path>
+              <a:moveTo>
+                <a:pt x="203926" y="0"/>
+              </a:moveTo>
+              <a:lnTo>
+                <a:pt x="203926" y="85648"/>
               </a:lnTo>
               <a:lnTo>
-                <a:pt x="0" y="223230"/>
+                <a:pt x="0" y="85648"/>
+              </a:lnTo>
+              <a:lnTo>
+                <a:pt x="0" y="171297"/>
+              </a:lnTo>
+            </a:path>
+          </a:pathLst>
+        </a:custGeom>
+        <a:noFill/>
+        <a:ln w="12700" cap="flat" cmpd="sng" algn="ctr">
+          <a:solidFill>
+            <a:schemeClr val="accent1">
+              <a:shade val="80000"/>
+              <a:hueOff val="0"/>
+              <a:satOff val="0"/>
+              <a:lumOff val="0"/>
+              <a:alphaOff val="0"/>
+            </a:schemeClr>
+          </a:solidFill>
+          <a:prstDash val="solid"/>
+          <a:miter lim="800000"/>
+        </a:ln>
+        <a:effectLst/>
+      </dsp:spPr>
+      <dsp:style>
+        <a:lnRef idx="2">
+          <a:scrgbClr r="0" g="0" b="0"/>
+        </a:lnRef>
+        <a:fillRef idx="0">
+          <a:scrgbClr r="0" g="0" b="0"/>
+        </a:fillRef>
+        <a:effectRef idx="0">
+          <a:scrgbClr r="0" g="0" b="0"/>
+        </a:effectRef>
+        <a:fontRef idx="minor"/>
+      </dsp:style>
+    </dsp:sp>
+    <dsp:sp modelId="{A3090357-9023-453B-8D32-88DC8E381705}">
+      <dsp:nvSpPr>
+        <dsp:cNvPr id="0" name=""/>
+        <dsp:cNvSpPr/>
+      </dsp:nvSpPr>
+      <dsp:spPr>
+        <a:xfrm>
+          <a:off x="1073414" y="3467700"/>
+          <a:ext cx="122355" cy="375224"/>
+        </a:xfrm>
+        <a:custGeom>
+          <a:avLst/>
+          <a:gdLst/>
+          <a:ahLst/>
+          <a:cxnLst/>
+          <a:rect l="0" t="0" r="0" b="0"/>
+          <a:pathLst>
+            <a:path>
+              <a:moveTo>
+                <a:pt x="0" y="0"/>
+              </a:moveTo>
+              <a:lnTo>
+                <a:pt x="0" y="375224"/>
+              </a:lnTo>
+              <a:lnTo>
+                <a:pt x="122355" y="375224"/>
+              </a:lnTo>
+            </a:path>
+          </a:pathLst>
+        </a:custGeom>
+        <a:noFill/>
+        <a:ln w="12700" cap="flat" cmpd="sng" algn="ctr">
+          <a:solidFill>
+            <a:schemeClr val="accent1">
+              <a:shade val="80000"/>
+              <a:hueOff val="0"/>
+              <a:satOff val="0"/>
+              <a:lumOff val="0"/>
+              <a:alphaOff val="0"/>
+            </a:schemeClr>
+          </a:solidFill>
+          <a:prstDash val="solid"/>
+          <a:miter lim="800000"/>
+        </a:ln>
+        <a:effectLst/>
+      </dsp:spPr>
+      <dsp:style>
+        <a:lnRef idx="2">
+          <a:scrgbClr r="0" g="0" b="0"/>
+        </a:lnRef>
+        <a:fillRef idx="0">
+          <a:scrgbClr r="0" g="0" b="0"/>
+        </a:fillRef>
+        <a:effectRef idx="0">
+          <a:scrgbClr r="0" g="0" b="0"/>
+        </a:effectRef>
+        <a:fontRef idx="minor"/>
+      </dsp:style>
+    </dsp:sp>
+    <dsp:sp modelId="{13308B2C-3F03-4CB1-A715-4D039F7FD70D}">
+      <dsp:nvSpPr>
+        <dsp:cNvPr id="0" name=""/>
+        <dsp:cNvSpPr/>
+      </dsp:nvSpPr>
+      <dsp:spPr>
+        <a:xfrm>
+          <a:off x="906194" y="2888549"/>
+          <a:ext cx="493501" cy="171297"/>
+        </a:xfrm>
+        <a:custGeom>
+          <a:avLst/>
+          <a:gdLst/>
+          <a:ahLst/>
+          <a:cxnLst/>
+          <a:rect l="0" t="0" r="0" b="0"/>
+          <a:pathLst>
+            <a:path>
+              <a:moveTo>
+                <a:pt x="0" y="0"/>
+              </a:moveTo>
+              <a:lnTo>
+                <a:pt x="0" y="85648"/>
+              </a:lnTo>
+              <a:lnTo>
+                <a:pt x="493501" y="85648"/>
+              </a:lnTo>
+              <a:lnTo>
+                <a:pt x="493501" y="171297"/>
+              </a:lnTo>
+            </a:path>
+          </a:pathLst>
+        </a:custGeom>
+        <a:noFill/>
+        <a:ln w="12700" cap="flat" cmpd="sng" algn="ctr">
+          <a:solidFill>
+            <a:schemeClr val="accent1">
+              <a:shade val="80000"/>
+              <a:hueOff val="0"/>
+              <a:satOff val="0"/>
+              <a:lumOff val="0"/>
+              <a:alphaOff val="0"/>
+            </a:schemeClr>
+          </a:solidFill>
+          <a:prstDash val="solid"/>
+          <a:miter lim="800000"/>
+        </a:ln>
+        <a:effectLst/>
+      </dsp:spPr>
+      <dsp:style>
+        <a:lnRef idx="2">
+          <a:scrgbClr r="0" g="0" b="0"/>
+        </a:lnRef>
+        <a:fillRef idx="0">
+          <a:scrgbClr r="0" g="0" b="0"/>
+        </a:fillRef>
+        <a:effectRef idx="0">
+          <a:scrgbClr r="0" g="0" b="0"/>
+        </a:effectRef>
+        <a:fontRef idx="minor"/>
+      </dsp:style>
+    </dsp:sp>
+    <dsp:sp modelId="{B9127F1B-A899-4654-BE2A-F9331D4C119D}">
+      <dsp:nvSpPr>
+        <dsp:cNvPr id="0" name=""/>
+        <dsp:cNvSpPr/>
+      </dsp:nvSpPr>
+      <dsp:spPr>
+        <a:xfrm>
+          <a:off x="412693" y="2888549"/>
+          <a:ext cx="493501" cy="171297"/>
+        </a:xfrm>
+        <a:custGeom>
+          <a:avLst/>
+          <a:gdLst/>
+          <a:ahLst/>
+          <a:cxnLst/>
+          <a:rect l="0" t="0" r="0" b="0"/>
+          <a:pathLst>
+            <a:path>
+              <a:moveTo>
+                <a:pt x="493501" y="0"/>
+              </a:moveTo>
+              <a:lnTo>
+                <a:pt x="493501" y="85648"/>
+              </a:lnTo>
+              <a:lnTo>
+                <a:pt x="0" y="85648"/>
+              </a:lnTo>
+              <a:lnTo>
+                <a:pt x="0" y="171297"/>
+              </a:lnTo>
+            </a:path>
+          </a:pathLst>
+        </a:custGeom>
+        <a:noFill/>
+        <a:ln w="12700" cap="flat" cmpd="sng" algn="ctr">
+          <a:solidFill>
+            <a:schemeClr val="accent1">
+              <a:shade val="80000"/>
+              <a:hueOff val="0"/>
+              <a:satOff val="0"/>
+              <a:lumOff val="0"/>
+              <a:alphaOff val="0"/>
+            </a:schemeClr>
+          </a:solidFill>
+          <a:prstDash val="solid"/>
+          <a:miter lim="800000"/>
+        </a:ln>
+        <a:effectLst/>
+      </dsp:spPr>
+      <dsp:style>
+        <a:lnRef idx="2">
+          <a:scrgbClr r="0" g="0" b="0"/>
+        </a:lnRef>
+        <a:fillRef idx="0">
+          <a:scrgbClr r="0" g="0" b="0"/>
+        </a:fillRef>
+        <a:effectRef idx="0">
+          <a:scrgbClr r="0" g="0" b="0"/>
+        </a:effectRef>
+        <a:fontRef idx="minor"/>
+      </dsp:style>
+    </dsp:sp>
+    <dsp:sp modelId="{75DEDC43-8289-446A-AC02-CB4F63B94C54}">
+      <dsp:nvSpPr>
+        <dsp:cNvPr id="0" name=""/>
+        <dsp:cNvSpPr/>
+      </dsp:nvSpPr>
+      <dsp:spPr>
+        <a:xfrm>
+          <a:off x="906194" y="2309399"/>
+          <a:ext cx="1480503" cy="171297"/>
+        </a:xfrm>
+        <a:custGeom>
+          <a:avLst/>
+          <a:gdLst/>
+          <a:ahLst/>
+          <a:cxnLst/>
+          <a:rect l="0" t="0" r="0" b="0"/>
+          <a:pathLst>
+            <a:path>
+              <a:moveTo>
+                <a:pt x="1480503" y="0"/>
+              </a:moveTo>
+              <a:lnTo>
+                <a:pt x="1480503" y="85648"/>
+              </a:lnTo>
+              <a:lnTo>
+                <a:pt x="0" y="85648"/>
+              </a:lnTo>
+              <a:lnTo>
+                <a:pt x="0" y="171297"/>
+              </a:lnTo>
+            </a:path>
+          </a:pathLst>
+        </a:custGeom>
+        <a:noFill/>
+        <a:ln w="12700" cap="flat" cmpd="sng" algn="ctr">
+          <a:solidFill>
+            <a:schemeClr val="accent1">
+              <a:shade val="80000"/>
+              <a:hueOff val="0"/>
+              <a:satOff val="0"/>
+              <a:lumOff val="0"/>
+              <a:alphaOff val="0"/>
+            </a:schemeClr>
+          </a:solidFill>
+          <a:prstDash val="solid"/>
+          <a:miter lim="800000"/>
+        </a:ln>
+        <a:effectLst/>
+      </dsp:spPr>
+      <dsp:style>
+        <a:lnRef idx="2">
+          <a:scrgbClr r="0" g="0" b="0"/>
+        </a:lnRef>
+        <a:fillRef idx="0">
+          <a:scrgbClr r="0" g="0" b="0"/>
+        </a:fillRef>
+        <a:effectRef idx="0">
+          <a:scrgbClr r="0" g="0" b="0"/>
+        </a:effectRef>
+        <a:fontRef idx="minor"/>
+      </dsp:style>
+    </dsp:sp>
+    <dsp:sp modelId="{46648E3C-5D2E-4D8E-939D-4171235F98A8}">
+      <dsp:nvSpPr>
+        <dsp:cNvPr id="0" name=""/>
+        <dsp:cNvSpPr/>
+      </dsp:nvSpPr>
+      <dsp:spPr>
+        <a:xfrm>
+          <a:off x="2386698" y="1650959"/>
+          <a:ext cx="3092996" cy="250588"/>
+        </a:xfrm>
+        <a:custGeom>
+          <a:avLst/>
+          <a:gdLst/>
+          <a:ahLst/>
+          <a:cxnLst/>
+          <a:rect l="0" t="0" r="0" b="0"/>
+          <a:pathLst>
+            <a:path>
+              <a:moveTo>
+                <a:pt x="3092996" y="0"/>
+              </a:moveTo>
+              <a:lnTo>
+                <a:pt x="3092996" y="164939"/>
+              </a:lnTo>
+              <a:lnTo>
+                <a:pt x="0" y="164939"/>
+              </a:lnTo>
+              <a:lnTo>
+                <a:pt x="0" y="250588"/>
               </a:lnTo>
             </a:path>
           </a:pathLst>
@@ -4553,8 +6004,8 @@
       </dsp:nvSpPr>
       <dsp:spPr>
         <a:xfrm>
-          <a:off x="4634890" y="2"/>
-          <a:ext cx="1047684" cy="523842"/>
+          <a:off x="5071842" y="1243106"/>
+          <a:ext cx="815704" cy="407852"/>
         </a:xfrm>
         <a:prstGeom prst="rect">
           <a:avLst/>
@@ -4596,12 +6047,12 @@
         </a:fontRef>
       </dsp:style>
       <dsp:txBody>
-        <a:bodyPr spcFirstLastPara="0" vert="horz" wrap="square" lIns="7620" tIns="7620" rIns="7620" bIns="7620" numCol="1" spcCol="1270" anchor="ctr" anchorCtr="0">
+        <a:bodyPr spcFirstLastPara="0" vert="horz" wrap="square" lIns="4445" tIns="4445" rIns="4445" bIns="4445" numCol="1" spcCol="1270" anchor="ctr" anchorCtr="0">
           <a:noAutofit/>
         </a:bodyPr>
         <a:lstStyle/>
         <a:p>
-          <a:pPr marL="0" lvl="0" indent="0" algn="ctr" defTabSz="533400">
+          <a:pPr marL="0" lvl="0" indent="0" algn="ctr" defTabSz="311150">
             <a:lnSpc>
               <a:spcPct val="90000"/>
             </a:lnSpc>
@@ -4614,25 +6065,25 @@
             <a:buNone/>
           </a:pPr>
           <a:r>
-            <a:rPr lang="en-GB" sz="1200" kern="1200"/>
+            <a:rPr lang="en-GB" sz="700" kern="1200"/>
             <a:t>Block based coding editor</a:t>
           </a:r>
         </a:p>
       </dsp:txBody>
       <dsp:txXfrm>
-        <a:off x="4634890" y="2"/>
-        <a:ext cx="1047684" cy="523842"/>
+        <a:off x="5071842" y="1243106"/>
+        <a:ext cx="815704" cy="407852"/>
       </dsp:txXfrm>
     </dsp:sp>
-    <dsp:sp modelId="{E6A7CF32-80A1-40E4-B684-268F1852FE76}">
+    <dsp:sp modelId="{DA46113C-CCB0-4D68-8BFD-31F4D03D2886}">
       <dsp:nvSpPr>
         <dsp:cNvPr id="0" name=""/>
         <dsp:cNvSpPr/>
       </dsp:nvSpPr>
       <dsp:spPr>
         <a:xfrm>
-          <a:off x="1910919" y="747075"/>
-          <a:ext cx="1047684" cy="523842"/>
+          <a:off x="1978846" y="1901547"/>
+          <a:ext cx="815704" cy="407852"/>
         </a:xfrm>
         <a:prstGeom prst="rect">
           <a:avLst/>
@@ -4674,12 +6125,12 @@
         </a:fontRef>
       </dsp:style>
       <dsp:txBody>
-        <a:bodyPr spcFirstLastPara="0" vert="horz" wrap="square" lIns="7620" tIns="7620" rIns="7620" bIns="7620" numCol="1" spcCol="1270" anchor="ctr" anchorCtr="0">
+        <a:bodyPr spcFirstLastPara="0" vert="horz" wrap="square" lIns="4445" tIns="4445" rIns="4445" bIns="4445" numCol="1" spcCol="1270" anchor="ctr" anchorCtr="0">
           <a:noAutofit/>
         </a:bodyPr>
         <a:lstStyle/>
         <a:p>
-          <a:pPr marL="0" lvl="0" indent="0" algn="ctr" defTabSz="533400">
+          <a:pPr marL="0" lvl="0" indent="0" algn="ctr" defTabSz="311150">
             <a:lnSpc>
               <a:spcPct val="90000"/>
             </a:lnSpc>
@@ -4692,25 +6143,25 @@
             <a:buNone/>
           </a:pPr>
           <a:r>
-            <a:rPr lang="en-GB" sz="1200" kern="1200"/>
+            <a:rPr lang="en-GB" sz="700" kern="1200"/>
             <a:t>Window</a:t>
           </a:r>
         </a:p>
       </dsp:txBody>
       <dsp:txXfrm>
-        <a:off x="1910919" y="747075"/>
-        <a:ext cx="1047684" cy="523842"/>
+        <a:off x="1978846" y="1901547"/>
+        <a:ext cx="815704" cy="407852"/>
       </dsp:txXfrm>
     </dsp:sp>
-    <dsp:sp modelId="{8E87F3E6-EB64-4E3C-AF07-29EC8384805F}">
+    <dsp:sp modelId="{639CF520-4161-4675-82D5-6CA88B07C791}">
       <dsp:nvSpPr>
         <dsp:cNvPr id="0" name=""/>
         <dsp:cNvSpPr/>
       </dsp:nvSpPr>
       <dsp:spPr>
         <a:xfrm>
-          <a:off x="643220" y="1490931"/>
-          <a:ext cx="1047684" cy="523842"/>
+          <a:off x="498342" y="2480697"/>
+          <a:ext cx="815704" cy="407852"/>
         </a:xfrm>
         <a:prstGeom prst="rect">
           <a:avLst/>
@@ -4752,12 +6203,12 @@
         </a:fontRef>
       </dsp:style>
       <dsp:txBody>
-        <a:bodyPr spcFirstLastPara="0" vert="horz" wrap="square" lIns="7620" tIns="7620" rIns="7620" bIns="7620" numCol="1" spcCol="1270" anchor="ctr" anchorCtr="0">
+        <a:bodyPr spcFirstLastPara="0" vert="horz" wrap="square" lIns="4445" tIns="4445" rIns="4445" bIns="4445" numCol="1" spcCol="1270" anchor="ctr" anchorCtr="0">
           <a:noAutofit/>
         </a:bodyPr>
         <a:lstStyle/>
         <a:p>
-          <a:pPr marL="0" lvl="0" indent="0" algn="ctr" defTabSz="533400">
+          <a:pPr marL="0" lvl="0" indent="0" algn="ctr" defTabSz="311150">
             <a:lnSpc>
               <a:spcPct val="90000"/>
             </a:lnSpc>
@@ -4770,25 +6221,25 @@
             <a:buNone/>
           </a:pPr>
           <a:r>
-            <a:rPr lang="en-GB" sz="1200" kern="1200"/>
-            <a:t>Window framework</a:t>
+            <a:rPr lang="en-GB" sz="700" kern="1200"/>
+            <a:t>Framework</a:t>
           </a:r>
         </a:p>
       </dsp:txBody>
       <dsp:txXfrm>
-        <a:off x="643220" y="1490931"/>
-        <a:ext cx="1047684" cy="523842"/>
+        <a:off x="498342" y="2480697"/>
+        <a:ext cx="815704" cy="407852"/>
       </dsp:txXfrm>
     </dsp:sp>
-    <dsp:sp modelId="{6904E061-34F2-4EDF-8595-CFB0226060B7}">
+    <dsp:sp modelId="{EA3081D6-A8A6-4DF8-AEC8-836E94396E7A}">
       <dsp:nvSpPr>
         <dsp:cNvPr id="0" name=""/>
         <dsp:cNvSpPr/>
       </dsp:nvSpPr>
       <dsp:spPr>
         <a:xfrm>
-          <a:off x="1910919" y="1490931"/>
-          <a:ext cx="1047684" cy="523842"/>
+          <a:off x="4841" y="3059847"/>
+          <a:ext cx="815704" cy="407852"/>
         </a:xfrm>
         <a:prstGeom prst="rect">
           <a:avLst/>
@@ -4830,12 +6281,12 @@
         </a:fontRef>
       </dsp:style>
       <dsp:txBody>
-        <a:bodyPr spcFirstLastPara="0" vert="horz" wrap="square" lIns="7620" tIns="7620" rIns="7620" bIns="7620" numCol="1" spcCol="1270" anchor="ctr" anchorCtr="0">
+        <a:bodyPr spcFirstLastPara="0" vert="horz" wrap="square" lIns="4445" tIns="4445" rIns="4445" bIns="4445" numCol="1" spcCol="1270" anchor="ctr" anchorCtr="0">
           <a:noAutofit/>
         </a:bodyPr>
         <a:lstStyle/>
         <a:p>
-          <a:pPr marL="0" lvl="0" indent="0" algn="ctr" defTabSz="533400">
+          <a:pPr marL="0" lvl="0" indent="0" algn="ctr" defTabSz="311150">
             <a:lnSpc>
               <a:spcPct val="90000"/>
             </a:lnSpc>
@@ -4848,25 +6299,25 @@
             <a:buNone/>
           </a:pPr>
           <a:r>
-            <a:rPr lang="en-GB" sz="1200" kern="1200"/>
-            <a:t>Block section</a:t>
+            <a:rPr lang="en-GB" sz="700" kern="1200"/>
+            <a:t>Open window </a:t>
           </a:r>
         </a:p>
       </dsp:txBody>
       <dsp:txXfrm>
-        <a:off x="1910919" y="1490931"/>
-        <a:ext cx="1047684" cy="523842"/>
+        <a:off x="4841" y="3059847"/>
+        <a:ext cx="815704" cy="407852"/>
       </dsp:txXfrm>
     </dsp:sp>
-    <dsp:sp modelId="{BF3BD0CC-4139-4F49-84FE-3483246EAB4E}">
+    <dsp:sp modelId="{5AD6406E-D834-4542-A093-F4AF3A2D9563}">
       <dsp:nvSpPr>
         <dsp:cNvPr id="0" name=""/>
         <dsp:cNvSpPr/>
       </dsp:nvSpPr>
       <dsp:spPr>
         <a:xfrm>
-          <a:off x="2172841" y="2234788"/>
-          <a:ext cx="1047684" cy="523842"/>
+          <a:off x="991843" y="3059847"/>
+          <a:ext cx="815704" cy="407852"/>
         </a:xfrm>
         <a:prstGeom prst="rect">
           <a:avLst/>
@@ -4908,12 +6359,12 @@
         </a:fontRef>
       </dsp:style>
       <dsp:txBody>
-        <a:bodyPr spcFirstLastPara="0" vert="horz" wrap="square" lIns="7620" tIns="7620" rIns="7620" bIns="7620" numCol="1" spcCol="1270" anchor="ctr" anchorCtr="0">
+        <a:bodyPr spcFirstLastPara="0" vert="horz" wrap="square" lIns="4445" tIns="4445" rIns="4445" bIns="4445" numCol="1" spcCol="1270" anchor="ctr" anchorCtr="0">
           <a:noAutofit/>
         </a:bodyPr>
         <a:lstStyle/>
         <a:p>
-          <a:pPr marL="0" lvl="0" indent="0" algn="ctr" defTabSz="533400">
+          <a:pPr marL="0" lvl="0" indent="0" algn="ctr" defTabSz="311150">
             <a:lnSpc>
               <a:spcPct val="90000"/>
             </a:lnSpc>
@@ -4926,25 +6377,25 @@
             <a:buNone/>
           </a:pPr>
           <a:r>
-            <a:rPr lang="en-GB" sz="1200" kern="1200"/>
-            <a:t>Show all available blocks </a:t>
+            <a:rPr lang="en-GB" sz="700" kern="1200"/>
+            <a:t>Split window</a:t>
           </a:r>
         </a:p>
       </dsp:txBody>
       <dsp:txXfrm>
-        <a:off x="2172841" y="2234788"/>
-        <a:ext cx="1047684" cy="523842"/>
+        <a:off x="991843" y="3059847"/>
+        <a:ext cx="815704" cy="407852"/>
       </dsp:txXfrm>
     </dsp:sp>
-    <dsp:sp modelId="{5C8E7523-5D0F-474D-A6E9-62C9B486CFA3}">
+    <dsp:sp modelId="{AC85F1FC-A76C-4928-9650-3F50FE33CAF2}">
       <dsp:nvSpPr>
         <dsp:cNvPr id="0" name=""/>
         <dsp:cNvSpPr/>
       </dsp:nvSpPr>
       <dsp:spPr>
         <a:xfrm>
-          <a:off x="3178618" y="1490931"/>
-          <a:ext cx="1047684" cy="523842"/>
+          <a:off x="1195769" y="3638998"/>
+          <a:ext cx="815704" cy="407852"/>
         </a:xfrm>
         <a:prstGeom prst="rect">
           <a:avLst/>
@@ -4986,12 +6437,12 @@
         </a:fontRef>
       </dsp:style>
       <dsp:txBody>
-        <a:bodyPr spcFirstLastPara="0" vert="horz" wrap="square" lIns="7620" tIns="7620" rIns="7620" bIns="7620" numCol="1" spcCol="1270" anchor="ctr" anchorCtr="0">
+        <a:bodyPr spcFirstLastPara="0" vert="horz" wrap="square" lIns="4445" tIns="4445" rIns="4445" bIns="4445" numCol="1" spcCol="1270" anchor="ctr" anchorCtr="0">
           <a:noAutofit/>
         </a:bodyPr>
         <a:lstStyle/>
         <a:p>
-          <a:pPr marL="0" lvl="0" indent="0" algn="ctr" defTabSz="533400">
+          <a:pPr marL="0" lvl="0" indent="0" algn="ctr" defTabSz="311150">
             <a:lnSpc>
               <a:spcPct val="90000"/>
             </a:lnSpc>
@@ -5004,25 +6455,25 @@
             <a:buNone/>
           </a:pPr>
           <a:r>
-            <a:rPr lang="en-GB" sz="1200" kern="1200"/>
-            <a:t>Working section</a:t>
+            <a:rPr lang="en-GB" sz="700" kern="1200"/>
+            <a:t>Blocks on the left</a:t>
           </a:r>
         </a:p>
       </dsp:txBody>
       <dsp:txXfrm>
-        <a:off x="3178618" y="1490931"/>
-        <a:ext cx="1047684" cy="523842"/>
+        <a:off x="1195769" y="3638998"/>
+        <a:ext cx="815704" cy="407852"/>
       </dsp:txXfrm>
     </dsp:sp>
-    <dsp:sp modelId="{B2F5CCD1-9730-42E0-88B1-45EB0D7BB8B1}">
+    <dsp:sp modelId="{7F659DBF-BAF5-4573-8376-97616B403104}">
       <dsp:nvSpPr>
         <dsp:cNvPr id="0" name=""/>
         <dsp:cNvSpPr/>
       </dsp:nvSpPr>
       <dsp:spPr>
         <a:xfrm>
-          <a:off x="3440539" y="2234788"/>
-          <a:ext cx="1047684" cy="523842"/>
+          <a:off x="1774920" y="2480697"/>
+          <a:ext cx="815704" cy="407852"/>
         </a:xfrm>
         <a:prstGeom prst="rect">
           <a:avLst/>
@@ -5064,12 +6515,12 @@
         </a:fontRef>
       </dsp:style>
       <dsp:txBody>
-        <a:bodyPr spcFirstLastPara="0" vert="horz" wrap="square" lIns="7620" tIns="7620" rIns="7620" bIns="7620" numCol="1" spcCol="1270" anchor="ctr" anchorCtr="0">
+        <a:bodyPr spcFirstLastPara="0" vert="horz" wrap="square" lIns="4445" tIns="4445" rIns="4445" bIns="4445" numCol="1" spcCol="1270" anchor="ctr" anchorCtr="0">
           <a:noAutofit/>
         </a:bodyPr>
         <a:lstStyle/>
         <a:p>
-          <a:pPr marL="0" lvl="0" indent="0" algn="ctr" defTabSz="533400">
+          <a:pPr marL="0" lvl="0" indent="0" algn="ctr" defTabSz="311150">
             <a:lnSpc>
               <a:spcPct val="90000"/>
             </a:lnSpc>
@@ -5082,25 +6533,25 @@
             <a:buNone/>
           </a:pPr>
           <a:r>
-            <a:rPr lang="en-GB" sz="1200" kern="1200"/>
-            <a:t>Where the block coding will happen</a:t>
+            <a:rPr lang="en-GB" sz="700" kern="1200"/>
+            <a:t>Block section</a:t>
           </a:r>
         </a:p>
       </dsp:txBody>
       <dsp:txXfrm>
-        <a:off x="3440539" y="2234788"/>
-        <a:ext cx="1047684" cy="523842"/>
+        <a:off x="1774920" y="2480697"/>
+        <a:ext cx="815704" cy="407852"/>
       </dsp:txXfrm>
     </dsp:sp>
-    <dsp:sp modelId="{64B01834-A3F8-443A-B391-2F106D238405}">
+    <dsp:sp modelId="{6F434DBE-C726-4CCF-B8DF-E1D8150DF905}">
       <dsp:nvSpPr>
         <dsp:cNvPr id="0" name=""/>
         <dsp:cNvSpPr/>
       </dsp:nvSpPr>
       <dsp:spPr>
         <a:xfrm>
-          <a:off x="5975937" y="747075"/>
-          <a:ext cx="1047684" cy="523842"/>
+          <a:off x="1978846" y="3059847"/>
+          <a:ext cx="815704" cy="407852"/>
         </a:xfrm>
         <a:prstGeom prst="rect">
           <a:avLst/>
@@ -5142,12 +6593,12 @@
         </a:fontRef>
       </dsp:style>
       <dsp:txBody>
-        <a:bodyPr spcFirstLastPara="0" vert="horz" wrap="square" lIns="7620" tIns="7620" rIns="7620" bIns="7620" numCol="1" spcCol="1270" anchor="ctr" anchorCtr="0">
+        <a:bodyPr spcFirstLastPara="0" vert="horz" wrap="square" lIns="4445" tIns="4445" rIns="4445" bIns="4445" numCol="1" spcCol="1270" anchor="ctr" anchorCtr="0">
           <a:noAutofit/>
         </a:bodyPr>
         <a:lstStyle/>
         <a:p>
-          <a:pPr marL="0" lvl="0" indent="0" algn="ctr" defTabSz="533400">
+          <a:pPr marL="0" lvl="0" indent="0" algn="ctr" defTabSz="311150">
             <a:lnSpc>
               <a:spcPct val="90000"/>
             </a:lnSpc>
@@ -5160,25 +6611,25 @@
             <a:buNone/>
           </a:pPr>
           <a:r>
-            <a:rPr lang="en-GB" sz="1200" kern="1200"/>
-            <a:t>Blocks</a:t>
+            <a:rPr lang="en-GB" sz="700" kern="1200"/>
+            <a:t>Section  by type of block</a:t>
           </a:r>
         </a:p>
       </dsp:txBody>
       <dsp:txXfrm>
-        <a:off x="5975937" y="747075"/>
-        <a:ext cx="1047684" cy="523842"/>
+        <a:off x="1978846" y="3059847"/>
+        <a:ext cx="815704" cy="407852"/>
       </dsp:txXfrm>
     </dsp:sp>
-    <dsp:sp modelId="{53106CDC-B8F2-4774-8E73-524DDB3BB940}">
+    <dsp:sp modelId="{B0DBA35E-3E33-4C68-8576-EA47E4927856}">
       <dsp:nvSpPr>
         <dsp:cNvPr id="0" name=""/>
         <dsp:cNvSpPr/>
       </dsp:nvSpPr>
       <dsp:spPr>
         <a:xfrm>
-          <a:off x="5975937" y="1490931"/>
-          <a:ext cx="1047684" cy="523842"/>
+          <a:off x="3459349" y="2480697"/>
+          <a:ext cx="815704" cy="407852"/>
         </a:xfrm>
         <a:prstGeom prst="rect">
           <a:avLst/>
@@ -5220,12 +6671,12 @@
         </a:fontRef>
       </dsp:style>
       <dsp:txBody>
-        <a:bodyPr spcFirstLastPara="0" vert="horz" wrap="square" lIns="7620" tIns="7620" rIns="7620" bIns="7620" numCol="1" spcCol="1270" anchor="ctr" anchorCtr="0">
+        <a:bodyPr spcFirstLastPara="0" vert="horz" wrap="square" lIns="4445" tIns="4445" rIns="4445" bIns="4445" numCol="1" spcCol="1270" anchor="ctr" anchorCtr="0">
           <a:noAutofit/>
         </a:bodyPr>
         <a:lstStyle/>
         <a:p>
-          <a:pPr marL="0" lvl="0" indent="0" algn="ctr" defTabSz="533400">
+          <a:pPr marL="0" lvl="0" indent="0" algn="ctr" defTabSz="311150">
             <a:lnSpc>
               <a:spcPct val="90000"/>
             </a:lnSpc>
@@ -5238,25 +6689,25 @@
             <a:buNone/>
           </a:pPr>
           <a:r>
-            <a:rPr lang="en-GB" sz="1200" kern="1200"/>
-            <a:t>Block framework</a:t>
+            <a:rPr lang="en-GB" sz="700" kern="1200"/>
+            <a:t>Code section</a:t>
           </a:r>
         </a:p>
       </dsp:txBody>
       <dsp:txXfrm>
-        <a:off x="5975937" y="1490931"/>
-        <a:ext cx="1047684" cy="523842"/>
+        <a:off x="3459349" y="2480697"/>
+        <a:ext cx="815704" cy="407852"/>
       </dsp:txXfrm>
     </dsp:sp>
-    <dsp:sp modelId="{D5DA0A59-0AE4-4260-AB57-B28AAF37ECAC}">
+    <dsp:sp modelId="{35A37FAA-7983-4C05-B0E9-3D83A6984B31}">
       <dsp:nvSpPr>
         <dsp:cNvPr id="0" name=""/>
         <dsp:cNvSpPr/>
       </dsp:nvSpPr>
       <dsp:spPr>
         <a:xfrm>
-          <a:off x="4708238" y="2234788"/>
-          <a:ext cx="1047684" cy="523842"/>
+          <a:off x="2965848" y="3059847"/>
+          <a:ext cx="815704" cy="407852"/>
         </a:xfrm>
         <a:prstGeom prst="rect">
           <a:avLst/>
@@ -5298,12 +6749,12 @@
         </a:fontRef>
       </dsp:style>
       <dsp:txBody>
-        <a:bodyPr spcFirstLastPara="0" vert="horz" wrap="square" lIns="7620" tIns="7620" rIns="7620" bIns="7620" numCol="1" spcCol="1270" anchor="ctr" anchorCtr="0">
+        <a:bodyPr spcFirstLastPara="0" vert="horz" wrap="square" lIns="4445" tIns="4445" rIns="4445" bIns="4445" numCol="1" spcCol="1270" anchor="ctr" anchorCtr="0">
           <a:noAutofit/>
         </a:bodyPr>
         <a:lstStyle/>
         <a:p>
-          <a:pPr marL="0" lvl="0" indent="0" algn="ctr" defTabSz="533400">
+          <a:pPr marL="0" lvl="0" indent="0" algn="ctr" defTabSz="311150">
             <a:lnSpc>
               <a:spcPct val="90000"/>
             </a:lnSpc>
@@ -5316,25 +6767,25 @@
             <a:buNone/>
           </a:pPr>
           <a:r>
-            <a:rPr lang="en-GB" sz="1200" kern="1200"/>
-            <a:t>Language</a:t>
+            <a:rPr lang="en-GB" sz="700" kern="1200"/>
+            <a:t>Open/Close file </a:t>
           </a:r>
         </a:p>
       </dsp:txBody>
       <dsp:txXfrm>
-        <a:off x="4708238" y="2234788"/>
-        <a:ext cx="1047684" cy="523842"/>
+        <a:off x="2965848" y="3059847"/>
+        <a:ext cx="815704" cy="407852"/>
       </dsp:txXfrm>
     </dsp:sp>
-    <dsp:sp modelId="{F9CCFBB8-5CA5-4412-8513-D72AAC250DAC}">
+    <dsp:sp modelId="{D7B8AB80-BE26-4D20-98F3-087316386A30}">
       <dsp:nvSpPr>
         <dsp:cNvPr id="0" name=""/>
         <dsp:cNvSpPr/>
       </dsp:nvSpPr>
       <dsp:spPr>
         <a:xfrm>
-          <a:off x="4708238" y="2978644"/>
-          <a:ext cx="1047684" cy="523842"/>
+          <a:off x="3169774" y="3638998"/>
+          <a:ext cx="815704" cy="407852"/>
         </a:xfrm>
         <a:prstGeom prst="rect">
           <a:avLst/>
@@ -5376,12 +6827,12 @@
         </a:fontRef>
       </dsp:style>
       <dsp:txBody>
-        <a:bodyPr spcFirstLastPara="0" vert="horz" wrap="square" lIns="7620" tIns="7620" rIns="7620" bIns="7620" numCol="1" spcCol="1270" anchor="ctr" anchorCtr="0">
+        <a:bodyPr spcFirstLastPara="0" vert="horz" wrap="square" lIns="4445" tIns="4445" rIns="4445" bIns="4445" numCol="1" spcCol="1270" anchor="ctr" anchorCtr="0">
           <a:noAutofit/>
         </a:bodyPr>
         <a:lstStyle/>
         <a:p>
-          <a:pPr marL="0" lvl="0" indent="0" algn="ctr" defTabSz="533400">
+          <a:pPr marL="0" lvl="0" indent="0" algn="ctr" defTabSz="311150">
             <a:lnSpc>
               <a:spcPct val="90000"/>
             </a:lnSpc>
@@ -5394,25 +6845,25 @@
             <a:buNone/>
           </a:pPr>
           <a:r>
-            <a:rPr lang="en-GB" sz="1200" kern="1200"/>
-            <a:t>Json</a:t>
+            <a:rPr lang="en-GB" sz="700" kern="1200"/>
+            <a:t>Access filesystem</a:t>
           </a:r>
         </a:p>
       </dsp:txBody>
       <dsp:txXfrm>
-        <a:off x="4708238" y="2978644"/>
-        <a:ext cx="1047684" cy="523842"/>
+        <a:off x="3169774" y="3638998"/>
+        <a:ext cx="815704" cy="407852"/>
       </dsp:txXfrm>
     </dsp:sp>
-    <dsp:sp modelId="{8D8B98B8-AF1C-42C8-AE9D-495A64CED751}">
+    <dsp:sp modelId="{6B203621-CE62-4E87-B592-A8FE30FF1851}">
       <dsp:nvSpPr>
         <dsp:cNvPr id="0" name=""/>
         <dsp:cNvSpPr/>
       </dsp:nvSpPr>
       <dsp:spPr>
         <a:xfrm>
-          <a:off x="4970159" y="3722500"/>
-          <a:ext cx="1047684" cy="523842"/>
+          <a:off x="3952850" y="3059847"/>
+          <a:ext cx="815704" cy="407852"/>
         </a:xfrm>
         <a:prstGeom prst="rect">
           <a:avLst/>
@@ -5454,12 +6905,12 @@
         </a:fontRef>
       </dsp:style>
       <dsp:txBody>
-        <a:bodyPr spcFirstLastPara="0" vert="horz" wrap="square" lIns="7620" tIns="7620" rIns="7620" bIns="7620" numCol="1" spcCol="1270" anchor="ctr" anchorCtr="0">
+        <a:bodyPr spcFirstLastPara="0" vert="horz" wrap="square" lIns="4445" tIns="4445" rIns="4445" bIns="4445" numCol="1" spcCol="1270" anchor="ctr" anchorCtr="0">
           <a:noAutofit/>
         </a:bodyPr>
         <a:lstStyle/>
         <a:p>
-          <a:pPr marL="0" lvl="0" indent="0" algn="ctr" defTabSz="533400">
+          <a:pPr marL="0" lvl="0" indent="0" algn="ctr" defTabSz="311150">
             <a:lnSpc>
               <a:spcPct val="90000"/>
             </a:lnSpc>
@@ -5472,25 +6923,25 @@
             <a:buNone/>
           </a:pPr>
           <a:r>
-            <a:rPr lang="en-GB" sz="1200" kern="1200"/>
-            <a:t>Show section</a:t>
+            <a:rPr lang="en-GB" sz="700" kern="1200"/>
+            <a:t>Save file</a:t>
           </a:r>
         </a:p>
       </dsp:txBody>
       <dsp:txXfrm>
-        <a:off x="4970159" y="3722500"/>
-        <a:ext cx="1047684" cy="523842"/>
+        <a:off x="3952850" y="3059847"/>
+        <a:ext cx="815704" cy="407852"/>
       </dsp:txXfrm>
     </dsp:sp>
-    <dsp:sp modelId="{55C40C60-6AD0-4ACF-8BFA-3FF937B9BBCE}">
+    <dsp:sp modelId="{2BFFFA51-3A1A-4122-9704-D9030445D1FB}">
       <dsp:nvSpPr>
         <dsp:cNvPr id="0" name=""/>
         <dsp:cNvSpPr/>
       </dsp:nvSpPr>
       <dsp:spPr>
         <a:xfrm>
-          <a:off x="4970159" y="4466357"/>
-          <a:ext cx="1047684" cy="523842"/>
+          <a:off x="4156777" y="3638998"/>
+          <a:ext cx="815704" cy="407852"/>
         </a:xfrm>
         <a:prstGeom prst="rect">
           <a:avLst/>
@@ -5532,12 +6983,12 @@
         </a:fontRef>
       </dsp:style>
       <dsp:txBody>
-        <a:bodyPr spcFirstLastPara="0" vert="horz" wrap="square" lIns="7620" tIns="7620" rIns="7620" bIns="7620" numCol="1" spcCol="1270" anchor="ctr" anchorCtr="0">
+        <a:bodyPr spcFirstLastPara="0" vert="horz" wrap="square" lIns="4445" tIns="4445" rIns="4445" bIns="4445" numCol="1" spcCol="1270" anchor="ctr" anchorCtr="0">
           <a:noAutofit/>
         </a:bodyPr>
         <a:lstStyle/>
         <a:p>
-          <a:pPr marL="0" lvl="0" indent="0" algn="ctr" defTabSz="533400">
+          <a:pPr marL="0" lvl="0" indent="0" algn="ctr" defTabSz="311150">
             <a:lnSpc>
               <a:spcPct val="90000"/>
             </a:lnSpc>
@@ -5550,25 +7001,25 @@
             <a:buNone/>
           </a:pPr>
           <a:r>
-            <a:rPr lang="en-GB" sz="1200" kern="1200"/>
-            <a:t>Arduino code section</a:t>
+            <a:rPr lang="en-GB" sz="700" kern="1200"/>
+            <a:t>Access current folder and save</a:t>
           </a:r>
         </a:p>
       </dsp:txBody>
       <dsp:txXfrm>
-        <a:off x="4970159" y="4466357"/>
-        <a:ext cx="1047684" cy="523842"/>
+        <a:off x="4156777" y="3638998"/>
+        <a:ext cx="815704" cy="407852"/>
       </dsp:txXfrm>
     </dsp:sp>
-    <dsp:sp modelId="{F0B21B06-521A-444A-AD23-FB058EE70162}">
+    <dsp:sp modelId="{B388C2F5-45DE-455E-8129-AC41F97864F3}">
       <dsp:nvSpPr>
         <dsp:cNvPr id="0" name=""/>
         <dsp:cNvSpPr/>
       </dsp:nvSpPr>
       <dsp:spPr>
         <a:xfrm>
-          <a:off x="5975937" y="2234788"/>
-          <a:ext cx="1047684" cy="523842"/>
+          <a:off x="6594713" y="1901547"/>
+          <a:ext cx="815704" cy="407852"/>
         </a:xfrm>
         <a:prstGeom prst="rect">
           <a:avLst/>
@@ -5610,12 +7061,12 @@
         </a:fontRef>
       </dsp:style>
       <dsp:txBody>
-        <a:bodyPr spcFirstLastPara="0" vert="horz" wrap="square" lIns="7620" tIns="7620" rIns="7620" bIns="7620" numCol="1" spcCol="1270" anchor="ctr" anchorCtr="0">
+        <a:bodyPr spcFirstLastPara="0" vert="horz" wrap="square" lIns="4445" tIns="4445" rIns="4445" bIns="4445" numCol="1" spcCol="1270" anchor="ctr" anchorCtr="0">
           <a:noAutofit/>
         </a:bodyPr>
         <a:lstStyle/>
         <a:p>
-          <a:pPr marL="0" lvl="0" indent="0" algn="ctr" defTabSz="533400">
+          <a:pPr marL="0" lvl="0" indent="0" algn="ctr" defTabSz="311150">
             <a:lnSpc>
               <a:spcPct val="90000"/>
             </a:lnSpc>
@@ -5628,25 +7079,25 @@
             <a:buNone/>
           </a:pPr>
           <a:r>
-            <a:rPr lang="en-GB" sz="1200" kern="1200"/>
-            <a:t>Editor section</a:t>
+            <a:rPr lang="en-GB" sz="700" kern="1200"/>
+            <a:t>Blocks</a:t>
           </a:r>
         </a:p>
       </dsp:txBody>
       <dsp:txXfrm>
-        <a:off x="5975937" y="2234788"/>
-        <a:ext cx="1047684" cy="523842"/>
+        <a:off x="6594713" y="1901547"/>
+        <a:ext cx="815704" cy="407852"/>
       </dsp:txXfrm>
     </dsp:sp>
-    <dsp:sp modelId="{C9BF7289-B539-4227-8F48-A9C60A01859F}">
+    <dsp:sp modelId="{9FA3228C-E8A6-4F14-89A5-080EB4C97503}">
       <dsp:nvSpPr>
         <dsp:cNvPr id="0" name=""/>
         <dsp:cNvSpPr/>
       </dsp:nvSpPr>
       <dsp:spPr>
         <a:xfrm>
-          <a:off x="6237858" y="2978644"/>
-          <a:ext cx="1047684" cy="523842"/>
+          <a:off x="5782068" y="2480697"/>
+          <a:ext cx="815704" cy="407852"/>
         </a:xfrm>
         <a:prstGeom prst="rect">
           <a:avLst/>
@@ -5688,12 +7139,12 @@
         </a:fontRef>
       </dsp:style>
       <dsp:txBody>
-        <a:bodyPr spcFirstLastPara="0" vert="horz" wrap="square" lIns="7620" tIns="7620" rIns="7620" bIns="7620" numCol="1" spcCol="1270" anchor="ctr" anchorCtr="0">
+        <a:bodyPr spcFirstLastPara="0" vert="horz" wrap="square" lIns="4445" tIns="4445" rIns="4445" bIns="4445" numCol="1" spcCol="1270" anchor="ctr" anchorCtr="0">
           <a:noAutofit/>
         </a:bodyPr>
         <a:lstStyle/>
         <a:p>
-          <a:pPr marL="0" lvl="0" indent="0" algn="ctr" defTabSz="533400">
+          <a:pPr marL="0" lvl="0" indent="0" algn="ctr" defTabSz="311150">
             <a:lnSpc>
               <a:spcPct val="90000"/>
             </a:lnSpc>
@@ -5706,25 +7157,25 @@
             <a:buNone/>
           </a:pPr>
           <a:r>
-            <a:rPr lang="en-GB" sz="1200" kern="1200"/>
-            <a:t>Show section of json for block</a:t>
+            <a:rPr lang="en-GB" sz="700" kern="1200"/>
+            <a:t>Json backend </a:t>
           </a:r>
         </a:p>
       </dsp:txBody>
       <dsp:txXfrm>
-        <a:off x="6237858" y="2978644"/>
-        <a:ext cx="1047684" cy="523842"/>
+        <a:off x="5782068" y="2480697"/>
+        <a:ext cx="815704" cy="407852"/>
       </dsp:txXfrm>
     </dsp:sp>
-    <dsp:sp modelId="{C9F4FC36-FC73-4557-9D56-57906D8426F8}">
+    <dsp:sp modelId="{7D6481BB-67F5-4E57-89D5-6643355F1748}">
       <dsp:nvSpPr>
         <dsp:cNvPr id="0" name=""/>
         <dsp:cNvSpPr/>
       </dsp:nvSpPr>
       <dsp:spPr>
         <a:xfrm>
-          <a:off x="7243636" y="2234788"/>
-          <a:ext cx="1047684" cy="523842"/>
+          <a:off x="4939853" y="3059847"/>
+          <a:ext cx="815704" cy="407852"/>
         </a:xfrm>
         <a:prstGeom prst="rect">
           <a:avLst/>
@@ -5766,12 +7217,12 @@
         </a:fontRef>
       </dsp:style>
       <dsp:txBody>
-        <a:bodyPr spcFirstLastPara="0" vert="horz" wrap="square" lIns="7620" tIns="7620" rIns="7620" bIns="7620" numCol="1" spcCol="1270" anchor="ctr" anchorCtr="0">
+        <a:bodyPr spcFirstLastPara="0" vert="horz" wrap="square" lIns="4445" tIns="4445" rIns="4445" bIns="4445" numCol="1" spcCol="1270" anchor="ctr" anchorCtr="0">
           <a:noAutofit/>
         </a:bodyPr>
         <a:lstStyle/>
         <a:p>
-          <a:pPr marL="0" lvl="0" indent="0" algn="ctr" defTabSz="533400">
+          <a:pPr marL="0" lvl="0" indent="0" algn="ctr" defTabSz="311150">
             <a:lnSpc>
               <a:spcPct val="90000"/>
             </a:lnSpc>
@@ -5784,25 +7235,25 @@
             <a:buNone/>
           </a:pPr>
           <a:r>
-            <a:rPr lang="en-GB" sz="1200" kern="1200"/>
-            <a:t>Compilation section</a:t>
+            <a:rPr lang="en-GB" sz="700" kern="1200"/>
+            <a:t>Show section</a:t>
           </a:r>
         </a:p>
       </dsp:txBody>
       <dsp:txXfrm>
-        <a:off x="7243636" y="2234788"/>
-        <a:ext cx="1047684" cy="523842"/>
+        <a:off x="4939853" y="3059847"/>
+        <a:ext cx="815704" cy="407852"/>
       </dsp:txXfrm>
     </dsp:sp>
-    <dsp:sp modelId="{D982D4B0-8D3E-440F-A987-C081B01056C1}">
+    <dsp:sp modelId="{79B1C0B8-1BBF-4BE3-BDCB-1640134E20FF}">
       <dsp:nvSpPr>
         <dsp:cNvPr id="0" name=""/>
         <dsp:cNvSpPr/>
       </dsp:nvSpPr>
       <dsp:spPr>
         <a:xfrm>
-          <a:off x="7505557" y="2978644"/>
-          <a:ext cx="1047684" cy="523842"/>
+          <a:off x="5143779" y="3638998"/>
+          <a:ext cx="815704" cy="407852"/>
         </a:xfrm>
         <a:prstGeom prst="rect">
           <a:avLst/>
@@ -5844,12 +7295,12 @@
         </a:fontRef>
       </dsp:style>
       <dsp:txBody>
-        <a:bodyPr spcFirstLastPara="0" vert="horz" wrap="square" lIns="7620" tIns="7620" rIns="7620" bIns="7620" numCol="1" spcCol="1270" anchor="ctr" anchorCtr="0">
+        <a:bodyPr spcFirstLastPara="0" vert="horz" wrap="square" lIns="4445" tIns="4445" rIns="4445" bIns="4445" numCol="1" spcCol="1270" anchor="ctr" anchorCtr="0">
           <a:noAutofit/>
         </a:bodyPr>
         <a:lstStyle/>
         <a:p>
-          <a:pPr marL="0" lvl="0" indent="0" algn="ctr" defTabSz="533400">
+          <a:pPr marL="0" lvl="0" indent="0" algn="ctr" defTabSz="311150">
             <a:lnSpc>
               <a:spcPct val="90000"/>
             </a:lnSpc>
@@ -5862,25 +7313,25 @@
             <a:buNone/>
           </a:pPr>
           <a:r>
-            <a:rPr lang="en-GB" sz="1200" kern="1200"/>
-            <a:t>Associated arduino code</a:t>
+            <a:rPr lang="en-GB" sz="700" kern="1200"/>
+            <a:t>Editors view</a:t>
           </a:r>
         </a:p>
       </dsp:txBody>
       <dsp:txXfrm>
-        <a:off x="7505557" y="2978644"/>
-        <a:ext cx="1047684" cy="523842"/>
+        <a:off x="5143779" y="3638998"/>
+        <a:ext cx="815704" cy="407852"/>
       </dsp:txXfrm>
     </dsp:sp>
-    <dsp:sp modelId="{B4DDB29F-AD96-41B4-B7DE-D69842C2BC80}">
+    <dsp:sp modelId="{8219C451-4D1D-4C98-9084-B130FB0E5E58}">
       <dsp:nvSpPr>
         <dsp:cNvPr id="0" name=""/>
         <dsp:cNvSpPr/>
       </dsp:nvSpPr>
       <dsp:spPr>
         <a:xfrm>
-          <a:off x="8249413" y="747075"/>
-          <a:ext cx="1047684" cy="523842"/>
+          <a:off x="6624283" y="3059847"/>
+          <a:ext cx="815704" cy="407852"/>
         </a:xfrm>
         <a:prstGeom prst="rect">
           <a:avLst/>
@@ -5922,12 +7373,12 @@
         </a:fontRef>
       </dsp:style>
       <dsp:txBody>
-        <a:bodyPr spcFirstLastPara="0" vert="horz" wrap="square" lIns="7620" tIns="7620" rIns="7620" bIns="7620" numCol="1" spcCol="1270" anchor="ctr" anchorCtr="0">
+        <a:bodyPr spcFirstLastPara="0" vert="horz" wrap="square" lIns="4445" tIns="4445" rIns="4445" bIns="4445" numCol="1" spcCol="1270" anchor="ctr" anchorCtr="0">
           <a:noAutofit/>
         </a:bodyPr>
         <a:lstStyle/>
         <a:p>
-          <a:pPr marL="0" lvl="0" indent="0" algn="ctr" defTabSz="533400">
+          <a:pPr marL="0" lvl="0" indent="0" algn="ctr" defTabSz="311150">
             <a:lnSpc>
               <a:spcPct val="90000"/>
             </a:lnSpc>
@@ -5940,25 +7391,25 @@
             <a:buNone/>
           </a:pPr>
           <a:r>
-            <a:rPr lang="en-GB" sz="1200" kern="1200"/>
-            <a:t>Compilation</a:t>
+            <a:rPr lang="en-GB" sz="700" kern="1200"/>
+            <a:t>A_C_E section</a:t>
           </a:r>
         </a:p>
       </dsp:txBody>
       <dsp:txXfrm>
-        <a:off x="8249413" y="747075"/>
-        <a:ext cx="1047684" cy="523842"/>
+        <a:off x="6624283" y="3059847"/>
+        <a:ext cx="815704" cy="407852"/>
       </dsp:txXfrm>
     </dsp:sp>
-    <dsp:sp modelId="{754238C0-5DBD-4BF5-853E-14590CF40021}">
+    <dsp:sp modelId="{2B4F4105-F0DA-40EA-AE6F-24D3177C9183}">
       <dsp:nvSpPr>
         <dsp:cNvPr id="0" name=""/>
         <dsp:cNvSpPr/>
       </dsp:nvSpPr>
       <dsp:spPr>
         <a:xfrm>
-          <a:off x="8511335" y="1490931"/>
-          <a:ext cx="1047684" cy="523842"/>
+          <a:off x="6130781" y="3638998"/>
+          <a:ext cx="815704" cy="407852"/>
         </a:xfrm>
         <a:prstGeom prst="rect">
           <a:avLst/>
@@ -6000,12 +7451,12 @@
         </a:fontRef>
       </dsp:style>
       <dsp:txBody>
-        <a:bodyPr spcFirstLastPara="0" vert="horz" wrap="square" lIns="7620" tIns="7620" rIns="7620" bIns="7620" numCol="1" spcCol="1270" anchor="ctr" anchorCtr="0">
+        <a:bodyPr spcFirstLastPara="0" vert="horz" wrap="square" lIns="4445" tIns="4445" rIns="4445" bIns="4445" numCol="1" spcCol="1270" anchor="ctr" anchorCtr="0">
           <a:noAutofit/>
         </a:bodyPr>
         <a:lstStyle/>
         <a:p>
-          <a:pPr marL="0" lvl="0" indent="0" algn="ctr" defTabSz="533400">
+          <a:pPr marL="0" lvl="0" indent="0" algn="ctr" defTabSz="311150">
             <a:lnSpc>
               <a:spcPct val="90000"/>
             </a:lnSpc>
@@ -6018,25 +7469,25 @@
             <a:buNone/>
           </a:pPr>
           <a:r>
-            <a:rPr lang="en-GB" sz="1200" kern="1200"/>
-            <a:t>Compilation method</a:t>
+            <a:rPr lang="en-GB" sz="700" kern="1200"/>
+            <a:t>Code for compilation</a:t>
           </a:r>
         </a:p>
       </dsp:txBody>
       <dsp:txXfrm>
-        <a:off x="8511335" y="1490931"/>
-        <a:ext cx="1047684" cy="523842"/>
+        <a:off x="6130781" y="3638998"/>
+        <a:ext cx="815704" cy="407852"/>
       </dsp:txXfrm>
     </dsp:sp>
-    <dsp:sp modelId="{7D0E5DF2-2FCA-4090-A295-DB85A064843D}">
+    <dsp:sp modelId="{0B559D4B-E626-46D4-B495-D2295FAD8134}">
       <dsp:nvSpPr>
         <dsp:cNvPr id="0" name=""/>
         <dsp:cNvSpPr/>
       </dsp:nvSpPr>
       <dsp:spPr>
         <a:xfrm>
-          <a:off x="8531429" y="2194604"/>
-          <a:ext cx="1047684" cy="523842"/>
+          <a:off x="7117784" y="3638998"/>
+          <a:ext cx="815704" cy="407852"/>
         </a:xfrm>
         <a:prstGeom prst="rect">
           <a:avLst/>
@@ -6078,12 +7529,12 @@
         </a:fontRef>
       </dsp:style>
       <dsp:txBody>
-        <a:bodyPr spcFirstLastPara="0" vert="horz" wrap="square" lIns="7620" tIns="7620" rIns="7620" bIns="7620" numCol="1" spcCol="1270" anchor="ctr" anchorCtr="0">
+        <a:bodyPr spcFirstLastPara="0" vert="horz" wrap="square" lIns="4445" tIns="4445" rIns="4445" bIns="4445" numCol="1" spcCol="1270" anchor="ctr" anchorCtr="0">
           <a:noAutofit/>
         </a:bodyPr>
         <a:lstStyle/>
         <a:p>
-          <a:pPr marL="0" lvl="0" indent="0" algn="ctr" defTabSz="533400">
+          <a:pPr marL="0" lvl="0" indent="0" algn="ctr" defTabSz="311150">
             <a:lnSpc>
               <a:spcPct val="90000"/>
             </a:lnSpc>
@@ -6096,14 +7547,794 @@
             <a:buNone/>
           </a:pPr>
           <a:r>
-            <a:rPr lang="en-GB" sz="1200" kern="1200"/>
-            <a:t>Translation for compilation</a:t>
+            <a:rPr lang="en-GB" sz="700" kern="1200"/>
+            <a:t>Arduino equivelant code</a:t>
           </a:r>
         </a:p>
       </dsp:txBody>
       <dsp:txXfrm>
-        <a:off x="8531429" y="2194604"/>
-        <a:ext cx="1047684" cy="523842"/>
+        <a:off x="7117784" y="3638998"/>
+        <a:ext cx="815704" cy="407852"/>
+      </dsp:txXfrm>
+    </dsp:sp>
+    <dsp:sp modelId="{DB71812A-9BBB-4C56-BC8D-89C133823549}">
+      <dsp:nvSpPr>
+        <dsp:cNvPr id="0" name=""/>
+        <dsp:cNvSpPr/>
+      </dsp:nvSpPr>
+      <dsp:spPr>
+        <a:xfrm>
+          <a:off x="7321710" y="4218148"/>
+          <a:ext cx="815704" cy="407852"/>
+        </a:xfrm>
+        <a:prstGeom prst="rect">
+          <a:avLst/>
+        </a:prstGeom>
+        <a:solidFill>
+          <a:schemeClr val="accent1">
+            <a:hueOff val="0"/>
+            <a:satOff val="0"/>
+            <a:lumOff val="0"/>
+            <a:alphaOff val="0"/>
+          </a:schemeClr>
+        </a:solidFill>
+        <a:ln w="12700" cap="flat" cmpd="sng" algn="ctr">
+          <a:solidFill>
+            <a:schemeClr val="lt1">
+              <a:hueOff val="0"/>
+              <a:satOff val="0"/>
+              <a:lumOff val="0"/>
+              <a:alphaOff val="0"/>
+            </a:schemeClr>
+          </a:solidFill>
+          <a:prstDash val="solid"/>
+          <a:miter lim="800000"/>
+        </a:ln>
+        <a:effectLst/>
+      </dsp:spPr>
+      <dsp:style>
+        <a:lnRef idx="2">
+          <a:scrgbClr r="0" g="0" b="0"/>
+        </a:lnRef>
+        <a:fillRef idx="1">
+          <a:scrgbClr r="0" g="0" b="0"/>
+        </a:fillRef>
+        <a:effectRef idx="0">
+          <a:scrgbClr r="0" g="0" b="0"/>
+        </a:effectRef>
+        <a:fontRef idx="minor">
+          <a:schemeClr val="lt1"/>
+        </a:fontRef>
+      </dsp:style>
+      <dsp:txBody>
+        <a:bodyPr spcFirstLastPara="0" vert="horz" wrap="square" lIns="4445" tIns="4445" rIns="4445" bIns="4445" numCol="1" spcCol="1270" anchor="ctr" anchorCtr="0">
+          <a:noAutofit/>
+        </a:bodyPr>
+        <a:lstStyle/>
+        <a:p>
+          <a:pPr marL="0" lvl="0" indent="0" algn="ctr" defTabSz="311150">
+            <a:lnSpc>
+              <a:spcPct val="90000"/>
+            </a:lnSpc>
+            <a:spcBef>
+              <a:spcPct val="0"/>
+            </a:spcBef>
+            <a:spcAft>
+              <a:spcPct val="35000"/>
+            </a:spcAft>
+            <a:buNone/>
+          </a:pPr>
+          <a:r>
+            <a:rPr lang="en-GB" sz="700" kern="1200"/>
+            <a:t>Map block to process in arduino code</a:t>
+          </a:r>
+        </a:p>
+      </dsp:txBody>
+      <dsp:txXfrm>
+        <a:off x="7321710" y="4218148"/>
+        <a:ext cx="815704" cy="407852"/>
+      </dsp:txXfrm>
+    </dsp:sp>
+    <dsp:sp modelId="{6DE2D2C2-B060-4668-A25A-C1C188305B49}">
+      <dsp:nvSpPr>
+        <dsp:cNvPr id="0" name=""/>
+        <dsp:cNvSpPr/>
+      </dsp:nvSpPr>
+      <dsp:spPr>
+        <a:xfrm>
+          <a:off x="7407359" y="2480697"/>
+          <a:ext cx="815704" cy="407852"/>
+        </a:xfrm>
+        <a:prstGeom prst="rect">
+          <a:avLst/>
+        </a:prstGeom>
+        <a:solidFill>
+          <a:schemeClr val="accent1">
+            <a:hueOff val="0"/>
+            <a:satOff val="0"/>
+            <a:lumOff val="0"/>
+            <a:alphaOff val="0"/>
+          </a:schemeClr>
+        </a:solidFill>
+        <a:ln w="12700" cap="flat" cmpd="sng" algn="ctr">
+          <a:solidFill>
+            <a:schemeClr val="lt1">
+              <a:hueOff val="0"/>
+              <a:satOff val="0"/>
+              <a:lumOff val="0"/>
+              <a:alphaOff val="0"/>
+            </a:schemeClr>
+          </a:solidFill>
+          <a:prstDash val="solid"/>
+          <a:miter lim="800000"/>
+        </a:ln>
+        <a:effectLst/>
+      </dsp:spPr>
+      <dsp:style>
+        <a:lnRef idx="2">
+          <a:scrgbClr r="0" g="0" b="0"/>
+        </a:lnRef>
+        <a:fillRef idx="1">
+          <a:scrgbClr r="0" g="0" b="0"/>
+        </a:fillRef>
+        <a:effectRef idx="0">
+          <a:scrgbClr r="0" g="0" b="0"/>
+        </a:effectRef>
+        <a:fontRef idx="minor">
+          <a:schemeClr val="lt1"/>
+        </a:fontRef>
+      </dsp:style>
+      <dsp:txBody>
+        <a:bodyPr spcFirstLastPara="0" vert="horz" wrap="square" lIns="4445" tIns="4445" rIns="4445" bIns="4445" numCol="1" spcCol="1270" anchor="ctr" anchorCtr="0">
+          <a:noAutofit/>
+        </a:bodyPr>
+        <a:lstStyle/>
+        <a:p>
+          <a:pPr marL="0" lvl="0" indent="0" algn="ctr" defTabSz="311150">
+            <a:lnSpc>
+              <a:spcPct val="90000"/>
+            </a:lnSpc>
+            <a:spcBef>
+              <a:spcPct val="0"/>
+            </a:spcBef>
+            <a:spcAft>
+              <a:spcPct val="35000"/>
+            </a:spcAft>
+            <a:buNone/>
+          </a:pPr>
+          <a:r>
+            <a:rPr lang="en-GB" sz="700" kern="1200"/>
+            <a:t>Show attribute</a:t>
+          </a:r>
+        </a:p>
+      </dsp:txBody>
+      <dsp:txXfrm>
+        <a:off x="7407359" y="2480697"/>
+        <a:ext cx="815704" cy="407852"/>
+      </dsp:txXfrm>
+    </dsp:sp>
+    <dsp:sp modelId="{8B2685D1-8792-4F3C-9119-AAFFABCF7B33}">
+      <dsp:nvSpPr>
+        <dsp:cNvPr id="0" name=""/>
+        <dsp:cNvSpPr/>
+      </dsp:nvSpPr>
+      <dsp:spPr>
+        <a:xfrm>
+          <a:off x="7611285" y="3059847"/>
+          <a:ext cx="815704" cy="407852"/>
+        </a:xfrm>
+        <a:prstGeom prst="rect">
+          <a:avLst/>
+        </a:prstGeom>
+        <a:solidFill>
+          <a:schemeClr val="accent1">
+            <a:hueOff val="0"/>
+            <a:satOff val="0"/>
+            <a:lumOff val="0"/>
+            <a:alphaOff val="0"/>
+          </a:schemeClr>
+        </a:solidFill>
+        <a:ln w="12700" cap="flat" cmpd="sng" algn="ctr">
+          <a:solidFill>
+            <a:schemeClr val="lt1">
+              <a:hueOff val="0"/>
+              <a:satOff val="0"/>
+              <a:lumOff val="0"/>
+              <a:alphaOff val="0"/>
+            </a:schemeClr>
+          </a:solidFill>
+          <a:prstDash val="solid"/>
+          <a:miter lim="800000"/>
+        </a:ln>
+        <a:effectLst/>
+      </dsp:spPr>
+      <dsp:style>
+        <a:lnRef idx="2">
+          <a:scrgbClr r="0" g="0" b="0"/>
+        </a:lnRef>
+        <a:fillRef idx="1">
+          <a:scrgbClr r="0" g="0" b="0"/>
+        </a:fillRef>
+        <a:effectRef idx="0">
+          <a:scrgbClr r="0" g="0" b="0"/>
+        </a:effectRef>
+        <a:fontRef idx="minor">
+          <a:schemeClr val="lt1"/>
+        </a:fontRef>
+      </dsp:style>
+      <dsp:txBody>
+        <a:bodyPr spcFirstLastPara="0" vert="horz" wrap="square" lIns="4445" tIns="4445" rIns="4445" bIns="4445" numCol="1" spcCol="1270" anchor="ctr" anchorCtr="0">
+          <a:noAutofit/>
+        </a:bodyPr>
+        <a:lstStyle/>
+        <a:p>
+          <a:pPr marL="0" lvl="0" indent="0" algn="ctr" defTabSz="311150">
+            <a:lnSpc>
+              <a:spcPct val="90000"/>
+            </a:lnSpc>
+            <a:spcBef>
+              <a:spcPct val="0"/>
+            </a:spcBef>
+            <a:spcAft>
+              <a:spcPct val="35000"/>
+            </a:spcAft>
+            <a:buNone/>
+          </a:pPr>
+          <a:r>
+            <a:rPr lang="en-GB" sz="700" kern="1200"/>
+            <a:t>Editor view</a:t>
+          </a:r>
+        </a:p>
+      </dsp:txBody>
+      <dsp:txXfrm>
+        <a:off x="7611285" y="3059847"/>
+        <a:ext cx="815704" cy="407852"/>
+      </dsp:txXfrm>
+    </dsp:sp>
+    <dsp:sp modelId="{1AA96C20-CB3A-4FEC-8C99-5095F0F26518}">
+      <dsp:nvSpPr>
+        <dsp:cNvPr id="0" name=""/>
+        <dsp:cNvSpPr/>
+      </dsp:nvSpPr>
+      <dsp:spPr>
+        <a:xfrm>
+          <a:off x="8887863" y="1901547"/>
+          <a:ext cx="815704" cy="407852"/>
+        </a:xfrm>
+        <a:prstGeom prst="rect">
+          <a:avLst/>
+        </a:prstGeom>
+        <a:solidFill>
+          <a:schemeClr val="accent1">
+            <a:hueOff val="0"/>
+            <a:satOff val="0"/>
+            <a:lumOff val="0"/>
+            <a:alphaOff val="0"/>
+          </a:schemeClr>
+        </a:solidFill>
+        <a:ln w="12700" cap="flat" cmpd="sng" algn="ctr">
+          <a:solidFill>
+            <a:schemeClr val="lt1">
+              <a:hueOff val="0"/>
+              <a:satOff val="0"/>
+              <a:lumOff val="0"/>
+              <a:alphaOff val="0"/>
+            </a:schemeClr>
+          </a:solidFill>
+          <a:prstDash val="solid"/>
+          <a:miter lim="800000"/>
+        </a:ln>
+        <a:effectLst/>
+      </dsp:spPr>
+      <dsp:style>
+        <a:lnRef idx="2">
+          <a:scrgbClr r="0" g="0" b="0"/>
+        </a:lnRef>
+        <a:fillRef idx="1">
+          <a:scrgbClr r="0" g="0" b="0"/>
+        </a:fillRef>
+        <a:effectRef idx="0">
+          <a:scrgbClr r="0" g="0" b="0"/>
+        </a:effectRef>
+        <a:fontRef idx="minor">
+          <a:schemeClr val="lt1"/>
+        </a:fontRef>
+      </dsp:style>
+      <dsp:txBody>
+        <a:bodyPr spcFirstLastPara="0" vert="horz" wrap="square" lIns="4445" tIns="4445" rIns="4445" bIns="4445" numCol="1" spcCol="1270" anchor="ctr" anchorCtr="0">
+          <a:noAutofit/>
+        </a:bodyPr>
+        <a:lstStyle/>
+        <a:p>
+          <a:pPr marL="0" lvl="0" indent="0" algn="ctr" defTabSz="311150">
+            <a:lnSpc>
+              <a:spcPct val="90000"/>
+            </a:lnSpc>
+            <a:spcBef>
+              <a:spcPct val="0"/>
+            </a:spcBef>
+            <a:spcAft>
+              <a:spcPct val="35000"/>
+            </a:spcAft>
+            <a:buNone/>
+          </a:pPr>
+          <a:r>
+            <a:rPr lang="en-GB" sz="700" kern="1200"/>
+            <a:t>Compilation</a:t>
+          </a:r>
+        </a:p>
+      </dsp:txBody>
+      <dsp:txXfrm>
+        <a:off x="8887863" y="1901547"/>
+        <a:ext cx="815704" cy="407852"/>
+      </dsp:txXfrm>
+    </dsp:sp>
+    <dsp:sp modelId="{D2DEB610-1A5B-467E-A4B5-EBF0C5E1007B}">
+      <dsp:nvSpPr>
+        <dsp:cNvPr id="0" name=""/>
+        <dsp:cNvSpPr/>
+      </dsp:nvSpPr>
+      <dsp:spPr>
+        <a:xfrm>
+          <a:off x="8394361" y="2480697"/>
+          <a:ext cx="815704" cy="407852"/>
+        </a:xfrm>
+        <a:prstGeom prst="rect">
+          <a:avLst/>
+        </a:prstGeom>
+        <a:solidFill>
+          <a:schemeClr val="accent1">
+            <a:hueOff val="0"/>
+            <a:satOff val="0"/>
+            <a:lumOff val="0"/>
+            <a:alphaOff val="0"/>
+          </a:schemeClr>
+        </a:solidFill>
+        <a:ln w="12700" cap="flat" cmpd="sng" algn="ctr">
+          <a:solidFill>
+            <a:schemeClr val="lt1">
+              <a:hueOff val="0"/>
+              <a:satOff val="0"/>
+              <a:lumOff val="0"/>
+              <a:alphaOff val="0"/>
+            </a:schemeClr>
+          </a:solidFill>
+          <a:prstDash val="solid"/>
+          <a:miter lim="800000"/>
+        </a:ln>
+        <a:effectLst/>
+      </dsp:spPr>
+      <dsp:style>
+        <a:lnRef idx="2">
+          <a:scrgbClr r="0" g="0" b="0"/>
+        </a:lnRef>
+        <a:fillRef idx="1">
+          <a:scrgbClr r="0" g="0" b="0"/>
+        </a:fillRef>
+        <a:effectRef idx="0">
+          <a:scrgbClr r="0" g="0" b="0"/>
+        </a:effectRef>
+        <a:fontRef idx="minor">
+          <a:schemeClr val="lt1"/>
+        </a:fontRef>
+      </dsp:style>
+      <dsp:txBody>
+        <a:bodyPr spcFirstLastPara="0" vert="horz" wrap="square" lIns="4445" tIns="4445" rIns="4445" bIns="4445" numCol="1" spcCol="1270" anchor="ctr" anchorCtr="0">
+          <a:noAutofit/>
+        </a:bodyPr>
+        <a:lstStyle/>
+        <a:p>
+          <a:pPr marL="0" lvl="0" indent="0" algn="ctr" defTabSz="311150">
+            <a:lnSpc>
+              <a:spcPct val="90000"/>
+            </a:lnSpc>
+            <a:spcBef>
+              <a:spcPct val="0"/>
+            </a:spcBef>
+            <a:spcAft>
+              <a:spcPct val="35000"/>
+            </a:spcAft>
+            <a:buNone/>
+          </a:pPr>
+          <a:r>
+            <a:rPr lang="en-GB" sz="700" kern="1200"/>
+            <a:t>Block to code </a:t>
+          </a:r>
+        </a:p>
+      </dsp:txBody>
+      <dsp:txXfrm>
+        <a:off x="8394361" y="2480697"/>
+        <a:ext cx="815704" cy="407852"/>
+      </dsp:txXfrm>
+    </dsp:sp>
+    <dsp:sp modelId="{1909B6F1-B2E5-43CB-A41B-5E259DA9A19D}">
+      <dsp:nvSpPr>
+        <dsp:cNvPr id="0" name=""/>
+        <dsp:cNvSpPr/>
+      </dsp:nvSpPr>
+      <dsp:spPr>
+        <a:xfrm>
+          <a:off x="8598287" y="3059847"/>
+          <a:ext cx="815704" cy="407852"/>
+        </a:xfrm>
+        <a:prstGeom prst="rect">
+          <a:avLst/>
+        </a:prstGeom>
+        <a:solidFill>
+          <a:schemeClr val="accent1">
+            <a:hueOff val="0"/>
+            <a:satOff val="0"/>
+            <a:lumOff val="0"/>
+            <a:alphaOff val="0"/>
+          </a:schemeClr>
+        </a:solidFill>
+        <a:ln w="12700" cap="flat" cmpd="sng" algn="ctr">
+          <a:solidFill>
+            <a:schemeClr val="lt1">
+              <a:hueOff val="0"/>
+              <a:satOff val="0"/>
+              <a:lumOff val="0"/>
+              <a:alphaOff val="0"/>
+            </a:schemeClr>
+          </a:solidFill>
+          <a:prstDash val="solid"/>
+          <a:miter lim="800000"/>
+        </a:ln>
+        <a:effectLst/>
+      </dsp:spPr>
+      <dsp:style>
+        <a:lnRef idx="2">
+          <a:scrgbClr r="0" g="0" b="0"/>
+        </a:lnRef>
+        <a:fillRef idx="1">
+          <a:scrgbClr r="0" g="0" b="0"/>
+        </a:fillRef>
+        <a:effectRef idx="0">
+          <a:scrgbClr r="0" g="0" b="0"/>
+        </a:effectRef>
+        <a:fontRef idx="minor">
+          <a:schemeClr val="lt1"/>
+        </a:fontRef>
+      </dsp:style>
+      <dsp:txBody>
+        <a:bodyPr spcFirstLastPara="0" vert="horz" wrap="square" lIns="4445" tIns="4445" rIns="4445" bIns="4445" numCol="1" spcCol="1270" anchor="ctr" anchorCtr="0">
+          <a:noAutofit/>
+        </a:bodyPr>
+        <a:lstStyle/>
+        <a:p>
+          <a:pPr marL="0" lvl="0" indent="0" algn="ctr" defTabSz="311150">
+            <a:lnSpc>
+              <a:spcPct val="90000"/>
+            </a:lnSpc>
+            <a:spcBef>
+              <a:spcPct val="0"/>
+            </a:spcBef>
+            <a:spcAft>
+              <a:spcPct val="35000"/>
+            </a:spcAft>
+            <a:buNone/>
+          </a:pPr>
+          <a:r>
+            <a:rPr lang="en-GB" sz="700" kern="1200"/>
+            <a:t>Access json backend for each block</a:t>
+          </a:r>
+        </a:p>
+      </dsp:txBody>
+      <dsp:txXfrm>
+        <a:off x="8598287" y="3059847"/>
+        <a:ext cx="815704" cy="407852"/>
+      </dsp:txXfrm>
+    </dsp:sp>
+    <dsp:sp modelId="{05EFB882-EC23-4ACD-BF78-F5111C86644C}">
+      <dsp:nvSpPr>
+        <dsp:cNvPr id="0" name=""/>
+        <dsp:cNvSpPr/>
+      </dsp:nvSpPr>
+      <dsp:spPr>
+        <a:xfrm>
+          <a:off x="8598287" y="3638998"/>
+          <a:ext cx="815704" cy="407852"/>
+        </a:xfrm>
+        <a:prstGeom prst="rect">
+          <a:avLst/>
+        </a:prstGeom>
+        <a:solidFill>
+          <a:schemeClr val="accent1">
+            <a:hueOff val="0"/>
+            <a:satOff val="0"/>
+            <a:lumOff val="0"/>
+            <a:alphaOff val="0"/>
+          </a:schemeClr>
+        </a:solidFill>
+        <a:ln w="12700" cap="flat" cmpd="sng" algn="ctr">
+          <a:solidFill>
+            <a:schemeClr val="lt1">
+              <a:hueOff val="0"/>
+              <a:satOff val="0"/>
+              <a:lumOff val="0"/>
+              <a:alphaOff val="0"/>
+            </a:schemeClr>
+          </a:solidFill>
+          <a:prstDash val="solid"/>
+          <a:miter lim="800000"/>
+        </a:ln>
+        <a:effectLst/>
+      </dsp:spPr>
+      <dsp:style>
+        <a:lnRef idx="2">
+          <a:scrgbClr r="0" g="0" b="0"/>
+        </a:lnRef>
+        <a:fillRef idx="1">
+          <a:scrgbClr r="0" g="0" b="0"/>
+        </a:fillRef>
+        <a:effectRef idx="0">
+          <a:scrgbClr r="0" g="0" b="0"/>
+        </a:effectRef>
+        <a:fontRef idx="minor">
+          <a:schemeClr val="lt1"/>
+        </a:fontRef>
+      </dsp:style>
+      <dsp:txBody>
+        <a:bodyPr spcFirstLastPara="0" vert="horz" wrap="square" lIns="4445" tIns="4445" rIns="4445" bIns="4445" numCol="1" spcCol="1270" anchor="ctr" anchorCtr="0">
+          <a:noAutofit/>
+        </a:bodyPr>
+        <a:lstStyle/>
+        <a:p>
+          <a:pPr marL="0" lvl="0" indent="0" algn="ctr" defTabSz="311150">
+            <a:lnSpc>
+              <a:spcPct val="90000"/>
+            </a:lnSpc>
+            <a:spcBef>
+              <a:spcPct val="0"/>
+            </a:spcBef>
+            <a:spcAft>
+              <a:spcPct val="35000"/>
+            </a:spcAft>
+            <a:buNone/>
+          </a:pPr>
+          <a:r>
+            <a:rPr lang="en-GB" sz="700" kern="1200"/>
+            <a:t>Read A_C_E section </a:t>
+          </a:r>
+        </a:p>
+      </dsp:txBody>
+      <dsp:txXfrm>
+        <a:off x="8598287" y="3638998"/>
+        <a:ext cx="815704" cy="407852"/>
+      </dsp:txXfrm>
+    </dsp:sp>
+    <dsp:sp modelId="{7A19D48E-299C-48C6-A2A5-096E7BAD6F0C}">
+      <dsp:nvSpPr>
+        <dsp:cNvPr id="0" name=""/>
+        <dsp:cNvSpPr/>
+      </dsp:nvSpPr>
+      <dsp:spPr>
+        <a:xfrm>
+          <a:off x="8598287" y="4218148"/>
+          <a:ext cx="815704" cy="407852"/>
+        </a:xfrm>
+        <a:prstGeom prst="rect">
+          <a:avLst/>
+        </a:prstGeom>
+        <a:solidFill>
+          <a:schemeClr val="accent1">
+            <a:hueOff val="0"/>
+            <a:satOff val="0"/>
+            <a:lumOff val="0"/>
+            <a:alphaOff val="0"/>
+          </a:schemeClr>
+        </a:solidFill>
+        <a:ln w="12700" cap="flat" cmpd="sng" algn="ctr">
+          <a:solidFill>
+            <a:schemeClr val="lt1">
+              <a:hueOff val="0"/>
+              <a:satOff val="0"/>
+              <a:lumOff val="0"/>
+              <a:alphaOff val="0"/>
+            </a:schemeClr>
+          </a:solidFill>
+          <a:prstDash val="solid"/>
+          <a:miter lim="800000"/>
+        </a:ln>
+        <a:effectLst/>
+      </dsp:spPr>
+      <dsp:style>
+        <a:lnRef idx="2">
+          <a:scrgbClr r="0" g="0" b="0"/>
+        </a:lnRef>
+        <a:fillRef idx="1">
+          <a:scrgbClr r="0" g="0" b="0"/>
+        </a:fillRef>
+        <a:effectRef idx="0">
+          <a:scrgbClr r="0" g="0" b="0"/>
+        </a:effectRef>
+        <a:fontRef idx="minor">
+          <a:schemeClr val="lt1"/>
+        </a:fontRef>
+      </dsp:style>
+      <dsp:txBody>
+        <a:bodyPr spcFirstLastPara="0" vert="horz" wrap="square" lIns="4445" tIns="4445" rIns="4445" bIns="4445" numCol="1" spcCol="1270" anchor="ctr" anchorCtr="0">
+          <a:noAutofit/>
+        </a:bodyPr>
+        <a:lstStyle/>
+        <a:p>
+          <a:pPr marL="0" lvl="0" indent="0" algn="ctr" defTabSz="311150">
+            <a:lnSpc>
+              <a:spcPct val="90000"/>
+            </a:lnSpc>
+            <a:spcBef>
+              <a:spcPct val="0"/>
+            </a:spcBef>
+            <a:spcAft>
+              <a:spcPct val="35000"/>
+            </a:spcAft>
+            <a:buNone/>
+          </a:pPr>
+          <a:r>
+            <a:rPr lang="en-GB" sz="700" kern="1200"/>
+            <a:t>Compile all blocks A_C_E sections to make a file</a:t>
+          </a:r>
+        </a:p>
+      </dsp:txBody>
+      <dsp:txXfrm>
+        <a:off x="8598287" y="4218148"/>
+        <a:ext cx="815704" cy="407852"/>
+      </dsp:txXfrm>
+    </dsp:sp>
+    <dsp:sp modelId="{02A92F51-FDC7-4649-BEEC-CE4E8D716AFC}">
+      <dsp:nvSpPr>
+        <dsp:cNvPr id="0" name=""/>
+        <dsp:cNvSpPr/>
+      </dsp:nvSpPr>
+      <dsp:spPr>
+        <a:xfrm>
+          <a:off x="8598287" y="4797298"/>
+          <a:ext cx="815704" cy="407852"/>
+        </a:xfrm>
+        <a:prstGeom prst="rect">
+          <a:avLst/>
+        </a:prstGeom>
+        <a:solidFill>
+          <a:schemeClr val="accent1">
+            <a:hueOff val="0"/>
+            <a:satOff val="0"/>
+            <a:lumOff val="0"/>
+            <a:alphaOff val="0"/>
+          </a:schemeClr>
+        </a:solidFill>
+        <a:ln w="12700" cap="flat" cmpd="sng" algn="ctr">
+          <a:solidFill>
+            <a:schemeClr val="lt1">
+              <a:hueOff val="0"/>
+              <a:satOff val="0"/>
+              <a:lumOff val="0"/>
+              <a:alphaOff val="0"/>
+            </a:schemeClr>
+          </a:solidFill>
+          <a:prstDash val="solid"/>
+          <a:miter lim="800000"/>
+        </a:ln>
+        <a:effectLst/>
+      </dsp:spPr>
+      <dsp:style>
+        <a:lnRef idx="2">
+          <a:scrgbClr r="0" g="0" b="0"/>
+        </a:lnRef>
+        <a:fillRef idx="1">
+          <a:scrgbClr r="0" g="0" b="0"/>
+        </a:fillRef>
+        <a:effectRef idx="0">
+          <a:scrgbClr r="0" g="0" b="0"/>
+        </a:effectRef>
+        <a:fontRef idx="minor">
+          <a:schemeClr val="lt1"/>
+        </a:fontRef>
+      </dsp:style>
+      <dsp:txBody>
+        <a:bodyPr spcFirstLastPara="0" vert="horz" wrap="square" lIns="4445" tIns="4445" rIns="4445" bIns="4445" numCol="1" spcCol="1270" anchor="ctr" anchorCtr="0">
+          <a:noAutofit/>
+        </a:bodyPr>
+        <a:lstStyle/>
+        <a:p>
+          <a:pPr marL="0" lvl="0" indent="0" algn="ctr" defTabSz="311150">
+            <a:lnSpc>
+              <a:spcPct val="90000"/>
+            </a:lnSpc>
+            <a:spcBef>
+              <a:spcPct val="0"/>
+            </a:spcBef>
+            <a:spcAft>
+              <a:spcPct val="35000"/>
+            </a:spcAft>
+            <a:buNone/>
+          </a:pPr>
+          <a:r>
+            <a:rPr lang="en-GB" sz="700" kern="1200"/>
+            <a:t>Check file follows syntax</a:t>
+          </a:r>
+        </a:p>
+      </dsp:txBody>
+      <dsp:txXfrm>
+        <a:off x="8598287" y="4797298"/>
+        <a:ext cx="815704" cy="407852"/>
+      </dsp:txXfrm>
+    </dsp:sp>
+    <dsp:sp modelId="{5F8762E0-A6D8-409D-82CE-61F0AEBF53E5}">
+      <dsp:nvSpPr>
+        <dsp:cNvPr id="0" name=""/>
+        <dsp:cNvSpPr/>
+      </dsp:nvSpPr>
+      <dsp:spPr>
+        <a:xfrm>
+          <a:off x="9381364" y="2480697"/>
+          <a:ext cx="815704" cy="407852"/>
+        </a:xfrm>
+        <a:prstGeom prst="rect">
+          <a:avLst/>
+        </a:prstGeom>
+        <a:solidFill>
+          <a:schemeClr val="accent1">
+            <a:hueOff val="0"/>
+            <a:satOff val="0"/>
+            <a:lumOff val="0"/>
+            <a:alphaOff val="0"/>
+          </a:schemeClr>
+        </a:solidFill>
+        <a:ln w="12700" cap="flat" cmpd="sng" algn="ctr">
+          <a:solidFill>
+            <a:schemeClr val="lt1">
+              <a:hueOff val="0"/>
+              <a:satOff val="0"/>
+              <a:lumOff val="0"/>
+              <a:alphaOff val="0"/>
+            </a:schemeClr>
+          </a:solidFill>
+          <a:prstDash val="solid"/>
+          <a:miter lim="800000"/>
+        </a:ln>
+        <a:effectLst/>
+      </dsp:spPr>
+      <dsp:style>
+        <a:lnRef idx="2">
+          <a:scrgbClr r="0" g="0" b="0"/>
+        </a:lnRef>
+        <a:fillRef idx="1">
+          <a:scrgbClr r="0" g="0" b="0"/>
+        </a:fillRef>
+        <a:effectRef idx="0">
+          <a:scrgbClr r="0" g="0" b="0"/>
+        </a:effectRef>
+        <a:fontRef idx="minor">
+          <a:schemeClr val="lt1"/>
+        </a:fontRef>
+      </dsp:style>
+      <dsp:txBody>
+        <a:bodyPr spcFirstLastPara="0" vert="horz" wrap="square" lIns="4445" tIns="4445" rIns="4445" bIns="4445" numCol="1" spcCol="1270" anchor="ctr" anchorCtr="0">
+          <a:noAutofit/>
+        </a:bodyPr>
+        <a:lstStyle/>
+        <a:p>
+          <a:pPr marL="0" lvl="0" indent="0" algn="ctr" defTabSz="311150">
+            <a:lnSpc>
+              <a:spcPct val="90000"/>
+            </a:lnSpc>
+            <a:spcBef>
+              <a:spcPct val="0"/>
+            </a:spcBef>
+            <a:spcAft>
+              <a:spcPct val="35000"/>
+            </a:spcAft>
+            <a:buNone/>
+          </a:pPr>
+          <a:r>
+            <a:rPr lang="en-GB" sz="700" kern="1200"/>
+            <a:t>Install compilation method?</a:t>
+          </a:r>
+        </a:p>
+      </dsp:txBody>
+      <dsp:txXfrm>
+        <a:off x="9381364" y="2480697"/>
+        <a:ext cx="815704" cy="407852"/>
       </dsp:txXfrm>
     </dsp:sp>
   </dsp:spTree>
